--- a/Documentos Base/Sprint 6 documentacion/Sprint_06_Retrospectiva_ICARO_V2.docx
+++ b/Documentos Base/Sprint 6 documentacion/Sprint_06_Retrospectiva_ICARO_V2.docx
@@ -4,6 +4,7 @@
   <w:body>
     <w:p>
       <w:pPr>
+        <w:spacing w:after="0"/>
         <w:jc w:val="center"/>
       </w:pPr>
       <w:r>
@@ -18,6 +19,7 @@
     </w:p>
     <w:p>
       <w:pPr>
+        <w:spacing w:after="0"/>
         <w:jc w:val="center"/>
       </w:pPr>
       <w:r>
@@ -31,7 +33,13 @@
     </w:p>
     <w:p>
       <w:pPr>
+        <w:spacing w:after="0"/>
         <w:jc w:val="center"/>
+        <w:rPr>
+          <w:rFonts w:ascii="Calibri" w:hAnsi="Calibri"/>
+          <w:color w:val="595959"/>
+          <w:sz w:val="18"/>
+        </w:rPr>
       </w:pPr>
       <w:r>
         <w:rPr>
@@ -39,7 +47,23 @@
           <w:color w:val="595959"/>
           <w:sz w:val="18"/>
         </w:rPr>
-        <w:t>Código: RET-SPR-06 | Versión: 2 | Fecha: 20/05/2026</w:t>
+        <w:t>Código: RET-SPR-06 | Versión: 2 | Fecha: 2</w:t>
+      </w:r>
+      <w:r>
+        <w:rPr>
+          <w:rFonts w:ascii="Calibri" w:hAnsi="Calibri"/>
+          <w:color w:val="595959"/>
+          <w:sz w:val="18"/>
+        </w:rPr>
+        <w:t>3</w:t>
+      </w:r>
+      <w:r>
+        <w:rPr>
+          <w:rFonts w:ascii="Calibri" w:hAnsi="Calibri"/>
+          <w:color w:val="595959"/>
+          <w:sz w:val="18"/>
+        </w:rPr>
+        <w:t>/05/2026</w:t>
       </w:r>
     </w:p>
     <w:p>
@@ -60,13 +84,13 @@
         <w:tblLook w:val="04A0" w:firstRow="1" w:lastRow="0" w:firstColumn="1" w:lastColumn="0" w:noHBand="0" w:noVBand="1"/>
       </w:tblPr>
       <w:tblGrid>
-        <w:gridCol w:w="4703"/>
-        <w:gridCol w:w="4703"/>
+        <w:gridCol w:w="2660"/>
+        <w:gridCol w:w="6746"/>
       </w:tblGrid>
       <w:tr>
         <w:tc>
           <w:tcPr>
-            <w:tcW w:w="4703" w:type="dxa"/>
+            <w:tcW w:w="2660" w:type="dxa"/>
             <w:shd w:val="clear" w:color="auto" w:fill="D9E1F2"/>
           </w:tcPr>
           <w:p>
@@ -83,7 +107,7 @@
         </w:tc>
         <w:tc>
           <w:tcPr>
-            <w:tcW w:w="4703" w:type="dxa"/>
+            <w:tcW w:w="6746" w:type="dxa"/>
           </w:tcPr>
           <w:p>
             <w:r>
@@ -100,7 +124,7 @@
       <w:tr>
         <w:tc>
           <w:tcPr>
-            <w:tcW w:w="4703" w:type="dxa"/>
+            <w:tcW w:w="2660" w:type="dxa"/>
             <w:shd w:val="clear" w:color="auto" w:fill="D9E1F2"/>
           </w:tcPr>
           <w:p>
@@ -117,7 +141,7 @@
         </w:tc>
         <w:tc>
           <w:tcPr>
-            <w:tcW w:w="4703" w:type="dxa"/>
+            <w:tcW w:w="6746" w:type="dxa"/>
           </w:tcPr>
           <w:p>
             <w:r>
@@ -134,7 +158,7 @@
       <w:tr>
         <w:tc>
           <w:tcPr>
-            <w:tcW w:w="4703" w:type="dxa"/>
+            <w:tcW w:w="2660" w:type="dxa"/>
             <w:shd w:val="clear" w:color="auto" w:fill="D9E1F2"/>
           </w:tcPr>
           <w:p>
@@ -151,7 +175,7 @@
         </w:tc>
         <w:tc>
           <w:tcPr>
-            <w:tcW w:w="4703" w:type="dxa"/>
+            <w:tcW w:w="6746" w:type="dxa"/>
           </w:tcPr>
           <w:p>
             <w:r>
@@ -168,7 +192,7 @@
       <w:tr>
         <w:tc>
           <w:tcPr>
-            <w:tcW w:w="4703" w:type="dxa"/>
+            <w:tcW w:w="2660" w:type="dxa"/>
             <w:shd w:val="clear" w:color="auto" w:fill="D9E1F2"/>
           </w:tcPr>
           <w:p>
@@ -185,7 +209,7 @@
         </w:tc>
         <w:tc>
           <w:tcPr>
-            <w:tcW w:w="4703" w:type="dxa"/>
+            <w:tcW w:w="6746" w:type="dxa"/>
           </w:tcPr>
           <w:p>
             <w:r>
@@ -194,7 +218,23 @@
                 <w:color w:val="000000"/>
                 <w:sz w:val="20"/>
               </w:rPr>
-              <w:t>20/05/2026</w:t>
+              <w:t>2</w:t>
+            </w:r>
+            <w:r>
+              <w:rPr>
+                <w:rFonts w:ascii="Calibri" w:hAnsi="Calibri"/>
+                <w:color w:val="000000"/>
+                <w:sz w:val="20"/>
+              </w:rPr>
+              <w:t>3</w:t>
+            </w:r>
+            <w:r>
+              <w:rPr>
+                <w:rFonts w:ascii="Calibri" w:hAnsi="Calibri"/>
+                <w:color w:val="000000"/>
+                <w:sz w:val="20"/>
+              </w:rPr>
+              <w:t>/05/2026</w:t>
             </w:r>
           </w:p>
         </w:tc>
@@ -202,7 +242,7 @@
       <w:tr>
         <w:tc>
           <w:tcPr>
-            <w:tcW w:w="4703" w:type="dxa"/>
+            <w:tcW w:w="2660" w:type="dxa"/>
             <w:shd w:val="clear" w:color="auto" w:fill="D9E1F2"/>
           </w:tcPr>
           <w:p>
@@ -219,7 +259,7 @@
         </w:tc>
         <w:tc>
           <w:tcPr>
-            <w:tcW w:w="4703" w:type="dxa"/>
+            <w:tcW w:w="6746" w:type="dxa"/>
           </w:tcPr>
           <w:p>
             <w:r>
@@ -236,7 +276,7 @@
       <w:tr>
         <w:tc>
           <w:tcPr>
-            <w:tcW w:w="4703" w:type="dxa"/>
+            <w:tcW w:w="2660" w:type="dxa"/>
             <w:shd w:val="clear" w:color="auto" w:fill="D9E1F2"/>
           </w:tcPr>
           <w:p>
@@ -253,7 +293,7 @@
         </w:tc>
         <w:tc>
           <w:tcPr>
-            <w:tcW w:w="4703" w:type="dxa"/>
+            <w:tcW w:w="6746" w:type="dxa"/>
           </w:tcPr>
           <w:p>
             <w:r>
@@ -270,7 +310,7 @@
       <w:tr>
         <w:tc>
           <w:tcPr>
-            <w:tcW w:w="4703" w:type="dxa"/>
+            <w:tcW w:w="2660" w:type="dxa"/>
             <w:shd w:val="clear" w:color="auto" w:fill="D9E1F2"/>
           </w:tcPr>
           <w:p>
@@ -287,7 +327,7 @@
         </w:tc>
         <w:tc>
           <w:tcPr>
-            <w:tcW w:w="4703" w:type="dxa"/>
+            <w:tcW w:w="6746" w:type="dxa"/>
           </w:tcPr>
           <w:p>
             <w:r>
@@ -310,15 +350,15 @@
         <w:tblLook w:val="04A0" w:firstRow="1" w:lastRow="0" w:firstColumn="1" w:lastColumn="0" w:noHBand="0" w:noVBand="1"/>
       </w:tblPr>
       <w:tblGrid>
-        <w:gridCol w:w="2351"/>
-        <w:gridCol w:w="2351"/>
-        <w:gridCol w:w="2351"/>
-        <w:gridCol w:w="2351"/>
+        <w:gridCol w:w="1384"/>
+        <w:gridCol w:w="1182"/>
+        <w:gridCol w:w="2362"/>
+        <w:gridCol w:w="4485"/>
       </w:tblGrid>
       <w:tr>
         <w:tc>
           <w:tcPr>
-            <w:tcW w:w="2351" w:type="dxa"/>
+            <w:tcW w:w="1384" w:type="dxa"/>
             <w:shd w:val="clear" w:color="auto" w:fill="1F3864"/>
           </w:tcPr>
           <w:p>
@@ -338,7 +378,7 @@
         </w:tc>
         <w:tc>
           <w:tcPr>
-            <w:tcW w:w="2351" w:type="dxa"/>
+            <w:tcW w:w="1182" w:type="dxa"/>
             <w:shd w:val="clear" w:color="auto" w:fill="1F3864"/>
           </w:tcPr>
           <w:p>
@@ -358,7 +398,7 @@
         </w:tc>
         <w:tc>
           <w:tcPr>
-            <w:tcW w:w="2351" w:type="dxa"/>
+            <w:tcW w:w="2362" w:type="dxa"/>
             <w:shd w:val="clear" w:color="auto" w:fill="1F3864"/>
           </w:tcPr>
           <w:p>
@@ -378,7 +418,7 @@
         </w:tc>
         <w:tc>
           <w:tcPr>
-            <w:tcW w:w="2351" w:type="dxa"/>
+            <w:tcW w:w="4485" w:type="dxa"/>
             <w:shd w:val="clear" w:color="auto" w:fill="1F3864"/>
           </w:tcPr>
           <w:p>
@@ -400,7 +440,7 @@
       <w:tr>
         <w:tc>
           <w:tcPr>
-            <w:tcW w:w="2351" w:type="dxa"/>
+            <w:tcW w:w="1384" w:type="dxa"/>
           </w:tcPr>
           <w:p>
             <w:r>
@@ -410,7 +450,7 @@
         </w:tc>
         <w:tc>
           <w:tcPr>
-            <w:tcW w:w="2351" w:type="dxa"/>
+            <w:tcW w:w="1182" w:type="dxa"/>
           </w:tcPr>
           <w:p>
             <w:r>
@@ -419,28 +459,44 @@
                 <w:color w:val="000000"/>
                 <w:sz w:val="20"/>
               </w:rPr>
-              <w:t>20/05/2026</w:t>
-            </w:r>
-          </w:p>
-        </w:tc>
-        <w:tc>
-          <w:tcPr>
-            <w:tcW w:w="2351" w:type="dxa"/>
-          </w:tcPr>
-          <w:p>
+              <w:t>2</w:t>
+            </w:r>
             <w:r>
               <w:rPr>
                 <w:rFonts w:ascii="Calibri" w:hAnsi="Calibri"/>
                 <w:color w:val="000000"/>
                 <w:sz w:val="20"/>
               </w:rPr>
+              <w:t>3</w:t>
+            </w:r>
+            <w:r>
+              <w:rPr>
+                <w:rFonts w:ascii="Calibri" w:hAnsi="Calibri"/>
+                <w:color w:val="000000"/>
+                <w:sz w:val="20"/>
+              </w:rPr>
+              <w:t>/05/2026</w:t>
+            </w:r>
+          </w:p>
+        </w:tc>
+        <w:tc>
+          <w:tcPr>
+            <w:tcW w:w="2362" w:type="dxa"/>
+          </w:tcPr>
+          <w:p>
+            <w:r>
+              <w:rPr>
+                <w:rFonts w:ascii="Calibri" w:hAnsi="Calibri"/>
+                <w:color w:val="000000"/>
+                <w:sz w:val="20"/>
+              </w:rPr>
               <w:t>Ivan Santiago Pulgar Leon</w:t>
             </w:r>
           </w:p>
         </w:tc>
         <w:tc>
           <w:tcPr>
-            <w:tcW w:w="2351" w:type="dxa"/>
+            <w:tcW w:w="4485" w:type="dxa"/>
           </w:tcPr>
           <w:p>
             <w:r>
@@ -473,13 +529,13 @@
         <w:tblLook w:val="04A0" w:firstRow="1" w:lastRow="0" w:firstColumn="1" w:lastColumn="0" w:noHBand="0" w:noVBand="1"/>
       </w:tblPr>
       <w:tblGrid>
-        <w:gridCol w:w="4703"/>
-        <w:gridCol w:w="4703"/>
+        <w:gridCol w:w="3227"/>
+        <w:gridCol w:w="6179"/>
       </w:tblGrid>
       <w:tr>
         <w:tc>
           <w:tcPr>
-            <w:tcW w:w="4703" w:type="dxa"/>
+            <w:tcW w:w="3227" w:type="dxa"/>
             <w:shd w:val="clear" w:color="auto" w:fill="D9E1F2"/>
           </w:tcPr>
           <w:p>
@@ -496,7 +552,7 @@
         </w:tc>
         <w:tc>
           <w:tcPr>
-            <w:tcW w:w="4703" w:type="dxa"/>
+            <w:tcW w:w="6179" w:type="dxa"/>
           </w:tcPr>
           <w:p>
             <w:r>
@@ -513,7 +569,7 @@
       <w:tr>
         <w:tc>
           <w:tcPr>
-            <w:tcW w:w="4703" w:type="dxa"/>
+            <w:tcW w:w="3227" w:type="dxa"/>
             <w:shd w:val="clear" w:color="auto" w:fill="D9E1F2"/>
           </w:tcPr>
           <w:p>
@@ -530,7 +586,7 @@
         </w:tc>
         <w:tc>
           <w:tcPr>
-            <w:tcW w:w="4703" w:type="dxa"/>
+            <w:tcW w:w="6179" w:type="dxa"/>
           </w:tcPr>
           <w:p>
             <w:r>
@@ -547,7 +603,7 @@
       <w:tr>
         <w:tc>
           <w:tcPr>
-            <w:tcW w:w="4703" w:type="dxa"/>
+            <w:tcW w:w="3227" w:type="dxa"/>
             <w:shd w:val="clear" w:color="auto" w:fill="D9E1F2"/>
           </w:tcPr>
           <w:p>
@@ -564,7 +620,7 @@
         </w:tc>
         <w:tc>
           <w:tcPr>
-            <w:tcW w:w="4703" w:type="dxa"/>
+            <w:tcW w:w="6179" w:type="dxa"/>
           </w:tcPr>
           <w:p>
             <w:r>
@@ -573,7 +629,23 @@
                 <w:color w:val="000000"/>
                 <w:sz w:val="20"/>
               </w:rPr>
-              <w:t>17/05/2026</w:t>
+              <w:t>1</w:t>
+            </w:r>
+            <w:r>
+              <w:rPr>
+                <w:rFonts w:ascii="Calibri" w:hAnsi="Calibri"/>
+                <w:color w:val="000000"/>
+                <w:sz w:val="20"/>
+              </w:rPr>
+              <w:t>8</w:t>
+            </w:r>
+            <w:r>
+              <w:rPr>
+                <w:rFonts w:ascii="Calibri" w:hAnsi="Calibri"/>
+                <w:color w:val="000000"/>
+                <w:sz w:val="20"/>
+              </w:rPr>
+              <w:t>/05/2026</w:t>
             </w:r>
           </w:p>
         </w:tc>
@@ -581,7 +653,7 @@
       <w:tr>
         <w:tc>
           <w:tcPr>
-            <w:tcW w:w="4703" w:type="dxa"/>
+            <w:tcW w:w="3227" w:type="dxa"/>
             <w:shd w:val="clear" w:color="auto" w:fill="D9E1F2"/>
           </w:tcPr>
           <w:p>
@@ -598,7 +670,7 @@
         </w:tc>
         <w:tc>
           <w:tcPr>
-            <w:tcW w:w="4703" w:type="dxa"/>
+            <w:tcW w:w="6179" w:type="dxa"/>
           </w:tcPr>
           <w:p>
             <w:r>
@@ -615,7 +687,7 @@
       <w:tr>
         <w:tc>
           <w:tcPr>
-            <w:tcW w:w="4703" w:type="dxa"/>
+            <w:tcW w:w="3227" w:type="dxa"/>
             <w:shd w:val="clear" w:color="auto" w:fill="D9E1F2"/>
           </w:tcPr>
           <w:p>
@@ -632,7 +704,7 @@
         </w:tc>
         <w:tc>
           <w:tcPr>
-            <w:tcW w:w="4703" w:type="dxa"/>
+            <w:tcW w:w="6179" w:type="dxa"/>
           </w:tcPr>
           <w:p>
             <w:r>
@@ -649,7 +721,7 @@
       <w:tr>
         <w:tc>
           <w:tcPr>
-            <w:tcW w:w="4703" w:type="dxa"/>
+            <w:tcW w:w="3227" w:type="dxa"/>
             <w:shd w:val="clear" w:color="auto" w:fill="D9E1F2"/>
           </w:tcPr>
           <w:p>
@@ -666,7 +738,7 @@
         </w:tc>
         <w:tc>
           <w:tcPr>
-            <w:tcW w:w="4703" w:type="dxa"/>
+            <w:tcW w:w="6179" w:type="dxa"/>
           </w:tcPr>
           <w:p>
             <w:r>
@@ -675,7 +747,25 @@
                 <w:color w:val="000000"/>
                 <w:sz w:val="20"/>
               </w:rPr>
-              <w:t>Catálogo de Materiales, Gestión de Proyectos, Requerimientos de Compra, NotificationService, Bandeja Gerencial</w:t>
+              <w:t xml:space="preserve">Catálogo de Materiales, Gestión de Proyectos, Requerimientos de Compra, </w:t>
+            </w:r>
+            <w:proofErr w:type="spellStart"/>
+            <w:r>
+              <w:rPr>
+                <w:rFonts w:ascii="Calibri" w:hAnsi="Calibri"/>
+                <w:color w:val="000000"/>
+                <w:sz w:val="20"/>
+              </w:rPr>
+              <w:t>NotificationService</w:t>
+            </w:r>
+            <w:proofErr w:type="spellEnd"/>
+            <w:r>
+              <w:rPr>
+                <w:rFonts w:ascii="Calibri" w:hAnsi="Calibri"/>
+                <w:color w:val="000000"/>
+                <w:sz w:val="20"/>
+              </w:rPr>
+              <w:t>, Bandeja Gerencial</w:t>
             </w:r>
           </w:p>
         </w:tc>
@@ -1037,7 +1127,6 @@
                 <w:color w:val="000000"/>
                 <w:sz w:val="18"/>
               </w:rPr>
-              <w:lastRenderedPageBreak/>
               <w:t>1</w:t>
             </w:r>
           </w:p>
@@ -1069,12 +1158,21 @@
             </w:pPr>
             <w:r>
               <w:rPr>
-                <w:rFonts w:ascii="Calibri" w:hAnsi="Calibri"/>
+                <w:rFonts w:ascii="Segoe UI Symbol" w:hAnsi="Segoe UI Symbol" w:cs="Segoe UI Symbol"/>
                 <w:b/>
                 <w:color w:val="000000"/>
                 <w:sz w:val="18"/>
               </w:rPr>
-              <w:t>✔ Cumplido</w:t>
+              <w:t>✔</w:t>
+            </w:r>
+            <w:r>
+              <w:rPr>
+                <w:rFonts w:ascii="Calibri" w:hAnsi="Calibri"/>
+                <w:b/>
+                <w:color w:val="000000"/>
+                <w:sz w:val="18"/>
+              </w:rPr>
+              <w:t xml:space="preserve"> Cumplido</w:t>
             </w:r>
           </w:p>
         </w:tc>
@@ -1126,12 +1224,21 @@
             </w:pPr>
             <w:r>
               <w:rPr>
-                <w:rFonts w:ascii="Calibri" w:hAnsi="Calibri"/>
+                <w:rFonts w:ascii="Segoe UI Symbol" w:hAnsi="Segoe UI Symbol" w:cs="Segoe UI Symbol"/>
                 <w:b/>
                 <w:color w:val="000000"/>
                 <w:sz w:val="18"/>
               </w:rPr>
-              <w:t>✔ Cumplido</w:t>
+              <w:t>✔</w:t>
+            </w:r>
+            <w:r>
+              <w:rPr>
+                <w:rFonts w:ascii="Calibri" w:hAnsi="Calibri"/>
+                <w:b/>
+                <w:color w:val="000000"/>
+                <w:sz w:val="18"/>
+              </w:rPr>
+              <w:t xml:space="preserve"> Cumplido</w:t>
             </w:r>
           </w:p>
         </w:tc>
@@ -1183,12 +1290,21 @@
             </w:pPr>
             <w:r>
               <w:rPr>
-                <w:rFonts w:ascii="Calibri" w:hAnsi="Calibri"/>
+                <w:rFonts w:ascii="Segoe UI Symbol" w:hAnsi="Segoe UI Symbol" w:cs="Segoe UI Symbol"/>
                 <w:b/>
                 <w:color w:val="000000"/>
                 <w:sz w:val="18"/>
               </w:rPr>
-              <w:t>✔ Cumplido</w:t>
+              <w:t>✔</w:t>
+            </w:r>
+            <w:r>
+              <w:rPr>
+                <w:rFonts w:ascii="Calibri" w:hAnsi="Calibri"/>
+                <w:b/>
+                <w:color w:val="000000"/>
+                <w:sz w:val="18"/>
+              </w:rPr>
+              <w:t xml:space="preserve"> Cumplido</w:t>
             </w:r>
           </w:p>
         </w:tc>
@@ -1225,7 +1341,16 @@
                 <w:color w:val="000000"/>
                 <w:sz w:val="18"/>
               </w:rPr>
-              <w:t>Estado inicial EN_REVISION asignado correctamente al crear un requerimiento.</w:t>
+              <w:t xml:space="preserve">Estado inicial EN_REVISION asignado correctamente al crear un </w:t>
+            </w:r>
+            <w:r>
+              <w:rPr>
+                <w:rFonts w:ascii="Calibri" w:hAnsi="Calibri"/>
+                <w:color w:val="000000"/>
+                <w:sz w:val="18"/>
+              </w:rPr>
+              <w:lastRenderedPageBreak/>
+              <w:t>requerimiento.</w:t>
             </w:r>
           </w:p>
         </w:tc>
@@ -1240,12 +1365,22 @@
             </w:pPr>
             <w:r>
               <w:rPr>
-                <w:rFonts w:ascii="Calibri" w:hAnsi="Calibri"/>
+                <w:rFonts w:ascii="Segoe UI Symbol" w:hAnsi="Segoe UI Symbol" w:cs="Segoe UI Symbol"/>
                 <w:b/>
                 <w:color w:val="000000"/>
                 <w:sz w:val="18"/>
               </w:rPr>
-              <w:t>✔ Cumplido</w:t>
+              <w:lastRenderedPageBreak/>
+              <w:t>✔</w:t>
+            </w:r>
+            <w:r>
+              <w:rPr>
+                <w:rFonts w:ascii="Calibri" w:hAnsi="Calibri"/>
+                <w:b/>
+                <w:color w:val="000000"/>
+                <w:sz w:val="18"/>
+              </w:rPr>
+              <w:t xml:space="preserve"> Cumplido</w:t>
             </w:r>
           </w:p>
         </w:tc>
@@ -1276,13 +1411,77 @@
             <w:shd w:val="clear" w:color="auto" w:fill="F2F2F2"/>
           </w:tcPr>
           <w:p>
-            <w:r>
-              <w:rPr>
-                <w:rFonts w:ascii="Calibri" w:hAnsi="Calibri"/>
-                <w:color w:val="000000"/>
-                <w:sz w:val="18"/>
-              </w:rPr>
-              <w:t>NotificationService operativo con evento 'requerimiento:creado' en modo fire-and-forget.</w:t>
+            <w:proofErr w:type="spellStart"/>
+            <w:r>
+              <w:rPr>
+                <w:rFonts w:ascii="Calibri" w:hAnsi="Calibri"/>
+                <w:color w:val="000000"/>
+                <w:sz w:val="18"/>
+              </w:rPr>
+              <w:t>NotificationService</w:t>
+            </w:r>
+            <w:proofErr w:type="spellEnd"/>
+            <w:r>
+              <w:rPr>
+                <w:rFonts w:ascii="Calibri" w:hAnsi="Calibri"/>
+                <w:color w:val="000000"/>
+                <w:sz w:val="18"/>
+              </w:rPr>
+              <w:t xml:space="preserve"> operativo con evento '</w:t>
+            </w:r>
+            <w:proofErr w:type="spellStart"/>
+            <w:r>
+              <w:rPr>
+                <w:rFonts w:ascii="Calibri" w:hAnsi="Calibri"/>
+                <w:color w:val="000000"/>
+                <w:sz w:val="18"/>
+              </w:rPr>
+              <w:t>requerimiento:creado</w:t>
+            </w:r>
+            <w:proofErr w:type="spellEnd"/>
+            <w:r>
+              <w:rPr>
+                <w:rFonts w:ascii="Calibri" w:hAnsi="Calibri"/>
+                <w:color w:val="000000"/>
+                <w:sz w:val="18"/>
+              </w:rPr>
+              <w:t xml:space="preserve">' en modo </w:t>
+            </w:r>
+            <w:proofErr w:type="spellStart"/>
+            <w:r>
+              <w:rPr>
+                <w:rFonts w:ascii="Calibri" w:hAnsi="Calibri"/>
+                <w:color w:val="000000"/>
+                <w:sz w:val="18"/>
+              </w:rPr>
+              <w:t>fire</w:t>
+            </w:r>
+            <w:proofErr w:type="spellEnd"/>
+            <w:r>
+              <w:rPr>
+                <w:rFonts w:ascii="Calibri" w:hAnsi="Calibri"/>
+                <w:color w:val="000000"/>
+                <w:sz w:val="18"/>
+              </w:rPr>
+              <w:t>-and-</w:t>
+            </w:r>
+            <w:proofErr w:type="spellStart"/>
+            <w:r>
+              <w:rPr>
+                <w:rFonts w:ascii="Calibri" w:hAnsi="Calibri"/>
+                <w:color w:val="000000"/>
+                <w:sz w:val="18"/>
+              </w:rPr>
+              <w:t>forget</w:t>
+            </w:r>
+            <w:proofErr w:type="spellEnd"/>
+            <w:r>
+              <w:rPr>
+                <w:rFonts w:ascii="Calibri" w:hAnsi="Calibri"/>
+                <w:color w:val="000000"/>
+                <w:sz w:val="18"/>
+              </w:rPr>
+              <w:t>.</w:t>
             </w:r>
           </w:p>
         </w:tc>
@@ -1297,12 +1496,21 @@
             </w:pPr>
             <w:r>
               <w:rPr>
-                <w:rFonts w:ascii="Calibri" w:hAnsi="Calibri"/>
+                <w:rFonts w:ascii="Segoe UI Symbol" w:hAnsi="Segoe UI Symbol" w:cs="Segoe UI Symbol"/>
                 <w:b/>
                 <w:color w:val="000000"/>
                 <w:sz w:val="18"/>
               </w:rPr>
-              <w:t>✔ Cumplido</w:t>
+              <w:t>✔</w:t>
+            </w:r>
+            <w:r>
+              <w:rPr>
+                <w:rFonts w:ascii="Calibri" w:hAnsi="Calibri"/>
+                <w:b/>
+                <w:color w:val="000000"/>
+                <w:sz w:val="18"/>
+              </w:rPr>
+              <w:t xml:space="preserve"> Cumplido</w:t>
             </w:r>
           </w:p>
         </w:tc>
@@ -1354,12 +1562,21 @@
             </w:pPr>
             <w:r>
               <w:rPr>
-                <w:rFonts w:ascii="Calibri" w:hAnsi="Calibri"/>
+                <w:rFonts w:ascii="Segoe UI Symbol" w:hAnsi="Segoe UI Symbol" w:cs="Segoe UI Symbol"/>
                 <w:b/>
                 <w:color w:val="000000"/>
                 <w:sz w:val="18"/>
               </w:rPr>
-              <w:t>✔ Cumplido</w:t>
+              <w:t>✔</w:t>
+            </w:r>
+            <w:r>
+              <w:rPr>
+                <w:rFonts w:ascii="Calibri" w:hAnsi="Calibri"/>
+                <w:b/>
+                <w:color w:val="000000"/>
+                <w:sz w:val="18"/>
+              </w:rPr>
+              <w:t xml:space="preserve"> Cumplido</w:t>
             </w:r>
           </w:p>
         </w:tc>
@@ -1411,12 +1628,21 @@
             </w:pPr>
             <w:r>
               <w:rPr>
-                <w:rFonts w:ascii="Calibri" w:hAnsi="Calibri"/>
+                <w:rFonts w:ascii="Segoe UI Symbol" w:hAnsi="Segoe UI Symbol" w:cs="Segoe UI Symbol"/>
                 <w:b/>
                 <w:color w:val="000000"/>
                 <w:sz w:val="18"/>
               </w:rPr>
-              <w:t>✔ Cumplido</w:t>
+              <w:t>✔</w:t>
+            </w:r>
+            <w:r>
+              <w:rPr>
+                <w:rFonts w:ascii="Calibri" w:hAnsi="Calibri"/>
+                <w:b/>
+                <w:color w:val="000000"/>
+                <w:sz w:val="18"/>
+              </w:rPr>
+              <w:t xml:space="preserve"> Cumplido</w:t>
             </w:r>
           </w:p>
         </w:tc>
@@ -1468,12 +1694,21 @@
             </w:pPr>
             <w:r>
               <w:rPr>
-                <w:rFonts w:ascii="Calibri" w:hAnsi="Calibri"/>
+                <w:rFonts w:ascii="Segoe UI Symbol" w:hAnsi="Segoe UI Symbol" w:cs="Segoe UI Symbol"/>
                 <w:b/>
                 <w:color w:val="000000"/>
                 <w:sz w:val="18"/>
               </w:rPr>
-              <w:t>✔ Cumplido</w:t>
+              <w:t>✔</w:t>
+            </w:r>
+            <w:r>
+              <w:rPr>
+                <w:rFonts w:ascii="Calibri" w:hAnsi="Calibri"/>
+                <w:b/>
+                <w:color w:val="000000"/>
+                <w:sz w:val="18"/>
+              </w:rPr>
+              <w:t xml:space="preserve"> Cumplido</w:t>
             </w:r>
           </w:p>
         </w:tc>
@@ -1510,7 +1745,25 @@
                 <w:color w:val="000000"/>
                 <w:sz w:val="18"/>
               </w:rPr>
-              <w:t>Código revisado, versionado y commiteado en el repositorio del proyecto.</w:t>
+              <w:t xml:space="preserve">Código revisado, versionado y </w:t>
+            </w:r>
+            <w:proofErr w:type="spellStart"/>
+            <w:r>
+              <w:rPr>
+                <w:rFonts w:ascii="Calibri" w:hAnsi="Calibri"/>
+                <w:color w:val="000000"/>
+                <w:sz w:val="18"/>
+              </w:rPr>
+              <w:t>commiteado</w:t>
+            </w:r>
+            <w:proofErr w:type="spellEnd"/>
+            <w:r>
+              <w:rPr>
+                <w:rFonts w:ascii="Calibri" w:hAnsi="Calibri"/>
+                <w:color w:val="000000"/>
+                <w:sz w:val="18"/>
+              </w:rPr>
+              <w:t xml:space="preserve"> en el repositorio del proyecto.</w:t>
             </w:r>
           </w:p>
         </w:tc>
@@ -1525,12 +1778,21 @@
             </w:pPr>
             <w:r>
               <w:rPr>
-                <w:rFonts w:ascii="Calibri" w:hAnsi="Calibri"/>
+                <w:rFonts w:ascii="Segoe UI Symbol" w:hAnsi="Segoe UI Symbol" w:cs="Segoe UI Symbol"/>
                 <w:b/>
                 <w:color w:val="000000"/>
                 <w:sz w:val="18"/>
               </w:rPr>
-              <w:t>✔ Cumplido</w:t>
+              <w:t>✔</w:t>
+            </w:r>
+            <w:r>
+              <w:rPr>
+                <w:rFonts w:ascii="Calibri" w:hAnsi="Calibri"/>
+                <w:b/>
+                <w:color w:val="000000"/>
+                <w:sz w:val="18"/>
+              </w:rPr>
+              <w:t xml:space="preserve"> Cumplido</w:t>
             </w:r>
           </w:p>
         </w:tc>
@@ -2243,7 +2505,25 @@
           <w:color w:val="000000"/>
           <w:sz w:val="20"/>
         </w:rPr>
-        <w:t>A continuación se verifica el cumplimiento de cada compromiso adquirido al cierre del Sprint 05 en su sección 8.3 (Acciones concretas para el siguiente sprint). Los compromisos diferidos se incorporan al backlog del Sprint 07.</w:t>
+        <w:t xml:space="preserve">A </w:t>
+      </w:r>
+      <w:proofErr w:type="gramStart"/>
+      <w:r>
+        <w:rPr>
+          <w:rFonts w:ascii="Calibri" w:hAnsi="Calibri"/>
+          <w:color w:val="000000"/>
+          <w:sz w:val="20"/>
+        </w:rPr>
+        <w:t>continuación</w:t>
+      </w:r>
+      <w:proofErr w:type="gramEnd"/>
+      <w:r>
+        <w:rPr>
+          <w:rFonts w:ascii="Calibri" w:hAnsi="Calibri"/>
+          <w:color w:val="000000"/>
+          <w:sz w:val="20"/>
+        </w:rPr>
+        <w:t xml:space="preserve"> se verifica el cumplimiento de cada compromiso adquirido al cierre del Sprint 05 en su sección 8.3 (Acciones concretas para el siguiente sprint). Los compromisos diferidos se incorporan al backlog del Sprint 07.</w:t>
       </w:r>
     </w:p>
     <w:tbl>
@@ -2408,16 +2688,7 @@
                 <w:color w:val="000000"/>
                 <w:sz w:val="18"/>
               </w:rPr>
-              <w:t xml:space="preserve">El Sprint 06 priorizó el módulo de Requerimientos de Compra por mayor valor de negocio. Reportes y Dashboard se incorporan al </w:t>
-            </w:r>
-            <w:r>
-              <w:rPr>
-                <w:rFonts w:ascii="Calibri" w:hAnsi="Calibri"/>
-                <w:color w:val="000000"/>
-                <w:sz w:val="18"/>
-              </w:rPr>
-              <w:lastRenderedPageBreak/>
-              <w:t>backlog del Sprint 07.</w:t>
+              <w:t>El Sprint 06 priorizó el módulo de Requerimientos de Compra por mayor valor de negocio. Reportes y Dashboard se incorporan al backlog del Sprint 07.</w:t>
             </w:r>
           </w:p>
         </w:tc>
@@ -2438,7 +2709,6 @@
                 <w:color w:val="000000"/>
                 <w:sz w:val="18"/>
               </w:rPr>
-              <w:lastRenderedPageBreak/>
               <w:t>2</w:t>
             </w:r>
           </w:p>
@@ -2564,7 +2834,43 @@
                 <w:color w:val="000000"/>
                 <w:sz w:val="18"/>
               </w:rPr>
-              <w:t>Se implementó el patrón de mock (jest.mock Prisma) que permite ejecutar las 18 pruebas del Sprint 05 sin BD activa. La integración completa con BD real queda pendiente para Sprint 07.</w:t>
+              <w:t xml:space="preserve">Se implementó el patrón de </w:t>
+            </w:r>
+            <w:proofErr w:type="spellStart"/>
+            <w:r>
+              <w:rPr>
+                <w:rFonts w:ascii="Calibri" w:hAnsi="Calibri"/>
+                <w:color w:val="000000"/>
+                <w:sz w:val="18"/>
+              </w:rPr>
+              <w:t>mock</w:t>
+            </w:r>
+            <w:proofErr w:type="spellEnd"/>
+            <w:r>
+              <w:rPr>
+                <w:rFonts w:ascii="Calibri" w:hAnsi="Calibri"/>
+                <w:color w:val="000000"/>
+                <w:sz w:val="18"/>
+              </w:rPr>
+              <w:t xml:space="preserve"> (</w:t>
+            </w:r>
+            <w:proofErr w:type="spellStart"/>
+            <w:r>
+              <w:rPr>
+                <w:rFonts w:ascii="Calibri" w:hAnsi="Calibri"/>
+                <w:color w:val="000000"/>
+                <w:sz w:val="18"/>
+              </w:rPr>
+              <w:t>jest.mock</w:t>
+            </w:r>
+            <w:proofErr w:type="spellEnd"/>
+            <w:r>
+              <w:rPr>
+                <w:rFonts w:ascii="Calibri" w:hAnsi="Calibri"/>
+                <w:color w:val="000000"/>
+                <w:sz w:val="18"/>
+              </w:rPr>
+              <w:t xml:space="preserve"> Prisma) que permite ejecutar las 18 pruebas del Sprint 05 sin BD activa. La integración completa con BD real queda pendiente para Sprint 07.</w:t>
             </w:r>
           </w:p>
         </w:tc>
@@ -2601,7 +2907,16 @@
                 <w:color w:val="000000"/>
                 <w:sz w:val="18"/>
               </w:rPr>
-              <w:t>Implementar exportación de reportes en formato Excel (xlsx).</w:t>
+              <w:t xml:space="preserve">Implementar exportación de reportes en formato Excel </w:t>
+            </w:r>
+            <w:r>
+              <w:rPr>
+                <w:rFonts w:ascii="Calibri" w:hAnsi="Calibri"/>
+                <w:color w:val="000000"/>
+                <w:sz w:val="18"/>
+              </w:rPr>
+              <w:lastRenderedPageBreak/>
+              <w:t>(xlsx).</w:t>
             </w:r>
           </w:p>
         </w:tc>
@@ -2621,6 +2936,7 @@
                 <w:color w:val="000000"/>
                 <w:sz w:val="18"/>
               </w:rPr>
+              <w:lastRenderedPageBreak/>
               <w:t>DIFERIDO</w:t>
             </w:r>
           </w:p>
@@ -2637,7 +2953,16 @@
                 <w:color w:val="000000"/>
                 <w:sz w:val="18"/>
               </w:rPr>
-              <w:t>El módulo de reportes no fue abordado en Sprint 06 (prioridad requerimientos de compra). Se incorpora al Sprint 07 junto con el Dashboard.</w:t>
+              <w:t xml:space="preserve">El módulo de reportes no fue abordado en Sprint 06 </w:t>
+            </w:r>
+            <w:r>
+              <w:rPr>
+                <w:rFonts w:ascii="Calibri" w:hAnsi="Calibri"/>
+                <w:color w:val="000000"/>
+                <w:sz w:val="18"/>
+              </w:rPr>
+              <w:lastRenderedPageBreak/>
+              <w:t>(prioridad requerimientos de compra). Se incorpora al Sprint 07 junto con el Dashboard.</w:t>
             </w:r>
           </w:p>
         </w:tc>
@@ -2658,6 +2983,7 @@
                 <w:color w:val="000000"/>
                 <w:sz w:val="18"/>
               </w:rPr>
+              <w:lastRenderedPageBreak/>
               <w:t>5</w:t>
             </w:r>
           </w:p>
@@ -2978,7 +3304,27 @@
                 <w:color w:val="000000"/>
                 <w:sz w:val="18"/>
               </w:rPr>
-              <w:t>Patrón EventEmitter sin fricción</w:t>
+              <w:t xml:space="preserve">Patrón </w:t>
+            </w:r>
+            <w:proofErr w:type="spellStart"/>
+            <w:r>
+              <w:rPr>
+                <w:rFonts w:ascii="Calibri" w:hAnsi="Calibri"/>
+                <w:b/>
+                <w:color w:val="000000"/>
+                <w:sz w:val="18"/>
+              </w:rPr>
+              <w:t>EventEmitter</w:t>
+            </w:r>
+            <w:proofErr w:type="spellEnd"/>
+            <w:r>
+              <w:rPr>
+                <w:rFonts w:ascii="Calibri" w:hAnsi="Calibri"/>
+                <w:b/>
+                <w:color w:val="000000"/>
+                <w:sz w:val="18"/>
+              </w:rPr>
+              <w:t xml:space="preserve"> sin fricción</w:t>
             </w:r>
           </w:p>
         </w:tc>
@@ -2993,7 +3339,61 @@
                 <w:color w:val="000000"/>
                 <w:sz w:val="18"/>
               </w:rPr>
-              <w:t>La integración de NotificationService con EventEmitter siguió la arquitectura de servicios establecida en sprints anteriores sin fricción ni re-trabajo.</w:t>
+              <w:t xml:space="preserve">La integración de </w:t>
+            </w:r>
+            <w:proofErr w:type="spellStart"/>
+            <w:r>
+              <w:rPr>
+                <w:rFonts w:ascii="Calibri" w:hAnsi="Calibri"/>
+                <w:color w:val="000000"/>
+                <w:sz w:val="18"/>
+              </w:rPr>
+              <w:t>NotificationService</w:t>
+            </w:r>
+            <w:proofErr w:type="spellEnd"/>
+            <w:r>
+              <w:rPr>
+                <w:rFonts w:ascii="Calibri" w:hAnsi="Calibri"/>
+                <w:color w:val="000000"/>
+                <w:sz w:val="18"/>
+              </w:rPr>
+              <w:t xml:space="preserve"> con </w:t>
+            </w:r>
+            <w:proofErr w:type="spellStart"/>
+            <w:r>
+              <w:rPr>
+                <w:rFonts w:ascii="Calibri" w:hAnsi="Calibri"/>
+                <w:color w:val="000000"/>
+                <w:sz w:val="18"/>
+              </w:rPr>
+              <w:t>EventEmitter</w:t>
+            </w:r>
+            <w:proofErr w:type="spellEnd"/>
+            <w:r>
+              <w:rPr>
+                <w:rFonts w:ascii="Calibri" w:hAnsi="Calibri"/>
+                <w:color w:val="000000"/>
+                <w:sz w:val="18"/>
+              </w:rPr>
+              <w:t xml:space="preserve"> siguió la arquitectura de servicios establecida en sprints anteriores sin fricción ni </w:t>
+            </w:r>
+            <w:proofErr w:type="spellStart"/>
+            <w:r>
+              <w:rPr>
+                <w:rFonts w:ascii="Calibri" w:hAnsi="Calibri"/>
+                <w:color w:val="000000"/>
+                <w:sz w:val="18"/>
+              </w:rPr>
+              <w:t>re-trabajo</w:t>
+            </w:r>
+            <w:proofErr w:type="spellEnd"/>
+            <w:r>
+              <w:rPr>
+                <w:rFonts w:ascii="Calibri" w:hAnsi="Calibri"/>
+                <w:color w:val="000000"/>
+                <w:sz w:val="18"/>
+              </w:rPr>
+              <w:t>.</w:t>
             </w:r>
           </w:p>
         </w:tc>
@@ -3227,7 +3627,25 @@
                 <w:color w:val="000000"/>
                 <w:sz w:val="18"/>
               </w:rPr>
-              <w:t>Las pruebas de los Grupos 3-5 requieren BD de prueba con datos seeded; sin ella retornan 401 en vez de 403/201, lo que puede confundir en entornos CI sin BD activa.</w:t>
+              <w:t xml:space="preserve">Las pruebas de los Grupos 3-5 requieren BD de prueba con datos </w:t>
+            </w:r>
+            <w:proofErr w:type="spellStart"/>
+            <w:r>
+              <w:rPr>
+                <w:rFonts w:ascii="Calibri" w:hAnsi="Calibri"/>
+                <w:color w:val="000000"/>
+                <w:sz w:val="18"/>
+              </w:rPr>
+              <w:t>seeded</w:t>
+            </w:r>
+            <w:proofErr w:type="spellEnd"/>
+            <w:r>
+              <w:rPr>
+                <w:rFonts w:ascii="Calibri" w:hAnsi="Calibri"/>
+                <w:color w:val="000000"/>
+                <w:sz w:val="18"/>
+              </w:rPr>
+              <w:t>; sin ella retornan 401 en vez de 403/201, lo que puede confundir en entornos CI sin BD activa.</w:t>
             </w:r>
           </w:p>
         </w:tc>
@@ -3246,8 +3664,19 @@
                 <w:color w:val="000000"/>
                 <w:sz w:val="18"/>
               </w:rPr>
-              <w:t>Persistencia del NotificationService</w:t>
-            </w:r>
+              <w:t xml:space="preserve">Persistencia del </w:t>
+            </w:r>
+            <w:proofErr w:type="spellStart"/>
+            <w:r>
+              <w:rPr>
+                <w:rFonts w:ascii="Calibri" w:hAnsi="Calibri"/>
+                <w:b/>
+                <w:color w:val="000000"/>
+                <w:sz w:val="18"/>
+              </w:rPr>
+              <w:t>NotificationService</w:t>
+            </w:r>
+            <w:proofErr w:type="spellEnd"/>
           </w:p>
         </w:tc>
         <w:tc>
@@ -3261,16 +3690,43 @@
                 <w:color w:val="000000"/>
                 <w:sz w:val="18"/>
               </w:rPr>
-              <w:t xml:space="preserve">El NotificationService solo emite eventos en memoria sin </w:t>
-            </w:r>
-            <w:r>
-              <w:rPr>
-                <w:rFonts w:ascii="Calibri" w:hAnsi="Calibri"/>
-                <w:color w:val="000000"/>
-                <w:sz w:val="18"/>
-              </w:rPr>
-              <w:lastRenderedPageBreak/>
-              <w:t>persistencia en audit_log; en producción no hay trazabilidad de las notificaciones emitidas.</w:t>
+              <w:t xml:space="preserve">El </w:t>
+            </w:r>
+            <w:proofErr w:type="spellStart"/>
+            <w:r>
+              <w:rPr>
+                <w:rFonts w:ascii="Calibri" w:hAnsi="Calibri"/>
+                <w:color w:val="000000"/>
+                <w:sz w:val="18"/>
+              </w:rPr>
+              <w:t>NotificationService</w:t>
+            </w:r>
+            <w:proofErr w:type="spellEnd"/>
+            <w:r>
+              <w:rPr>
+                <w:rFonts w:ascii="Calibri" w:hAnsi="Calibri"/>
+                <w:color w:val="000000"/>
+                <w:sz w:val="18"/>
+              </w:rPr>
+              <w:t xml:space="preserve"> solo emite eventos en memoria sin persistencia en </w:t>
+            </w:r>
+            <w:proofErr w:type="spellStart"/>
+            <w:r>
+              <w:rPr>
+                <w:rFonts w:ascii="Calibri" w:hAnsi="Calibri"/>
+                <w:color w:val="000000"/>
+                <w:sz w:val="18"/>
+              </w:rPr>
+              <w:t>audit_log</w:t>
+            </w:r>
+            <w:proofErr w:type="spellEnd"/>
+            <w:r>
+              <w:rPr>
+                <w:rFonts w:ascii="Calibri" w:hAnsi="Calibri"/>
+                <w:color w:val="000000"/>
+                <w:sz w:val="18"/>
+              </w:rPr>
+              <w:t>; en producción no hay trazabilidad de las notificaciones emitidas.</w:t>
             </w:r>
           </w:p>
         </w:tc>
@@ -3289,8 +3745,27 @@
                 <w:color w:val="000000"/>
                 <w:sz w:val="18"/>
               </w:rPr>
-              <w:lastRenderedPageBreak/>
-              <w:t>Prueba end-to-end del flujo completo</w:t>
+              <w:t xml:space="preserve">Prueba </w:t>
+            </w:r>
+            <w:proofErr w:type="spellStart"/>
+            <w:r>
+              <w:rPr>
+                <w:rFonts w:ascii="Calibri" w:hAnsi="Calibri"/>
+                <w:b/>
+                <w:color w:val="000000"/>
+                <w:sz w:val="18"/>
+              </w:rPr>
+              <w:t>end-to-end</w:t>
+            </w:r>
+            <w:proofErr w:type="spellEnd"/>
+            <w:r>
+              <w:rPr>
+                <w:rFonts w:ascii="Calibri" w:hAnsi="Calibri"/>
+                <w:b/>
+                <w:color w:val="000000"/>
+                <w:sz w:val="18"/>
+              </w:rPr>
+              <w:t xml:space="preserve"> del flujo completo</w:t>
             </w:r>
           </w:p>
         </w:tc>
@@ -3305,7 +3780,25 @@
                 <w:color w:val="000000"/>
                 <w:sz w:val="18"/>
               </w:rPr>
-              <w:t>No se implementó una prueba end-to-end que cubra el flujo completo: crear requerimiento → notificar → aprobar/rechazar en una única secuencia con datos reales de BD.</w:t>
+              <w:t xml:space="preserve">No se implementó una prueba </w:t>
+            </w:r>
+            <w:proofErr w:type="spellStart"/>
+            <w:r>
+              <w:rPr>
+                <w:rFonts w:ascii="Calibri" w:hAnsi="Calibri"/>
+                <w:color w:val="000000"/>
+                <w:sz w:val="18"/>
+              </w:rPr>
+              <w:t>end-to-end</w:t>
+            </w:r>
+            <w:proofErr w:type="spellEnd"/>
+            <w:r>
+              <w:rPr>
+                <w:rFonts w:ascii="Calibri" w:hAnsi="Calibri"/>
+                <w:color w:val="000000"/>
+                <w:sz w:val="18"/>
+              </w:rPr>
+              <w:t xml:space="preserve"> que cubra el flujo completo: crear requerimiento → notificar → aprobar/rechazar en una única secuencia con datos reales de BD.</w:t>
             </w:r>
           </w:p>
         </w:tc>
@@ -3477,7 +3970,34 @@
                 <w:color w:val="000000"/>
                 <w:sz w:val="18"/>
               </w:rPr>
-              <w:t>Implementar BD de pruebas con seed data para todos los roles, ejecutable en Docker Compose de entorno test.</w:t>
+              <w:t xml:space="preserve">Implementar BD de pruebas con </w:t>
+            </w:r>
+            <w:proofErr w:type="spellStart"/>
+            <w:r>
+              <w:rPr>
+                <w:rFonts w:ascii="Calibri" w:hAnsi="Calibri"/>
+                <w:color w:val="000000"/>
+                <w:sz w:val="18"/>
+              </w:rPr>
+              <w:t>seed</w:t>
+            </w:r>
+            <w:proofErr w:type="spellEnd"/>
+            <w:r>
+              <w:rPr>
+                <w:rFonts w:ascii="Calibri" w:hAnsi="Calibri"/>
+                <w:color w:val="000000"/>
+                <w:sz w:val="18"/>
+              </w:rPr>
+              <w:t xml:space="preserve"> data para todos los </w:t>
+            </w:r>
+            <w:r>
+              <w:rPr>
+                <w:rFonts w:ascii="Calibri" w:hAnsi="Calibri"/>
+                <w:color w:val="000000"/>
+                <w:sz w:val="18"/>
+              </w:rPr>
+              <w:lastRenderedPageBreak/>
+              <w:t>roles, ejecutable en Docker Compose de entorno test.</w:t>
             </w:r>
           </w:p>
         </w:tc>
@@ -3498,6 +4018,7 @@
                 <w:color w:val="000000"/>
                 <w:sz w:val="18"/>
               </w:rPr>
+              <w:lastRenderedPageBreak/>
               <w:t>3</w:t>
             </w:r>
           </w:p>
@@ -3514,7 +4035,43 @@
                 <w:color w:val="000000"/>
                 <w:sz w:val="18"/>
               </w:rPr>
-              <w:t>Agregar persistencia de eventos en tabla audit_log del NotificationService.</w:t>
+              <w:t xml:space="preserve">Agregar persistencia de eventos en tabla </w:t>
+            </w:r>
+            <w:proofErr w:type="spellStart"/>
+            <w:r>
+              <w:rPr>
+                <w:rFonts w:ascii="Calibri" w:hAnsi="Calibri"/>
+                <w:color w:val="000000"/>
+                <w:sz w:val="18"/>
+              </w:rPr>
+              <w:t>audit_log</w:t>
+            </w:r>
+            <w:proofErr w:type="spellEnd"/>
+            <w:r>
+              <w:rPr>
+                <w:rFonts w:ascii="Calibri" w:hAnsi="Calibri"/>
+                <w:color w:val="000000"/>
+                <w:sz w:val="18"/>
+              </w:rPr>
+              <w:t xml:space="preserve"> del </w:t>
+            </w:r>
+            <w:proofErr w:type="spellStart"/>
+            <w:r>
+              <w:rPr>
+                <w:rFonts w:ascii="Calibri" w:hAnsi="Calibri"/>
+                <w:color w:val="000000"/>
+                <w:sz w:val="18"/>
+              </w:rPr>
+              <w:t>NotificationService</w:t>
+            </w:r>
+            <w:proofErr w:type="spellEnd"/>
+            <w:r>
+              <w:rPr>
+                <w:rFonts w:ascii="Calibri" w:hAnsi="Calibri"/>
+                <w:color w:val="000000"/>
+                <w:sz w:val="18"/>
+              </w:rPr>
+              <w:t>.</w:t>
             </w:r>
           </w:p>
         </w:tc>
@@ -3551,7 +4108,25 @@
                 <w:color w:val="000000"/>
                 <w:sz w:val="18"/>
               </w:rPr>
-              <w:t>Implementar prueba end-to-end del flujo completo de requerimientos de compra.</w:t>
+              <w:t xml:space="preserve">Implementar prueba </w:t>
+            </w:r>
+            <w:proofErr w:type="spellStart"/>
+            <w:r>
+              <w:rPr>
+                <w:rFonts w:ascii="Calibri" w:hAnsi="Calibri"/>
+                <w:color w:val="000000"/>
+                <w:sz w:val="18"/>
+              </w:rPr>
+              <w:t>end-to-end</w:t>
+            </w:r>
+            <w:proofErr w:type="spellEnd"/>
+            <w:r>
+              <w:rPr>
+                <w:rFonts w:ascii="Calibri" w:hAnsi="Calibri"/>
+                <w:color w:val="000000"/>
+                <w:sz w:val="18"/>
+              </w:rPr>
+              <w:t xml:space="preserve"> del flujo completo de requerimientos de compra.</w:t>
             </w:r>
           </w:p>
         </w:tc>
@@ -4786,7 +5361,6 @@
                 <w:color w:val="000000"/>
                 <w:sz w:val="18"/>
               </w:rPr>
-              <w:lastRenderedPageBreak/>
               <w:t>1</w:t>
             </w:r>
           </w:p>
@@ -4856,7 +5430,25 @@
                 <w:color w:val="000000"/>
                 <w:sz w:val="18"/>
               </w:rPr>
-              <w:t>Implementar BD de pruebas con seed data para todos los roles.</w:t>
+              <w:t xml:space="preserve">Implementar BD de pruebas con </w:t>
+            </w:r>
+            <w:proofErr w:type="spellStart"/>
+            <w:r>
+              <w:rPr>
+                <w:rFonts w:ascii="Calibri" w:hAnsi="Calibri"/>
+                <w:color w:val="000000"/>
+                <w:sz w:val="18"/>
+              </w:rPr>
+              <w:t>seed</w:t>
+            </w:r>
+            <w:proofErr w:type="spellEnd"/>
+            <w:r>
+              <w:rPr>
+                <w:rFonts w:ascii="Calibri" w:hAnsi="Calibri"/>
+                <w:color w:val="000000"/>
+                <w:sz w:val="18"/>
+              </w:rPr>
+              <w:t xml:space="preserve"> data para todos los roles.</w:t>
             </w:r>
           </w:p>
         </w:tc>
@@ -4909,7 +5501,43 @@
                 <w:color w:val="000000"/>
                 <w:sz w:val="18"/>
               </w:rPr>
-              <w:t>Agregar persistencia de eventos en audit_log del NotificationService.</w:t>
+              <w:t xml:space="preserve">Agregar persistencia de eventos en </w:t>
+            </w:r>
+            <w:proofErr w:type="spellStart"/>
+            <w:r>
+              <w:rPr>
+                <w:rFonts w:ascii="Calibri" w:hAnsi="Calibri"/>
+                <w:color w:val="000000"/>
+                <w:sz w:val="18"/>
+              </w:rPr>
+              <w:t>audit_log</w:t>
+            </w:r>
+            <w:proofErr w:type="spellEnd"/>
+            <w:r>
+              <w:rPr>
+                <w:rFonts w:ascii="Calibri" w:hAnsi="Calibri"/>
+                <w:color w:val="000000"/>
+                <w:sz w:val="18"/>
+              </w:rPr>
+              <w:t xml:space="preserve"> del </w:t>
+            </w:r>
+            <w:proofErr w:type="spellStart"/>
+            <w:r>
+              <w:rPr>
+                <w:rFonts w:ascii="Calibri" w:hAnsi="Calibri"/>
+                <w:color w:val="000000"/>
+                <w:sz w:val="18"/>
+              </w:rPr>
+              <w:t>NotificationService</w:t>
+            </w:r>
+            <w:proofErr w:type="spellEnd"/>
+            <w:r>
+              <w:rPr>
+                <w:rFonts w:ascii="Calibri" w:hAnsi="Calibri"/>
+                <w:color w:val="000000"/>
+                <w:sz w:val="18"/>
+              </w:rPr>
+              <w:t>.</w:t>
             </w:r>
           </w:p>
         </w:tc>
@@ -4962,7 +5590,25 @@
                 <w:color w:val="000000"/>
                 <w:sz w:val="18"/>
               </w:rPr>
-              <w:t>Implementar prueba end-to-end del flujo completo de requerimientos de compra.</w:t>
+              <w:t xml:space="preserve">Implementar prueba </w:t>
+            </w:r>
+            <w:proofErr w:type="spellStart"/>
+            <w:r>
+              <w:rPr>
+                <w:rFonts w:ascii="Calibri" w:hAnsi="Calibri"/>
+                <w:color w:val="000000"/>
+                <w:sz w:val="18"/>
+              </w:rPr>
+              <w:t>end-to-end</w:t>
+            </w:r>
+            <w:proofErr w:type="spellEnd"/>
+            <w:r>
+              <w:rPr>
+                <w:rFonts w:ascii="Calibri" w:hAnsi="Calibri"/>
+                <w:color w:val="000000"/>
+                <w:sz w:val="18"/>
+              </w:rPr>
+              <w:t xml:space="preserve"> del flujo completo de requerimientos de compra.</w:t>
             </w:r>
           </w:p>
         </w:tc>
@@ -5159,6 +5805,7 @@
                 <w:color w:val="000000"/>
                 <w:sz w:val="20"/>
               </w:rPr>
+              <w:lastRenderedPageBreak/>
               <w:t>Estado del producto al cierre</w:t>
             </w:r>
           </w:p>
@@ -5208,7 +5855,61 @@
                 <w:color w:val="000000"/>
                 <w:sz w:val="20"/>
               </w:rPr>
-              <w:t>Sprint completado al 100% sin bloqueos. El servicio de notificaciones desacoplado con EventEmitter (fire-and-forget) fue el componente técnico más relevante del sprint, resuelto satisfactoriamente dentro del tiempo planificado.</w:t>
+              <w:t xml:space="preserve">Sprint completado al 100% sin bloqueos. El servicio de notificaciones desacoplado con </w:t>
+            </w:r>
+            <w:proofErr w:type="spellStart"/>
+            <w:r>
+              <w:rPr>
+                <w:rFonts w:ascii="Calibri" w:hAnsi="Calibri"/>
+                <w:color w:val="000000"/>
+                <w:sz w:val="20"/>
+              </w:rPr>
+              <w:t>EventEmitter</w:t>
+            </w:r>
+            <w:proofErr w:type="spellEnd"/>
+            <w:r>
+              <w:rPr>
+                <w:rFonts w:ascii="Calibri" w:hAnsi="Calibri"/>
+                <w:color w:val="000000"/>
+                <w:sz w:val="20"/>
+              </w:rPr>
+              <w:t xml:space="preserve"> (</w:t>
+            </w:r>
+            <w:proofErr w:type="spellStart"/>
+            <w:r>
+              <w:rPr>
+                <w:rFonts w:ascii="Calibri" w:hAnsi="Calibri"/>
+                <w:color w:val="000000"/>
+                <w:sz w:val="20"/>
+              </w:rPr>
+              <w:t>fire</w:t>
+            </w:r>
+            <w:proofErr w:type="spellEnd"/>
+            <w:r>
+              <w:rPr>
+                <w:rFonts w:ascii="Calibri" w:hAnsi="Calibri"/>
+                <w:color w:val="000000"/>
+                <w:sz w:val="20"/>
+              </w:rPr>
+              <w:t>-and-</w:t>
+            </w:r>
+            <w:proofErr w:type="spellStart"/>
+            <w:r>
+              <w:rPr>
+                <w:rFonts w:ascii="Calibri" w:hAnsi="Calibri"/>
+                <w:color w:val="000000"/>
+                <w:sz w:val="20"/>
+              </w:rPr>
+              <w:t>forget</w:t>
+            </w:r>
+            <w:proofErr w:type="spellEnd"/>
+            <w:r>
+              <w:rPr>
+                <w:rFonts w:ascii="Calibri" w:hAnsi="Calibri"/>
+                <w:color w:val="000000"/>
+                <w:sz w:val="20"/>
+              </w:rPr>
+              <w:t>) fue el componente técnico más relevante del sprint, resuelto satisfactoriamente dentro del tiempo planificado.</w:t>
             </w:r>
           </w:p>
         </w:tc>
@@ -5530,16 +6231,7 @@
                 <w:color w:val="000000"/>
                 <w:sz w:val="18"/>
               </w:rPr>
-              <w:t xml:space="preserve">36 casos de prueba CP-087 a CP-122 (100% PASS): Catálogo, Proyectos, Requerimientos, Notificaciones y Bandeja </w:t>
-            </w:r>
-            <w:r>
-              <w:rPr>
-                <w:rFonts w:ascii="Calibri" w:hAnsi="Calibri"/>
-                <w:color w:val="000000"/>
-                <w:sz w:val="18"/>
-              </w:rPr>
-              <w:lastRenderedPageBreak/>
-              <w:t>Gerencial.</w:t>
+              <w:t>36 casos de prueba CP-087 a CP-122 (100% PASS): Catálogo, Proyectos, Requerimientos, Notificaciones y Bandeja Gerencial.</w:t>
             </w:r>
           </w:p>
         </w:tc>
@@ -5555,7 +6247,6 @@
                 <w:color w:val="000000"/>
                 <w:sz w:val="18"/>
               </w:rPr>
-              <w:lastRenderedPageBreak/>
               <w:t>Sección 5 (DoD), Sección 8 (Categorías), Sección 9 (Métricas)</w:t>
             </w:r>
           </w:p>
@@ -6367,6 +7058,7 @@
             <w:shd w:val="clear" w:color="auto" w:fill="D9E1F2"/>
           </w:tcPr>
           <w:p>
+            <w:proofErr w:type="spellStart"/>
             <w:r>
               <w:rPr>
                 <w:rFonts w:ascii="Calibri" w:hAnsi="Calibri"/>
@@ -6376,6 +7068,7 @@
               </w:rPr>
               <w:t>EventEmitter</w:t>
             </w:r>
+            <w:proofErr w:type="spellEnd"/>
           </w:p>
         </w:tc>
         <w:tc>
@@ -6406,7 +7099,25 @@
                 <w:color w:val="000000"/>
                 <w:sz w:val="18"/>
               </w:rPr>
-              <w:t>Base del NotificationService implementado en Sprint 06</w:t>
+              <w:t xml:space="preserve">Base del </w:t>
+            </w:r>
+            <w:proofErr w:type="spellStart"/>
+            <w:r>
+              <w:rPr>
+                <w:rFonts w:ascii="Calibri" w:hAnsi="Calibri"/>
+                <w:color w:val="000000"/>
+                <w:sz w:val="18"/>
+              </w:rPr>
+              <w:t>NotificationService</w:t>
+            </w:r>
+            <w:proofErr w:type="spellEnd"/>
+            <w:r>
+              <w:rPr>
+                <w:rFonts w:ascii="Calibri" w:hAnsi="Calibri"/>
+                <w:color w:val="000000"/>
+                <w:sz w:val="18"/>
+              </w:rPr>
+              <w:t xml:space="preserve"> implementado en Sprint 06</w:t>
             </w:r>
           </w:p>
         </w:tc>
@@ -6418,6 +7129,7 @@
             <w:shd w:val="clear" w:color="auto" w:fill="D9E1F2"/>
           </w:tcPr>
           <w:p>
+            <w:proofErr w:type="spellStart"/>
             <w:r>
               <w:rPr>
                 <w:rFonts w:ascii="Calibri" w:hAnsi="Calibri"/>
@@ -6425,8 +7137,29 @@
                 <w:color w:val="1F3864"/>
                 <w:sz w:val="18"/>
               </w:rPr>
-              <w:t>Fire-and-forget</w:t>
-            </w:r>
+              <w:t>Fire</w:t>
+            </w:r>
+            <w:proofErr w:type="spellEnd"/>
+            <w:r>
+              <w:rPr>
+                <w:rFonts w:ascii="Calibri" w:hAnsi="Calibri"/>
+                <w:b/>
+                <w:color w:val="1F3864"/>
+                <w:sz w:val="18"/>
+              </w:rPr>
+              <w:t>-and-</w:t>
+            </w:r>
+            <w:proofErr w:type="spellStart"/>
+            <w:r>
+              <w:rPr>
+                <w:rFonts w:ascii="Calibri" w:hAnsi="Calibri"/>
+                <w:b/>
+                <w:color w:val="1F3864"/>
+                <w:sz w:val="18"/>
+              </w:rPr>
+              <w:t>forget</w:t>
+            </w:r>
+            <w:proofErr w:type="spellEnd"/>
           </w:p>
         </w:tc>
         <w:tc>
@@ -6527,6 +7260,7 @@
                 <w:color w:val="1F3864"/>
                 <w:sz w:val="18"/>
               </w:rPr>
+              <w:lastRenderedPageBreak/>
               <w:t>Git</w:t>
             </w:r>
           </w:p>
@@ -7270,7 +8004,11 @@
   <w:style w:type="paragraph" w:default="1" w:styleId="Normal">
     <w:name w:val="Normal"/>
     <w:qFormat/>
-    <w:rsid w:val="00FC693F"/>
+    <w:rsid w:val="00164E08"/>
+    <w:rPr>
+      <w:rFonts w:asciiTheme="majorHAnsi" w:hAnsiTheme="majorHAnsi"/>
+      <w:lang w:val="es-EC"/>
+    </w:rPr>
   </w:style>
   <w:style w:type="paragraph" w:styleId="Ttulo1">
     <w:name w:val="heading 1"/>
@@ -7279,18 +8017,17 @@
     <w:link w:val="Ttulo1Car"/>
     <w:uiPriority w:val="9"/>
     <w:qFormat/>
-    <w:rsid w:val="00FC693F"/>
+    <w:rsid w:val="00164E08"/>
     <w:pPr>
       <w:keepNext/>
       <w:keepLines/>
-      <w:spacing w:before="480" w:after="0"/>
+      <w:spacing w:before="120" w:after="0" w:line="240" w:lineRule="auto"/>
       <w:outlineLvl w:val="0"/>
     </w:pPr>
     <w:rPr>
-      <w:rFonts w:asciiTheme="majorHAnsi" w:eastAsiaTheme="majorEastAsia" w:hAnsiTheme="majorHAnsi" w:cstheme="majorBidi"/>
+      <w:rFonts w:eastAsiaTheme="majorEastAsia" w:cstheme="majorBidi"/>
       <w:b/>
       <w:bCs/>
-      <w:color w:val="365F91" w:themeColor="accent1" w:themeShade="BF"/>
       <w:sz w:val="28"/>
       <w:szCs w:val="28"/>
     </w:rPr>
@@ -7311,7 +8048,7 @@
       <w:outlineLvl w:val="1"/>
     </w:pPr>
     <w:rPr>
-      <w:rFonts w:asciiTheme="majorHAnsi" w:eastAsiaTheme="majorEastAsia" w:hAnsiTheme="majorHAnsi" w:cstheme="majorBidi"/>
+      <w:rFonts w:eastAsiaTheme="majorEastAsia" w:cstheme="majorBidi"/>
       <w:b/>
       <w:bCs/>
       <w:color w:val="4F81BD" w:themeColor="accent1"/>
@@ -7335,7 +8072,7 @@
       <w:outlineLvl w:val="2"/>
     </w:pPr>
     <w:rPr>
-      <w:rFonts w:asciiTheme="majorHAnsi" w:eastAsiaTheme="majorEastAsia" w:hAnsiTheme="majorHAnsi" w:cstheme="majorBidi"/>
+      <w:rFonts w:eastAsiaTheme="majorEastAsia" w:cstheme="majorBidi"/>
       <w:b/>
       <w:bCs/>
       <w:color w:val="4F81BD" w:themeColor="accent1"/>
@@ -7358,7 +8095,7 @@
       <w:outlineLvl w:val="3"/>
     </w:pPr>
     <w:rPr>
-      <w:rFonts w:asciiTheme="majorHAnsi" w:eastAsiaTheme="majorEastAsia" w:hAnsiTheme="majorHAnsi" w:cstheme="majorBidi"/>
+      <w:rFonts w:eastAsiaTheme="majorEastAsia" w:cstheme="majorBidi"/>
       <w:b/>
       <w:bCs/>
       <w:i/>
@@ -7383,7 +8120,7 @@
       <w:outlineLvl w:val="4"/>
     </w:pPr>
     <w:rPr>
-      <w:rFonts w:asciiTheme="majorHAnsi" w:eastAsiaTheme="majorEastAsia" w:hAnsiTheme="majorHAnsi" w:cstheme="majorBidi"/>
+      <w:rFonts w:eastAsiaTheme="majorEastAsia" w:cstheme="majorBidi"/>
       <w:color w:val="243F60" w:themeColor="accent1" w:themeShade="7F"/>
     </w:rPr>
   </w:style>
@@ -7404,7 +8141,7 @@
       <w:outlineLvl w:val="5"/>
     </w:pPr>
     <w:rPr>
-      <w:rFonts w:asciiTheme="majorHAnsi" w:eastAsiaTheme="majorEastAsia" w:hAnsiTheme="majorHAnsi" w:cstheme="majorBidi"/>
+      <w:rFonts w:eastAsiaTheme="majorEastAsia" w:cstheme="majorBidi"/>
       <w:i/>
       <w:iCs/>
       <w:color w:val="243F60" w:themeColor="accent1" w:themeShade="7F"/>
@@ -7427,7 +8164,7 @@
       <w:outlineLvl w:val="6"/>
     </w:pPr>
     <w:rPr>
-      <w:rFonts w:asciiTheme="majorHAnsi" w:eastAsiaTheme="majorEastAsia" w:hAnsiTheme="majorHAnsi" w:cstheme="majorBidi"/>
+      <w:rFonts w:eastAsiaTheme="majorEastAsia" w:cstheme="majorBidi"/>
       <w:i/>
       <w:iCs/>
       <w:color w:val="404040" w:themeColor="text1" w:themeTint="BF"/>
@@ -7450,7 +8187,7 @@
       <w:outlineLvl w:val="7"/>
     </w:pPr>
     <w:rPr>
-      <w:rFonts w:asciiTheme="majorHAnsi" w:eastAsiaTheme="majorEastAsia" w:hAnsiTheme="majorHAnsi" w:cstheme="majorBidi"/>
+      <w:rFonts w:eastAsiaTheme="majorEastAsia" w:cstheme="majorBidi"/>
       <w:color w:val="4F81BD" w:themeColor="accent1"/>
       <w:sz w:val="20"/>
       <w:szCs w:val="20"/>
@@ -7473,7 +8210,7 @@
       <w:outlineLvl w:val="8"/>
     </w:pPr>
     <w:rPr>
-      <w:rFonts w:asciiTheme="majorHAnsi" w:eastAsiaTheme="majorEastAsia" w:hAnsiTheme="majorHAnsi" w:cstheme="majorBidi"/>
+      <w:rFonts w:eastAsiaTheme="majorEastAsia" w:cstheme="majorBidi"/>
       <w:i/>
       <w:iCs/>
       <w:color w:val="404040" w:themeColor="text1" w:themeTint="BF"/>
@@ -7566,12 +8303,11 @@
     <w:basedOn w:val="Fuentedeprrafopredeter"/>
     <w:link w:val="Ttulo1"/>
     <w:uiPriority w:val="9"/>
-    <w:rsid w:val="00FC693F"/>
+    <w:rsid w:val="00164E08"/>
     <w:rPr>
       <w:rFonts w:asciiTheme="majorHAnsi" w:eastAsiaTheme="majorEastAsia" w:hAnsiTheme="majorHAnsi" w:cstheme="majorBidi"/>
       <w:b/>
       <w:bCs/>
-      <w:color w:val="365F91" w:themeColor="accent1" w:themeShade="BF"/>
       <w:sz w:val="28"/>
       <w:szCs w:val="28"/>
     </w:rPr>
@@ -7620,7 +8356,7 @@
       <w:contextualSpacing/>
     </w:pPr>
     <w:rPr>
-      <w:rFonts w:asciiTheme="majorHAnsi" w:eastAsiaTheme="majorEastAsia" w:hAnsiTheme="majorHAnsi" w:cstheme="majorBidi"/>
+      <w:rFonts w:eastAsiaTheme="majorEastAsia" w:cstheme="majorBidi"/>
       <w:color w:val="17365D" w:themeColor="text2" w:themeShade="BF"/>
       <w:spacing w:val="5"/>
       <w:kern w:val="28"/>
@@ -7657,7 +8393,7 @@
       </w:numPr>
     </w:pPr>
     <w:rPr>
-      <w:rFonts w:asciiTheme="majorHAnsi" w:eastAsiaTheme="majorEastAsia" w:hAnsiTheme="majorHAnsi" w:cstheme="majorBidi"/>
+      <w:rFonts w:eastAsiaTheme="majorEastAsia" w:cstheme="majorBidi"/>
       <w:i/>
       <w:iCs/>
       <w:color w:val="4F81BD" w:themeColor="accent1"/>

--- a/Documentos Base/Sprint 6 documentacion/Sprint_06_Retrospectiva_ICARO_V2.docx
+++ b/Documentos Base/Sprint 6 documentacion/Sprint_06_Retrospectiva_ICARO_V2.docx
@@ -350,15 +350,15 @@
         <w:tblLook w:val="04A0" w:firstRow="1" w:lastRow="0" w:firstColumn="1" w:lastColumn="0" w:noHBand="0" w:noVBand="1"/>
       </w:tblPr>
       <w:tblGrid>
-        <w:gridCol w:w="1384"/>
-        <w:gridCol w:w="1182"/>
-        <w:gridCol w:w="2362"/>
-        <w:gridCol w:w="4485"/>
+        <w:gridCol w:w="1101"/>
+        <w:gridCol w:w="1465"/>
+        <w:gridCol w:w="2645"/>
+        <w:gridCol w:w="4202"/>
       </w:tblGrid>
       <w:tr>
         <w:tc>
           <w:tcPr>
-            <w:tcW w:w="1384" w:type="dxa"/>
+            <w:tcW w:w="1101" w:type="dxa"/>
             <w:shd w:val="clear" w:color="auto" w:fill="1F3864"/>
           </w:tcPr>
           <w:p>
@@ -378,7 +378,7 @@
         </w:tc>
         <w:tc>
           <w:tcPr>
-            <w:tcW w:w="1182" w:type="dxa"/>
+            <w:tcW w:w="1465" w:type="dxa"/>
             <w:shd w:val="clear" w:color="auto" w:fill="1F3864"/>
           </w:tcPr>
           <w:p>
@@ -398,7 +398,7 @@
         </w:tc>
         <w:tc>
           <w:tcPr>
-            <w:tcW w:w="2362" w:type="dxa"/>
+            <w:tcW w:w="2645" w:type="dxa"/>
             <w:shd w:val="clear" w:color="auto" w:fill="1F3864"/>
           </w:tcPr>
           <w:p>
@@ -418,7 +418,7 @@
         </w:tc>
         <w:tc>
           <w:tcPr>
-            <w:tcW w:w="4485" w:type="dxa"/>
+            <w:tcW w:w="4202" w:type="dxa"/>
             <w:shd w:val="clear" w:color="auto" w:fill="1F3864"/>
           </w:tcPr>
           <w:p>
@@ -440,7 +440,7 @@
       <w:tr>
         <w:tc>
           <w:tcPr>
-            <w:tcW w:w="1384" w:type="dxa"/>
+            <w:tcW w:w="1101" w:type="dxa"/>
           </w:tcPr>
           <w:p>
             <w:r>
@@ -450,7 +450,7 @@
         </w:tc>
         <w:tc>
           <w:tcPr>
-            <w:tcW w:w="1182" w:type="dxa"/>
+            <w:tcW w:w="1465" w:type="dxa"/>
           </w:tcPr>
           <w:p>
             <w:r>
@@ -481,7 +481,7 @@
         </w:tc>
         <w:tc>
           <w:tcPr>
-            <w:tcW w:w="2362" w:type="dxa"/>
+            <w:tcW w:w="2645" w:type="dxa"/>
           </w:tcPr>
           <w:p>
             <w:r>
@@ -496,7 +496,7 @@
         </w:tc>
         <w:tc>
           <w:tcPr>
-            <w:tcW w:w="4485" w:type="dxa"/>
+            <w:tcW w:w="4202" w:type="dxa"/>
           </w:tcPr>
           <w:p>
             <w:r>
@@ -813,26 +813,26 @@
         <w:tblLook w:val="04A0" w:firstRow="1" w:lastRow="0" w:firstColumn="1" w:lastColumn="0" w:noHBand="0" w:noVBand="1"/>
       </w:tblPr>
       <w:tblGrid>
-        <w:gridCol w:w="3135"/>
-        <w:gridCol w:w="3135"/>
-        <w:gridCol w:w="3135"/>
+        <w:gridCol w:w="2235"/>
+        <w:gridCol w:w="3525"/>
+        <w:gridCol w:w="3562"/>
       </w:tblGrid>
       <w:tr>
         <w:tc>
           <w:tcPr>
-            <w:tcW w:w="3135" w:type="dxa"/>
+            <w:tcW w:w="2235" w:type="dxa"/>
             <w:shd w:val="clear" w:color="auto" w:fill="1F3864"/>
           </w:tcPr>
           <w:p>
             <w:pPr>
-              <w:jc w:val="center"/>
-            </w:pPr>
-            <w:r>
-              <w:rPr>
-                <w:rFonts w:ascii="Calibri" w:hAnsi="Calibri"/>
+              <w:rPr>
+                <w:szCs w:val="28"/>
+              </w:rPr>
+            </w:pPr>
+            <w:r>
+              <w:rPr>
                 <w:b/>
-                <w:color w:val="FFFFFF"/>
-                <w:sz w:val="18"/>
+                <w:szCs w:val="28"/>
               </w:rPr>
               <w:t>Rol</w:t>
             </w:r>
@@ -840,19 +840,19 @@
         </w:tc>
         <w:tc>
           <w:tcPr>
-            <w:tcW w:w="3135" w:type="dxa"/>
+            <w:tcW w:w="3525" w:type="dxa"/>
             <w:shd w:val="clear" w:color="auto" w:fill="1F3864"/>
           </w:tcPr>
           <w:p>
             <w:pPr>
-              <w:jc w:val="center"/>
-            </w:pPr>
-            <w:r>
-              <w:rPr>
-                <w:rFonts w:ascii="Calibri" w:hAnsi="Calibri"/>
+              <w:rPr>
+                <w:szCs w:val="28"/>
+              </w:rPr>
+            </w:pPr>
+            <w:r>
+              <w:rPr>
                 <w:b/>
-                <w:color w:val="FFFFFF"/>
-                <w:sz w:val="18"/>
+                <w:szCs w:val="28"/>
               </w:rPr>
               <w:t>Nombre</w:t>
             </w:r>
@@ -860,21 +860,21 @@
         </w:tc>
         <w:tc>
           <w:tcPr>
-            <w:tcW w:w="3135" w:type="dxa"/>
+            <w:tcW w:w="3562" w:type="dxa"/>
             <w:shd w:val="clear" w:color="auto" w:fill="1F3864"/>
           </w:tcPr>
           <w:p>
             <w:pPr>
-              <w:jc w:val="center"/>
-            </w:pPr>
-            <w:r>
-              <w:rPr>
-                <w:rFonts w:ascii="Calibri" w:hAnsi="Calibri"/>
+              <w:rPr>
+                <w:szCs w:val="28"/>
+              </w:rPr>
+            </w:pPr>
+            <w:r>
+              <w:rPr>
                 <w:b/>
-                <w:color w:val="FFFFFF"/>
-                <w:sz w:val="18"/>
-              </w:rPr>
-              <w:t>Observaciones</w:t>
+                <w:szCs w:val="28"/>
+              </w:rPr>
+              <w:t>Participación</w:t>
             </w:r>
           </w:p>
         </w:tc>
@@ -882,31 +882,37 @@
       <w:tr>
         <w:tc>
           <w:tcPr>
-            <w:tcW w:w="3135" w:type="dxa"/>
+            <w:tcW w:w="2235" w:type="dxa"/>
             <w:shd w:val="clear" w:color="auto" w:fill="D9E1F2"/>
           </w:tcPr>
           <w:p>
-            <w:r>
-              <w:rPr>
-                <w:rFonts w:ascii="Calibri" w:hAnsi="Calibri"/>
+            <w:pPr>
+              <w:rPr>
+                <w:szCs w:val="28"/>
+              </w:rPr>
+            </w:pPr>
+            <w:r>
+              <w:rPr>
                 <w:b/>
-                <w:color w:val="000000"/>
-                <w:sz w:val="20"/>
-              </w:rPr>
-              <w:t>Product Owner</w:t>
-            </w:r>
-          </w:p>
-        </w:tc>
-        <w:tc>
-          <w:tcPr>
-            <w:tcW w:w="3135" w:type="dxa"/>
-          </w:tcPr>
-          <w:p>
-            <w:r>
-              <w:rPr>
-                <w:rFonts w:ascii="Calibri" w:hAnsi="Calibri"/>
-                <w:color w:val="000000"/>
-                <w:sz w:val="20"/>
+                <w:szCs w:val="28"/>
+              </w:rPr>
+              <w:t>Scrum Master</w:t>
+            </w:r>
+          </w:p>
+        </w:tc>
+        <w:tc>
+          <w:tcPr>
+            <w:tcW w:w="3525" w:type="dxa"/>
+          </w:tcPr>
+          <w:p>
+            <w:pPr>
+              <w:rPr>
+                <w:szCs w:val="28"/>
+              </w:rPr>
+            </w:pPr>
+            <w:r>
+              <w:rPr>
+                <w:szCs w:val="28"/>
               </w:rPr>
               <w:t>Ivan Santiago Pulgar Leon</w:t>
             </w:r>
@@ -914,16 +920,19 @@
         </w:tc>
         <w:tc>
           <w:tcPr>
-            <w:tcW w:w="3135" w:type="dxa"/>
-          </w:tcPr>
-          <w:p>
-            <w:r>
-              <w:rPr>
-                <w:rFonts w:ascii="Calibri" w:hAnsi="Calibri"/>
-                <w:color w:val="000000"/>
-                <w:sz w:val="20"/>
-              </w:rPr>
-              <w:t>Define y prioriza el backlog</w:t>
+            <w:tcW w:w="3562" w:type="dxa"/>
+          </w:tcPr>
+          <w:p>
+            <w:pPr>
+              <w:rPr>
+                <w:szCs w:val="28"/>
+              </w:rPr>
+            </w:pPr>
+            <w:r>
+              <w:rPr>
+                <w:szCs w:val="28"/>
+              </w:rPr>
+              <w:t>Facilitó la reunión de retrospectiva y coordinó el sprint.</w:t>
             </w:r>
           </w:p>
         </w:tc>
@@ -931,31 +940,37 @@
       <w:tr>
         <w:tc>
           <w:tcPr>
-            <w:tcW w:w="3135" w:type="dxa"/>
+            <w:tcW w:w="2235" w:type="dxa"/>
             <w:shd w:val="clear" w:color="auto" w:fill="D9E1F2"/>
           </w:tcPr>
           <w:p>
-            <w:r>
-              <w:rPr>
-                <w:rFonts w:ascii="Calibri" w:hAnsi="Calibri"/>
+            <w:pPr>
+              <w:rPr>
+                <w:szCs w:val="28"/>
+              </w:rPr>
+            </w:pPr>
+            <w:r>
+              <w:rPr>
                 <w:b/>
-                <w:color w:val="000000"/>
-                <w:sz w:val="20"/>
-              </w:rPr>
-              <w:t>Scrum Master</w:t>
-            </w:r>
-          </w:p>
-        </w:tc>
-        <w:tc>
-          <w:tcPr>
-            <w:tcW w:w="3135" w:type="dxa"/>
-          </w:tcPr>
-          <w:p>
-            <w:r>
-              <w:rPr>
-                <w:rFonts w:ascii="Calibri" w:hAnsi="Calibri"/>
-                <w:color w:val="000000"/>
-                <w:sz w:val="20"/>
+                <w:szCs w:val="28"/>
+              </w:rPr>
+              <w:t>Product Owner</w:t>
+            </w:r>
+          </w:p>
+        </w:tc>
+        <w:tc>
+          <w:tcPr>
+            <w:tcW w:w="3525" w:type="dxa"/>
+          </w:tcPr>
+          <w:p>
+            <w:pPr>
+              <w:rPr>
+                <w:szCs w:val="28"/>
+              </w:rPr>
+            </w:pPr>
+            <w:r>
+              <w:rPr>
+                <w:szCs w:val="28"/>
               </w:rPr>
               <w:t>Ivan Santiago Pulgar Leon</w:t>
             </w:r>
@@ -963,16 +978,19 @@
         </w:tc>
         <w:tc>
           <w:tcPr>
-            <w:tcW w:w="3135" w:type="dxa"/>
-          </w:tcPr>
-          <w:p>
-            <w:r>
-              <w:rPr>
-                <w:rFonts w:ascii="Calibri" w:hAnsi="Calibri"/>
-                <w:color w:val="000000"/>
-                <w:sz w:val="20"/>
-              </w:rPr>
-              <w:t>Facilita las ceremonias Scrum</w:t>
+            <w:tcW w:w="3562" w:type="dxa"/>
+          </w:tcPr>
+          <w:p>
+            <w:pPr>
+              <w:rPr>
+                <w:szCs w:val="28"/>
+              </w:rPr>
+            </w:pPr>
+            <w:r>
+              <w:rPr>
+                <w:szCs w:val="28"/>
+              </w:rPr>
+              <w:t>Validó criterios de aceptación y priorizó el backlog.</w:t>
             </w:r>
           </w:p>
         </w:tc>
@@ -980,53 +998,87 @@
       <w:tr>
         <w:tc>
           <w:tcPr>
-            <w:tcW w:w="3135" w:type="dxa"/>
+            <w:tcW w:w="2235" w:type="dxa"/>
             <w:shd w:val="clear" w:color="auto" w:fill="D9E1F2"/>
           </w:tcPr>
           <w:p>
-            <w:r>
-              <w:rPr>
-                <w:rFonts w:ascii="Calibri" w:hAnsi="Calibri"/>
+            <w:pPr>
+              <w:rPr>
+                <w:szCs w:val="28"/>
+              </w:rPr>
+            </w:pPr>
+            <w:r>
+              <w:rPr>
                 <w:b/>
-                <w:color w:val="000000"/>
-                <w:sz w:val="20"/>
-              </w:rPr>
-              <w:t>Desarrollador</w:t>
-            </w:r>
-          </w:p>
-        </w:tc>
-        <w:tc>
-          <w:tcPr>
-            <w:tcW w:w="3135" w:type="dxa"/>
-          </w:tcPr>
-          <w:p>
-            <w:r>
-              <w:rPr>
-                <w:rFonts w:ascii="Calibri" w:hAnsi="Calibri"/>
-                <w:color w:val="000000"/>
-                <w:sz w:val="20"/>
-              </w:rPr>
-              <w:t>Ivan Santiago Pulgar Leon</w:t>
-            </w:r>
-          </w:p>
-        </w:tc>
-        <w:tc>
-          <w:tcPr>
-            <w:tcW w:w="3135" w:type="dxa"/>
-          </w:tcPr>
-          <w:p>
-            <w:r>
-              <w:rPr>
-                <w:rFonts w:ascii="Calibri" w:hAnsi="Calibri"/>
-                <w:color w:val="000000"/>
-                <w:sz w:val="20"/>
-              </w:rPr>
-              <w:t>Backend Node.js + PostgreSQL + Jest</w:t>
+                <w:szCs w:val="28"/>
+              </w:rPr>
+              <w:t>Equipo de desarrollo</w:t>
+            </w:r>
+          </w:p>
+        </w:tc>
+        <w:tc>
+          <w:tcPr>
+            <w:tcW w:w="3525" w:type="dxa"/>
+          </w:tcPr>
+          <w:p>
+            <w:pPr>
+              <w:rPr>
+                <w:szCs w:val="28"/>
+              </w:rPr>
+            </w:pPr>
+            <w:r>
+              <w:rPr>
+                <w:szCs w:val="28"/>
+              </w:rPr>
+              <w:t>Isaac Sebastian Castro Muesmueran / Ivan Santiago Pulgar Leon</w:t>
+            </w:r>
+          </w:p>
+        </w:tc>
+        <w:tc>
+          <w:tcPr>
+            <w:tcW w:w="3562" w:type="dxa"/>
+          </w:tcPr>
+          <w:p>
+            <w:pPr>
+              <w:rPr>
+                <w:szCs w:val="28"/>
+              </w:rPr>
+            </w:pPr>
+            <w:r>
+              <w:rPr>
+                <w:szCs w:val="28"/>
+              </w:rPr>
+              <w:t xml:space="preserve">Implementó los </w:t>
+            </w:r>
+            <w:r>
+              <w:rPr>
+                <w:szCs w:val="28"/>
+              </w:rPr>
+              <w:t>5</w:t>
+            </w:r>
+            <w:r>
+              <w:rPr>
+                <w:szCs w:val="28"/>
+              </w:rPr>
+              <w:t xml:space="preserve"> ítems del backlog del Sprint 0</w:t>
+            </w:r>
+            <w:r>
+              <w:rPr>
+                <w:szCs w:val="28"/>
+              </w:rPr>
+              <w:t>6</w:t>
+            </w:r>
+            <w:r>
+              <w:rPr>
+                <w:szCs w:val="28"/>
+              </w:rPr>
+              <w:t>.</w:t>
             </w:r>
           </w:p>
         </w:tc>
       </w:tr>
     </w:tbl>
+    <w:p/>
     <w:p>
       <w:pPr>
         <w:pStyle w:val="Ttulo1"/>
@@ -1045,68 +1097,71 @@
         <w:tblLook w:val="04A0" w:firstRow="1" w:lastRow="0" w:firstColumn="1" w:lastColumn="0" w:noHBand="0" w:noVBand="1"/>
       </w:tblPr>
       <w:tblGrid>
-        <w:gridCol w:w="3135"/>
-        <w:gridCol w:w="3135"/>
-        <w:gridCol w:w="3135"/>
+        <w:gridCol w:w="3771"/>
+        <w:gridCol w:w="1092"/>
+        <w:gridCol w:w="4759"/>
       </w:tblGrid>
       <w:tr>
         <w:tc>
           <w:tcPr>
-            <w:tcW w:w="3135" w:type="dxa"/>
+            <w:tcW w:w="3794" w:type="dxa"/>
             <w:shd w:val="clear" w:color="auto" w:fill="1F3864"/>
+            <w:vAlign w:val="center"/>
           </w:tcPr>
           <w:p>
             <w:pPr>
               <w:jc w:val="center"/>
             </w:pPr>
             <w:r>
+              <w:rPr>
+                <w:b/>
+                <w:bCs/>
+              </w:rPr>
+              <w:t>Criterio de Completitud</w:t>
+            </w:r>
+          </w:p>
+        </w:tc>
+        <w:tc>
+          <w:tcPr>
+            <w:tcW w:w="709" w:type="dxa"/>
+            <w:shd w:val="clear" w:color="auto" w:fill="1F3864"/>
+            <w:vAlign w:val="center"/>
+          </w:tcPr>
+          <w:p>
+            <w:pPr>
+              <w:jc w:val="center"/>
+            </w:pPr>
+            <w:r>
+              <w:rPr>
+                <w:b/>
+                <w:bCs/>
+              </w:rPr>
+              <w:t>Cumplido</w:t>
+            </w:r>
+          </w:p>
+        </w:tc>
+        <w:tc>
+          <w:tcPr>
+            <w:tcW w:w="4819" w:type="dxa"/>
+            <w:shd w:val="clear" w:color="auto" w:fill="1F3864"/>
+            <w:vAlign w:val="center"/>
+          </w:tcPr>
+          <w:p>
+            <w:pPr>
+              <w:jc w:val="center"/>
               <w:rPr>
                 <w:rFonts w:ascii="Calibri" w:hAnsi="Calibri"/>
                 <w:b/>
                 <w:color w:val="FFFFFF"/>
                 <w:sz w:val="18"/>
               </w:rPr>
-              <w:t>N°</w:t>
-            </w:r>
-          </w:p>
-        </w:tc>
-        <w:tc>
-          <w:tcPr>
-            <w:tcW w:w="3135" w:type="dxa"/>
-            <w:shd w:val="clear" w:color="auto" w:fill="1F3864"/>
-          </w:tcPr>
-          <w:p>
-            <w:pPr>
-              <w:jc w:val="center"/>
-            </w:pPr>
-            <w:r>
-              <w:rPr>
-                <w:rFonts w:ascii="Calibri" w:hAnsi="Calibri"/>
+            </w:pPr>
+            <w:r>
+              <w:rPr>
                 <w:b/>
-                <w:color w:val="FFFFFF"/>
-                <w:sz w:val="18"/>
-              </w:rPr>
-              <w:t>Criterio de Aceptación (DoD)</w:t>
-            </w:r>
-          </w:p>
-        </w:tc>
-        <w:tc>
-          <w:tcPr>
-            <w:tcW w:w="3135" w:type="dxa"/>
-            <w:shd w:val="clear" w:color="auto" w:fill="1F3864"/>
-          </w:tcPr>
-          <w:p>
-            <w:pPr>
-              <w:jc w:val="center"/>
-            </w:pPr>
-            <w:r>
-              <w:rPr>
-                <w:rFonts w:ascii="Calibri" w:hAnsi="Calibri"/>
-                <w:b/>
-                <w:color w:val="FFFFFF"/>
-                <w:sz w:val="18"/>
-              </w:rPr>
-              <w:t>Estado</w:t>
+                <w:bCs/>
+              </w:rPr>
+              <w:t>Observación</w:t>
             </w:r>
           </w:p>
         </w:tc>
@@ -1114,65 +1169,58 @@
       <w:tr>
         <w:tc>
           <w:tcPr>
-            <w:tcW w:w="3135" w:type="dxa"/>
+            <w:tcW w:w="3794" w:type="dxa"/>
             <w:shd w:val="clear" w:color="auto" w:fill="F2F2F2"/>
+            <w:vAlign w:val="center"/>
+          </w:tcPr>
+          <w:p>
+            <w:r>
+              <w:t xml:space="preserve">Todos los endpoints de Catálogo de Materiales están implementados con RBAC correcto y filtro </w:t>
+            </w:r>
+            <w:r>
+              <w:rPr>
+                <w:rStyle w:val="CdigoHTML"/>
+                <w:rFonts w:eastAsiaTheme="minorEastAsia"/>
+              </w:rPr>
+              <w:t>soloActivos</w:t>
+            </w:r>
+            <w:r>
+              <w:t>.</w:t>
+            </w:r>
+          </w:p>
+        </w:tc>
+        <w:tc>
+          <w:tcPr>
+            <w:tcW w:w="709" w:type="dxa"/>
+            <w:shd w:val="clear" w:color="auto" w:fill="E2EFDA"/>
+            <w:vAlign w:val="center"/>
           </w:tcPr>
           <w:p>
             <w:pPr>
               <w:jc w:val="center"/>
             </w:pPr>
             <w:r>
-              <w:rPr>
-                <w:rFonts w:ascii="Calibri" w:hAnsi="Calibri"/>
-                <w:color w:val="000000"/>
-                <w:sz w:val="18"/>
-              </w:rPr>
-              <w:t>1</w:t>
-            </w:r>
-          </w:p>
-        </w:tc>
-        <w:tc>
-          <w:tcPr>
-            <w:tcW w:w="3135" w:type="dxa"/>
-            <w:shd w:val="clear" w:color="auto" w:fill="F2F2F2"/>
-          </w:tcPr>
-          <w:p>
-            <w:r>
-              <w:rPr>
-                <w:rFonts w:ascii="Calibri" w:hAnsi="Calibri"/>
-                <w:color w:val="000000"/>
-                <w:sz w:val="18"/>
-              </w:rPr>
-              <w:t>Todos los endpoints de Catálogo de Materiales implementados con RBAC correcto y filtro soloActivos.</w:t>
-            </w:r>
-          </w:p>
-        </w:tc>
-        <w:tc>
-          <w:tcPr>
-            <w:tcW w:w="3135" w:type="dxa"/>
-            <w:shd w:val="clear" w:color="auto" w:fill="E2EFDA"/>
+              <w:t>Sí</w:t>
+            </w:r>
+          </w:p>
+        </w:tc>
+        <w:tc>
+          <w:tcPr>
+            <w:tcW w:w="4819" w:type="dxa"/>
+            <w:vAlign w:val="center"/>
           </w:tcPr>
           <w:p>
             <w:pPr>
               <w:jc w:val="center"/>
-            </w:pPr>
-            <w:r>
               <w:rPr>
                 <w:rFonts w:ascii="Segoe UI Symbol" w:hAnsi="Segoe UI Symbol" w:cs="Segoe UI Symbol"/>
                 <w:b/>
                 <w:color w:val="000000"/>
                 <w:sz w:val="18"/>
               </w:rPr>
-              <w:t>✔</w:t>
-            </w:r>
-            <w:r>
-              <w:rPr>
-                <w:rFonts w:ascii="Calibri" w:hAnsi="Calibri"/>
-                <w:b/>
-                <w:color w:val="000000"/>
-                <w:sz w:val="18"/>
-              </w:rPr>
-              <w:t xml:space="preserve"> Cumplido</w:t>
+            </w:pPr>
+            <w:r>
+              <w:t>Cubre acceso sin token, consulta por rol Residente, consulta de inactivos por Admin, creación, edición y soft-delete de materiales.</w:t>
             </w:r>
           </w:p>
         </w:tc>
@@ -1180,65 +1228,63 @@
       <w:tr>
         <w:tc>
           <w:tcPr>
-            <w:tcW w:w="3135" w:type="dxa"/>
+            <w:tcW w:w="3794" w:type="dxa"/>
             <w:shd w:val="clear" w:color="auto" w:fill="FFFFFF"/>
+            <w:vAlign w:val="center"/>
+          </w:tcPr>
+          <w:p>
+            <w:r>
+              <w:t xml:space="preserve">La gestión de estado de proyectos mediante </w:t>
+            </w:r>
+            <w:r>
+              <w:rPr>
+                <w:rStyle w:val="CdigoHTML"/>
+                <w:rFonts w:eastAsiaTheme="minorEastAsia"/>
+              </w:rPr>
+              <w:t>PATCH /proyectos/:id/estado</w:t>
+            </w:r>
+            <w:r>
+              <w:t xml:space="preserve"> valida </w:t>
+            </w:r>
+            <w:r>
+              <w:lastRenderedPageBreak/>
+              <w:t>estados permitidos.</w:t>
+            </w:r>
+          </w:p>
+        </w:tc>
+        <w:tc>
+          <w:tcPr>
+            <w:tcW w:w="709" w:type="dxa"/>
+            <w:shd w:val="clear" w:color="auto" w:fill="E2EFDA"/>
+            <w:vAlign w:val="center"/>
           </w:tcPr>
           <w:p>
             <w:pPr>
               <w:jc w:val="center"/>
             </w:pPr>
             <w:r>
-              <w:rPr>
-                <w:rFonts w:ascii="Calibri" w:hAnsi="Calibri"/>
-                <w:color w:val="000000"/>
-                <w:sz w:val="18"/>
-              </w:rPr>
-              <w:t>2</w:t>
-            </w:r>
-          </w:p>
-        </w:tc>
-        <w:tc>
-          <w:tcPr>
-            <w:tcW w:w="3135" w:type="dxa"/>
-            <w:shd w:val="clear" w:color="auto" w:fill="FFFFFF"/>
-          </w:tcPr>
-          <w:p>
-            <w:r>
-              <w:rPr>
-                <w:rFonts w:ascii="Calibri" w:hAnsi="Calibri"/>
-                <w:color w:val="000000"/>
-                <w:sz w:val="18"/>
-              </w:rPr>
-              <w:t>Gestión de estado de proyectos (PATCH /estado) con validación de estados permitidos.</w:t>
-            </w:r>
-          </w:p>
-        </w:tc>
-        <w:tc>
-          <w:tcPr>
-            <w:tcW w:w="3135" w:type="dxa"/>
-            <w:shd w:val="clear" w:color="auto" w:fill="E2EFDA"/>
+              <w:lastRenderedPageBreak/>
+              <w:t>Sí</w:t>
+            </w:r>
+          </w:p>
+        </w:tc>
+        <w:tc>
+          <w:tcPr>
+            <w:tcW w:w="4819" w:type="dxa"/>
+            <w:vAlign w:val="center"/>
           </w:tcPr>
           <w:p>
             <w:pPr>
               <w:jc w:val="center"/>
-            </w:pPr>
-            <w:r>
               <w:rPr>
                 <w:rFonts w:ascii="Segoe UI Symbol" w:hAnsi="Segoe UI Symbol" w:cs="Segoe UI Symbol"/>
                 <w:b/>
                 <w:color w:val="000000"/>
                 <w:sz w:val="18"/>
               </w:rPr>
-              <w:t>✔</w:t>
-            </w:r>
-            <w:r>
-              <w:rPr>
-                <w:rFonts w:ascii="Calibri" w:hAnsi="Calibri"/>
-                <w:b/>
-                <w:color w:val="000000"/>
-                <w:sz w:val="18"/>
-              </w:rPr>
-              <w:t xml:space="preserve"> Cumplido</w:t>
+            </w:pPr>
+            <w:r>
+              <w:t>Se comprueba protección sin token, denegación por rol no autorizado, rechazo de estado inválido y cambio de estado por Admin.</w:t>
             </w:r>
           </w:p>
         </w:tc>
@@ -1246,65 +1292,48 @@
       <w:tr>
         <w:tc>
           <w:tcPr>
-            <w:tcW w:w="3135" w:type="dxa"/>
+            <w:tcW w:w="3794" w:type="dxa"/>
             <w:shd w:val="clear" w:color="auto" w:fill="F2F2F2"/>
+            <w:vAlign w:val="center"/>
+          </w:tcPr>
+          <w:p>
+            <w:r>
+              <w:t>La creación de requerimientos aplica validaciones estrictas: justificación no vacía, detalles no vacíos y cantidades enteras positivas.</w:t>
+            </w:r>
+          </w:p>
+        </w:tc>
+        <w:tc>
+          <w:tcPr>
+            <w:tcW w:w="709" w:type="dxa"/>
+            <w:shd w:val="clear" w:color="auto" w:fill="E2EFDA"/>
+            <w:vAlign w:val="center"/>
           </w:tcPr>
           <w:p>
             <w:pPr>
               <w:jc w:val="center"/>
             </w:pPr>
             <w:r>
-              <w:rPr>
-                <w:rFonts w:ascii="Calibri" w:hAnsi="Calibri"/>
-                <w:color w:val="000000"/>
-                <w:sz w:val="18"/>
-              </w:rPr>
-              <w:t>3</w:t>
-            </w:r>
-          </w:p>
-        </w:tc>
-        <w:tc>
-          <w:tcPr>
-            <w:tcW w:w="3135" w:type="dxa"/>
-            <w:shd w:val="clear" w:color="auto" w:fill="F2F2F2"/>
-          </w:tcPr>
-          <w:p>
-            <w:r>
-              <w:rPr>
-                <w:rFonts w:ascii="Calibri" w:hAnsi="Calibri"/>
-                <w:color w:val="000000"/>
-                <w:sz w:val="18"/>
-              </w:rPr>
-              <w:t>Creación de requerimientos con validaciones estrictas: justificación no vacía, detalles no vacíos, cantidades enteras y positivas.</w:t>
-            </w:r>
-          </w:p>
-        </w:tc>
-        <w:tc>
-          <w:tcPr>
-            <w:tcW w:w="3135" w:type="dxa"/>
-            <w:shd w:val="clear" w:color="auto" w:fill="E2EFDA"/>
+              <w:t>Sí</w:t>
+            </w:r>
+          </w:p>
+        </w:tc>
+        <w:tc>
+          <w:tcPr>
+            <w:tcW w:w="4819" w:type="dxa"/>
+            <w:vAlign w:val="center"/>
           </w:tcPr>
           <w:p>
             <w:pPr>
               <w:jc w:val="center"/>
-            </w:pPr>
-            <w:r>
               <w:rPr>
                 <w:rFonts w:ascii="Segoe UI Symbol" w:hAnsi="Segoe UI Symbol" w:cs="Segoe UI Symbol"/>
                 <w:b/>
                 <w:color w:val="000000"/>
                 <w:sz w:val="18"/>
               </w:rPr>
-              <w:t>✔</w:t>
-            </w:r>
-            <w:r>
-              <w:rPr>
-                <w:rFonts w:ascii="Calibri" w:hAnsi="Calibri"/>
-                <w:b/>
-                <w:color w:val="000000"/>
-                <w:sz w:val="18"/>
-              </w:rPr>
-              <w:t xml:space="preserve"> Cumplido</w:t>
+            </w:pPr>
+            <w:r>
+              <w:t>Se comprueban errores por justificación vacía, detalles vacíos, cantidad decimal, cantidad cero y cantidad negativa.</w:t>
             </w:r>
           </w:p>
         </w:tc>
@@ -1312,75 +1341,77 @@
       <w:tr>
         <w:tc>
           <w:tcPr>
-            <w:tcW w:w="3135" w:type="dxa"/>
+            <w:tcW w:w="3794" w:type="dxa"/>
             <w:shd w:val="clear" w:color="auto" w:fill="FFFFFF"/>
+            <w:vAlign w:val="center"/>
+          </w:tcPr>
+          <w:p>
+            <w:r>
+              <w:t xml:space="preserve">El estado inicial </w:t>
+            </w:r>
+            <w:r>
+              <w:rPr>
+                <w:rStyle w:val="CdigoHTML"/>
+                <w:rFonts w:eastAsiaTheme="minorEastAsia"/>
+              </w:rPr>
+              <w:t>EN_REVISION</w:t>
+            </w:r>
+            <w:r>
+              <w:t xml:space="preserve"> se asigna correctamente al crear un requerimiento.</w:t>
+            </w:r>
+          </w:p>
+        </w:tc>
+        <w:tc>
+          <w:tcPr>
+            <w:tcW w:w="709" w:type="dxa"/>
+            <w:shd w:val="clear" w:color="auto" w:fill="E2EFDA"/>
+            <w:vAlign w:val="center"/>
           </w:tcPr>
           <w:p>
             <w:pPr>
               <w:jc w:val="center"/>
             </w:pPr>
             <w:r>
-              <w:rPr>
-                <w:rFonts w:ascii="Calibri" w:hAnsi="Calibri"/>
-                <w:color w:val="000000"/>
-                <w:sz w:val="18"/>
-              </w:rPr>
-              <w:t>4</w:t>
-            </w:r>
-          </w:p>
-        </w:tc>
-        <w:tc>
-          <w:tcPr>
-            <w:tcW w:w="3135" w:type="dxa"/>
-            <w:shd w:val="clear" w:color="auto" w:fill="FFFFFF"/>
-          </w:tcPr>
-          <w:p>
-            <w:r>
-              <w:rPr>
-                <w:rFonts w:ascii="Calibri" w:hAnsi="Calibri"/>
-                <w:color w:val="000000"/>
-                <w:sz w:val="18"/>
-              </w:rPr>
-              <w:t xml:space="preserve">Estado inicial EN_REVISION asignado correctamente al crear un </w:t>
-            </w:r>
-            <w:r>
-              <w:rPr>
-                <w:rFonts w:ascii="Calibri" w:hAnsi="Calibri"/>
-                <w:color w:val="000000"/>
-                <w:sz w:val="18"/>
-              </w:rPr>
-              <w:lastRenderedPageBreak/>
-              <w:t>requerimiento.</w:t>
-            </w:r>
-          </w:p>
-        </w:tc>
-        <w:tc>
-          <w:tcPr>
-            <w:tcW w:w="3135" w:type="dxa"/>
-            <w:shd w:val="clear" w:color="auto" w:fill="E2EFDA"/>
+              <w:t>Sí</w:t>
+            </w:r>
+          </w:p>
+        </w:tc>
+        <w:tc>
+          <w:tcPr>
+            <w:tcW w:w="4819" w:type="dxa"/>
+            <w:vAlign w:val="center"/>
           </w:tcPr>
           <w:p>
             <w:pPr>
               <w:jc w:val="center"/>
-            </w:pPr>
-            <w:r>
               <w:rPr>
                 <w:rFonts w:ascii="Segoe UI Symbol" w:hAnsi="Segoe UI Symbol" w:cs="Segoe UI Symbol"/>
                 <w:b/>
                 <w:color w:val="000000"/>
                 <w:sz w:val="18"/>
               </w:rPr>
-              <w:lastRenderedPageBreak/>
-              <w:t>✔</w:t>
-            </w:r>
-            <w:r>
-              <w:rPr>
-                <w:rFonts w:ascii="Calibri" w:hAnsi="Calibri"/>
-                <w:b/>
-                <w:color w:val="000000"/>
-                <w:sz w:val="18"/>
-              </w:rPr>
-              <w:t xml:space="preserve"> Cumplido</w:t>
+            </w:pPr>
+            <w:r>
+              <w:t xml:space="preserve">Cuando la creación retorna 201, la respuesta debe incluir </w:t>
+            </w:r>
+            <w:proofErr w:type="spellStart"/>
+            <w:r>
+              <w:rPr>
+                <w:rStyle w:val="CdigoHTML"/>
+                <w:rFonts w:eastAsiaTheme="minorEastAsia"/>
+              </w:rPr>
+              <w:t>data.estado</w:t>
+            </w:r>
+            <w:proofErr w:type="spellEnd"/>
+            <w:r>
+              <w:rPr>
+                <w:rStyle w:val="CdigoHTML"/>
+                <w:rFonts w:eastAsiaTheme="minorEastAsia"/>
+              </w:rPr>
+              <w:t xml:space="preserve"> = EN_REVISION</w:t>
+            </w:r>
+            <w:r>
+              <w:t>.</w:t>
             </w:r>
           </w:p>
         </w:tc>
@@ -1388,129 +1419,85 @@
       <w:tr>
         <w:tc>
           <w:tcPr>
-            <w:tcW w:w="3135" w:type="dxa"/>
+            <w:tcW w:w="3794" w:type="dxa"/>
             <w:shd w:val="clear" w:color="auto" w:fill="F2F2F2"/>
+            <w:vAlign w:val="center"/>
+          </w:tcPr>
+          <w:p>
+            <w:proofErr w:type="spellStart"/>
+            <w:r>
+              <w:rPr>
+                <w:rStyle w:val="CdigoHTML"/>
+                <w:rFonts w:eastAsiaTheme="minorEastAsia"/>
+              </w:rPr>
+              <w:t>NotificationService</w:t>
+            </w:r>
+            <w:proofErr w:type="spellEnd"/>
+            <w:r>
+              <w:t xml:space="preserve"> opera con evento </w:t>
+            </w:r>
+            <w:proofErr w:type="spellStart"/>
+            <w:r>
+              <w:rPr>
+                <w:rStyle w:val="CdigoHTML"/>
+                <w:rFonts w:eastAsiaTheme="minorEastAsia"/>
+              </w:rPr>
+              <w:t>requerimiento:creado</w:t>
+            </w:r>
+            <w:proofErr w:type="spellEnd"/>
+            <w:r>
+              <w:t xml:space="preserve"> bajo lógica </w:t>
+            </w:r>
+            <w:proofErr w:type="spellStart"/>
+            <w:r>
+              <w:t>fire</w:t>
+            </w:r>
+            <w:proofErr w:type="spellEnd"/>
+            <w:r>
+              <w:t>-and-</w:t>
+            </w:r>
+            <w:proofErr w:type="spellStart"/>
+            <w:r>
+              <w:t>forget</w:t>
+            </w:r>
+            <w:proofErr w:type="spellEnd"/>
+            <w:r>
+              <w:t>.</w:t>
+            </w:r>
+          </w:p>
+        </w:tc>
+        <w:tc>
+          <w:tcPr>
+            <w:tcW w:w="709" w:type="dxa"/>
+            <w:shd w:val="clear" w:color="auto" w:fill="E2EFDA"/>
+            <w:vAlign w:val="center"/>
           </w:tcPr>
           <w:p>
             <w:pPr>
               <w:jc w:val="center"/>
             </w:pPr>
             <w:r>
-              <w:rPr>
-                <w:rFonts w:ascii="Calibri" w:hAnsi="Calibri"/>
-                <w:color w:val="000000"/>
-                <w:sz w:val="18"/>
-              </w:rPr>
-              <w:t>5</w:t>
-            </w:r>
-          </w:p>
-        </w:tc>
-        <w:tc>
-          <w:tcPr>
-            <w:tcW w:w="3135" w:type="dxa"/>
-            <w:shd w:val="clear" w:color="auto" w:fill="F2F2F2"/>
-          </w:tcPr>
-          <w:p>
-            <w:proofErr w:type="spellStart"/>
-            <w:r>
-              <w:rPr>
-                <w:rFonts w:ascii="Calibri" w:hAnsi="Calibri"/>
-                <w:color w:val="000000"/>
-                <w:sz w:val="18"/>
-              </w:rPr>
-              <w:t>NotificationService</w:t>
-            </w:r>
-            <w:proofErr w:type="spellEnd"/>
-            <w:r>
-              <w:rPr>
-                <w:rFonts w:ascii="Calibri" w:hAnsi="Calibri"/>
-                <w:color w:val="000000"/>
-                <w:sz w:val="18"/>
-              </w:rPr>
-              <w:t xml:space="preserve"> operativo con evento '</w:t>
-            </w:r>
-            <w:proofErr w:type="spellStart"/>
-            <w:r>
-              <w:rPr>
-                <w:rFonts w:ascii="Calibri" w:hAnsi="Calibri"/>
-                <w:color w:val="000000"/>
-                <w:sz w:val="18"/>
-              </w:rPr>
-              <w:t>requerimiento:creado</w:t>
-            </w:r>
-            <w:proofErr w:type="spellEnd"/>
-            <w:r>
-              <w:rPr>
-                <w:rFonts w:ascii="Calibri" w:hAnsi="Calibri"/>
-                <w:color w:val="000000"/>
-                <w:sz w:val="18"/>
-              </w:rPr>
-              <w:t xml:space="preserve">' en modo </w:t>
-            </w:r>
-            <w:proofErr w:type="spellStart"/>
-            <w:r>
-              <w:rPr>
-                <w:rFonts w:ascii="Calibri" w:hAnsi="Calibri"/>
-                <w:color w:val="000000"/>
-                <w:sz w:val="18"/>
-              </w:rPr>
-              <w:t>fire</w:t>
-            </w:r>
-            <w:proofErr w:type="spellEnd"/>
-            <w:r>
-              <w:rPr>
-                <w:rFonts w:ascii="Calibri" w:hAnsi="Calibri"/>
-                <w:color w:val="000000"/>
-                <w:sz w:val="18"/>
-              </w:rPr>
-              <w:t>-and-</w:t>
-            </w:r>
-            <w:proofErr w:type="spellStart"/>
-            <w:r>
-              <w:rPr>
-                <w:rFonts w:ascii="Calibri" w:hAnsi="Calibri"/>
-                <w:color w:val="000000"/>
-                <w:sz w:val="18"/>
-              </w:rPr>
-              <w:t>forget</w:t>
-            </w:r>
-            <w:proofErr w:type="spellEnd"/>
-            <w:r>
-              <w:rPr>
-                <w:rFonts w:ascii="Calibri" w:hAnsi="Calibri"/>
-                <w:color w:val="000000"/>
-                <w:sz w:val="18"/>
-              </w:rPr>
-              <w:t>.</w:t>
-            </w:r>
-          </w:p>
-        </w:tc>
-        <w:tc>
-          <w:tcPr>
-            <w:tcW w:w="3135" w:type="dxa"/>
-            <w:shd w:val="clear" w:color="auto" w:fill="E2EFDA"/>
+              <w:t>Sí</w:t>
+            </w:r>
+          </w:p>
+        </w:tc>
+        <w:tc>
+          <w:tcPr>
+            <w:tcW w:w="4819" w:type="dxa"/>
+            <w:vAlign w:val="center"/>
           </w:tcPr>
           <w:p>
             <w:pPr>
               <w:jc w:val="center"/>
-            </w:pPr>
-            <w:r>
               <w:rPr>
                 <w:rFonts w:ascii="Segoe UI Symbol" w:hAnsi="Segoe UI Symbol" w:cs="Segoe UI Symbol"/>
                 <w:b/>
                 <w:color w:val="000000"/>
                 <w:sz w:val="18"/>
               </w:rPr>
-              <w:t>✔</w:t>
-            </w:r>
-            <w:r>
-              <w:rPr>
-                <w:rFonts w:ascii="Calibri" w:hAnsi="Calibri"/>
-                <w:b/>
-                <w:color w:val="000000"/>
-                <w:sz w:val="18"/>
-              </w:rPr>
-              <w:t xml:space="preserve"> Cumplido</w:t>
+            </w:pPr>
+            <w:r>
+              <w:t>El evento se emite correctamente y el método no lanza excepciones ante payload incompleto.</w:t>
             </w:r>
           </w:p>
         </w:tc>
@@ -1518,65 +1505,48 @@
       <w:tr>
         <w:tc>
           <w:tcPr>
-            <w:tcW w:w="3135" w:type="dxa"/>
+            <w:tcW w:w="3794" w:type="dxa"/>
             <w:shd w:val="clear" w:color="auto" w:fill="FFFFFF"/>
+            <w:vAlign w:val="center"/>
+          </w:tcPr>
+          <w:p>
+            <w:r>
+              <w:t>La bandeja gerencial está implementada con RBAC para permitir acceso solo a Presidente/Gerente y Admin.</w:t>
+            </w:r>
+          </w:p>
+        </w:tc>
+        <w:tc>
+          <w:tcPr>
+            <w:tcW w:w="709" w:type="dxa"/>
+            <w:shd w:val="clear" w:color="auto" w:fill="E2EFDA"/>
+            <w:vAlign w:val="center"/>
           </w:tcPr>
           <w:p>
             <w:pPr>
               <w:jc w:val="center"/>
             </w:pPr>
             <w:r>
-              <w:rPr>
-                <w:rFonts w:ascii="Calibri" w:hAnsi="Calibri"/>
-                <w:color w:val="000000"/>
-                <w:sz w:val="18"/>
-              </w:rPr>
-              <w:t>6</w:t>
-            </w:r>
-          </w:p>
-        </w:tc>
-        <w:tc>
-          <w:tcPr>
-            <w:tcW w:w="3135" w:type="dxa"/>
-            <w:shd w:val="clear" w:color="auto" w:fill="FFFFFF"/>
-          </w:tcPr>
-          <w:p>
-            <w:r>
-              <w:rPr>
-                <w:rFonts w:ascii="Calibri" w:hAnsi="Calibri"/>
-                <w:color w:val="000000"/>
-                <w:sz w:val="18"/>
-              </w:rPr>
-              <w:t>Bandeja gerencial implementada con RBAC: solo Presidente/Gerente y Admin pueden acceder.</w:t>
-            </w:r>
-          </w:p>
-        </w:tc>
-        <w:tc>
-          <w:tcPr>
-            <w:tcW w:w="3135" w:type="dxa"/>
-            <w:shd w:val="clear" w:color="auto" w:fill="E2EFDA"/>
+              <w:t>Sí</w:t>
+            </w:r>
+          </w:p>
+        </w:tc>
+        <w:tc>
+          <w:tcPr>
+            <w:tcW w:w="4819" w:type="dxa"/>
+            <w:vAlign w:val="center"/>
           </w:tcPr>
           <w:p>
             <w:pPr>
               <w:jc w:val="center"/>
-            </w:pPr>
-            <w:r>
               <w:rPr>
                 <w:rFonts w:ascii="Segoe UI Symbol" w:hAnsi="Segoe UI Symbol" w:cs="Segoe UI Symbol"/>
                 <w:b/>
                 <w:color w:val="000000"/>
                 <w:sz w:val="18"/>
               </w:rPr>
-              <w:t>✔</w:t>
-            </w:r>
-            <w:r>
-              <w:rPr>
-                <w:rFonts w:ascii="Calibri" w:hAnsi="Calibri"/>
-                <w:b/>
-                <w:color w:val="000000"/>
-                <w:sz w:val="18"/>
-              </w:rPr>
-              <w:t xml:space="preserve"> Cumplido</w:t>
+            </w:pPr>
+            <w:r>
+              <w:t>Residente y Contador son denegados; Presidente/Gerente y Admin pasan autenticación sin recibir 403.</w:t>
             </w:r>
           </w:p>
         </w:tc>
@@ -1584,65 +1554,48 @@
       <w:tr>
         <w:tc>
           <w:tcPr>
-            <w:tcW w:w="3135" w:type="dxa"/>
+            <w:tcW w:w="3794" w:type="dxa"/>
             <w:shd w:val="clear" w:color="auto" w:fill="F2F2F2"/>
+            <w:vAlign w:val="center"/>
+          </w:tcPr>
+          <w:p>
+            <w:r>
+              <w:t>El flujo de aprobación y rechazo de requerimientos valida permisos y comentario obligatorio en rechazo.</w:t>
+            </w:r>
+          </w:p>
+        </w:tc>
+        <w:tc>
+          <w:tcPr>
+            <w:tcW w:w="709" w:type="dxa"/>
+            <w:shd w:val="clear" w:color="auto" w:fill="E2EFDA"/>
+            <w:vAlign w:val="center"/>
           </w:tcPr>
           <w:p>
             <w:pPr>
               <w:jc w:val="center"/>
             </w:pPr>
             <w:r>
-              <w:rPr>
-                <w:rFonts w:ascii="Calibri" w:hAnsi="Calibri"/>
-                <w:color w:val="000000"/>
-                <w:sz w:val="18"/>
-              </w:rPr>
-              <w:t>7</w:t>
-            </w:r>
-          </w:p>
-        </w:tc>
-        <w:tc>
-          <w:tcPr>
-            <w:tcW w:w="3135" w:type="dxa"/>
-            <w:shd w:val="clear" w:color="auto" w:fill="F2F2F2"/>
-          </w:tcPr>
-          <w:p>
-            <w:r>
-              <w:rPr>
-                <w:rFonts w:ascii="Calibri" w:hAnsi="Calibri"/>
-                <w:color w:val="000000"/>
-                <w:sz w:val="18"/>
-              </w:rPr>
-              <w:t>Flujo de aprobación y rechazo de requerimientos con validación de comentario en rechazo.</w:t>
-            </w:r>
-          </w:p>
-        </w:tc>
-        <w:tc>
-          <w:tcPr>
-            <w:tcW w:w="3135" w:type="dxa"/>
-            <w:shd w:val="clear" w:color="auto" w:fill="E2EFDA"/>
+              <w:t>Sí</w:t>
+            </w:r>
+          </w:p>
+        </w:tc>
+        <w:tc>
+          <w:tcPr>
+            <w:tcW w:w="4819" w:type="dxa"/>
+            <w:vAlign w:val="center"/>
           </w:tcPr>
           <w:p>
             <w:pPr>
               <w:jc w:val="center"/>
-            </w:pPr>
-            <w:r>
               <w:rPr>
                 <w:rFonts w:ascii="Segoe UI Symbol" w:hAnsi="Segoe UI Symbol" w:cs="Segoe UI Symbol"/>
                 <w:b/>
                 <w:color w:val="000000"/>
                 <w:sz w:val="18"/>
               </w:rPr>
-              <w:t>✔</w:t>
-            </w:r>
-            <w:r>
-              <w:rPr>
-                <w:rFonts w:ascii="Calibri" w:hAnsi="Calibri"/>
-                <w:b/>
-                <w:color w:val="000000"/>
-                <w:sz w:val="18"/>
-              </w:rPr>
-              <w:t xml:space="preserve"> Cumplido</w:t>
+            </w:pPr>
+            <w:r>
+              <w:t>Se comprueba aprobación sin token, denegación a Residente, aprobación por Presidente/Gerente, rechazo sin comentario y denegación a Bodeguero.</w:t>
             </w:r>
           </w:p>
         </w:tc>
@@ -1650,65 +1603,48 @@
       <w:tr>
         <w:tc>
           <w:tcPr>
-            <w:tcW w:w="3135" w:type="dxa"/>
+            <w:tcW w:w="3794" w:type="dxa"/>
             <w:shd w:val="clear" w:color="auto" w:fill="FFFFFF"/>
+            <w:vAlign w:val="center"/>
+          </w:tcPr>
+          <w:p>
+            <w:r>
+              <w:t>Las 36 pruebas automatizadas del Sprint 06 pasan correctamente.</w:t>
+            </w:r>
+          </w:p>
+        </w:tc>
+        <w:tc>
+          <w:tcPr>
+            <w:tcW w:w="709" w:type="dxa"/>
+            <w:shd w:val="clear" w:color="auto" w:fill="E2EFDA"/>
+            <w:vAlign w:val="center"/>
           </w:tcPr>
           <w:p>
             <w:pPr>
               <w:jc w:val="center"/>
             </w:pPr>
             <w:r>
-              <w:rPr>
-                <w:rFonts w:ascii="Calibri" w:hAnsi="Calibri"/>
-                <w:color w:val="000000"/>
-                <w:sz w:val="18"/>
-              </w:rPr>
-              <w:t>8</w:t>
-            </w:r>
-          </w:p>
-        </w:tc>
-        <w:tc>
-          <w:tcPr>
-            <w:tcW w:w="3135" w:type="dxa"/>
-            <w:shd w:val="clear" w:color="auto" w:fill="FFFFFF"/>
-          </w:tcPr>
-          <w:p>
-            <w:r>
-              <w:rPr>
-                <w:rFonts w:ascii="Calibri" w:hAnsi="Calibri"/>
-                <w:color w:val="000000"/>
-                <w:sz w:val="18"/>
-              </w:rPr>
-              <w:t>36 pruebas automatizadas pasando al 100% (CP-087 – CP-122).</w:t>
-            </w:r>
-          </w:p>
-        </w:tc>
-        <w:tc>
-          <w:tcPr>
-            <w:tcW w:w="3135" w:type="dxa"/>
-            <w:shd w:val="clear" w:color="auto" w:fill="E2EFDA"/>
+              <w:t>Sí</w:t>
+            </w:r>
+          </w:p>
+        </w:tc>
+        <w:tc>
+          <w:tcPr>
+            <w:tcW w:w="4819" w:type="dxa"/>
+            <w:vAlign w:val="center"/>
           </w:tcPr>
           <w:p>
             <w:pPr>
               <w:jc w:val="center"/>
-            </w:pPr>
-            <w:r>
               <w:rPr>
                 <w:rFonts w:ascii="Segoe UI Symbol" w:hAnsi="Segoe UI Symbol" w:cs="Segoe UI Symbol"/>
                 <w:b/>
                 <w:color w:val="000000"/>
                 <w:sz w:val="18"/>
               </w:rPr>
-              <w:t>✔</w:t>
-            </w:r>
-            <w:r>
-              <w:rPr>
-                <w:rFonts w:ascii="Calibri" w:hAnsi="Calibri"/>
-                <w:b/>
-                <w:color w:val="000000"/>
-                <w:sz w:val="18"/>
-              </w:rPr>
-              <w:t xml:space="preserve"> Cumplido</w:t>
+            </w:pPr>
+            <w:r>
+              <w:t>La matriz registra 36 casos PASS, desde CP-087 hasta CP-122, distribuidos en cinco grupos funcionales.</w:t>
             </w:r>
           </w:p>
         </w:tc>
@@ -1716,88 +1652,58 @@
       <w:tr>
         <w:tc>
           <w:tcPr>
-            <w:tcW w:w="3135" w:type="dxa"/>
+            <w:tcW w:w="3794" w:type="dxa"/>
             <w:shd w:val="clear" w:color="auto" w:fill="F2F2F2"/>
+            <w:vAlign w:val="center"/>
+          </w:tcPr>
+          <w:p>
+            <w:r>
+              <w:t>El código fue revisado, versionado e incluido en el repositorio/proyecto actualizado.</w:t>
+            </w:r>
+          </w:p>
+        </w:tc>
+        <w:tc>
+          <w:tcPr>
+            <w:tcW w:w="709" w:type="dxa"/>
+            <w:shd w:val="clear" w:color="auto" w:fill="E2EFDA"/>
+            <w:vAlign w:val="center"/>
           </w:tcPr>
           <w:p>
             <w:pPr>
               <w:jc w:val="center"/>
             </w:pPr>
             <w:r>
-              <w:rPr>
-                <w:rFonts w:ascii="Calibri" w:hAnsi="Calibri"/>
-                <w:color w:val="000000"/>
-                <w:sz w:val="18"/>
-              </w:rPr>
-              <w:t>9</w:t>
-            </w:r>
-          </w:p>
-        </w:tc>
-        <w:tc>
-          <w:tcPr>
-            <w:tcW w:w="3135" w:type="dxa"/>
-            <w:shd w:val="clear" w:color="auto" w:fill="F2F2F2"/>
-          </w:tcPr>
-          <w:p>
-            <w:r>
-              <w:rPr>
-                <w:rFonts w:ascii="Calibri" w:hAnsi="Calibri"/>
-                <w:color w:val="000000"/>
-                <w:sz w:val="18"/>
-              </w:rPr>
-              <w:t xml:space="preserve">Código revisado, versionado y </w:t>
-            </w:r>
-            <w:proofErr w:type="spellStart"/>
-            <w:r>
-              <w:rPr>
-                <w:rFonts w:ascii="Calibri" w:hAnsi="Calibri"/>
-                <w:color w:val="000000"/>
-                <w:sz w:val="18"/>
-              </w:rPr>
-              <w:t>commiteado</w:t>
-            </w:r>
-            <w:proofErr w:type="spellEnd"/>
-            <w:r>
-              <w:rPr>
-                <w:rFonts w:ascii="Calibri" w:hAnsi="Calibri"/>
-                <w:color w:val="000000"/>
-                <w:sz w:val="18"/>
-              </w:rPr>
-              <w:t xml:space="preserve"> en el repositorio del proyecto.</w:t>
-            </w:r>
-          </w:p>
-        </w:tc>
-        <w:tc>
-          <w:tcPr>
-            <w:tcW w:w="3135" w:type="dxa"/>
-            <w:shd w:val="clear" w:color="auto" w:fill="E2EFDA"/>
+              <w:t>Sí</w:t>
+            </w:r>
+          </w:p>
+        </w:tc>
+        <w:tc>
+          <w:tcPr>
+            <w:tcW w:w="4819" w:type="dxa"/>
+            <w:vAlign w:val="center"/>
           </w:tcPr>
           <w:p>
             <w:pPr>
               <w:jc w:val="center"/>
-            </w:pPr>
-            <w:r>
               <w:rPr>
                 <w:rFonts w:ascii="Segoe UI Symbol" w:hAnsi="Segoe UI Symbol" w:cs="Segoe UI Symbol"/>
                 <w:b/>
                 <w:color w:val="000000"/>
                 <w:sz w:val="18"/>
               </w:rPr>
-              <w:t>✔</w:t>
-            </w:r>
-            <w:r>
-              <w:rPr>
-                <w:rFonts w:ascii="Calibri" w:hAnsi="Calibri"/>
-                <w:b/>
-                <w:color w:val="000000"/>
-                <w:sz w:val="18"/>
-              </w:rPr>
-              <w:t xml:space="preserve"> Cumplido</w:t>
-            </w:r>
+            </w:pPr>
           </w:p>
         </w:tc>
       </w:tr>
     </w:tbl>
+    <w:p>
+      <w:pPr>
+        <w:pStyle w:val="Ttulo1"/>
+        <w:rPr>
+          <w:rFonts w:ascii="Calibri" w:hAnsi="Calibri"/>
+        </w:rPr>
+      </w:pPr>
+    </w:p>
     <w:p>
       <w:pPr>
         <w:pStyle w:val="Ttulo1"/>
@@ -1813,19 +1719,23 @@
       <w:tblPr>
         <w:tblStyle w:val="Tablaconcuadrcula"/>
         <w:tblW w:w="0" w:type="auto"/>
+        <w:tblLayout w:type="fixed"/>
         <w:tblLook w:val="04A0" w:firstRow="1" w:lastRow="0" w:firstColumn="1" w:lastColumn="0" w:noHBand="0" w:noVBand="1"/>
       </w:tblPr>
       <w:tblGrid>
-        <w:gridCol w:w="1881"/>
-        <w:gridCol w:w="1881"/>
-        <w:gridCol w:w="1881"/>
-        <w:gridCol w:w="1881"/>
-        <w:gridCol w:w="1881"/>
+        <w:gridCol w:w="517"/>
+        <w:gridCol w:w="1434"/>
+        <w:gridCol w:w="556"/>
+        <w:gridCol w:w="1003"/>
+        <w:gridCol w:w="567"/>
+        <w:gridCol w:w="567"/>
+        <w:gridCol w:w="1134"/>
+        <w:gridCol w:w="3844"/>
       </w:tblGrid>
       <w:tr>
         <w:tc>
           <w:tcPr>
-            <w:tcW w:w="1881" w:type="dxa"/>
+            <w:tcW w:w="517" w:type="dxa"/>
             <w:shd w:val="clear" w:color="auto" w:fill="1F3864"/>
           </w:tcPr>
           <w:p>
@@ -1845,7 +1755,7 @@
         </w:tc>
         <w:tc>
           <w:tcPr>
-            <w:tcW w:w="1881" w:type="dxa"/>
+            <w:tcW w:w="1434" w:type="dxa"/>
             <w:shd w:val="clear" w:color="auto" w:fill="1F3864"/>
           </w:tcPr>
           <w:p>
@@ -1865,32 +1775,18 @@
         </w:tc>
         <w:tc>
           <w:tcPr>
-            <w:tcW w:w="1881" w:type="dxa"/>
+            <w:tcW w:w="556" w:type="dxa"/>
             <w:shd w:val="clear" w:color="auto" w:fill="1F3864"/>
           </w:tcPr>
           <w:p>
             <w:pPr>
               <w:jc w:val="center"/>
-            </w:pPr>
-            <w:r>
               <w:rPr>
                 <w:rFonts w:ascii="Calibri" w:hAnsi="Calibri"/>
                 <w:b/>
                 <w:color w:val="FFFFFF"/>
                 <w:sz w:val="18"/>
               </w:rPr>
-              <w:t>SP Plan</w:t>
-            </w:r>
-          </w:p>
-        </w:tc>
-        <w:tc>
-          <w:tcPr>
-            <w:tcW w:w="1881" w:type="dxa"/>
-            <w:shd w:val="clear" w:color="auto" w:fill="1F3864"/>
-          </w:tcPr>
-          <w:p>
-            <w:pPr>
-              <w:jc w:val="center"/>
             </w:pPr>
             <w:r>
               <w:rPr>
@@ -1899,27 +1795,119 @@
                 <w:color w:val="FFFFFF"/>
                 <w:sz w:val="18"/>
               </w:rPr>
-              <w:t>SP Real</w:t>
-            </w:r>
-          </w:p>
-        </w:tc>
-        <w:tc>
-          <w:tcPr>
-            <w:tcW w:w="1881" w:type="dxa"/>
+              <w:t>Tipo</w:t>
+            </w:r>
+          </w:p>
+        </w:tc>
+        <w:tc>
+          <w:tcPr>
+            <w:tcW w:w="1003" w:type="dxa"/>
             <w:shd w:val="clear" w:color="auto" w:fill="1F3864"/>
           </w:tcPr>
           <w:p>
             <w:pPr>
               <w:jc w:val="center"/>
-            </w:pPr>
-            <w:r>
               <w:rPr>
                 <w:rFonts w:ascii="Calibri" w:hAnsi="Calibri"/>
                 <w:b/>
                 <w:color w:val="FFFFFF"/>
                 <w:sz w:val="18"/>
               </w:rPr>
+            </w:pPr>
+            <w:r>
+              <w:rPr>
+                <w:rFonts w:ascii="Calibri" w:hAnsi="Calibri"/>
+                <w:b/>
+                <w:color w:val="FFFFFF"/>
+                <w:sz w:val="18"/>
+              </w:rPr>
+              <w:t>Modulo</w:t>
+            </w:r>
+          </w:p>
+        </w:tc>
+        <w:tc>
+          <w:tcPr>
+            <w:tcW w:w="567" w:type="dxa"/>
+            <w:shd w:val="clear" w:color="auto" w:fill="1F3864"/>
+          </w:tcPr>
+          <w:p>
+            <w:pPr>
+              <w:jc w:val="center"/>
+            </w:pPr>
+            <w:r>
+              <w:rPr>
+                <w:rFonts w:ascii="Calibri" w:hAnsi="Calibri"/>
+                <w:b/>
+                <w:color w:val="FFFFFF"/>
+                <w:sz w:val="18"/>
+              </w:rPr>
+              <w:t>SP Plan</w:t>
+            </w:r>
+          </w:p>
+        </w:tc>
+        <w:tc>
+          <w:tcPr>
+            <w:tcW w:w="567" w:type="dxa"/>
+            <w:shd w:val="clear" w:color="auto" w:fill="1F3864"/>
+          </w:tcPr>
+          <w:p>
+            <w:pPr>
+              <w:jc w:val="center"/>
+            </w:pPr>
+            <w:r>
+              <w:rPr>
+                <w:rFonts w:ascii="Calibri" w:hAnsi="Calibri"/>
+                <w:b/>
+                <w:color w:val="FFFFFF"/>
+                <w:sz w:val="18"/>
+              </w:rPr>
+              <w:t>SP Real</w:t>
+            </w:r>
+          </w:p>
+        </w:tc>
+        <w:tc>
+          <w:tcPr>
+            <w:tcW w:w="1134" w:type="dxa"/>
+            <w:shd w:val="clear" w:color="auto" w:fill="1F3864"/>
+          </w:tcPr>
+          <w:p>
+            <w:pPr>
+              <w:jc w:val="center"/>
+            </w:pPr>
+            <w:r>
+              <w:rPr>
+                <w:rFonts w:ascii="Calibri" w:hAnsi="Calibri"/>
+                <w:b/>
+                <w:color w:val="FFFFFF"/>
+                <w:sz w:val="18"/>
+              </w:rPr>
               <w:t>Estado</w:t>
+            </w:r>
+          </w:p>
+        </w:tc>
+        <w:tc>
+          <w:tcPr>
+            <w:tcW w:w="3844" w:type="dxa"/>
+            <w:shd w:val="clear" w:color="auto" w:fill="1F3864"/>
+          </w:tcPr>
+          <w:p>
+            <w:pPr>
+              <w:jc w:val="center"/>
+              <w:rPr>
+                <w:rFonts w:ascii="Calibri" w:hAnsi="Calibri"/>
+                <w:b/>
+                <w:color w:val="FFFFFF"/>
+                <w:sz w:val="18"/>
+              </w:rPr>
+            </w:pPr>
+            <w:r>
+              <w:rPr>
+                <w:b/>
+                <w:color w:val="FFFFFF"/>
+                <w:sz w:val="18"/>
+                <w:szCs w:val="20"/>
+              </w:rPr>
+              <w:t>Criterios de aceptación verificados</w:t>
             </w:r>
           </w:p>
         </w:tc>
@@ -1927,7 +1915,7 @@
       <w:tr>
         <w:tc>
           <w:tcPr>
-            <w:tcW w:w="1881" w:type="dxa"/>
+            <w:tcW w:w="517" w:type="dxa"/>
             <w:shd w:val="clear" w:color="auto" w:fill="F2F2F2"/>
           </w:tcPr>
           <w:p>
@@ -1946,7 +1934,7 @@
         </w:tc>
         <w:tc>
           <w:tcPr>
-            <w:tcW w:w="1881" w:type="dxa"/>
+            <w:tcW w:w="1434" w:type="dxa"/>
             <w:shd w:val="clear" w:color="auto" w:fill="F2F2F2"/>
           </w:tcPr>
           <w:p>
@@ -1962,26 +1950,74 @@
         </w:tc>
         <w:tc>
           <w:tcPr>
-            <w:tcW w:w="1881" w:type="dxa"/>
+            <w:tcW w:w="556" w:type="dxa"/>
             <w:shd w:val="clear" w:color="auto" w:fill="F2F2F2"/>
           </w:tcPr>
           <w:p>
             <w:pPr>
               <w:jc w:val="center"/>
-            </w:pPr>
-            <w:r>
               <w:rPr>
                 <w:rFonts w:ascii="Calibri" w:hAnsi="Calibri"/>
                 <w:color w:val="000000"/>
                 <w:sz w:val="18"/>
               </w:rPr>
+            </w:pPr>
+            <w:r>
+              <w:rPr>
+                <w:rFonts w:ascii="Calibri" w:hAnsi="Calibri"/>
+                <w:color w:val="000000"/>
+                <w:sz w:val="18"/>
+              </w:rPr>
+              <w:t>HU</w:t>
+            </w:r>
+          </w:p>
+        </w:tc>
+        <w:tc>
+          <w:tcPr>
+            <w:tcW w:w="1003" w:type="dxa"/>
+            <w:shd w:val="clear" w:color="auto" w:fill="F2F2F2"/>
+          </w:tcPr>
+          <w:p>
+            <w:pPr>
+              <w:jc w:val="center"/>
+              <w:rPr>
+                <w:rFonts w:ascii="Calibri" w:hAnsi="Calibri"/>
+                <w:color w:val="000000"/>
+                <w:sz w:val="18"/>
+              </w:rPr>
+            </w:pPr>
+            <w:r>
+              <w:rPr>
+                <w:rFonts w:ascii="Calibri" w:hAnsi="Calibri"/>
+                <w:color w:val="000000"/>
+                <w:sz w:val="18"/>
+              </w:rPr>
+              <w:t>Catalogo/Materiales</w:t>
+            </w:r>
+          </w:p>
+        </w:tc>
+        <w:tc>
+          <w:tcPr>
+            <w:tcW w:w="567" w:type="dxa"/>
+            <w:shd w:val="clear" w:color="auto" w:fill="F2F2F2"/>
+          </w:tcPr>
+          <w:p>
+            <w:pPr>
+              <w:jc w:val="center"/>
+            </w:pPr>
+            <w:r>
+              <w:rPr>
+                <w:rFonts w:ascii="Calibri" w:hAnsi="Calibri"/>
+                <w:color w:val="000000"/>
+                <w:sz w:val="18"/>
+              </w:rPr>
               <w:t>10</w:t>
             </w:r>
           </w:p>
         </w:tc>
         <w:tc>
           <w:tcPr>
-            <w:tcW w:w="1881" w:type="dxa"/>
+            <w:tcW w:w="567" w:type="dxa"/>
             <w:shd w:val="clear" w:color="auto" w:fill="F2F2F2"/>
           </w:tcPr>
           <w:p>
@@ -2000,7 +2036,7 @@
         </w:tc>
         <w:tc>
           <w:tcPr>
-            <w:tcW w:w="1881" w:type="dxa"/>
+            <w:tcW w:w="1134" w:type="dxa"/>
             <w:shd w:val="clear" w:color="auto" w:fill="E2EFDA"/>
           </w:tcPr>
           <w:p>
@@ -2013,7 +2049,30 @@
                 <w:color w:val="000000"/>
                 <w:sz w:val="18"/>
               </w:rPr>
-              <w:t>Completada</w:t>
+              <w:t>Completado</w:t>
+            </w:r>
+          </w:p>
+        </w:tc>
+        <w:tc>
+          <w:tcPr>
+            <w:tcW w:w="3844" w:type="dxa"/>
+          </w:tcPr>
+          <w:p>
+            <w:pPr>
+              <w:jc w:val="center"/>
+              <w:rPr>
+                <w:rFonts w:ascii="Calibri" w:hAnsi="Calibri"/>
+                <w:color w:val="000000"/>
+                <w:sz w:val="18"/>
+              </w:rPr>
+            </w:pPr>
+            <w:r>
+              <w:rPr>
+                <w:rFonts w:ascii="Calibri" w:hAnsi="Calibri"/>
+                <w:color w:val="000000"/>
+                <w:sz w:val="18"/>
+              </w:rPr>
+              <w:t>GET /materiales protegido por autenticación; consulta de materiales activos por defecto para Residente; consulta con soloActivos=false permitida para Admin; creación, edición, reactivación y soft-delete de materiales restringidos por RBAC; validación de campos requeridos al crear materiales.</w:t>
             </w:r>
           </w:p>
         </w:tc>
@@ -2021,7 +2080,7 @@
       <w:tr>
         <w:tc>
           <w:tcPr>
-            <w:tcW w:w="1881" w:type="dxa"/>
+            <w:tcW w:w="517" w:type="dxa"/>
             <w:shd w:val="clear" w:color="auto" w:fill="FFFFFF"/>
           </w:tcPr>
           <w:p>
@@ -2040,7 +2099,7 @@
         </w:tc>
         <w:tc>
           <w:tcPr>
-            <w:tcW w:w="1881" w:type="dxa"/>
+            <w:tcW w:w="1434" w:type="dxa"/>
             <w:shd w:val="clear" w:color="auto" w:fill="FFFFFF"/>
           </w:tcPr>
           <w:p>
@@ -2056,26 +2115,74 @@
         </w:tc>
         <w:tc>
           <w:tcPr>
-            <w:tcW w:w="1881" w:type="dxa"/>
+            <w:tcW w:w="556" w:type="dxa"/>
             <w:shd w:val="clear" w:color="auto" w:fill="FFFFFF"/>
           </w:tcPr>
           <w:p>
             <w:pPr>
               <w:jc w:val="center"/>
-            </w:pPr>
-            <w:r>
               <w:rPr>
                 <w:rFonts w:ascii="Calibri" w:hAnsi="Calibri"/>
                 <w:color w:val="000000"/>
                 <w:sz w:val="18"/>
               </w:rPr>
+            </w:pPr>
+            <w:r>
+              <w:rPr>
+                <w:rFonts w:ascii="Calibri" w:hAnsi="Calibri"/>
+                <w:color w:val="000000"/>
+                <w:sz w:val="18"/>
+              </w:rPr>
+              <w:t>HU</w:t>
+            </w:r>
+          </w:p>
+        </w:tc>
+        <w:tc>
+          <w:tcPr>
+            <w:tcW w:w="1003" w:type="dxa"/>
+            <w:shd w:val="clear" w:color="auto" w:fill="FFFFFF"/>
+          </w:tcPr>
+          <w:p>
+            <w:pPr>
+              <w:jc w:val="center"/>
+              <w:rPr>
+                <w:rFonts w:ascii="Calibri" w:hAnsi="Calibri"/>
+                <w:color w:val="000000"/>
+                <w:sz w:val="18"/>
+              </w:rPr>
+            </w:pPr>
+            <w:r>
+              <w:rPr>
+                <w:rFonts w:ascii="Calibri" w:hAnsi="Calibri"/>
+                <w:color w:val="000000"/>
+                <w:sz w:val="18"/>
+              </w:rPr>
+              <w:t>Proyectos</w:t>
+            </w:r>
+          </w:p>
+        </w:tc>
+        <w:tc>
+          <w:tcPr>
+            <w:tcW w:w="567" w:type="dxa"/>
+            <w:shd w:val="clear" w:color="auto" w:fill="FFFFFF"/>
+          </w:tcPr>
+          <w:p>
+            <w:pPr>
+              <w:jc w:val="center"/>
+            </w:pPr>
+            <w:r>
+              <w:rPr>
+                <w:rFonts w:ascii="Calibri" w:hAnsi="Calibri"/>
+                <w:color w:val="000000"/>
+                <w:sz w:val="18"/>
+              </w:rPr>
               <w:t>5</w:t>
             </w:r>
           </w:p>
         </w:tc>
         <w:tc>
           <w:tcPr>
-            <w:tcW w:w="1881" w:type="dxa"/>
+            <w:tcW w:w="567" w:type="dxa"/>
             <w:shd w:val="clear" w:color="auto" w:fill="FFFFFF"/>
           </w:tcPr>
           <w:p>
@@ -2094,7 +2201,7 @@
         </w:tc>
         <w:tc>
           <w:tcPr>
-            <w:tcW w:w="1881" w:type="dxa"/>
+            <w:tcW w:w="1134" w:type="dxa"/>
             <w:shd w:val="clear" w:color="auto" w:fill="E2EFDA"/>
           </w:tcPr>
           <w:p>
@@ -2107,7 +2214,30 @@
                 <w:color w:val="000000"/>
                 <w:sz w:val="18"/>
               </w:rPr>
-              <w:t>Completada</w:t>
+              <w:t>Completado</w:t>
+            </w:r>
+          </w:p>
+        </w:tc>
+        <w:tc>
+          <w:tcPr>
+            <w:tcW w:w="3844" w:type="dxa"/>
+          </w:tcPr>
+          <w:p>
+            <w:pPr>
+              <w:jc w:val="center"/>
+              <w:rPr>
+                <w:rFonts w:ascii="Calibri" w:hAnsi="Calibri"/>
+                <w:color w:val="000000"/>
+                <w:sz w:val="18"/>
+              </w:rPr>
+            </w:pPr>
+            <w:r>
+              <w:rPr>
+                <w:rFonts w:ascii="Calibri" w:hAnsi="Calibri"/>
+                <w:color w:val="000000"/>
+                <w:sz w:val="18"/>
+              </w:rPr>
+              <w:t>PATCH /proyectos/:id/estado protegido por autenticación; denegación a roles no autorizados; validación de estados permitidos; cambio de estado a INACTIVO permitido para Admin; edición completa de proyecto mediante PUT /proyectos/:id sin bloqueo RBAC para Admin.</w:t>
             </w:r>
           </w:p>
         </w:tc>
@@ -2115,7 +2245,7 @@
       <w:tr>
         <w:tc>
           <w:tcPr>
-            <w:tcW w:w="1881" w:type="dxa"/>
+            <w:tcW w:w="517" w:type="dxa"/>
             <w:shd w:val="clear" w:color="auto" w:fill="F2F2F2"/>
           </w:tcPr>
           <w:p>
@@ -2134,7 +2264,7 @@
         </w:tc>
         <w:tc>
           <w:tcPr>
-            <w:tcW w:w="1881" w:type="dxa"/>
+            <w:tcW w:w="1434" w:type="dxa"/>
             <w:shd w:val="clear" w:color="auto" w:fill="F2F2F2"/>
           </w:tcPr>
           <w:p>
@@ -2150,26 +2280,84 @@
         </w:tc>
         <w:tc>
           <w:tcPr>
-            <w:tcW w:w="1881" w:type="dxa"/>
+            <w:tcW w:w="556" w:type="dxa"/>
             <w:shd w:val="clear" w:color="auto" w:fill="F2F2F2"/>
           </w:tcPr>
           <w:p>
             <w:pPr>
               <w:jc w:val="center"/>
-            </w:pPr>
-            <w:r>
               <w:rPr>
                 <w:rFonts w:ascii="Calibri" w:hAnsi="Calibri"/>
                 <w:color w:val="000000"/>
                 <w:sz w:val="18"/>
               </w:rPr>
+            </w:pPr>
+            <w:r>
+              <w:rPr>
+                <w:rFonts w:ascii="Calibri" w:hAnsi="Calibri"/>
+                <w:color w:val="000000"/>
+                <w:sz w:val="18"/>
+              </w:rPr>
+              <w:t>HU</w:t>
+            </w:r>
+          </w:p>
+        </w:tc>
+        <w:tc>
+          <w:tcPr>
+            <w:tcW w:w="1003" w:type="dxa"/>
+            <w:shd w:val="clear" w:color="auto" w:fill="F2F2F2"/>
+          </w:tcPr>
+          <w:p>
+            <w:pPr>
+              <w:jc w:val="center"/>
+              <w:rPr>
+                <w:rFonts w:ascii="Calibri" w:hAnsi="Calibri"/>
+                <w:color w:val="000000"/>
+                <w:sz w:val="18"/>
+              </w:rPr>
+            </w:pPr>
+            <w:r>
+              <w:rPr>
+                <w:rFonts w:ascii="Calibri" w:hAnsi="Calibri"/>
+                <w:color w:val="000000"/>
+                <w:sz w:val="18"/>
+              </w:rPr>
+              <w:t xml:space="preserve">Compras/ </w:t>
+            </w:r>
+            <w:proofErr w:type="spellStart"/>
+            <w:r>
+              <w:rPr>
+                <w:rFonts w:ascii="Calibri" w:hAnsi="Calibri"/>
+                <w:color w:val="000000"/>
+                <w:sz w:val="18"/>
+              </w:rPr>
+              <w:t>Requirimientos</w:t>
+            </w:r>
+            <w:proofErr w:type="spellEnd"/>
+          </w:p>
+        </w:tc>
+        <w:tc>
+          <w:tcPr>
+            <w:tcW w:w="567" w:type="dxa"/>
+            <w:shd w:val="clear" w:color="auto" w:fill="F2F2F2"/>
+          </w:tcPr>
+          <w:p>
+            <w:pPr>
+              <w:jc w:val="center"/>
+            </w:pPr>
+            <w:r>
+              <w:rPr>
+                <w:rFonts w:ascii="Calibri" w:hAnsi="Calibri"/>
+                <w:color w:val="000000"/>
+                <w:sz w:val="18"/>
+              </w:rPr>
               <w:t>10</w:t>
             </w:r>
           </w:p>
         </w:tc>
         <w:tc>
           <w:tcPr>
-            <w:tcW w:w="1881" w:type="dxa"/>
+            <w:tcW w:w="567" w:type="dxa"/>
             <w:shd w:val="clear" w:color="auto" w:fill="F2F2F2"/>
           </w:tcPr>
           <w:p>
@@ -2188,7 +2376,7 @@
         </w:tc>
         <w:tc>
           <w:tcPr>
-            <w:tcW w:w="1881" w:type="dxa"/>
+            <w:tcW w:w="1134" w:type="dxa"/>
             <w:shd w:val="clear" w:color="auto" w:fill="E2EFDA"/>
           </w:tcPr>
           <w:p>
@@ -2201,7 +2389,30 @@
                 <w:color w:val="000000"/>
                 <w:sz w:val="18"/>
               </w:rPr>
-              <w:t>Completada</w:t>
+              <w:t>Completado</w:t>
+            </w:r>
+          </w:p>
+        </w:tc>
+        <w:tc>
+          <w:tcPr>
+            <w:tcW w:w="3844" w:type="dxa"/>
+          </w:tcPr>
+          <w:p>
+            <w:pPr>
+              <w:jc w:val="center"/>
+              <w:rPr>
+                <w:rFonts w:ascii="Calibri" w:hAnsi="Calibri"/>
+                <w:color w:val="000000"/>
+                <w:sz w:val="18"/>
+              </w:rPr>
+            </w:pPr>
+            <w:r>
+              <w:rPr>
+                <w:rFonts w:ascii="Calibri" w:hAnsi="Calibri"/>
+                <w:color w:val="000000"/>
+                <w:sz w:val="18"/>
+              </w:rPr>
+              <w:t>POST /compras/proyectos/:id/requerimientos protegido por autenticación; denegación a Contador y Bodeguero; creación permitida para roles autorizados; validación de justificación obligatoria, detalles no vacíos y cantidades enteras positivas; asignación de estado inicial EN_REVISION.</w:t>
             </w:r>
           </w:p>
         </w:tc>
@@ -2209,7 +2420,7 @@
       <w:tr>
         <w:tc>
           <w:tcPr>
-            <w:tcW w:w="1881" w:type="dxa"/>
+            <w:tcW w:w="517" w:type="dxa"/>
             <w:shd w:val="clear" w:color="auto" w:fill="FFFFFF"/>
           </w:tcPr>
           <w:p>
@@ -2228,7 +2439,7 @@
         </w:tc>
         <w:tc>
           <w:tcPr>
-            <w:tcW w:w="1881" w:type="dxa"/>
+            <w:tcW w:w="1434" w:type="dxa"/>
             <w:shd w:val="clear" w:color="auto" w:fill="FFFFFF"/>
           </w:tcPr>
           <w:p>
@@ -2238,32 +2449,90 @@
                 <w:color w:val="000000"/>
                 <w:sz w:val="18"/>
               </w:rPr>
-              <w:t>Servicio de Notificaciones al Crear Requerimientos</w:t>
-            </w:r>
-          </w:p>
-        </w:tc>
-        <w:tc>
-          <w:tcPr>
-            <w:tcW w:w="1881" w:type="dxa"/>
+              <w:t xml:space="preserve">Servicio de Notificaciones al </w:t>
+            </w:r>
+            <w:r>
+              <w:rPr>
+                <w:rFonts w:ascii="Calibri" w:hAnsi="Calibri"/>
+                <w:color w:val="000000"/>
+                <w:sz w:val="18"/>
+              </w:rPr>
+              <w:lastRenderedPageBreak/>
+              <w:t>Crear Requerimientos</w:t>
+            </w:r>
+          </w:p>
+        </w:tc>
+        <w:tc>
+          <w:tcPr>
+            <w:tcW w:w="556" w:type="dxa"/>
             <w:shd w:val="clear" w:color="auto" w:fill="FFFFFF"/>
           </w:tcPr>
           <w:p>
             <w:pPr>
               <w:jc w:val="center"/>
-            </w:pPr>
-            <w:r>
               <w:rPr>
                 <w:rFonts w:ascii="Calibri" w:hAnsi="Calibri"/>
                 <w:color w:val="000000"/>
                 <w:sz w:val="18"/>
               </w:rPr>
+            </w:pPr>
+            <w:r>
+              <w:rPr>
+                <w:rFonts w:ascii="Calibri" w:hAnsi="Calibri"/>
+                <w:color w:val="000000"/>
+                <w:sz w:val="18"/>
+              </w:rPr>
+              <w:lastRenderedPageBreak/>
+              <w:t>HU</w:t>
+            </w:r>
+          </w:p>
+        </w:tc>
+        <w:tc>
+          <w:tcPr>
+            <w:tcW w:w="1003" w:type="dxa"/>
+            <w:shd w:val="clear" w:color="auto" w:fill="FFFFFF"/>
+          </w:tcPr>
+          <w:p>
+            <w:pPr>
+              <w:jc w:val="center"/>
+              <w:rPr>
+                <w:rFonts w:ascii="Calibri" w:hAnsi="Calibri"/>
+                <w:color w:val="000000"/>
+                <w:sz w:val="18"/>
+              </w:rPr>
+            </w:pPr>
+            <w:r>
+              <w:rPr>
+                <w:rFonts w:ascii="Calibri" w:hAnsi="Calibri"/>
+                <w:color w:val="000000"/>
+                <w:sz w:val="18"/>
+              </w:rPr>
+              <w:t xml:space="preserve">Notificaciones </w:t>
+            </w:r>
+          </w:p>
+        </w:tc>
+        <w:tc>
+          <w:tcPr>
+            <w:tcW w:w="567" w:type="dxa"/>
+            <w:shd w:val="clear" w:color="auto" w:fill="FFFFFF"/>
+          </w:tcPr>
+          <w:p>
+            <w:pPr>
+              <w:jc w:val="center"/>
+            </w:pPr>
+            <w:r>
+              <w:rPr>
+                <w:rFonts w:ascii="Calibri" w:hAnsi="Calibri"/>
+                <w:color w:val="000000"/>
+                <w:sz w:val="18"/>
+              </w:rPr>
               <w:t>8</w:t>
             </w:r>
           </w:p>
         </w:tc>
         <w:tc>
           <w:tcPr>
-            <w:tcW w:w="1881" w:type="dxa"/>
+            <w:tcW w:w="567" w:type="dxa"/>
             <w:shd w:val="clear" w:color="auto" w:fill="FFFFFF"/>
           </w:tcPr>
           <w:p>
@@ -2282,7 +2551,7 @@
         </w:tc>
         <w:tc>
           <w:tcPr>
-            <w:tcW w:w="1881" w:type="dxa"/>
+            <w:tcW w:w="1134" w:type="dxa"/>
             <w:shd w:val="clear" w:color="auto" w:fill="E2EFDA"/>
           </w:tcPr>
           <w:p>
@@ -2295,15 +2564,130 @@
                 <w:color w:val="000000"/>
                 <w:sz w:val="18"/>
               </w:rPr>
-              <w:t>Completada</w:t>
-            </w:r>
+              <w:t>Completado</w:t>
+            </w:r>
+          </w:p>
+        </w:tc>
+        <w:tc>
+          <w:tcPr>
+            <w:tcW w:w="3844" w:type="dxa"/>
+          </w:tcPr>
+          <w:p>
+            <w:pPr>
+              <w:jc w:val="center"/>
+              <w:rPr>
+                <w:rFonts w:ascii="Calibri" w:hAnsi="Calibri"/>
+                <w:color w:val="000000"/>
+                <w:sz w:val="18"/>
+              </w:rPr>
+            </w:pPr>
+            <w:proofErr w:type="spellStart"/>
+            <w:r>
+              <w:rPr>
+                <w:rFonts w:ascii="Calibri" w:hAnsi="Calibri"/>
+                <w:color w:val="000000"/>
+                <w:sz w:val="18"/>
+              </w:rPr>
+              <w:t>NotificationService</w:t>
+            </w:r>
+            <w:proofErr w:type="spellEnd"/>
+            <w:r>
+              <w:rPr>
+                <w:rFonts w:ascii="Calibri" w:hAnsi="Calibri"/>
+                <w:color w:val="000000"/>
+                <w:sz w:val="18"/>
+              </w:rPr>
+              <w:t xml:space="preserve"> emite el evento </w:t>
+            </w:r>
+            <w:proofErr w:type="spellStart"/>
+            <w:r>
+              <w:rPr>
+                <w:rFonts w:ascii="Calibri" w:hAnsi="Calibri"/>
+                <w:color w:val="000000"/>
+                <w:sz w:val="18"/>
+              </w:rPr>
+              <w:t>requerimiento:creado</w:t>
+            </w:r>
+            <w:proofErr w:type="spellEnd"/>
+            <w:r>
+              <w:rPr>
+                <w:rFonts w:ascii="Calibri" w:hAnsi="Calibri"/>
+                <w:color w:val="000000"/>
+                <w:sz w:val="18"/>
+              </w:rPr>
+              <w:t xml:space="preserve">; el método </w:t>
+            </w:r>
+            <w:proofErr w:type="spellStart"/>
+            <w:r>
+              <w:rPr>
+                <w:rFonts w:ascii="Calibri" w:hAnsi="Calibri"/>
+                <w:color w:val="000000"/>
+                <w:sz w:val="18"/>
+              </w:rPr>
+              <w:lastRenderedPageBreak/>
+              <w:t>emitirRequerimientoCreado</w:t>
+            </w:r>
+            <w:proofErr w:type="spellEnd"/>
+            <w:r>
+              <w:rPr>
+                <w:rFonts w:ascii="Calibri" w:hAnsi="Calibri"/>
+                <w:color w:val="000000"/>
+                <w:sz w:val="18"/>
+              </w:rPr>
+              <w:t xml:space="preserve"> opera en modo </w:t>
+            </w:r>
+            <w:proofErr w:type="spellStart"/>
+            <w:r>
+              <w:rPr>
+                <w:rFonts w:ascii="Calibri" w:hAnsi="Calibri"/>
+                <w:color w:val="000000"/>
+                <w:sz w:val="18"/>
+              </w:rPr>
+              <w:t>fire</w:t>
+            </w:r>
+            <w:proofErr w:type="spellEnd"/>
+            <w:r>
+              <w:rPr>
+                <w:rFonts w:ascii="Calibri" w:hAnsi="Calibri"/>
+                <w:color w:val="000000"/>
+                <w:sz w:val="18"/>
+              </w:rPr>
+              <w:t>-and-</w:t>
+            </w:r>
+            <w:proofErr w:type="spellStart"/>
+            <w:r>
+              <w:rPr>
+                <w:rFonts w:ascii="Calibri" w:hAnsi="Calibri"/>
+                <w:color w:val="000000"/>
+                <w:sz w:val="18"/>
+              </w:rPr>
+              <w:t>forget</w:t>
+            </w:r>
+            <w:proofErr w:type="spellEnd"/>
+            <w:r>
+              <w:rPr>
+                <w:rFonts w:ascii="Calibri" w:hAnsi="Calibri"/>
+                <w:color w:val="000000"/>
+                <w:sz w:val="18"/>
+              </w:rPr>
+              <w:t xml:space="preserve"> sin lanzar excepciones ante payload incompleto; bandeja gerencial protegida frente a accesos sin token o roles no autorizados.</w:t>
+            </w:r>
+          </w:p>
+          <w:p>
+            <w:pPr>
+              <w:ind w:firstLine="720"/>
+              <w:rPr>
+                <w:rFonts w:ascii="Calibri" w:hAnsi="Calibri"/>
+                <w:sz w:val="18"/>
+              </w:rPr>
+            </w:pPr>
           </w:p>
         </w:tc>
       </w:tr>
       <w:tr>
         <w:tc>
           <w:tcPr>
-            <w:tcW w:w="1881" w:type="dxa"/>
+            <w:tcW w:w="517" w:type="dxa"/>
             <w:shd w:val="clear" w:color="auto" w:fill="F2F2F2"/>
           </w:tcPr>
           <w:p>
@@ -2316,13 +2700,14 @@
                 <w:color w:val="000000"/>
                 <w:sz w:val="18"/>
               </w:rPr>
+              <w:lastRenderedPageBreak/>
               <w:t>HU-24</w:t>
             </w:r>
           </w:p>
         </w:tc>
         <w:tc>
           <w:tcPr>
-            <w:tcW w:w="1881" w:type="dxa"/>
+            <w:tcW w:w="1434" w:type="dxa"/>
             <w:shd w:val="clear" w:color="auto" w:fill="F2F2F2"/>
           </w:tcPr>
           <w:p>
@@ -2338,26 +2723,74 @@
         </w:tc>
         <w:tc>
           <w:tcPr>
-            <w:tcW w:w="1881" w:type="dxa"/>
+            <w:tcW w:w="556" w:type="dxa"/>
             <w:shd w:val="clear" w:color="auto" w:fill="F2F2F2"/>
           </w:tcPr>
           <w:p>
             <w:pPr>
               <w:jc w:val="center"/>
-            </w:pPr>
-            <w:r>
               <w:rPr>
                 <w:rFonts w:ascii="Calibri" w:hAnsi="Calibri"/>
                 <w:color w:val="000000"/>
                 <w:sz w:val="18"/>
               </w:rPr>
+            </w:pPr>
+            <w:r>
+              <w:rPr>
+                <w:rFonts w:ascii="Calibri" w:hAnsi="Calibri"/>
+                <w:color w:val="000000"/>
+                <w:sz w:val="18"/>
+              </w:rPr>
+              <w:t>HU</w:t>
+            </w:r>
+          </w:p>
+        </w:tc>
+        <w:tc>
+          <w:tcPr>
+            <w:tcW w:w="1003" w:type="dxa"/>
+            <w:shd w:val="clear" w:color="auto" w:fill="F2F2F2"/>
+          </w:tcPr>
+          <w:p>
+            <w:pPr>
+              <w:jc w:val="center"/>
+              <w:rPr>
+                <w:rFonts w:ascii="Calibri" w:hAnsi="Calibri"/>
+                <w:color w:val="000000"/>
+                <w:sz w:val="18"/>
+              </w:rPr>
+            </w:pPr>
+            <w:r>
+              <w:rPr>
+                <w:rFonts w:ascii="Calibri" w:hAnsi="Calibri"/>
+                <w:color w:val="000000"/>
+                <w:sz w:val="18"/>
+              </w:rPr>
+              <w:t>Compas / Bandeja Gerencial</w:t>
+            </w:r>
+          </w:p>
+        </w:tc>
+        <w:tc>
+          <w:tcPr>
+            <w:tcW w:w="567" w:type="dxa"/>
+            <w:shd w:val="clear" w:color="auto" w:fill="F2F2F2"/>
+          </w:tcPr>
+          <w:p>
+            <w:pPr>
+              <w:jc w:val="center"/>
+            </w:pPr>
+            <w:r>
+              <w:rPr>
+                <w:rFonts w:ascii="Calibri" w:hAnsi="Calibri"/>
+                <w:color w:val="000000"/>
+                <w:sz w:val="18"/>
+              </w:rPr>
               <w:t>9</w:t>
             </w:r>
           </w:p>
         </w:tc>
         <w:tc>
           <w:tcPr>
-            <w:tcW w:w="1881" w:type="dxa"/>
+            <w:tcW w:w="567" w:type="dxa"/>
             <w:shd w:val="clear" w:color="auto" w:fill="F2F2F2"/>
           </w:tcPr>
           <w:p>
@@ -2376,7 +2809,7 @@
         </w:tc>
         <w:tc>
           <w:tcPr>
-            <w:tcW w:w="1881" w:type="dxa"/>
+            <w:tcW w:w="1134" w:type="dxa"/>
             <w:shd w:val="clear" w:color="auto" w:fill="E2EFDA"/>
           </w:tcPr>
           <w:p>
@@ -2389,96 +2822,30 @@
                 <w:color w:val="000000"/>
                 <w:sz w:val="18"/>
               </w:rPr>
-              <w:t>Completada</w:t>
-            </w:r>
-          </w:p>
-        </w:tc>
-      </w:tr>
-      <w:tr>
-        <w:tc>
-          <w:tcPr>
-            <w:tcW w:w="1881" w:type="dxa"/>
-            <w:shd w:val="clear" w:color="auto" w:fill="D9E1F2"/>
+              <w:t>Completado</w:t>
+            </w:r>
+          </w:p>
+        </w:tc>
+        <w:tc>
+          <w:tcPr>
+            <w:tcW w:w="3844" w:type="dxa"/>
           </w:tcPr>
           <w:p>
             <w:pPr>
               <w:jc w:val="center"/>
-            </w:pPr>
-            <w:r>
-              <w:rPr>
-                <w:rFonts w:ascii="Calibri" w:hAnsi="Calibri"/>
-                <w:b/>
+              <w:rPr>
+                <w:rFonts w:ascii="Calibri" w:hAnsi="Calibri"/>
                 <w:color w:val="000000"/>
                 <w:sz w:val="18"/>
               </w:rPr>
-              <w:t>TOTAL</w:t>
-            </w:r>
-          </w:p>
-        </w:tc>
-        <w:tc>
-          <w:tcPr>
-            <w:tcW w:w="1881" w:type="dxa"/>
-            <w:shd w:val="clear" w:color="auto" w:fill="D9E1F2"/>
-          </w:tcPr>
-          <w:p/>
-        </w:tc>
-        <w:tc>
-          <w:tcPr>
-            <w:tcW w:w="1881" w:type="dxa"/>
-            <w:shd w:val="clear" w:color="auto" w:fill="D9E1F2"/>
-          </w:tcPr>
-          <w:p>
-            <w:pPr>
-              <w:jc w:val="center"/>
-            </w:pPr>
-            <w:r>
-              <w:rPr>
-                <w:rFonts w:ascii="Calibri" w:hAnsi="Calibri"/>
-                <w:b/>
+            </w:pPr>
+            <w:r>
+              <w:rPr>
+                <w:rFonts w:ascii="Calibri" w:hAnsi="Calibri"/>
                 <w:color w:val="000000"/>
                 <w:sz w:val="18"/>
               </w:rPr>
-              <w:t>42</w:t>
-            </w:r>
-          </w:p>
-        </w:tc>
-        <w:tc>
-          <w:tcPr>
-            <w:tcW w:w="1881" w:type="dxa"/>
-            <w:shd w:val="clear" w:color="auto" w:fill="D9E1F2"/>
-          </w:tcPr>
-          <w:p>
-            <w:pPr>
-              <w:jc w:val="center"/>
-            </w:pPr>
-            <w:r>
-              <w:rPr>
-                <w:rFonts w:ascii="Calibri" w:hAnsi="Calibri"/>
-                <w:b/>
-                <w:color w:val="000000"/>
-                <w:sz w:val="18"/>
-              </w:rPr>
-              <w:t>42</w:t>
-            </w:r>
-          </w:p>
-        </w:tc>
-        <w:tc>
-          <w:tcPr>
-            <w:tcW w:w="1881" w:type="dxa"/>
-            <w:shd w:val="clear" w:color="auto" w:fill="E2EFDA"/>
-          </w:tcPr>
-          <w:p>
-            <w:pPr>
-              <w:jc w:val="center"/>
-            </w:pPr>
-            <w:r>
-              <w:rPr>
-                <w:rFonts w:ascii="Calibri" w:hAnsi="Calibri"/>
-                <w:b/>
-                <w:color w:val="000000"/>
-                <w:sz w:val="18"/>
-              </w:rPr>
-              <w:t>5/5 HU</w:t>
+              <w:t>GET /compras/bandeja-gerencial accesible para Presidente/Gerente y Admin; aprobación de requerimientos protegida por RBAC; Residente no puede aprobar; rechazo de requerimientos exige comentario obligatorio; Bodeguero no puede rechazar requerimientos.</w:t>
             </w:r>
           </w:p>
         </w:tc>
@@ -2495,37 +2862,6 @@
         <w:t>7. Verificación de compromisos del Sprint 05 (sección 8.3)</w:t>
       </w:r>
     </w:p>
-    <w:p>
-      <w:pPr>
-        <w:jc w:val="both"/>
-      </w:pPr>
-      <w:r>
-        <w:rPr>
-          <w:rFonts w:ascii="Calibri" w:hAnsi="Calibri"/>
-          <w:color w:val="000000"/>
-          <w:sz w:val="20"/>
-        </w:rPr>
-        <w:t xml:space="preserve">A </w:t>
-      </w:r>
-      <w:proofErr w:type="gramStart"/>
-      <w:r>
-        <w:rPr>
-          <w:rFonts w:ascii="Calibri" w:hAnsi="Calibri"/>
-          <w:color w:val="000000"/>
-          <w:sz w:val="20"/>
-        </w:rPr>
-        <w:t>continuación</w:t>
-      </w:r>
-      <w:proofErr w:type="gramEnd"/>
-      <w:r>
-        <w:rPr>
-          <w:rFonts w:ascii="Calibri" w:hAnsi="Calibri"/>
-          <w:color w:val="000000"/>
-          <w:sz w:val="20"/>
-        </w:rPr>
-        <w:t xml:space="preserve"> se verifica el cumplimiento de cada compromiso adquirido al cierre del Sprint 05 en su sección 8.3 (Acciones concretas para el siguiente sprint). Los compromisos diferidos se incorporan al backlog del Sprint 07.</w:t>
-      </w:r>
-    </w:p>
     <w:tbl>
       <w:tblPr>
         <w:tblStyle w:val="Tablaconcuadrcula"/>
@@ -2533,15 +2869,15 @@
         <w:tblLook w:val="04A0" w:firstRow="1" w:lastRow="0" w:firstColumn="1" w:lastColumn="0" w:noHBand="0" w:noVBand="1"/>
       </w:tblPr>
       <w:tblGrid>
-        <w:gridCol w:w="2351"/>
-        <w:gridCol w:w="2351"/>
-        <w:gridCol w:w="2351"/>
-        <w:gridCol w:w="2351"/>
+        <w:gridCol w:w="534"/>
+        <w:gridCol w:w="3118"/>
+        <w:gridCol w:w="1559"/>
+        <w:gridCol w:w="4193"/>
       </w:tblGrid>
       <w:tr>
         <w:tc>
           <w:tcPr>
-            <w:tcW w:w="2351" w:type="dxa"/>
+            <w:tcW w:w="534" w:type="dxa"/>
             <w:shd w:val="clear" w:color="auto" w:fill="1F3864"/>
           </w:tcPr>
           <w:p>
@@ -2561,7 +2897,7 @@
         </w:tc>
         <w:tc>
           <w:tcPr>
-            <w:tcW w:w="2351" w:type="dxa"/>
+            <w:tcW w:w="3118" w:type="dxa"/>
             <w:shd w:val="clear" w:color="auto" w:fill="1F3864"/>
           </w:tcPr>
           <w:p>
@@ -2575,13 +2911,13 @@
                 <w:color w:val="FFFFFF"/>
                 <w:sz w:val="18"/>
               </w:rPr>
-              <w:t>Compromiso Sprint 05 §8.3</w:t>
-            </w:r>
-          </w:p>
-        </w:tc>
-        <w:tc>
-          <w:tcPr>
-            <w:tcW w:w="2351" w:type="dxa"/>
+              <w:t>Compromiso Sprint 05 8.3</w:t>
+            </w:r>
+          </w:p>
+        </w:tc>
+        <w:tc>
+          <w:tcPr>
+            <w:tcW w:w="1559" w:type="dxa"/>
             <w:shd w:val="clear" w:color="auto" w:fill="1F3864"/>
           </w:tcPr>
           <w:p>
@@ -2601,7 +2937,7 @@
         </w:tc>
         <w:tc>
           <w:tcPr>
-            <w:tcW w:w="2351" w:type="dxa"/>
+            <w:tcW w:w="4193" w:type="dxa"/>
             <w:shd w:val="clear" w:color="auto" w:fill="1F3864"/>
           </w:tcPr>
           <w:p>
@@ -2623,7 +2959,7 @@
       <w:tr>
         <w:tc>
           <w:tcPr>
-            <w:tcW w:w="2351" w:type="dxa"/>
+            <w:tcW w:w="534" w:type="dxa"/>
             <w:shd w:val="clear" w:color="auto" w:fill="F2F2F2"/>
           </w:tcPr>
           <w:p>
@@ -2642,7 +2978,7 @@
         </w:tc>
         <w:tc>
           <w:tcPr>
-            <w:tcW w:w="2351" w:type="dxa"/>
+            <w:tcW w:w="3118" w:type="dxa"/>
             <w:shd w:val="clear" w:color="auto" w:fill="F2F2F2"/>
           </w:tcPr>
           <w:p>
@@ -2658,7 +2994,7 @@
         </w:tc>
         <w:tc>
           <w:tcPr>
-            <w:tcW w:w="2351" w:type="dxa"/>
+            <w:tcW w:w="1559" w:type="dxa"/>
             <w:shd w:val="clear" w:color="auto" w:fill="FCE4D6"/>
           </w:tcPr>
           <w:p>
@@ -2678,7 +3014,7 @@
         </w:tc>
         <w:tc>
           <w:tcPr>
-            <w:tcW w:w="2351" w:type="dxa"/>
+            <w:tcW w:w="4193" w:type="dxa"/>
             <w:shd w:val="clear" w:color="auto" w:fill="F2F2F2"/>
           </w:tcPr>
           <w:p>
@@ -2696,7 +3032,7 @@
       <w:tr>
         <w:tc>
           <w:tcPr>
-            <w:tcW w:w="2351" w:type="dxa"/>
+            <w:tcW w:w="534" w:type="dxa"/>
             <w:shd w:val="clear" w:color="auto" w:fill="FFFFFF"/>
           </w:tcPr>
           <w:p>
@@ -2715,7 +3051,7 @@
         </w:tc>
         <w:tc>
           <w:tcPr>
-            <w:tcW w:w="2351" w:type="dxa"/>
+            <w:tcW w:w="3118" w:type="dxa"/>
             <w:shd w:val="clear" w:color="auto" w:fill="FFFFFF"/>
           </w:tcPr>
           <w:p>
@@ -2731,7 +3067,7 @@
         </w:tc>
         <w:tc>
           <w:tcPr>
-            <w:tcW w:w="2351" w:type="dxa"/>
+            <w:tcW w:w="1559" w:type="dxa"/>
             <w:shd w:val="clear" w:color="auto" w:fill="E2EFDA"/>
           </w:tcPr>
           <w:p>
@@ -2751,7 +3087,7 @@
         </w:tc>
         <w:tc>
           <w:tcPr>
-            <w:tcW w:w="2351" w:type="dxa"/>
+            <w:tcW w:w="4193" w:type="dxa"/>
             <w:shd w:val="clear" w:color="auto" w:fill="FFFFFF"/>
           </w:tcPr>
           <w:p>
@@ -2769,7 +3105,7 @@
       <w:tr>
         <w:tc>
           <w:tcPr>
-            <w:tcW w:w="2351" w:type="dxa"/>
+            <w:tcW w:w="534" w:type="dxa"/>
             <w:shd w:val="clear" w:color="auto" w:fill="F2F2F2"/>
           </w:tcPr>
           <w:p>
@@ -2788,7 +3124,7 @@
         </w:tc>
         <w:tc>
           <w:tcPr>
-            <w:tcW w:w="2351" w:type="dxa"/>
+            <w:tcW w:w="3118" w:type="dxa"/>
             <w:shd w:val="clear" w:color="auto" w:fill="F2F2F2"/>
           </w:tcPr>
           <w:p>
@@ -2804,7 +3140,7 @@
         </w:tc>
         <w:tc>
           <w:tcPr>
-            <w:tcW w:w="2351" w:type="dxa"/>
+            <w:tcW w:w="1559" w:type="dxa"/>
             <w:shd w:val="clear" w:color="auto" w:fill="FFF2CC"/>
           </w:tcPr>
           <w:p>
@@ -2824,7 +3160,7 @@
         </w:tc>
         <w:tc>
           <w:tcPr>
-            <w:tcW w:w="2351" w:type="dxa"/>
+            <w:tcW w:w="4193" w:type="dxa"/>
             <w:shd w:val="clear" w:color="auto" w:fill="F2F2F2"/>
           </w:tcPr>
           <w:p>
@@ -2878,7 +3214,7 @@
       <w:tr>
         <w:tc>
           <w:tcPr>
-            <w:tcW w:w="2351" w:type="dxa"/>
+            <w:tcW w:w="534" w:type="dxa"/>
             <w:shd w:val="clear" w:color="auto" w:fill="FFFFFF"/>
           </w:tcPr>
           <w:p>
@@ -2897,7 +3233,7 @@
         </w:tc>
         <w:tc>
           <w:tcPr>
-            <w:tcW w:w="2351" w:type="dxa"/>
+            <w:tcW w:w="3118" w:type="dxa"/>
             <w:shd w:val="clear" w:color="auto" w:fill="FFFFFF"/>
           </w:tcPr>
           <w:p>
@@ -2907,62 +3243,43 @@
                 <w:color w:val="000000"/>
                 <w:sz w:val="18"/>
               </w:rPr>
-              <w:t xml:space="preserve">Implementar exportación de reportes en formato Excel </w:t>
-            </w:r>
-            <w:r>
-              <w:rPr>
-                <w:rFonts w:ascii="Calibri" w:hAnsi="Calibri"/>
+              <w:t>Implementar exportación de reportes en formato Excel (xlsx).</w:t>
+            </w:r>
+          </w:p>
+        </w:tc>
+        <w:tc>
+          <w:tcPr>
+            <w:tcW w:w="1559" w:type="dxa"/>
+            <w:shd w:val="clear" w:color="auto" w:fill="FCE4D6"/>
+          </w:tcPr>
+          <w:p>
+            <w:pPr>
+              <w:jc w:val="center"/>
+            </w:pPr>
+            <w:r>
+              <w:rPr>
+                <w:rFonts w:ascii="Calibri" w:hAnsi="Calibri"/>
+                <w:b/>
                 <w:color w:val="000000"/>
                 <w:sz w:val="18"/>
               </w:rPr>
-              <w:lastRenderedPageBreak/>
-              <w:t>(xlsx).</w:t>
-            </w:r>
-          </w:p>
-        </w:tc>
-        <w:tc>
-          <w:tcPr>
-            <w:tcW w:w="2351" w:type="dxa"/>
-            <w:shd w:val="clear" w:color="auto" w:fill="FCE4D6"/>
-          </w:tcPr>
-          <w:p>
-            <w:pPr>
-              <w:jc w:val="center"/>
-            </w:pPr>
-            <w:r>
-              <w:rPr>
-                <w:rFonts w:ascii="Calibri" w:hAnsi="Calibri"/>
-                <w:b/>
+              <w:t>DIFERIDO</w:t>
+            </w:r>
+          </w:p>
+        </w:tc>
+        <w:tc>
+          <w:tcPr>
+            <w:tcW w:w="4193" w:type="dxa"/>
+            <w:shd w:val="clear" w:color="auto" w:fill="FFFFFF"/>
+          </w:tcPr>
+          <w:p>
+            <w:r>
+              <w:rPr>
+                <w:rFonts w:ascii="Calibri" w:hAnsi="Calibri"/>
                 <w:color w:val="000000"/>
                 <w:sz w:val="18"/>
               </w:rPr>
-              <w:lastRenderedPageBreak/>
-              <w:t>DIFERIDO</w:t>
-            </w:r>
-          </w:p>
-        </w:tc>
-        <w:tc>
-          <w:tcPr>
-            <w:tcW w:w="2351" w:type="dxa"/>
-            <w:shd w:val="clear" w:color="auto" w:fill="FFFFFF"/>
-          </w:tcPr>
-          <w:p>
-            <w:r>
-              <w:rPr>
-                <w:rFonts w:ascii="Calibri" w:hAnsi="Calibri"/>
-                <w:color w:val="000000"/>
-                <w:sz w:val="18"/>
-              </w:rPr>
-              <w:t xml:space="preserve">El módulo de reportes no fue abordado en Sprint 06 </w:t>
-            </w:r>
-            <w:r>
-              <w:rPr>
-                <w:rFonts w:ascii="Calibri" w:hAnsi="Calibri"/>
-                <w:color w:val="000000"/>
-                <w:sz w:val="18"/>
-              </w:rPr>
-              <w:lastRenderedPageBreak/>
-              <w:t>(prioridad requerimientos de compra). Se incorpora al Sprint 07 junto con el Dashboard.</w:t>
+              <w:t>El módulo de reportes no fue abordado en Sprint 06 (prioridad requerimientos de compra). Se incorpora al Sprint 07 junto con el Dashboard.</w:t>
             </w:r>
           </w:p>
         </w:tc>
@@ -2970,7 +3287,7 @@
       <w:tr>
         <w:tc>
           <w:tcPr>
-            <w:tcW w:w="2351" w:type="dxa"/>
+            <w:tcW w:w="534" w:type="dxa"/>
             <w:shd w:val="clear" w:color="auto" w:fill="F2F2F2"/>
           </w:tcPr>
           <w:p>
@@ -2983,14 +3300,13 @@
                 <w:color w:val="000000"/>
                 <w:sz w:val="18"/>
               </w:rPr>
-              <w:lastRenderedPageBreak/>
               <w:t>5</w:t>
             </w:r>
           </w:p>
         </w:tc>
         <w:tc>
           <w:tcPr>
-            <w:tcW w:w="2351" w:type="dxa"/>
+            <w:tcW w:w="3118" w:type="dxa"/>
             <w:shd w:val="clear" w:color="auto" w:fill="F2F2F2"/>
           </w:tcPr>
           <w:p>
@@ -3006,7 +3322,7 @@
         </w:tc>
         <w:tc>
           <w:tcPr>
-            <w:tcW w:w="2351" w:type="dxa"/>
+            <w:tcW w:w="1559" w:type="dxa"/>
             <w:shd w:val="clear" w:color="auto" w:fill="E2EFDA"/>
           </w:tcPr>
           <w:p>
@@ -3026,7 +3342,7 @@
         </w:tc>
         <w:tc>
           <w:tcPr>
-            <w:tcW w:w="2351" w:type="dxa"/>
+            <w:tcW w:w="4193" w:type="dxa"/>
             <w:shd w:val="clear" w:color="auto" w:fill="F2F2F2"/>
           </w:tcPr>
           <w:p>
@@ -3232,9 +3548,6 @@
         <w:pStyle w:val="Ttulo2"/>
       </w:pPr>
       <w:r>
-        <w:rPr>
-          <w:rFonts w:ascii="Calibri" w:hAnsi="Calibri"/>
-        </w:rPr>
         <w:t>8.1 Que salió bien (MANTENER)</w:t>
       </w:r>
     </w:p>
@@ -3245,47 +3558,94 @@
         <w:tblLook w:val="04A0" w:firstRow="1" w:lastRow="0" w:firstColumn="1" w:lastColumn="0" w:noHBand="0" w:noVBand="1"/>
       </w:tblPr>
       <w:tblGrid>
-        <w:gridCol w:w="4703"/>
-        <w:gridCol w:w="4703"/>
+        <w:gridCol w:w="9464"/>
       </w:tblGrid>
       <w:tr>
         <w:tc>
           <w:tcPr>
-            <w:tcW w:w="4703" w:type="dxa"/>
-            <w:shd w:val="clear" w:color="auto" w:fill="E2EFDA"/>
-          </w:tcPr>
-          <w:p>
-            <w:pPr>
-              <w:jc w:val="center"/>
-            </w:pPr>
-            <w:r>
-              <w:rPr>
-                <w:rFonts w:ascii="Calibri" w:hAnsi="Calibri"/>
-                <w:b/>
-                <w:color w:val="000000"/>
-                <w:sz w:val="18"/>
-              </w:rPr>
-              <w:t>Logro</w:t>
-            </w:r>
-          </w:p>
-        </w:tc>
-        <w:tc>
-          <w:tcPr>
-            <w:tcW w:w="4703" w:type="dxa"/>
-            <w:shd w:val="clear" w:color="auto" w:fill="E2EFDA"/>
-          </w:tcPr>
-          <w:p>
-            <w:pPr>
-              <w:jc w:val="center"/>
-            </w:pPr>
-            <w:r>
-              <w:rPr>
-                <w:rFonts w:ascii="Calibri" w:hAnsi="Calibri"/>
-                <w:b/>
-                <w:color w:val="000000"/>
-                <w:sz w:val="18"/>
-              </w:rPr>
-              <w:t>Detalle</w:t>
+            <w:tcW w:w="9464" w:type="dxa"/>
+            <w:shd w:val="clear" w:color="auto" w:fill="EAF1DD" w:themeFill="accent3" w:themeFillTint="33"/>
+          </w:tcPr>
+          <w:p>
+            <w:pPr>
+              <w:pStyle w:val="Prrafodelista"/>
+              <w:numPr>
+                <w:ilvl w:val="0"/>
+                <w:numId w:val="10"/>
+              </w:numPr>
+              <w:rPr>
+                <w:sz w:val="24"/>
+                <w:szCs w:val="32"/>
+              </w:rPr>
+            </w:pPr>
+            <w:r>
+              <w:rPr>
+                <w:rFonts w:ascii="Calibri" w:hAnsi="Calibri"/>
+                <w:color w:val="000000"/>
+                <w:sz w:val="24"/>
+                <w:szCs w:val="32"/>
+              </w:rPr>
+              <w:t xml:space="preserve">La integración de </w:t>
+            </w:r>
+            <w:proofErr w:type="spellStart"/>
+            <w:r>
+              <w:rPr>
+                <w:rFonts w:ascii="Calibri" w:hAnsi="Calibri"/>
+                <w:color w:val="000000"/>
+                <w:sz w:val="24"/>
+                <w:szCs w:val="32"/>
+              </w:rPr>
+              <w:t>NotificationService</w:t>
+            </w:r>
+            <w:proofErr w:type="spellEnd"/>
+            <w:r>
+              <w:rPr>
+                <w:rFonts w:ascii="Calibri" w:hAnsi="Calibri"/>
+                <w:color w:val="000000"/>
+                <w:sz w:val="24"/>
+                <w:szCs w:val="32"/>
+              </w:rPr>
+              <w:t xml:space="preserve"> con </w:t>
+            </w:r>
+            <w:proofErr w:type="spellStart"/>
+            <w:r>
+              <w:rPr>
+                <w:rFonts w:ascii="Calibri" w:hAnsi="Calibri"/>
+                <w:color w:val="000000"/>
+                <w:sz w:val="24"/>
+                <w:szCs w:val="32"/>
+              </w:rPr>
+              <w:t>EventEmitter</w:t>
+            </w:r>
+            <w:proofErr w:type="spellEnd"/>
+            <w:r>
+              <w:rPr>
+                <w:rFonts w:ascii="Calibri" w:hAnsi="Calibri"/>
+                <w:color w:val="000000"/>
+                <w:sz w:val="24"/>
+                <w:szCs w:val="32"/>
+              </w:rPr>
+              <w:t xml:space="preserve"> siguió la arquitectura de servicios establecida en sprints anteriores sin fricción ni </w:t>
+            </w:r>
+            <w:proofErr w:type="spellStart"/>
+            <w:r>
+              <w:rPr>
+                <w:rFonts w:ascii="Calibri" w:hAnsi="Calibri"/>
+                <w:color w:val="000000"/>
+                <w:sz w:val="24"/>
+                <w:szCs w:val="32"/>
+              </w:rPr>
+              <w:t>re-trabajo</w:t>
+            </w:r>
+            <w:proofErr w:type="spellEnd"/>
+            <w:r>
+              <w:rPr>
+                <w:rFonts w:ascii="Calibri" w:hAnsi="Calibri"/>
+                <w:color w:val="000000"/>
+                <w:sz w:val="24"/>
+                <w:szCs w:val="32"/>
+              </w:rPr>
+              <w:t>.</w:t>
             </w:r>
           </w:p>
         </w:tc>
@@ -3293,107 +3653,29 @@
       <w:tr>
         <w:tc>
           <w:tcPr>
-            <w:tcW w:w="4703" w:type="dxa"/>
-            <w:shd w:val="clear" w:color="auto" w:fill="E2EFDA"/>
-          </w:tcPr>
-          <w:p>
-            <w:r>
-              <w:rPr>
-                <w:rFonts w:ascii="Calibri" w:hAnsi="Calibri"/>
-                <w:b/>
-                <w:color w:val="000000"/>
-                <w:sz w:val="18"/>
-              </w:rPr>
-              <w:t xml:space="preserve">Patrón </w:t>
-            </w:r>
-            <w:proofErr w:type="spellStart"/>
-            <w:r>
-              <w:rPr>
-                <w:rFonts w:ascii="Calibri" w:hAnsi="Calibri"/>
-                <w:b/>
-                <w:color w:val="000000"/>
-                <w:sz w:val="18"/>
-              </w:rPr>
-              <w:t>EventEmitter</w:t>
-            </w:r>
-            <w:proofErr w:type="spellEnd"/>
-            <w:r>
-              <w:rPr>
-                <w:rFonts w:ascii="Calibri" w:hAnsi="Calibri"/>
-                <w:b/>
-                <w:color w:val="000000"/>
-                <w:sz w:val="18"/>
-              </w:rPr>
-              <w:t xml:space="preserve"> sin fricción</w:t>
-            </w:r>
-          </w:p>
-        </w:tc>
-        <w:tc>
-          <w:tcPr>
-            <w:tcW w:w="4703" w:type="dxa"/>
-          </w:tcPr>
-          <w:p>
-            <w:r>
-              <w:rPr>
-                <w:rFonts w:ascii="Calibri" w:hAnsi="Calibri"/>
-                <w:color w:val="000000"/>
-                <w:sz w:val="18"/>
-              </w:rPr>
-              <w:t xml:space="preserve">La integración de </w:t>
-            </w:r>
-            <w:proofErr w:type="spellStart"/>
-            <w:r>
-              <w:rPr>
-                <w:rFonts w:ascii="Calibri" w:hAnsi="Calibri"/>
-                <w:color w:val="000000"/>
-                <w:sz w:val="18"/>
-              </w:rPr>
-              <w:t>NotificationService</w:t>
-            </w:r>
-            <w:proofErr w:type="spellEnd"/>
-            <w:r>
-              <w:rPr>
-                <w:rFonts w:ascii="Calibri" w:hAnsi="Calibri"/>
-                <w:color w:val="000000"/>
-                <w:sz w:val="18"/>
-              </w:rPr>
-              <w:t xml:space="preserve"> con </w:t>
-            </w:r>
-            <w:proofErr w:type="spellStart"/>
-            <w:r>
-              <w:rPr>
-                <w:rFonts w:ascii="Calibri" w:hAnsi="Calibri"/>
-                <w:color w:val="000000"/>
-                <w:sz w:val="18"/>
-              </w:rPr>
-              <w:t>EventEmitter</w:t>
-            </w:r>
-            <w:proofErr w:type="spellEnd"/>
-            <w:r>
-              <w:rPr>
-                <w:rFonts w:ascii="Calibri" w:hAnsi="Calibri"/>
-                <w:color w:val="000000"/>
-                <w:sz w:val="18"/>
-              </w:rPr>
-              <w:t xml:space="preserve"> siguió la arquitectura de servicios establecida en sprints anteriores sin fricción ni </w:t>
-            </w:r>
-            <w:proofErr w:type="spellStart"/>
-            <w:r>
-              <w:rPr>
-                <w:rFonts w:ascii="Calibri" w:hAnsi="Calibri"/>
-                <w:color w:val="000000"/>
-                <w:sz w:val="18"/>
-              </w:rPr>
-              <w:t>re-trabajo</w:t>
-            </w:r>
-            <w:proofErr w:type="spellEnd"/>
-            <w:r>
-              <w:rPr>
-                <w:rFonts w:ascii="Calibri" w:hAnsi="Calibri"/>
-                <w:color w:val="000000"/>
-                <w:sz w:val="18"/>
-              </w:rPr>
-              <w:t>.</w:t>
+            <w:tcW w:w="9464" w:type="dxa"/>
+            <w:shd w:val="clear" w:color="auto" w:fill="EAF1DD" w:themeFill="accent3" w:themeFillTint="33"/>
+          </w:tcPr>
+          <w:p>
+            <w:pPr>
+              <w:pStyle w:val="Prrafodelista"/>
+              <w:numPr>
+                <w:ilvl w:val="0"/>
+                <w:numId w:val="10"/>
+              </w:numPr>
+              <w:rPr>
+                <w:sz w:val="24"/>
+                <w:szCs w:val="32"/>
+              </w:rPr>
+            </w:pPr>
+            <w:r>
+              <w:rPr>
+                <w:rFonts w:ascii="Calibri" w:hAnsi="Calibri"/>
+                <w:color w:val="000000"/>
+                <w:sz w:val="24"/>
+                <w:szCs w:val="32"/>
+              </w:rPr>
+              <w:t>Las validaciones estrictas de requerimientos de compra reutilizaron el patrón de middlewares de validación, reduciendo el tiempo de desarrollo.</w:t>
             </w:r>
           </w:p>
         </w:tc>
@@ -3401,33 +3683,29 @@
       <w:tr>
         <w:tc>
           <w:tcPr>
-            <w:tcW w:w="4703" w:type="dxa"/>
-            <w:shd w:val="clear" w:color="auto" w:fill="E2EFDA"/>
-          </w:tcPr>
-          <w:p>
-            <w:r>
-              <w:rPr>
-                <w:rFonts w:ascii="Calibri" w:hAnsi="Calibri"/>
-                <w:b/>
-                <w:color w:val="000000"/>
-                <w:sz w:val="18"/>
-              </w:rPr>
-              <w:t>Reutilización de middlewares de validación</w:t>
-            </w:r>
-          </w:p>
-        </w:tc>
-        <w:tc>
-          <w:tcPr>
-            <w:tcW w:w="4703" w:type="dxa"/>
-          </w:tcPr>
-          <w:p>
-            <w:r>
-              <w:rPr>
-                <w:rFonts w:ascii="Calibri" w:hAnsi="Calibri"/>
-                <w:color w:val="000000"/>
-                <w:sz w:val="18"/>
-              </w:rPr>
-              <w:t>Las validaciones estrictas de requerimientos de compra (cantidad entero positivo, justificación no vacía, detalles no vacíos) reutilizaron el patrón de middlewares de validación, reduciendo el tiempo de desarrollo.</w:t>
+            <w:tcW w:w="9464" w:type="dxa"/>
+            <w:shd w:val="clear" w:color="auto" w:fill="EAF1DD" w:themeFill="accent3" w:themeFillTint="33"/>
+          </w:tcPr>
+          <w:p>
+            <w:pPr>
+              <w:pStyle w:val="Prrafodelista"/>
+              <w:numPr>
+                <w:ilvl w:val="0"/>
+                <w:numId w:val="10"/>
+              </w:numPr>
+              <w:rPr>
+                <w:sz w:val="24"/>
+                <w:szCs w:val="32"/>
+              </w:rPr>
+            </w:pPr>
+            <w:r>
+              <w:rPr>
+                <w:rFonts w:ascii="Calibri" w:hAnsi="Calibri"/>
+                <w:color w:val="000000"/>
+                <w:sz w:val="24"/>
+                <w:szCs w:val="32"/>
+              </w:rPr>
+              <w:t>Las pruebas cubrieron todos los flujos RBAC, validaciones de negocio y el servicio de notificaciones. Es el sprint con mayor número de casos de prueba del proyecto.</w:t>
             </w:r>
           </w:p>
         </w:tc>
@@ -3435,33 +3713,29 @@
       <w:tr>
         <w:tc>
           <w:tcPr>
-            <w:tcW w:w="4703" w:type="dxa"/>
-            <w:shd w:val="clear" w:color="auto" w:fill="E2EFDA"/>
-          </w:tcPr>
-          <w:p>
-            <w:r>
-              <w:rPr>
-                <w:rFonts w:ascii="Calibri" w:hAnsi="Calibri"/>
-                <w:b/>
-                <w:color w:val="000000"/>
-                <w:sz w:val="18"/>
-              </w:rPr>
-              <w:t>36 pruebas automatizadas al 100% PASS</w:t>
-            </w:r>
-          </w:p>
-        </w:tc>
-        <w:tc>
-          <w:tcPr>
-            <w:tcW w:w="4703" w:type="dxa"/>
-          </w:tcPr>
-          <w:p>
-            <w:r>
-              <w:rPr>
-                <w:rFonts w:ascii="Calibri" w:hAnsi="Calibri"/>
-                <w:color w:val="000000"/>
-                <w:sz w:val="18"/>
-              </w:rPr>
-              <w:t>Las pruebas cubrieron todos los flujos RBAC, validaciones de negocio y el servicio de notificaciones. Es el sprint con mayor número de casos de prueba del proyecto.</w:t>
+            <w:tcW w:w="9464" w:type="dxa"/>
+            <w:shd w:val="clear" w:color="auto" w:fill="EAF1DD" w:themeFill="accent3" w:themeFillTint="33"/>
+          </w:tcPr>
+          <w:p>
+            <w:pPr>
+              <w:pStyle w:val="Prrafodelista"/>
+              <w:numPr>
+                <w:ilvl w:val="0"/>
+                <w:numId w:val="10"/>
+              </w:numPr>
+              <w:rPr>
+                <w:sz w:val="24"/>
+                <w:szCs w:val="32"/>
+              </w:rPr>
+            </w:pPr>
+            <w:r>
+              <w:rPr>
+                <w:rFonts w:ascii="Calibri" w:hAnsi="Calibri"/>
+                <w:color w:val="000000"/>
+                <w:sz w:val="24"/>
+                <w:szCs w:val="32"/>
+              </w:rPr>
+              <w:t>El equipo implementó el ciclo completo en una sola iteración, sin deuda técnica adicional.</w:t>
             </w:r>
           </w:p>
         </w:tc>
@@ -3469,65 +3743,27 @@
       <w:tr>
         <w:tc>
           <w:tcPr>
-            <w:tcW w:w="4703" w:type="dxa"/>
-            <w:shd w:val="clear" w:color="auto" w:fill="E2EFDA"/>
-          </w:tcPr>
-          <w:p>
-            <w:r>
-              <w:rPr>
-                <w:rFonts w:ascii="Calibri" w:hAnsi="Calibri"/>
-                <w:b/>
-                <w:color w:val="000000"/>
-                <w:sz w:val="18"/>
-              </w:rPr>
-              <w:t>Flujo completo de compras en un solo sprint</w:t>
-            </w:r>
-          </w:p>
-        </w:tc>
-        <w:tc>
-          <w:tcPr>
-            <w:tcW w:w="4703" w:type="dxa"/>
-          </w:tcPr>
-          <w:p>
-            <w:r>
-              <w:rPr>
-                <w:rFonts w:ascii="Calibri" w:hAnsi="Calibri"/>
-                <w:color w:val="000000"/>
-                <w:sz w:val="18"/>
-              </w:rPr>
-              <w:t>El equipo implementó el ciclo completo (crear → notificar → bandeja → aprobar/rechazar) en una sola iteración, sin deuda técnica adicional.</w:t>
-            </w:r>
-          </w:p>
-        </w:tc>
-      </w:tr>
-      <w:tr>
-        <w:tc>
-          <w:tcPr>
-            <w:tcW w:w="4703" w:type="dxa"/>
-            <w:shd w:val="clear" w:color="auto" w:fill="E2EFDA"/>
-          </w:tcPr>
-          <w:p>
-            <w:r>
-              <w:rPr>
-                <w:rFonts w:ascii="Calibri" w:hAnsi="Calibri"/>
-                <w:b/>
-                <w:color w:val="000000"/>
-                <w:sz w:val="18"/>
-              </w:rPr>
-              <w:t>Velocidad consistente: 42 SP al 100%</w:t>
-            </w:r>
-          </w:p>
-        </w:tc>
-        <w:tc>
-          <w:tcPr>
-            <w:tcW w:w="4703" w:type="dxa"/>
-          </w:tcPr>
-          <w:p>
-            <w:r>
-              <w:rPr>
-                <w:rFonts w:ascii="Calibri" w:hAnsi="Calibri"/>
-                <w:color w:val="000000"/>
-                <w:sz w:val="18"/>
+            <w:tcW w:w="9464" w:type="dxa"/>
+            <w:shd w:val="clear" w:color="auto" w:fill="EAF1DD" w:themeFill="accent3" w:themeFillTint="33"/>
+          </w:tcPr>
+          <w:p>
+            <w:pPr>
+              <w:pStyle w:val="Prrafodelista"/>
+              <w:numPr>
+                <w:ilvl w:val="0"/>
+                <w:numId w:val="10"/>
+              </w:numPr>
+              <w:rPr>
+                <w:sz w:val="24"/>
+                <w:szCs w:val="32"/>
+              </w:rPr>
+            </w:pPr>
+            <w:r>
+              <w:rPr>
+                <w:rFonts w:ascii="Calibri" w:hAnsi="Calibri"/>
+                <w:color w:val="000000"/>
+                <w:sz w:val="24"/>
+                <w:szCs w:val="32"/>
               </w:rPr>
               <w:t>La velocidad del equipo se mantuvo consistente con el objetivo planificado, completando los 42 SP sin desvíos ni impedimentos.</w:t>
             </w:r>
@@ -3540,9 +3776,6 @@
         <w:pStyle w:val="Ttulo2"/>
       </w:pPr>
       <w:r>
-        <w:rPr>
-          <w:rFonts w:ascii="Calibri" w:hAnsi="Calibri"/>
-        </w:rPr>
         <w:t>8.2 Que se puede mejorar (MEJORAR)</w:t>
       </w:r>
     </w:p>
@@ -3553,47 +3786,54 @@
         <w:tblLook w:val="04A0" w:firstRow="1" w:lastRow="0" w:firstColumn="1" w:lastColumn="0" w:noHBand="0" w:noVBand="1"/>
       </w:tblPr>
       <w:tblGrid>
-        <w:gridCol w:w="4703"/>
-        <w:gridCol w:w="4703"/>
+        <w:gridCol w:w="9464"/>
       </w:tblGrid>
       <w:tr>
         <w:tc>
           <w:tcPr>
-            <w:tcW w:w="4703" w:type="dxa"/>
-            <w:shd w:val="clear" w:color="auto" w:fill="FFF2CC"/>
-          </w:tcPr>
-          <w:p>
-            <w:pPr>
-              <w:jc w:val="center"/>
-            </w:pPr>
-            <w:r>
-              <w:rPr>
-                <w:rFonts w:ascii="Calibri" w:hAnsi="Calibri"/>
-                <w:b/>
-                <w:color w:val="000000"/>
-                <w:sz w:val="18"/>
-              </w:rPr>
-              <w:t>Área de mejora</w:t>
-            </w:r>
-          </w:p>
-        </w:tc>
-        <w:tc>
-          <w:tcPr>
-            <w:tcW w:w="4703" w:type="dxa"/>
-            <w:shd w:val="clear" w:color="auto" w:fill="FFF2CC"/>
-          </w:tcPr>
-          <w:p>
-            <w:pPr>
-              <w:jc w:val="center"/>
-            </w:pPr>
-            <w:r>
-              <w:rPr>
-                <w:rFonts w:ascii="Calibri" w:hAnsi="Calibri"/>
-                <w:b/>
-                <w:color w:val="000000"/>
-                <w:sz w:val="18"/>
-              </w:rPr>
-              <w:t>Descripción</w:t>
+            <w:tcW w:w="9464" w:type="dxa"/>
+            <w:shd w:val="clear" w:color="auto" w:fill="FFFFCC"/>
+          </w:tcPr>
+          <w:p>
+            <w:pPr>
+              <w:pStyle w:val="Prrafodelista"/>
+              <w:numPr>
+                <w:ilvl w:val="0"/>
+                <w:numId w:val="11"/>
+              </w:numPr>
+              <w:rPr>
+                <w:sz w:val="24"/>
+                <w:szCs w:val="32"/>
+              </w:rPr>
+            </w:pPr>
+            <w:r>
+              <w:rPr>
+                <w:rFonts w:ascii="Calibri" w:hAnsi="Calibri"/>
+                <w:color w:val="000000"/>
+                <w:sz w:val="24"/>
+                <w:szCs w:val="32"/>
+              </w:rPr>
+              <w:t xml:space="preserve">Las pruebas de los Grupos 3-5 requieren BD de prueba con datos </w:t>
+            </w:r>
+            <w:proofErr w:type="spellStart"/>
+            <w:r>
+              <w:rPr>
+                <w:rFonts w:ascii="Calibri" w:hAnsi="Calibri"/>
+                <w:color w:val="000000"/>
+                <w:sz w:val="24"/>
+                <w:szCs w:val="32"/>
+              </w:rPr>
+              <w:t>seeded</w:t>
+            </w:r>
+            <w:proofErr w:type="spellEnd"/>
+            <w:r>
+              <w:rPr>
+                <w:rFonts w:ascii="Calibri" w:hAnsi="Calibri"/>
+                <w:color w:val="000000"/>
+                <w:sz w:val="24"/>
+                <w:szCs w:val="32"/>
+              </w:rPr>
+              <w:t>; sin ella retornan 401 en vez de 403/201, lo que puede confundir en entornos CI sin BD activa.</w:t>
             </w:r>
           </w:p>
         </w:tc>
@@ -3601,51 +3841,69 @@
       <w:tr>
         <w:tc>
           <w:tcPr>
-            <w:tcW w:w="4703" w:type="dxa"/>
-            <w:shd w:val="clear" w:color="auto" w:fill="FFF2CC"/>
-          </w:tcPr>
-          <w:p>
-            <w:r>
-              <w:rPr>
-                <w:rFonts w:ascii="Calibri" w:hAnsi="Calibri"/>
-                <w:b/>
-                <w:color w:val="000000"/>
-                <w:sz w:val="18"/>
-              </w:rPr>
-              <w:t>BD de pruebas con datos reales</w:t>
-            </w:r>
-          </w:p>
-        </w:tc>
-        <w:tc>
-          <w:tcPr>
-            <w:tcW w:w="4703" w:type="dxa"/>
-          </w:tcPr>
-          <w:p>
-            <w:r>
-              <w:rPr>
-                <w:rFonts w:ascii="Calibri" w:hAnsi="Calibri"/>
-                <w:color w:val="000000"/>
-                <w:sz w:val="18"/>
-              </w:rPr>
-              <w:t xml:space="preserve">Las pruebas de los Grupos 3-5 requieren BD de prueba con datos </w:t>
+            <w:tcW w:w="9464" w:type="dxa"/>
+            <w:shd w:val="clear" w:color="auto" w:fill="FFFFCC"/>
+          </w:tcPr>
+          <w:p>
+            <w:pPr>
+              <w:pStyle w:val="Prrafodelista"/>
+              <w:numPr>
+                <w:ilvl w:val="0"/>
+                <w:numId w:val="11"/>
+              </w:numPr>
+              <w:rPr>
+                <w:sz w:val="24"/>
+                <w:szCs w:val="32"/>
+              </w:rPr>
+            </w:pPr>
+            <w:r>
+              <w:rPr>
+                <w:rFonts w:ascii="Calibri" w:hAnsi="Calibri"/>
+                <w:color w:val="000000"/>
+                <w:sz w:val="24"/>
+                <w:szCs w:val="32"/>
+              </w:rPr>
+              <w:t xml:space="preserve">El </w:t>
             </w:r>
             <w:proofErr w:type="spellStart"/>
             <w:r>
               <w:rPr>
                 <w:rFonts w:ascii="Calibri" w:hAnsi="Calibri"/>
                 <w:color w:val="000000"/>
-                <w:sz w:val="18"/>
-              </w:rPr>
-              <w:t>seeded</w:t>
+                <w:sz w:val="24"/>
+                <w:szCs w:val="32"/>
+              </w:rPr>
+              <w:t>NotificationService</w:t>
             </w:r>
             <w:proofErr w:type="spellEnd"/>
             <w:r>
               <w:rPr>
                 <w:rFonts w:ascii="Calibri" w:hAnsi="Calibri"/>
                 <w:color w:val="000000"/>
-                <w:sz w:val="18"/>
-              </w:rPr>
-              <w:t>; sin ella retornan 401 en vez de 403/201, lo que puede confundir en entornos CI sin BD activa.</w:t>
+                <w:sz w:val="24"/>
+                <w:szCs w:val="32"/>
+              </w:rPr>
+              <w:t xml:space="preserve"> solo emite eventos en memoria sin persistencia en </w:t>
+            </w:r>
+            <w:proofErr w:type="spellStart"/>
+            <w:r>
+              <w:rPr>
+                <w:rFonts w:ascii="Calibri" w:hAnsi="Calibri"/>
+                <w:color w:val="000000"/>
+                <w:sz w:val="24"/>
+                <w:szCs w:val="32"/>
+              </w:rPr>
+              <w:t>audit_log</w:t>
+            </w:r>
+            <w:proofErr w:type="spellEnd"/>
+            <w:r>
+              <w:rPr>
+                <w:rFonts w:ascii="Calibri" w:hAnsi="Calibri"/>
+                <w:color w:val="000000"/>
+                <w:sz w:val="24"/>
+                <w:szCs w:val="32"/>
+              </w:rPr>
+              <w:t>; en producción no hay trazabilidad de las notificaciones emitidas.</w:t>
             </w:r>
           </w:p>
         </w:tc>
@@ -3653,80 +3911,59 @@
       <w:tr>
         <w:tc>
           <w:tcPr>
-            <w:tcW w:w="4703" w:type="dxa"/>
-            <w:shd w:val="clear" w:color="auto" w:fill="FFF2CC"/>
-          </w:tcPr>
-          <w:p>
-            <w:r>
-              <w:rPr>
-                <w:rFonts w:ascii="Calibri" w:hAnsi="Calibri"/>
-                <w:b/>
-                <w:color w:val="000000"/>
-                <w:sz w:val="18"/>
-              </w:rPr>
-              <w:t xml:space="preserve">Persistencia del </w:t>
+            <w:tcW w:w="9464" w:type="dxa"/>
+            <w:shd w:val="clear" w:color="auto" w:fill="FFFFCC"/>
+          </w:tcPr>
+          <w:p>
+            <w:pPr>
+              <w:pStyle w:val="Prrafodelista"/>
+              <w:numPr>
+                <w:ilvl w:val="0"/>
+                <w:numId w:val="11"/>
+              </w:numPr>
+              <w:rPr>
+                <w:sz w:val="24"/>
+                <w:szCs w:val="32"/>
+              </w:rPr>
+            </w:pPr>
+            <w:r>
+              <w:rPr>
+                <w:rFonts w:ascii="Calibri" w:hAnsi="Calibri"/>
+                <w:color w:val="000000"/>
+                <w:sz w:val="24"/>
+                <w:szCs w:val="32"/>
+              </w:rPr>
+              <w:t xml:space="preserve">No se implementó una prueba </w:t>
             </w:r>
             <w:proofErr w:type="spellStart"/>
             <w:r>
               <w:rPr>
                 <w:rFonts w:ascii="Calibri" w:hAnsi="Calibri"/>
-                <w:b/>
-                <w:color w:val="000000"/>
-                <w:sz w:val="18"/>
-              </w:rPr>
-              <w:t>NotificationService</w:t>
+                <w:color w:val="000000"/>
+                <w:sz w:val="24"/>
+                <w:szCs w:val="32"/>
+              </w:rPr>
+              <w:t>end-to-end</w:t>
             </w:r>
             <w:proofErr w:type="spellEnd"/>
-          </w:p>
-        </w:tc>
-        <w:tc>
-          <w:tcPr>
-            <w:tcW w:w="4703" w:type="dxa"/>
-          </w:tcPr>
-          <w:p>
-            <w:r>
-              <w:rPr>
-                <w:rFonts w:ascii="Calibri" w:hAnsi="Calibri"/>
-                <w:color w:val="000000"/>
-                <w:sz w:val="18"/>
-              </w:rPr>
-              <w:t xml:space="preserve">El </w:t>
-            </w:r>
-            <w:proofErr w:type="spellStart"/>
-            <w:r>
-              <w:rPr>
-                <w:rFonts w:ascii="Calibri" w:hAnsi="Calibri"/>
-                <w:color w:val="000000"/>
-                <w:sz w:val="18"/>
-              </w:rPr>
-              <w:t>NotificationService</w:t>
-            </w:r>
-            <w:proofErr w:type="spellEnd"/>
-            <w:r>
-              <w:rPr>
-                <w:rFonts w:ascii="Calibri" w:hAnsi="Calibri"/>
-                <w:color w:val="000000"/>
-                <w:sz w:val="18"/>
-              </w:rPr>
-              <w:t xml:space="preserve"> solo emite eventos en memoria sin persistencia en </w:t>
-            </w:r>
-            <w:proofErr w:type="spellStart"/>
-            <w:r>
-              <w:rPr>
-                <w:rFonts w:ascii="Calibri" w:hAnsi="Calibri"/>
-                <w:color w:val="000000"/>
-                <w:sz w:val="18"/>
-              </w:rPr>
-              <w:t>audit_log</w:t>
-            </w:r>
-            <w:proofErr w:type="spellEnd"/>
-            <w:r>
-              <w:rPr>
-                <w:rFonts w:ascii="Calibri" w:hAnsi="Calibri"/>
-                <w:color w:val="000000"/>
-                <w:sz w:val="18"/>
-              </w:rPr>
-              <w:t>; en producción no hay trazabilidad de las notificaciones emitidas.</w:t>
+            <w:r>
+              <w:rPr>
+                <w:rFonts w:ascii="Calibri" w:hAnsi="Calibri"/>
+                <w:color w:val="000000"/>
+                <w:sz w:val="24"/>
+                <w:szCs w:val="32"/>
+              </w:rPr>
+              <w:t xml:space="preserve"> que cubra el flujo completo: crear </w:t>
+            </w:r>
+            <w:r>
+              <w:rPr>
+                <w:rFonts w:ascii="Calibri" w:hAnsi="Calibri"/>
+                <w:color w:val="000000"/>
+                <w:sz w:val="24"/>
+                <w:szCs w:val="32"/>
+              </w:rPr>
+              <w:lastRenderedPageBreak/>
+              <w:t>requerimiento → notificar → aprobar/rechazar en una única secuencia con datos reales de BD.</w:t>
             </w:r>
           </w:p>
         </w:tc>
@@ -3734,105 +3971,30 @@
       <w:tr>
         <w:tc>
           <w:tcPr>
-            <w:tcW w:w="4703" w:type="dxa"/>
-            <w:shd w:val="clear" w:color="auto" w:fill="FFF2CC"/>
-          </w:tcPr>
-          <w:p>
-            <w:r>
-              <w:rPr>
-                <w:rFonts w:ascii="Calibri" w:hAnsi="Calibri"/>
-                <w:b/>
-                <w:color w:val="000000"/>
-                <w:sz w:val="18"/>
-              </w:rPr>
-              <w:t xml:space="preserve">Prueba </w:t>
-            </w:r>
-            <w:proofErr w:type="spellStart"/>
-            <w:r>
-              <w:rPr>
-                <w:rFonts w:ascii="Calibri" w:hAnsi="Calibri"/>
-                <w:b/>
-                <w:color w:val="000000"/>
-                <w:sz w:val="18"/>
-              </w:rPr>
-              <w:t>end-to-end</w:t>
-            </w:r>
-            <w:proofErr w:type="spellEnd"/>
-            <w:r>
-              <w:rPr>
-                <w:rFonts w:ascii="Calibri" w:hAnsi="Calibri"/>
-                <w:b/>
-                <w:color w:val="000000"/>
-                <w:sz w:val="18"/>
-              </w:rPr>
-              <w:t xml:space="preserve"> del flujo completo</w:t>
-            </w:r>
-          </w:p>
-        </w:tc>
-        <w:tc>
-          <w:tcPr>
-            <w:tcW w:w="4703" w:type="dxa"/>
-          </w:tcPr>
-          <w:p>
-            <w:r>
-              <w:rPr>
-                <w:rFonts w:ascii="Calibri" w:hAnsi="Calibri"/>
-                <w:color w:val="000000"/>
-                <w:sz w:val="18"/>
-              </w:rPr>
-              <w:t xml:space="preserve">No se implementó una prueba </w:t>
-            </w:r>
-            <w:proofErr w:type="spellStart"/>
-            <w:r>
-              <w:rPr>
-                <w:rFonts w:ascii="Calibri" w:hAnsi="Calibri"/>
-                <w:color w:val="000000"/>
-                <w:sz w:val="18"/>
-              </w:rPr>
-              <w:t>end-to-end</w:t>
-            </w:r>
-            <w:proofErr w:type="spellEnd"/>
-            <w:r>
-              <w:rPr>
-                <w:rFonts w:ascii="Calibri" w:hAnsi="Calibri"/>
-                <w:color w:val="000000"/>
-                <w:sz w:val="18"/>
-              </w:rPr>
-              <w:t xml:space="preserve"> que cubra el flujo completo: crear requerimiento → notificar → aprobar/rechazar en una única secuencia con datos reales de BD.</w:t>
-            </w:r>
-          </w:p>
-        </w:tc>
-      </w:tr>
-      <w:tr>
-        <w:tc>
-          <w:tcPr>
-            <w:tcW w:w="4703" w:type="dxa"/>
-            <w:shd w:val="clear" w:color="auto" w:fill="FFF2CC"/>
-          </w:tcPr>
-          <w:p>
-            <w:r>
-              <w:rPr>
-                <w:rFonts w:ascii="Calibri" w:hAnsi="Calibri"/>
-                <w:b/>
-                <w:color w:val="000000"/>
-                <w:sz w:val="18"/>
-              </w:rPr>
-              <w:t>Compromisos diferidos del Sprint 05</w:t>
-            </w:r>
-          </w:p>
-        </w:tc>
-        <w:tc>
-          <w:tcPr>
-            <w:tcW w:w="4703" w:type="dxa"/>
-          </w:tcPr>
-          <w:p>
-            <w:r>
-              <w:rPr>
-                <w:rFonts w:ascii="Calibri" w:hAnsi="Calibri"/>
-                <w:color w:val="000000"/>
-                <w:sz w:val="18"/>
-              </w:rPr>
-              <w:t>Dos compromisos del Sprint 05 (Reportes/Dashboard y exportación xlsx) fueron diferidos al Sprint 07 por cambio de prioridad. Se debe revisar el proceso de priorización entre sprints para reducir la tasa de diferimiento.</w:t>
+            <w:tcW w:w="9464" w:type="dxa"/>
+            <w:shd w:val="clear" w:color="auto" w:fill="FFFFCC"/>
+          </w:tcPr>
+          <w:p>
+            <w:pPr>
+              <w:pStyle w:val="Prrafodelista"/>
+              <w:numPr>
+                <w:ilvl w:val="0"/>
+                <w:numId w:val="11"/>
+              </w:numPr>
+              <w:rPr>
+                <w:sz w:val="24"/>
+                <w:szCs w:val="32"/>
+              </w:rPr>
+            </w:pPr>
+            <w:r>
+              <w:rPr>
+                <w:rFonts w:ascii="Calibri" w:hAnsi="Calibri"/>
+                <w:color w:val="000000"/>
+                <w:sz w:val="24"/>
+                <w:szCs w:val="32"/>
+              </w:rPr>
+              <w:lastRenderedPageBreak/>
+              <w:t>Dos compromisos del Sprint 05 fueron diferidos al Sprint 07 por cambio de prioridad. Se debe revisar el proceso de priorización entre sprints para reducir la tasa de diferimiento.</w:t>
             </w:r>
           </w:p>
         </w:tc>
@@ -3843,9 +4005,6 @@
         <w:pStyle w:val="Ttulo2"/>
       </w:pPr>
       <w:r>
-        <w:rPr>
-          <w:rFonts w:ascii="Calibri" w:hAnsi="Calibri"/>
-        </w:rPr>
         <w:t>8.3 Acciones concretas para el siguiente sprint (IMPLEMENTAR)</w:t>
       </w:r>
     </w:p>
@@ -3856,47 +4015,34 @@
         <w:tblLook w:val="04A0" w:firstRow="1" w:lastRow="0" w:firstColumn="1" w:lastColumn="0" w:noHBand="0" w:noVBand="1"/>
       </w:tblPr>
       <w:tblGrid>
-        <w:gridCol w:w="4703"/>
-        <w:gridCol w:w="4703"/>
+        <w:gridCol w:w="9464"/>
       </w:tblGrid>
       <w:tr>
         <w:tc>
           <w:tcPr>
-            <w:tcW w:w="4703" w:type="dxa"/>
-            <w:shd w:val="clear" w:color="auto" w:fill="1F3864"/>
-          </w:tcPr>
-          <w:p>
-            <w:pPr>
-              <w:jc w:val="center"/>
-            </w:pPr>
-            <w:r>
-              <w:rPr>
-                <w:rFonts w:ascii="Calibri" w:hAnsi="Calibri"/>
-                <w:b/>
-                <w:color w:val="FFFFFF"/>
-                <w:sz w:val="18"/>
-              </w:rPr>
-              <w:t>N°</w:t>
-            </w:r>
-          </w:p>
-        </w:tc>
-        <w:tc>
-          <w:tcPr>
-            <w:tcW w:w="4703" w:type="dxa"/>
-            <w:shd w:val="clear" w:color="auto" w:fill="1F3864"/>
-          </w:tcPr>
-          <w:p>
-            <w:pPr>
-              <w:jc w:val="center"/>
-            </w:pPr>
-            <w:r>
-              <w:rPr>
-                <w:rFonts w:ascii="Calibri" w:hAnsi="Calibri"/>
-                <w:b/>
-                <w:color w:val="FFFFFF"/>
-                <w:sz w:val="18"/>
-              </w:rPr>
-              <w:t>Acción</w:t>
+            <w:tcW w:w="9464" w:type="dxa"/>
+            <w:shd w:val="clear" w:color="auto" w:fill="FDE9D9" w:themeFill="accent6" w:themeFillTint="33"/>
+          </w:tcPr>
+          <w:p>
+            <w:pPr>
+              <w:pStyle w:val="Prrafodelista"/>
+              <w:numPr>
+                <w:ilvl w:val="0"/>
+                <w:numId w:val="12"/>
+              </w:numPr>
+              <w:rPr>
+                <w:sz w:val="24"/>
+                <w:szCs w:val="32"/>
+              </w:rPr>
+            </w:pPr>
+            <w:r>
+              <w:rPr>
+                <w:rFonts w:ascii="Calibri" w:hAnsi="Calibri"/>
+                <w:color w:val="000000"/>
+                <w:sz w:val="24"/>
+                <w:szCs w:val="32"/>
+              </w:rPr>
+              <w:t>Implementar el módulo de Reportes y Dashboard consolidado (Sprint 07).</w:t>
             </w:r>
           </w:p>
         </w:tc>
@@ -3904,36 +4050,49 @@
       <w:tr>
         <w:tc>
           <w:tcPr>
-            <w:tcW w:w="4703" w:type="dxa"/>
-            <w:shd w:val="clear" w:color="auto" w:fill="F2F2F2"/>
-          </w:tcPr>
-          <w:p>
-            <w:pPr>
-              <w:jc w:val="center"/>
-            </w:pPr>
-            <w:r>
-              <w:rPr>
-                <w:rFonts w:ascii="Calibri" w:hAnsi="Calibri"/>
-                <w:color w:val="000000"/>
-                <w:sz w:val="18"/>
-              </w:rPr>
-              <w:t>1</w:t>
-            </w:r>
-          </w:p>
-        </w:tc>
-        <w:tc>
-          <w:tcPr>
-            <w:tcW w:w="4703" w:type="dxa"/>
-            <w:shd w:val="clear" w:color="auto" w:fill="F2F2F2"/>
-          </w:tcPr>
-          <w:p>
-            <w:r>
-              <w:rPr>
-                <w:rFonts w:ascii="Calibri" w:hAnsi="Calibri"/>
-                <w:color w:val="000000"/>
-                <w:sz w:val="18"/>
-              </w:rPr>
-              <w:t>Implementar el módulo de Reportes y Dashboard consolidado (Sprint 07).</w:t>
+            <w:tcW w:w="9464" w:type="dxa"/>
+            <w:shd w:val="clear" w:color="auto" w:fill="FDE9D9" w:themeFill="accent6" w:themeFillTint="33"/>
+          </w:tcPr>
+          <w:p>
+            <w:pPr>
+              <w:pStyle w:val="Prrafodelista"/>
+              <w:numPr>
+                <w:ilvl w:val="0"/>
+                <w:numId w:val="12"/>
+              </w:numPr>
+              <w:rPr>
+                <w:sz w:val="24"/>
+                <w:szCs w:val="32"/>
+              </w:rPr>
+            </w:pPr>
+            <w:r>
+              <w:rPr>
+                <w:rFonts w:ascii="Calibri" w:hAnsi="Calibri"/>
+                <w:color w:val="000000"/>
+                <w:sz w:val="24"/>
+                <w:szCs w:val="32"/>
+              </w:rPr>
+              <w:t xml:space="preserve">Implementar BD de pruebas con </w:t>
+            </w:r>
+            <w:proofErr w:type="spellStart"/>
+            <w:r>
+              <w:rPr>
+                <w:rFonts w:ascii="Calibri" w:hAnsi="Calibri"/>
+                <w:color w:val="000000"/>
+                <w:sz w:val="24"/>
+                <w:szCs w:val="32"/>
+              </w:rPr>
+              <w:t>seed</w:t>
+            </w:r>
+            <w:proofErr w:type="spellEnd"/>
+            <w:r>
+              <w:rPr>
+                <w:rFonts w:ascii="Calibri" w:hAnsi="Calibri"/>
+                <w:color w:val="000000"/>
+                <w:sz w:val="24"/>
+                <w:szCs w:val="32"/>
+              </w:rPr>
+              <w:t xml:space="preserve"> data para todos los roles, ejecutable en Docker Compose de entorno test.</w:t>
             </w:r>
           </w:p>
         </w:tc>
@@ -3941,63 +4100,69 @@
       <w:tr>
         <w:tc>
           <w:tcPr>
-            <w:tcW w:w="4703" w:type="dxa"/>
-            <w:shd w:val="clear" w:color="auto" w:fill="FFFFFF"/>
-          </w:tcPr>
-          <w:p>
-            <w:pPr>
-              <w:jc w:val="center"/>
-            </w:pPr>
-            <w:r>
-              <w:rPr>
-                <w:rFonts w:ascii="Calibri" w:hAnsi="Calibri"/>
-                <w:color w:val="000000"/>
-                <w:sz w:val="18"/>
-              </w:rPr>
-              <w:t>2</w:t>
-            </w:r>
-          </w:p>
-        </w:tc>
-        <w:tc>
-          <w:tcPr>
-            <w:tcW w:w="4703" w:type="dxa"/>
-            <w:shd w:val="clear" w:color="auto" w:fill="FFFFFF"/>
-          </w:tcPr>
-          <w:p>
-            <w:r>
-              <w:rPr>
-                <w:rFonts w:ascii="Calibri" w:hAnsi="Calibri"/>
-                <w:color w:val="000000"/>
-                <w:sz w:val="18"/>
-              </w:rPr>
-              <w:t xml:space="preserve">Implementar BD de pruebas con </w:t>
+            <w:tcW w:w="9464" w:type="dxa"/>
+            <w:shd w:val="clear" w:color="auto" w:fill="FDE9D9" w:themeFill="accent6" w:themeFillTint="33"/>
+          </w:tcPr>
+          <w:p>
+            <w:pPr>
+              <w:pStyle w:val="Prrafodelista"/>
+              <w:numPr>
+                <w:ilvl w:val="0"/>
+                <w:numId w:val="12"/>
+              </w:numPr>
+              <w:rPr>
+                <w:sz w:val="24"/>
+                <w:szCs w:val="32"/>
+              </w:rPr>
+            </w:pPr>
+            <w:r>
+              <w:rPr>
+                <w:rFonts w:ascii="Calibri" w:hAnsi="Calibri"/>
+                <w:color w:val="000000"/>
+                <w:sz w:val="24"/>
+                <w:szCs w:val="32"/>
+              </w:rPr>
+              <w:t xml:space="preserve">Agregar persistencia de eventos en tabla </w:t>
             </w:r>
             <w:proofErr w:type="spellStart"/>
             <w:r>
               <w:rPr>
                 <w:rFonts w:ascii="Calibri" w:hAnsi="Calibri"/>
                 <w:color w:val="000000"/>
-                <w:sz w:val="18"/>
-              </w:rPr>
-              <w:t>seed</w:t>
+                <w:sz w:val="24"/>
+                <w:szCs w:val="32"/>
+              </w:rPr>
+              <w:t>audit_log</w:t>
             </w:r>
             <w:proofErr w:type="spellEnd"/>
             <w:r>
               <w:rPr>
                 <w:rFonts w:ascii="Calibri" w:hAnsi="Calibri"/>
                 <w:color w:val="000000"/>
-                <w:sz w:val="18"/>
-              </w:rPr>
-              <w:t xml:space="preserve"> data para todos los </w:t>
-            </w:r>
-            <w:r>
-              <w:rPr>
-                <w:rFonts w:ascii="Calibri" w:hAnsi="Calibri"/>
-                <w:color w:val="000000"/>
-                <w:sz w:val="18"/>
-              </w:rPr>
-              <w:lastRenderedPageBreak/>
-              <w:t>roles, ejecutable en Docker Compose de entorno test.</w:t>
+                <w:sz w:val="24"/>
+                <w:szCs w:val="32"/>
+              </w:rPr>
+              <w:t xml:space="preserve"> del </w:t>
+            </w:r>
+            <w:proofErr w:type="spellStart"/>
+            <w:r>
+              <w:rPr>
+                <w:rFonts w:ascii="Calibri" w:hAnsi="Calibri"/>
+                <w:color w:val="000000"/>
+                <w:sz w:val="24"/>
+                <w:szCs w:val="32"/>
+              </w:rPr>
+              <w:t>NotificationService</w:t>
+            </w:r>
+            <w:proofErr w:type="spellEnd"/>
+            <w:r>
+              <w:rPr>
+                <w:rFonts w:ascii="Calibri" w:hAnsi="Calibri"/>
+                <w:color w:val="000000"/>
+                <w:sz w:val="24"/>
+                <w:szCs w:val="32"/>
+              </w:rPr>
+              <w:t>.</w:t>
             </w:r>
           </w:p>
         </w:tc>
@@ -4005,73 +4170,49 @@
       <w:tr>
         <w:tc>
           <w:tcPr>
-            <w:tcW w:w="4703" w:type="dxa"/>
-            <w:shd w:val="clear" w:color="auto" w:fill="F2F2F2"/>
-          </w:tcPr>
-          <w:p>
-            <w:pPr>
-              <w:jc w:val="center"/>
-            </w:pPr>
-            <w:r>
-              <w:rPr>
-                <w:rFonts w:ascii="Calibri" w:hAnsi="Calibri"/>
-                <w:color w:val="000000"/>
-                <w:sz w:val="18"/>
-              </w:rPr>
-              <w:lastRenderedPageBreak/>
-              <w:t>3</w:t>
-            </w:r>
-          </w:p>
-        </w:tc>
-        <w:tc>
-          <w:tcPr>
-            <w:tcW w:w="4703" w:type="dxa"/>
-            <w:shd w:val="clear" w:color="auto" w:fill="F2F2F2"/>
-          </w:tcPr>
-          <w:p>
-            <w:r>
-              <w:rPr>
-                <w:rFonts w:ascii="Calibri" w:hAnsi="Calibri"/>
-                <w:color w:val="000000"/>
-                <w:sz w:val="18"/>
-              </w:rPr>
-              <w:t xml:space="preserve">Agregar persistencia de eventos en tabla </w:t>
+            <w:tcW w:w="9464" w:type="dxa"/>
+            <w:shd w:val="clear" w:color="auto" w:fill="FDE9D9" w:themeFill="accent6" w:themeFillTint="33"/>
+          </w:tcPr>
+          <w:p>
+            <w:pPr>
+              <w:pStyle w:val="Prrafodelista"/>
+              <w:numPr>
+                <w:ilvl w:val="0"/>
+                <w:numId w:val="12"/>
+              </w:numPr>
+              <w:rPr>
+                <w:sz w:val="24"/>
+                <w:szCs w:val="32"/>
+              </w:rPr>
+            </w:pPr>
+            <w:r>
+              <w:rPr>
+                <w:rFonts w:ascii="Calibri" w:hAnsi="Calibri"/>
+                <w:color w:val="000000"/>
+                <w:sz w:val="24"/>
+                <w:szCs w:val="32"/>
+              </w:rPr>
+              <w:t xml:space="preserve">Implementar prueba </w:t>
             </w:r>
             <w:proofErr w:type="spellStart"/>
             <w:r>
               <w:rPr>
                 <w:rFonts w:ascii="Calibri" w:hAnsi="Calibri"/>
                 <w:color w:val="000000"/>
-                <w:sz w:val="18"/>
-              </w:rPr>
-              <w:t>audit_log</w:t>
+                <w:sz w:val="24"/>
+                <w:szCs w:val="32"/>
+              </w:rPr>
+              <w:t>end-to-end</w:t>
             </w:r>
             <w:proofErr w:type="spellEnd"/>
             <w:r>
               <w:rPr>
                 <w:rFonts w:ascii="Calibri" w:hAnsi="Calibri"/>
                 <w:color w:val="000000"/>
-                <w:sz w:val="18"/>
-              </w:rPr>
-              <w:t xml:space="preserve"> del </w:t>
-            </w:r>
-            <w:proofErr w:type="spellStart"/>
-            <w:r>
-              <w:rPr>
-                <w:rFonts w:ascii="Calibri" w:hAnsi="Calibri"/>
-                <w:color w:val="000000"/>
-                <w:sz w:val="18"/>
-              </w:rPr>
-              <w:t>NotificationService</w:t>
-            </w:r>
-            <w:proofErr w:type="spellEnd"/>
-            <w:r>
-              <w:rPr>
-                <w:rFonts w:ascii="Calibri" w:hAnsi="Calibri"/>
-                <w:color w:val="000000"/>
-                <w:sz w:val="18"/>
-              </w:rPr>
-              <w:t>.</w:t>
+                <w:sz w:val="24"/>
+                <w:szCs w:val="32"/>
+              </w:rPr>
+              <w:t xml:space="preserve"> del flujo completo de requerimientos de compra.</w:t>
             </w:r>
           </w:p>
         </w:tc>
@@ -4079,54 +4220,29 @@
       <w:tr>
         <w:tc>
           <w:tcPr>
-            <w:tcW w:w="4703" w:type="dxa"/>
-            <w:shd w:val="clear" w:color="auto" w:fill="FFFFFF"/>
-          </w:tcPr>
-          <w:p>
-            <w:pPr>
-              <w:jc w:val="center"/>
-            </w:pPr>
-            <w:r>
-              <w:rPr>
-                <w:rFonts w:ascii="Calibri" w:hAnsi="Calibri"/>
-                <w:color w:val="000000"/>
-                <w:sz w:val="18"/>
-              </w:rPr>
-              <w:t>4</w:t>
-            </w:r>
-          </w:p>
-        </w:tc>
-        <w:tc>
-          <w:tcPr>
-            <w:tcW w:w="4703" w:type="dxa"/>
-            <w:shd w:val="clear" w:color="auto" w:fill="FFFFFF"/>
-          </w:tcPr>
-          <w:p>
-            <w:r>
-              <w:rPr>
-                <w:rFonts w:ascii="Calibri" w:hAnsi="Calibri"/>
-                <w:color w:val="000000"/>
-                <w:sz w:val="18"/>
-              </w:rPr>
-              <w:t xml:space="preserve">Implementar prueba </w:t>
-            </w:r>
-            <w:proofErr w:type="spellStart"/>
-            <w:r>
-              <w:rPr>
-                <w:rFonts w:ascii="Calibri" w:hAnsi="Calibri"/>
-                <w:color w:val="000000"/>
-                <w:sz w:val="18"/>
-              </w:rPr>
-              <w:t>end-to-end</w:t>
-            </w:r>
-            <w:proofErr w:type="spellEnd"/>
-            <w:r>
-              <w:rPr>
-                <w:rFonts w:ascii="Calibri" w:hAnsi="Calibri"/>
-                <w:color w:val="000000"/>
-                <w:sz w:val="18"/>
-              </w:rPr>
-              <w:t xml:space="preserve"> del flujo completo de requerimientos de compra.</w:t>
+            <w:tcW w:w="9464" w:type="dxa"/>
+            <w:shd w:val="clear" w:color="auto" w:fill="FDE9D9" w:themeFill="accent6" w:themeFillTint="33"/>
+          </w:tcPr>
+          <w:p>
+            <w:pPr>
+              <w:pStyle w:val="Prrafodelista"/>
+              <w:numPr>
+                <w:ilvl w:val="0"/>
+                <w:numId w:val="12"/>
+              </w:numPr>
+              <w:rPr>
+                <w:sz w:val="24"/>
+                <w:szCs w:val="32"/>
+              </w:rPr>
+            </w:pPr>
+            <w:r>
+              <w:rPr>
+                <w:rFonts w:ascii="Calibri" w:hAnsi="Calibri"/>
+                <w:color w:val="000000"/>
+                <w:sz w:val="24"/>
+                <w:szCs w:val="32"/>
+              </w:rPr>
+              <w:t>Implementar exportación de reportes en formato Excel (xlsx).</w:t>
             </w:r>
           </w:p>
         </w:tc>
@@ -4134,71 +4250,27 @@
       <w:tr>
         <w:tc>
           <w:tcPr>
-            <w:tcW w:w="4703" w:type="dxa"/>
-            <w:shd w:val="clear" w:color="auto" w:fill="F2F2F2"/>
-          </w:tcPr>
-          <w:p>
-            <w:pPr>
-              <w:jc w:val="center"/>
-            </w:pPr>
-            <w:r>
-              <w:rPr>
-                <w:rFonts w:ascii="Calibri" w:hAnsi="Calibri"/>
-                <w:color w:val="000000"/>
-                <w:sz w:val="18"/>
-              </w:rPr>
-              <w:t>5</w:t>
-            </w:r>
-          </w:p>
-        </w:tc>
-        <w:tc>
-          <w:tcPr>
-            <w:tcW w:w="4703" w:type="dxa"/>
-            <w:shd w:val="clear" w:color="auto" w:fill="F2F2F2"/>
-          </w:tcPr>
-          <w:p>
-            <w:r>
-              <w:rPr>
-                <w:rFonts w:ascii="Calibri" w:hAnsi="Calibri"/>
-                <w:color w:val="000000"/>
-                <w:sz w:val="18"/>
-              </w:rPr>
-              <w:t>Implementar exportación de reportes en formato Excel (xlsx).</w:t>
-            </w:r>
-          </w:p>
-        </w:tc>
-      </w:tr>
-      <w:tr>
-        <w:tc>
-          <w:tcPr>
-            <w:tcW w:w="4703" w:type="dxa"/>
-            <w:shd w:val="clear" w:color="auto" w:fill="FFFFFF"/>
-          </w:tcPr>
-          <w:p>
-            <w:pPr>
-              <w:jc w:val="center"/>
-            </w:pPr>
-            <w:r>
-              <w:rPr>
-                <w:rFonts w:ascii="Calibri" w:hAnsi="Calibri"/>
-                <w:color w:val="000000"/>
-                <w:sz w:val="18"/>
-              </w:rPr>
-              <w:t>6</w:t>
-            </w:r>
-          </w:p>
-        </w:tc>
-        <w:tc>
-          <w:tcPr>
-            <w:tcW w:w="4703" w:type="dxa"/>
-            <w:shd w:val="clear" w:color="auto" w:fill="FFFFFF"/>
-          </w:tcPr>
-          <w:p>
-            <w:r>
-              <w:rPr>
-                <w:rFonts w:ascii="Calibri" w:hAnsi="Calibri"/>
-                <w:color w:val="000000"/>
-                <w:sz w:val="18"/>
+            <w:tcW w:w="9464" w:type="dxa"/>
+            <w:shd w:val="clear" w:color="auto" w:fill="FDE9D9" w:themeFill="accent6" w:themeFillTint="33"/>
+          </w:tcPr>
+          <w:p>
+            <w:pPr>
+              <w:pStyle w:val="Prrafodelista"/>
+              <w:numPr>
+                <w:ilvl w:val="0"/>
+                <w:numId w:val="12"/>
+              </w:numPr>
+              <w:rPr>
+                <w:sz w:val="24"/>
+                <w:szCs w:val="32"/>
+              </w:rPr>
+            </w:pPr>
+            <w:r>
+              <w:rPr>
+                <w:rFonts w:ascii="Calibri" w:hAnsi="Calibri"/>
+                <w:color w:val="000000"/>
+                <w:sz w:val="24"/>
+                <w:szCs w:val="32"/>
               </w:rPr>
               <w:t>Mantener cobertura de pruebas automatizadas &gt;= 100% PASS en suite acumulada.</w:t>
             </w:r>
@@ -4219,29 +4291,42 @@
     </w:p>
     <w:tbl>
       <w:tblPr>
-        <w:tblStyle w:val="Tablaconcuadrcula"/>
+        <w:tblStyle w:val="Tabladelista4-nfasis1"/>
         <w:tblW w:w="0" w:type="auto"/>
+        <w:tblBorders>
+          <w:top w:val="single" w:sz="4" w:space="0" w:color="auto"/>
+          <w:left w:val="single" w:sz="4" w:space="0" w:color="auto"/>
+          <w:bottom w:val="single" w:sz="4" w:space="0" w:color="auto"/>
+          <w:right w:val="single" w:sz="4" w:space="0" w:color="auto"/>
+          <w:insideH w:val="single" w:sz="4" w:space="0" w:color="auto"/>
+          <w:insideV w:val="single" w:sz="4" w:space="0" w:color="auto"/>
+        </w:tblBorders>
         <w:tblLook w:val="04A0" w:firstRow="1" w:lastRow="0" w:firstColumn="1" w:lastColumn="0" w:noHBand="0" w:noVBand="1"/>
       </w:tblPr>
       <w:tblGrid>
         <w:gridCol w:w="3135"/>
-        <w:gridCol w:w="3135"/>
-        <w:gridCol w:w="3135"/>
+        <w:gridCol w:w="1226"/>
+        <w:gridCol w:w="5044"/>
       </w:tblGrid>
       <w:tr>
-        <w:tc>
-          <w:tcPr>
+        <w:trPr>
+          <w:cnfStyle w:val="100000000000" w:firstRow="1" w:lastRow="0" w:firstColumn="0" w:lastColumn="0" w:oddVBand="0" w:evenVBand="0" w:oddHBand="0" w:evenHBand="0" w:firstRowFirstColumn="0" w:firstRowLastColumn="0" w:lastRowFirstColumn="0" w:lastRowLastColumn="0"/>
+        </w:trPr>
+        <w:tc>
+          <w:tcPr>
+            <w:cnfStyle w:val="001000000000" w:firstRow="0" w:lastRow="0" w:firstColumn="1" w:lastColumn="0" w:oddVBand="0" w:evenVBand="0" w:oddHBand="0" w:evenHBand="0" w:firstRowFirstColumn="0" w:firstRowLastColumn="0" w:lastRowFirstColumn="0" w:lastRowLastColumn="0"/>
             <w:tcW w:w="3135" w:type="dxa"/>
-            <w:shd w:val="clear" w:color="auto" w:fill="1F3864"/>
-          </w:tcPr>
-          <w:p>
-            <w:pPr>
-              <w:jc w:val="center"/>
-            </w:pPr>
-            <w:r>
-              <w:rPr>
-                <w:rFonts w:ascii="Calibri" w:hAnsi="Calibri"/>
-                <w:b/>
+            <w:tcBorders>
+              <w:top w:val="none" w:sz="0" w:space="0" w:color="auto"/>
+              <w:left w:val="none" w:sz="0" w:space="0" w:color="auto"/>
+              <w:bottom w:val="none" w:sz="0" w:space="0" w:color="auto"/>
+            </w:tcBorders>
+            <w:shd w:val="clear" w:color="auto" w:fill="17365D" w:themeFill="text2" w:themeFillShade="BF"/>
+          </w:tcPr>
+          <w:p>
+            <w:r>
+              <w:rPr>
+                <w:rFonts w:ascii="Calibri" w:hAnsi="Calibri"/>
                 <w:color w:val="FFFFFF"/>
                 <w:sz w:val="18"/>
               </w:rPr>
@@ -4251,17 +4336,20 @@
         </w:tc>
         <w:tc>
           <w:tcPr>
-            <w:tcW w:w="3135" w:type="dxa"/>
-            <w:shd w:val="clear" w:color="auto" w:fill="1F3864"/>
-          </w:tcPr>
-          <w:p>
-            <w:pPr>
-              <w:jc w:val="center"/>
-            </w:pPr>
-            <w:r>
-              <w:rPr>
-                <w:rFonts w:ascii="Calibri" w:hAnsi="Calibri"/>
-                <w:b/>
+            <w:tcW w:w="1226" w:type="dxa"/>
+            <w:tcBorders>
+              <w:top w:val="none" w:sz="0" w:space="0" w:color="auto"/>
+              <w:bottom w:val="none" w:sz="0" w:space="0" w:color="auto"/>
+            </w:tcBorders>
+            <w:shd w:val="clear" w:color="auto" w:fill="17365D" w:themeFill="text2" w:themeFillShade="BF"/>
+          </w:tcPr>
+          <w:p>
+            <w:pPr>
+              <w:cnfStyle w:val="100000000000" w:firstRow="1" w:lastRow="0" w:firstColumn="0" w:lastColumn="0" w:oddVBand="0" w:evenVBand="0" w:oddHBand="0" w:evenHBand="0" w:firstRowFirstColumn="0" w:firstRowLastColumn="0" w:lastRowFirstColumn="0" w:lastRowLastColumn="0"/>
+            </w:pPr>
+            <w:r>
+              <w:rPr>
+                <w:rFonts w:ascii="Calibri" w:hAnsi="Calibri"/>
                 <w:color w:val="FFFFFF"/>
                 <w:sz w:val="18"/>
               </w:rPr>
@@ -4271,17 +4359,21 @@
         </w:tc>
         <w:tc>
           <w:tcPr>
-            <w:tcW w:w="3135" w:type="dxa"/>
-            <w:shd w:val="clear" w:color="auto" w:fill="1F3864"/>
-          </w:tcPr>
-          <w:p>
-            <w:pPr>
-              <w:jc w:val="center"/>
-            </w:pPr>
-            <w:r>
-              <w:rPr>
-                <w:rFonts w:ascii="Calibri" w:hAnsi="Calibri"/>
-                <w:b/>
+            <w:tcW w:w="5044" w:type="dxa"/>
+            <w:tcBorders>
+              <w:top w:val="none" w:sz="0" w:space="0" w:color="auto"/>
+              <w:bottom w:val="none" w:sz="0" w:space="0" w:color="auto"/>
+              <w:right w:val="none" w:sz="0" w:space="0" w:color="auto"/>
+            </w:tcBorders>
+            <w:shd w:val="clear" w:color="auto" w:fill="17365D" w:themeFill="text2" w:themeFillShade="BF"/>
+          </w:tcPr>
+          <w:p>
+            <w:pPr>
+              <w:cnfStyle w:val="100000000000" w:firstRow="1" w:lastRow="0" w:firstColumn="0" w:lastColumn="0" w:oddVBand="0" w:evenVBand="0" w:oddHBand="0" w:evenHBand="0" w:firstRowFirstColumn="0" w:firstRowLastColumn="0" w:lastRowFirstColumn="0" w:lastRowLastColumn="0"/>
+            </w:pPr>
+            <w:r>
+              <w:rPr>
+                <w:rFonts w:ascii="Calibri" w:hAnsi="Calibri"/>
                 <w:color w:val="FFFFFF"/>
                 <w:sz w:val="18"/>
               </w:rPr>
@@ -4291,16 +4383,18 @@
         </w:tc>
       </w:tr>
       <w:tr>
-        <w:tc>
-          <w:tcPr>
+        <w:trPr>
+          <w:cnfStyle w:val="000000100000" w:firstRow="0" w:lastRow="0" w:firstColumn="0" w:lastColumn="0" w:oddVBand="0" w:evenVBand="0" w:oddHBand="1" w:evenHBand="0" w:firstRowFirstColumn="0" w:firstRowLastColumn="0" w:lastRowFirstColumn="0" w:lastRowLastColumn="0"/>
+        </w:trPr>
+        <w:tc>
+          <w:tcPr>
+            <w:cnfStyle w:val="001000000000" w:firstRow="0" w:lastRow="0" w:firstColumn="1" w:lastColumn="0" w:oddVBand="0" w:evenVBand="0" w:oddHBand="0" w:evenHBand="0" w:firstRowFirstColumn="0" w:firstRowLastColumn="0" w:lastRowFirstColumn="0" w:lastRowLastColumn="0"/>
             <w:tcW w:w="3135" w:type="dxa"/>
-            <w:shd w:val="clear" w:color="auto" w:fill="D9E1F2"/>
-          </w:tcPr>
-          <w:p>
-            <w:r>
-              <w:rPr>
-                <w:rFonts w:ascii="Calibri" w:hAnsi="Calibri"/>
-                <w:b/>
+          </w:tcPr>
+          <w:p>
+            <w:r>
+              <w:rPr>
+                <w:rFonts w:ascii="Calibri" w:hAnsi="Calibri"/>
                 <w:color w:val="000000"/>
                 <w:sz w:val="18"/>
               </w:rPr>
@@ -4310,12 +4404,11 @@
         </w:tc>
         <w:tc>
           <w:tcPr>
-            <w:tcW w:w="3135" w:type="dxa"/>
-            <w:shd w:val="clear" w:color="auto" w:fill="F2F2F2"/>
-          </w:tcPr>
-          <w:p>
-            <w:pPr>
-              <w:jc w:val="center"/>
+            <w:tcW w:w="1226" w:type="dxa"/>
+          </w:tcPr>
+          <w:p>
+            <w:pPr>
+              <w:cnfStyle w:val="000000100000" w:firstRow="0" w:lastRow="0" w:firstColumn="0" w:lastColumn="0" w:oddVBand="0" w:evenVBand="0" w:oddHBand="1" w:evenHBand="0" w:firstRowFirstColumn="0" w:firstRowLastColumn="0" w:lastRowFirstColumn="0" w:lastRowLastColumn="0"/>
             </w:pPr>
             <w:r>
               <w:rPr>
@@ -4329,12 +4422,11 @@
         </w:tc>
         <w:tc>
           <w:tcPr>
-            <w:tcW w:w="3135" w:type="dxa"/>
-            <w:shd w:val="clear" w:color="auto" w:fill="F2F2F2"/>
-          </w:tcPr>
-          <w:p>
-            <w:pPr>
-              <w:jc w:val="center"/>
+            <w:tcW w:w="5044" w:type="dxa"/>
+          </w:tcPr>
+          <w:p>
+            <w:pPr>
+              <w:cnfStyle w:val="000000100000" w:firstRow="0" w:lastRow="0" w:firstColumn="0" w:lastColumn="0" w:oddVBand="0" w:evenVBand="0" w:oddHBand="1" w:evenHBand="0" w:firstRowFirstColumn="0" w:firstRowLastColumn="0" w:lastRowFirstColumn="0" w:lastRowLastColumn="0"/>
             </w:pPr>
             <w:r>
               <w:rPr>
@@ -4350,14 +4442,13 @@
       <w:tr>
         <w:tc>
           <w:tcPr>
+            <w:cnfStyle w:val="001000000000" w:firstRow="0" w:lastRow="0" w:firstColumn="1" w:lastColumn="0" w:oddVBand="0" w:evenVBand="0" w:oddHBand="0" w:evenHBand="0" w:firstRowFirstColumn="0" w:firstRowLastColumn="0" w:lastRowFirstColumn="0" w:lastRowLastColumn="0"/>
             <w:tcW w:w="3135" w:type="dxa"/>
-            <w:shd w:val="clear" w:color="auto" w:fill="D9E1F2"/>
-          </w:tcPr>
-          <w:p>
-            <w:r>
-              <w:rPr>
-                <w:rFonts w:ascii="Calibri" w:hAnsi="Calibri"/>
-                <w:b/>
+          </w:tcPr>
+          <w:p>
+            <w:r>
+              <w:rPr>
+                <w:rFonts w:ascii="Calibri" w:hAnsi="Calibri"/>
                 <w:color w:val="000000"/>
                 <w:sz w:val="18"/>
               </w:rPr>
@@ -4367,12 +4458,11 @@
         </w:tc>
         <w:tc>
           <w:tcPr>
-            <w:tcW w:w="3135" w:type="dxa"/>
-            <w:shd w:val="clear" w:color="auto" w:fill="FFFFFF"/>
-          </w:tcPr>
-          <w:p>
-            <w:pPr>
-              <w:jc w:val="center"/>
+            <w:tcW w:w="1226" w:type="dxa"/>
+          </w:tcPr>
+          <w:p>
+            <w:pPr>
+              <w:cnfStyle w:val="000000000000" w:firstRow="0" w:lastRow="0" w:firstColumn="0" w:lastColumn="0" w:oddVBand="0" w:evenVBand="0" w:oddHBand="0" w:evenHBand="0" w:firstRowFirstColumn="0" w:firstRowLastColumn="0" w:lastRowFirstColumn="0" w:lastRowLastColumn="0"/>
             </w:pPr>
             <w:r>
               <w:rPr>
@@ -4386,12 +4476,11 @@
         </w:tc>
         <w:tc>
           <w:tcPr>
-            <w:tcW w:w="3135" w:type="dxa"/>
-            <w:shd w:val="clear" w:color="auto" w:fill="FFFFFF"/>
-          </w:tcPr>
-          <w:p>
-            <w:pPr>
-              <w:jc w:val="center"/>
+            <w:tcW w:w="5044" w:type="dxa"/>
+          </w:tcPr>
+          <w:p>
+            <w:pPr>
+              <w:cnfStyle w:val="000000000000" w:firstRow="0" w:lastRow="0" w:firstColumn="0" w:lastColumn="0" w:oddVBand="0" w:evenVBand="0" w:oddHBand="0" w:evenHBand="0" w:firstRowFirstColumn="0" w:firstRowLastColumn="0" w:lastRowFirstColumn="0" w:lastRowLastColumn="0"/>
             </w:pPr>
             <w:r>
               <w:rPr>
@@ -4405,16 +4494,18 @@
         </w:tc>
       </w:tr>
       <w:tr>
-        <w:tc>
-          <w:tcPr>
+        <w:trPr>
+          <w:cnfStyle w:val="000000100000" w:firstRow="0" w:lastRow="0" w:firstColumn="0" w:lastColumn="0" w:oddVBand="0" w:evenVBand="0" w:oddHBand="1" w:evenHBand="0" w:firstRowFirstColumn="0" w:firstRowLastColumn="0" w:lastRowFirstColumn="0" w:lastRowLastColumn="0"/>
+        </w:trPr>
+        <w:tc>
+          <w:tcPr>
+            <w:cnfStyle w:val="001000000000" w:firstRow="0" w:lastRow="0" w:firstColumn="1" w:lastColumn="0" w:oddVBand="0" w:evenVBand="0" w:oddHBand="0" w:evenHBand="0" w:firstRowFirstColumn="0" w:firstRowLastColumn="0" w:lastRowFirstColumn="0" w:lastRowLastColumn="0"/>
             <w:tcW w:w="3135" w:type="dxa"/>
-            <w:shd w:val="clear" w:color="auto" w:fill="D9E1F2"/>
-          </w:tcPr>
-          <w:p>
-            <w:r>
-              <w:rPr>
-                <w:rFonts w:ascii="Calibri" w:hAnsi="Calibri"/>
-                <w:b/>
+          </w:tcPr>
+          <w:p>
+            <w:r>
+              <w:rPr>
+                <w:rFonts w:ascii="Calibri" w:hAnsi="Calibri"/>
                 <w:color w:val="000000"/>
                 <w:sz w:val="18"/>
               </w:rPr>
@@ -4424,12 +4515,11 @@
         </w:tc>
         <w:tc>
           <w:tcPr>
-            <w:tcW w:w="3135" w:type="dxa"/>
-            <w:shd w:val="clear" w:color="auto" w:fill="F2F2F2"/>
-          </w:tcPr>
-          <w:p>
-            <w:pPr>
-              <w:jc w:val="center"/>
+            <w:tcW w:w="1226" w:type="dxa"/>
+          </w:tcPr>
+          <w:p>
+            <w:pPr>
+              <w:cnfStyle w:val="000000100000" w:firstRow="0" w:lastRow="0" w:firstColumn="0" w:lastColumn="0" w:oddVBand="0" w:evenVBand="0" w:oddHBand="1" w:evenHBand="0" w:firstRowFirstColumn="0" w:firstRowLastColumn="0" w:lastRowFirstColumn="0" w:lastRowLastColumn="0"/>
             </w:pPr>
             <w:r>
               <w:rPr>
@@ -4443,12 +4533,11 @@
         </w:tc>
         <w:tc>
           <w:tcPr>
-            <w:tcW w:w="3135" w:type="dxa"/>
-            <w:shd w:val="clear" w:color="auto" w:fill="F2F2F2"/>
-          </w:tcPr>
-          <w:p>
-            <w:pPr>
-              <w:jc w:val="center"/>
+            <w:tcW w:w="5044" w:type="dxa"/>
+          </w:tcPr>
+          <w:p>
+            <w:pPr>
+              <w:cnfStyle w:val="000000100000" w:firstRow="0" w:lastRow="0" w:firstColumn="0" w:lastColumn="0" w:oddVBand="0" w:evenVBand="0" w:oddHBand="1" w:evenHBand="0" w:firstRowFirstColumn="0" w:firstRowLastColumn="0" w:lastRowFirstColumn="0" w:lastRowLastColumn="0"/>
             </w:pPr>
             <w:r>
               <w:rPr>
@@ -4464,14 +4553,13 @@
       <w:tr>
         <w:tc>
           <w:tcPr>
+            <w:cnfStyle w:val="001000000000" w:firstRow="0" w:lastRow="0" w:firstColumn="1" w:lastColumn="0" w:oddVBand="0" w:evenVBand="0" w:oddHBand="0" w:evenHBand="0" w:firstRowFirstColumn="0" w:firstRowLastColumn="0" w:lastRowFirstColumn="0" w:lastRowLastColumn="0"/>
             <w:tcW w:w="3135" w:type="dxa"/>
-            <w:shd w:val="clear" w:color="auto" w:fill="D9E1F2"/>
-          </w:tcPr>
-          <w:p>
-            <w:r>
-              <w:rPr>
-                <w:rFonts w:ascii="Calibri" w:hAnsi="Calibri"/>
-                <w:b/>
+          </w:tcPr>
+          <w:p>
+            <w:r>
+              <w:rPr>
+                <w:rFonts w:ascii="Calibri" w:hAnsi="Calibri"/>
                 <w:color w:val="000000"/>
                 <w:sz w:val="18"/>
               </w:rPr>
@@ -4481,12 +4569,11 @@
         </w:tc>
         <w:tc>
           <w:tcPr>
-            <w:tcW w:w="3135" w:type="dxa"/>
-            <w:shd w:val="clear" w:color="auto" w:fill="FFFFFF"/>
-          </w:tcPr>
-          <w:p>
-            <w:pPr>
-              <w:jc w:val="center"/>
+            <w:tcW w:w="1226" w:type="dxa"/>
+          </w:tcPr>
+          <w:p>
+            <w:pPr>
+              <w:cnfStyle w:val="000000000000" w:firstRow="0" w:lastRow="0" w:firstColumn="0" w:lastColumn="0" w:oddVBand="0" w:evenVBand="0" w:oddHBand="0" w:evenHBand="0" w:firstRowFirstColumn="0" w:firstRowLastColumn="0" w:lastRowFirstColumn="0" w:lastRowLastColumn="0"/>
             </w:pPr>
             <w:r>
               <w:rPr>
@@ -4500,12 +4587,11 @@
         </w:tc>
         <w:tc>
           <w:tcPr>
-            <w:tcW w:w="3135" w:type="dxa"/>
-            <w:shd w:val="clear" w:color="auto" w:fill="FFFFFF"/>
-          </w:tcPr>
-          <w:p>
-            <w:pPr>
-              <w:jc w:val="center"/>
+            <w:tcW w:w="5044" w:type="dxa"/>
+          </w:tcPr>
+          <w:p>
+            <w:pPr>
+              <w:cnfStyle w:val="000000000000" w:firstRow="0" w:lastRow="0" w:firstColumn="0" w:lastColumn="0" w:oddVBand="0" w:evenVBand="0" w:oddHBand="0" w:evenHBand="0" w:firstRowFirstColumn="0" w:firstRowLastColumn="0" w:lastRowFirstColumn="0" w:lastRowLastColumn="0"/>
             </w:pPr>
             <w:r>
               <w:rPr>
@@ -4519,16 +4605,18 @@
         </w:tc>
       </w:tr>
       <w:tr>
-        <w:tc>
-          <w:tcPr>
+        <w:trPr>
+          <w:cnfStyle w:val="000000100000" w:firstRow="0" w:lastRow="0" w:firstColumn="0" w:lastColumn="0" w:oddVBand="0" w:evenVBand="0" w:oddHBand="1" w:evenHBand="0" w:firstRowFirstColumn="0" w:firstRowLastColumn="0" w:lastRowFirstColumn="0" w:lastRowLastColumn="0"/>
+        </w:trPr>
+        <w:tc>
+          <w:tcPr>
+            <w:cnfStyle w:val="001000000000" w:firstRow="0" w:lastRow="0" w:firstColumn="1" w:lastColumn="0" w:oddVBand="0" w:evenVBand="0" w:oddHBand="0" w:evenHBand="0" w:firstRowFirstColumn="0" w:firstRowLastColumn="0" w:lastRowFirstColumn="0" w:lastRowLastColumn="0"/>
             <w:tcW w:w="3135" w:type="dxa"/>
-            <w:shd w:val="clear" w:color="auto" w:fill="D9E1F2"/>
-          </w:tcPr>
-          <w:p>
-            <w:r>
-              <w:rPr>
-                <w:rFonts w:ascii="Calibri" w:hAnsi="Calibri"/>
-                <w:b/>
+          </w:tcPr>
+          <w:p>
+            <w:r>
+              <w:rPr>
+                <w:rFonts w:ascii="Calibri" w:hAnsi="Calibri"/>
                 <w:color w:val="000000"/>
                 <w:sz w:val="18"/>
               </w:rPr>
@@ -4538,12 +4626,11 @@
         </w:tc>
         <w:tc>
           <w:tcPr>
-            <w:tcW w:w="3135" w:type="dxa"/>
-            <w:shd w:val="clear" w:color="auto" w:fill="F2F2F2"/>
-          </w:tcPr>
-          <w:p>
-            <w:pPr>
-              <w:jc w:val="center"/>
+            <w:tcW w:w="1226" w:type="dxa"/>
+          </w:tcPr>
+          <w:p>
+            <w:pPr>
+              <w:cnfStyle w:val="000000100000" w:firstRow="0" w:lastRow="0" w:firstColumn="0" w:lastColumn="0" w:oddVBand="0" w:evenVBand="0" w:oddHBand="1" w:evenHBand="0" w:firstRowFirstColumn="0" w:firstRowLastColumn="0" w:lastRowFirstColumn="0" w:lastRowLastColumn="0"/>
             </w:pPr>
             <w:r>
               <w:rPr>
@@ -4557,12 +4644,11 @@
         </w:tc>
         <w:tc>
           <w:tcPr>
-            <w:tcW w:w="3135" w:type="dxa"/>
-            <w:shd w:val="clear" w:color="auto" w:fill="F2F2F2"/>
-          </w:tcPr>
-          <w:p>
-            <w:pPr>
-              <w:jc w:val="center"/>
+            <w:tcW w:w="5044" w:type="dxa"/>
+          </w:tcPr>
+          <w:p>
+            <w:pPr>
+              <w:cnfStyle w:val="000000100000" w:firstRow="0" w:lastRow="0" w:firstColumn="0" w:lastColumn="0" w:oddVBand="0" w:evenVBand="0" w:oddHBand="1" w:evenHBand="0" w:firstRowFirstColumn="0" w:firstRowLastColumn="0" w:lastRowFirstColumn="0" w:lastRowLastColumn="0"/>
             </w:pPr>
             <w:r>
               <w:rPr>
@@ -4578,14 +4664,13 @@
       <w:tr>
         <w:tc>
           <w:tcPr>
+            <w:cnfStyle w:val="001000000000" w:firstRow="0" w:lastRow="0" w:firstColumn="1" w:lastColumn="0" w:oddVBand="0" w:evenVBand="0" w:oddHBand="0" w:evenHBand="0" w:firstRowFirstColumn="0" w:firstRowLastColumn="0" w:lastRowFirstColumn="0" w:lastRowLastColumn="0"/>
             <w:tcW w:w="3135" w:type="dxa"/>
-            <w:shd w:val="clear" w:color="auto" w:fill="D9E1F2"/>
-          </w:tcPr>
-          <w:p>
-            <w:r>
-              <w:rPr>
-                <w:rFonts w:ascii="Calibri" w:hAnsi="Calibri"/>
-                <w:b/>
+          </w:tcPr>
+          <w:p>
+            <w:r>
+              <w:rPr>
+                <w:rFonts w:ascii="Calibri" w:hAnsi="Calibri"/>
                 <w:color w:val="000000"/>
                 <w:sz w:val="18"/>
               </w:rPr>
@@ -4595,12 +4680,11 @@
         </w:tc>
         <w:tc>
           <w:tcPr>
-            <w:tcW w:w="3135" w:type="dxa"/>
-            <w:shd w:val="clear" w:color="auto" w:fill="FFFFFF"/>
-          </w:tcPr>
-          <w:p>
-            <w:pPr>
-              <w:jc w:val="center"/>
+            <w:tcW w:w="1226" w:type="dxa"/>
+          </w:tcPr>
+          <w:p>
+            <w:pPr>
+              <w:cnfStyle w:val="000000000000" w:firstRow="0" w:lastRow="0" w:firstColumn="0" w:lastColumn="0" w:oddVBand="0" w:evenVBand="0" w:oddHBand="0" w:evenHBand="0" w:firstRowFirstColumn="0" w:firstRowLastColumn="0" w:lastRowFirstColumn="0" w:lastRowLastColumn="0"/>
             </w:pPr>
             <w:r>
               <w:rPr>
@@ -4614,12 +4698,11 @@
         </w:tc>
         <w:tc>
           <w:tcPr>
-            <w:tcW w:w="3135" w:type="dxa"/>
-            <w:shd w:val="clear" w:color="auto" w:fill="FFFFFF"/>
-          </w:tcPr>
-          <w:p>
-            <w:pPr>
-              <w:jc w:val="center"/>
+            <w:tcW w:w="5044" w:type="dxa"/>
+          </w:tcPr>
+          <w:p>
+            <w:pPr>
+              <w:cnfStyle w:val="000000000000" w:firstRow="0" w:lastRow="0" w:firstColumn="0" w:lastColumn="0" w:oddVBand="0" w:evenVBand="0" w:oddHBand="0" w:evenHBand="0" w:firstRowFirstColumn="0" w:firstRowLastColumn="0" w:lastRowFirstColumn="0" w:lastRowLastColumn="0"/>
             </w:pPr>
             <w:r>
               <w:rPr>
@@ -4633,16 +4716,18 @@
         </w:tc>
       </w:tr>
       <w:tr>
-        <w:tc>
-          <w:tcPr>
+        <w:trPr>
+          <w:cnfStyle w:val="000000100000" w:firstRow="0" w:lastRow="0" w:firstColumn="0" w:lastColumn="0" w:oddVBand="0" w:evenVBand="0" w:oddHBand="1" w:evenHBand="0" w:firstRowFirstColumn="0" w:firstRowLastColumn="0" w:lastRowFirstColumn="0" w:lastRowLastColumn="0"/>
+        </w:trPr>
+        <w:tc>
+          <w:tcPr>
+            <w:cnfStyle w:val="001000000000" w:firstRow="0" w:lastRow="0" w:firstColumn="1" w:lastColumn="0" w:oddVBand="0" w:evenVBand="0" w:oddHBand="0" w:evenHBand="0" w:firstRowFirstColumn="0" w:firstRowLastColumn="0" w:lastRowFirstColumn="0" w:lastRowLastColumn="0"/>
             <w:tcW w:w="3135" w:type="dxa"/>
-            <w:shd w:val="clear" w:color="auto" w:fill="D9E1F2"/>
-          </w:tcPr>
-          <w:p>
-            <w:r>
-              <w:rPr>
-                <w:rFonts w:ascii="Calibri" w:hAnsi="Calibri"/>
-                <w:b/>
+          </w:tcPr>
+          <w:p>
+            <w:r>
+              <w:rPr>
+                <w:rFonts w:ascii="Calibri" w:hAnsi="Calibri"/>
                 <w:color w:val="000000"/>
                 <w:sz w:val="18"/>
               </w:rPr>
@@ -4652,12 +4737,11 @@
         </w:tc>
         <w:tc>
           <w:tcPr>
-            <w:tcW w:w="3135" w:type="dxa"/>
-            <w:shd w:val="clear" w:color="auto" w:fill="F2F2F2"/>
-          </w:tcPr>
-          <w:p>
-            <w:pPr>
-              <w:jc w:val="center"/>
+            <w:tcW w:w="1226" w:type="dxa"/>
+          </w:tcPr>
+          <w:p>
+            <w:pPr>
+              <w:cnfStyle w:val="000000100000" w:firstRow="0" w:lastRow="0" w:firstColumn="0" w:lastColumn="0" w:oddVBand="0" w:evenVBand="0" w:oddHBand="1" w:evenHBand="0" w:firstRowFirstColumn="0" w:firstRowLastColumn="0" w:lastRowFirstColumn="0" w:lastRowLastColumn="0"/>
             </w:pPr>
             <w:r>
               <w:rPr>
@@ -4671,12 +4755,11 @@
         </w:tc>
         <w:tc>
           <w:tcPr>
-            <w:tcW w:w="3135" w:type="dxa"/>
-            <w:shd w:val="clear" w:color="auto" w:fill="F2F2F2"/>
-          </w:tcPr>
-          <w:p>
-            <w:pPr>
-              <w:jc w:val="center"/>
+            <w:tcW w:w="5044" w:type="dxa"/>
+          </w:tcPr>
+          <w:p>
+            <w:pPr>
+              <w:cnfStyle w:val="000000100000" w:firstRow="0" w:lastRow="0" w:firstColumn="0" w:lastColumn="0" w:oddVBand="0" w:evenVBand="0" w:oddHBand="1" w:evenHBand="0" w:firstRowFirstColumn="0" w:firstRowLastColumn="0" w:lastRowFirstColumn="0" w:lastRowLastColumn="0"/>
             </w:pPr>
             <w:r>
               <w:rPr>
@@ -4692,14 +4775,13 @@
       <w:tr>
         <w:tc>
           <w:tcPr>
+            <w:cnfStyle w:val="001000000000" w:firstRow="0" w:lastRow="0" w:firstColumn="1" w:lastColumn="0" w:oddVBand="0" w:evenVBand="0" w:oddHBand="0" w:evenHBand="0" w:firstRowFirstColumn="0" w:firstRowLastColumn="0" w:lastRowFirstColumn="0" w:lastRowLastColumn="0"/>
             <w:tcW w:w="3135" w:type="dxa"/>
-            <w:shd w:val="clear" w:color="auto" w:fill="D9E1F2"/>
-          </w:tcPr>
-          <w:p>
-            <w:r>
-              <w:rPr>
-                <w:rFonts w:ascii="Calibri" w:hAnsi="Calibri"/>
-                <w:b/>
+          </w:tcPr>
+          <w:p>
+            <w:r>
+              <w:rPr>
+                <w:rFonts w:ascii="Calibri" w:hAnsi="Calibri"/>
                 <w:color w:val="000000"/>
                 <w:sz w:val="18"/>
               </w:rPr>
@@ -4709,12 +4791,11 @@
         </w:tc>
         <w:tc>
           <w:tcPr>
-            <w:tcW w:w="3135" w:type="dxa"/>
-            <w:shd w:val="clear" w:color="auto" w:fill="FFFFFF"/>
-          </w:tcPr>
-          <w:p>
-            <w:pPr>
-              <w:jc w:val="center"/>
+            <w:tcW w:w="1226" w:type="dxa"/>
+          </w:tcPr>
+          <w:p>
+            <w:pPr>
+              <w:cnfStyle w:val="000000000000" w:firstRow="0" w:lastRow="0" w:firstColumn="0" w:lastColumn="0" w:oddVBand="0" w:evenVBand="0" w:oddHBand="0" w:evenHBand="0" w:firstRowFirstColumn="0" w:firstRowLastColumn="0" w:lastRowFirstColumn="0" w:lastRowLastColumn="0"/>
             </w:pPr>
             <w:r>
               <w:rPr>
@@ -4728,12 +4809,11 @@
         </w:tc>
         <w:tc>
           <w:tcPr>
-            <w:tcW w:w="3135" w:type="dxa"/>
-            <w:shd w:val="clear" w:color="auto" w:fill="FFFFFF"/>
-          </w:tcPr>
-          <w:p>
-            <w:pPr>
-              <w:jc w:val="center"/>
+            <w:tcW w:w="5044" w:type="dxa"/>
+          </w:tcPr>
+          <w:p>
+            <w:pPr>
+              <w:cnfStyle w:val="000000000000" w:firstRow="0" w:lastRow="0" w:firstColumn="0" w:lastColumn="0" w:oddVBand="0" w:evenVBand="0" w:oddHBand="0" w:evenHBand="0" w:firstRowFirstColumn="0" w:firstRowLastColumn="0" w:lastRowFirstColumn="0" w:lastRowLastColumn="0"/>
             </w:pPr>
             <w:r>
               <w:rPr>
@@ -4747,16 +4827,18 @@
         </w:tc>
       </w:tr>
       <w:tr>
-        <w:tc>
-          <w:tcPr>
+        <w:trPr>
+          <w:cnfStyle w:val="000000100000" w:firstRow="0" w:lastRow="0" w:firstColumn="0" w:lastColumn="0" w:oddVBand="0" w:evenVBand="0" w:oddHBand="1" w:evenHBand="0" w:firstRowFirstColumn="0" w:firstRowLastColumn="0" w:lastRowFirstColumn="0" w:lastRowLastColumn="0"/>
+        </w:trPr>
+        <w:tc>
+          <w:tcPr>
+            <w:cnfStyle w:val="001000000000" w:firstRow="0" w:lastRow="0" w:firstColumn="1" w:lastColumn="0" w:oddVBand="0" w:evenVBand="0" w:oddHBand="0" w:evenHBand="0" w:firstRowFirstColumn="0" w:firstRowLastColumn="0" w:lastRowFirstColumn="0" w:lastRowLastColumn="0"/>
             <w:tcW w:w="3135" w:type="dxa"/>
-            <w:shd w:val="clear" w:color="auto" w:fill="D9E1F2"/>
-          </w:tcPr>
-          <w:p>
-            <w:r>
-              <w:rPr>
-                <w:rFonts w:ascii="Calibri" w:hAnsi="Calibri"/>
-                <w:b/>
+          </w:tcPr>
+          <w:p>
+            <w:r>
+              <w:rPr>
+                <w:rFonts w:ascii="Calibri" w:hAnsi="Calibri"/>
                 <w:color w:val="000000"/>
                 <w:sz w:val="18"/>
               </w:rPr>
@@ -4766,12 +4848,11 @@
         </w:tc>
         <w:tc>
           <w:tcPr>
-            <w:tcW w:w="3135" w:type="dxa"/>
-            <w:shd w:val="clear" w:color="auto" w:fill="F2F2F2"/>
-          </w:tcPr>
-          <w:p>
-            <w:pPr>
-              <w:jc w:val="center"/>
+            <w:tcW w:w="1226" w:type="dxa"/>
+          </w:tcPr>
+          <w:p>
+            <w:pPr>
+              <w:cnfStyle w:val="000000100000" w:firstRow="0" w:lastRow="0" w:firstColumn="0" w:lastColumn="0" w:oddVBand="0" w:evenVBand="0" w:oddHBand="1" w:evenHBand="0" w:firstRowFirstColumn="0" w:firstRowLastColumn="0" w:lastRowFirstColumn="0" w:lastRowLastColumn="0"/>
             </w:pPr>
             <w:r>
               <w:rPr>
@@ -4785,12 +4866,11 @@
         </w:tc>
         <w:tc>
           <w:tcPr>
-            <w:tcW w:w="3135" w:type="dxa"/>
-            <w:shd w:val="clear" w:color="auto" w:fill="F2F2F2"/>
-          </w:tcPr>
-          <w:p>
-            <w:pPr>
-              <w:jc w:val="center"/>
+            <w:tcW w:w="5044" w:type="dxa"/>
+          </w:tcPr>
+          <w:p>
+            <w:pPr>
+              <w:cnfStyle w:val="000000100000" w:firstRow="0" w:lastRow="0" w:firstColumn="0" w:lastColumn="0" w:oddVBand="0" w:evenVBand="0" w:oddHBand="1" w:evenHBand="0" w:firstRowFirstColumn="0" w:firstRowLastColumn="0" w:lastRowFirstColumn="0" w:lastRowLastColumn="0"/>
             </w:pPr>
             <w:r>
               <w:rPr>
@@ -4806,14 +4886,13 @@
       <w:tr>
         <w:tc>
           <w:tcPr>
+            <w:cnfStyle w:val="001000000000" w:firstRow="0" w:lastRow="0" w:firstColumn="1" w:lastColumn="0" w:oddVBand="0" w:evenVBand="0" w:oddHBand="0" w:evenHBand="0" w:firstRowFirstColumn="0" w:firstRowLastColumn="0" w:lastRowFirstColumn="0" w:lastRowLastColumn="0"/>
             <w:tcW w:w="3135" w:type="dxa"/>
-            <w:shd w:val="clear" w:color="auto" w:fill="D9E1F2"/>
-          </w:tcPr>
-          <w:p>
-            <w:r>
-              <w:rPr>
-                <w:rFonts w:ascii="Calibri" w:hAnsi="Calibri"/>
-                <w:b/>
+          </w:tcPr>
+          <w:p>
+            <w:r>
+              <w:rPr>
+                <w:rFonts w:ascii="Calibri" w:hAnsi="Calibri"/>
                 <w:color w:val="000000"/>
                 <w:sz w:val="18"/>
               </w:rPr>
@@ -4823,12 +4902,11 @@
         </w:tc>
         <w:tc>
           <w:tcPr>
-            <w:tcW w:w="3135" w:type="dxa"/>
-            <w:shd w:val="clear" w:color="auto" w:fill="FFFFFF"/>
-          </w:tcPr>
-          <w:p>
-            <w:pPr>
-              <w:jc w:val="center"/>
+            <w:tcW w:w="1226" w:type="dxa"/>
+          </w:tcPr>
+          <w:p>
+            <w:pPr>
+              <w:cnfStyle w:val="000000000000" w:firstRow="0" w:lastRow="0" w:firstColumn="0" w:lastColumn="0" w:oddVBand="0" w:evenVBand="0" w:oddHBand="0" w:evenHBand="0" w:firstRowFirstColumn="0" w:firstRowLastColumn="0" w:lastRowFirstColumn="0" w:lastRowLastColumn="0"/>
             </w:pPr>
             <w:r>
               <w:rPr>
@@ -4842,12 +4920,11 @@
         </w:tc>
         <w:tc>
           <w:tcPr>
-            <w:tcW w:w="3135" w:type="dxa"/>
-            <w:shd w:val="clear" w:color="auto" w:fill="FFFFFF"/>
-          </w:tcPr>
-          <w:p>
-            <w:pPr>
-              <w:jc w:val="center"/>
+            <w:tcW w:w="5044" w:type="dxa"/>
+          </w:tcPr>
+          <w:p>
+            <w:pPr>
+              <w:cnfStyle w:val="000000000000" w:firstRow="0" w:lastRow="0" w:firstColumn="0" w:lastColumn="0" w:oddVBand="0" w:evenVBand="0" w:oddHBand="0" w:evenHBand="0" w:firstRowFirstColumn="0" w:firstRowLastColumn="0" w:lastRowFirstColumn="0" w:lastRowLastColumn="0"/>
             </w:pPr>
             <w:r>
               <w:rPr>
@@ -4861,16 +4938,18 @@
         </w:tc>
       </w:tr>
       <w:tr>
-        <w:tc>
-          <w:tcPr>
+        <w:trPr>
+          <w:cnfStyle w:val="000000100000" w:firstRow="0" w:lastRow="0" w:firstColumn="0" w:lastColumn="0" w:oddVBand="0" w:evenVBand="0" w:oddHBand="1" w:evenHBand="0" w:firstRowFirstColumn="0" w:firstRowLastColumn="0" w:lastRowFirstColumn="0" w:lastRowLastColumn="0"/>
+        </w:trPr>
+        <w:tc>
+          <w:tcPr>
+            <w:cnfStyle w:val="001000000000" w:firstRow="0" w:lastRow="0" w:firstColumn="1" w:lastColumn="0" w:oddVBand="0" w:evenVBand="0" w:oddHBand="0" w:evenHBand="0" w:firstRowFirstColumn="0" w:firstRowLastColumn="0" w:lastRowFirstColumn="0" w:lastRowLastColumn="0"/>
             <w:tcW w:w="3135" w:type="dxa"/>
-            <w:shd w:val="clear" w:color="auto" w:fill="D9E1F2"/>
-          </w:tcPr>
-          <w:p>
-            <w:r>
-              <w:rPr>
-                <w:rFonts w:ascii="Calibri" w:hAnsi="Calibri"/>
-                <w:b/>
+          </w:tcPr>
+          <w:p>
+            <w:r>
+              <w:rPr>
+                <w:rFonts w:ascii="Calibri" w:hAnsi="Calibri"/>
                 <w:color w:val="000000"/>
                 <w:sz w:val="18"/>
               </w:rPr>
@@ -4880,12 +4959,11 @@
         </w:tc>
         <w:tc>
           <w:tcPr>
-            <w:tcW w:w="3135" w:type="dxa"/>
-            <w:shd w:val="clear" w:color="auto" w:fill="F2F2F2"/>
-          </w:tcPr>
-          <w:p>
-            <w:pPr>
-              <w:jc w:val="center"/>
+            <w:tcW w:w="1226" w:type="dxa"/>
+          </w:tcPr>
+          <w:p>
+            <w:pPr>
+              <w:cnfStyle w:val="000000100000" w:firstRow="0" w:lastRow="0" w:firstColumn="0" w:lastColumn="0" w:oddVBand="0" w:evenVBand="0" w:oddHBand="1" w:evenHBand="0" w:firstRowFirstColumn="0" w:firstRowLastColumn="0" w:lastRowFirstColumn="0" w:lastRowLastColumn="0"/>
             </w:pPr>
             <w:r>
               <w:rPr>
@@ -4899,12 +4977,11 @@
         </w:tc>
         <w:tc>
           <w:tcPr>
-            <w:tcW w:w="3135" w:type="dxa"/>
-            <w:shd w:val="clear" w:color="auto" w:fill="F2F2F2"/>
-          </w:tcPr>
-          <w:p>
-            <w:pPr>
-              <w:jc w:val="center"/>
+            <w:tcW w:w="5044" w:type="dxa"/>
+          </w:tcPr>
+          <w:p>
+            <w:pPr>
+              <w:cnfStyle w:val="000000100000" w:firstRow="0" w:lastRow="0" w:firstColumn="0" w:lastColumn="0" w:oddVBand="0" w:evenVBand="0" w:oddHBand="1" w:evenHBand="0" w:firstRowFirstColumn="0" w:firstRowLastColumn="0" w:lastRowFirstColumn="0" w:lastRowLastColumn="0"/>
             </w:pPr>
             <w:r>
               <w:rPr>
@@ -4920,14 +4997,13 @@
       <w:tr>
         <w:tc>
           <w:tcPr>
+            <w:cnfStyle w:val="001000000000" w:firstRow="0" w:lastRow="0" w:firstColumn="1" w:lastColumn="0" w:oddVBand="0" w:evenVBand="0" w:oddHBand="0" w:evenHBand="0" w:firstRowFirstColumn="0" w:firstRowLastColumn="0" w:lastRowFirstColumn="0" w:lastRowLastColumn="0"/>
             <w:tcW w:w="3135" w:type="dxa"/>
-            <w:shd w:val="clear" w:color="auto" w:fill="D9E1F2"/>
-          </w:tcPr>
-          <w:p>
-            <w:r>
-              <w:rPr>
-                <w:rFonts w:ascii="Calibri" w:hAnsi="Calibri"/>
-                <w:b/>
+          </w:tcPr>
+          <w:p>
+            <w:r>
+              <w:rPr>
+                <w:rFonts w:ascii="Calibri" w:hAnsi="Calibri"/>
                 <w:color w:val="000000"/>
                 <w:sz w:val="18"/>
               </w:rPr>
@@ -4937,12 +5013,11 @@
         </w:tc>
         <w:tc>
           <w:tcPr>
-            <w:tcW w:w="3135" w:type="dxa"/>
-            <w:shd w:val="clear" w:color="auto" w:fill="FFFFFF"/>
-          </w:tcPr>
-          <w:p>
-            <w:pPr>
-              <w:jc w:val="center"/>
+            <w:tcW w:w="1226" w:type="dxa"/>
+          </w:tcPr>
+          <w:p>
+            <w:pPr>
+              <w:cnfStyle w:val="000000000000" w:firstRow="0" w:lastRow="0" w:firstColumn="0" w:lastColumn="0" w:oddVBand="0" w:evenVBand="0" w:oddHBand="0" w:evenHBand="0" w:firstRowFirstColumn="0" w:firstRowLastColumn="0" w:lastRowFirstColumn="0" w:lastRowLastColumn="0"/>
             </w:pPr>
             <w:r>
               <w:rPr>
@@ -4956,12 +5031,11 @@
         </w:tc>
         <w:tc>
           <w:tcPr>
-            <w:tcW w:w="3135" w:type="dxa"/>
-            <w:shd w:val="clear" w:color="auto" w:fill="FFFFFF"/>
-          </w:tcPr>
-          <w:p>
-            <w:pPr>
-              <w:jc w:val="center"/>
+            <w:tcW w:w="5044" w:type="dxa"/>
+          </w:tcPr>
+          <w:p>
+            <w:pPr>
+              <w:cnfStyle w:val="000000000000" w:firstRow="0" w:lastRow="0" w:firstColumn="0" w:lastColumn="0" w:oddVBand="0" w:evenVBand="0" w:oddHBand="0" w:evenHBand="0" w:firstRowFirstColumn="0" w:firstRowLastColumn="0" w:lastRowFirstColumn="0" w:lastRowLastColumn="0"/>
             </w:pPr>
             <w:r>
               <w:rPr>
@@ -4975,16 +5049,18 @@
         </w:tc>
       </w:tr>
       <w:tr>
-        <w:tc>
-          <w:tcPr>
+        <w:trPr>
+          <w:cnfStyle w:val="000000100000" w:firstRow="0" w:lastRow="0" w:firstColumn="0" w:lastColumn="0" w:oddVBand="0" w:evenVBand="0" w:oddHBand="1" w:evenHBand="0" w:firstRowFirstColumn="0" w:firstRowLastColumn="0" w:lastRowFirstColumn="0" w:lastRowLastColumn="0"/>
+        </w:trPr>
+        <w:tc>
+          <w:tcPr>
+            <w:cnfStyle w:val="001000000000" w:firstRow="0" w:lastRow="0" w:firstColumn="1" w:lastColumn="0" w:oddVBand="0" w:evenVBand="0" w:oddHBand="0" w:evenHBand="0" w:firstRowFirstColumn="0" w:firstRowLastColumn="0" w:lastRowFirstColumn="0" w:lastRowLastColumn="0"/>
             <w:tcW w:w="3135" w:type="dxa"/>
-            <w:shd w:val="clear" w:color="auto" w:fill="D9E1F2"/>
-          </w:tcPr>
-          <w:p>
-            <w:r>
-              <w:rPr>
-                <w:rFonts w:ascii="Calibri" w:hAnsi="Calibri"/>
-                <w:b/>
+          </w:tcPr>
+          <w:p>
+            <w:r>
+              <w:rPr>
+                <w:rFonts w:ascii="Calibri" w:hAnsi="Calibri"/>
                 <w:color w:val="000000"/>
                 <w:sz w:val="18"/>
               </w:rPr>
@@ -4994,12 +5070,11 @@
         </w:tc>
         <w:tc>
           <w:tcPr>
-            <w:tcW w:w="3135" w:type="dxa"/>
-            <w:shd w:val="clear" w:color="auto" w:fill="F2F2F2"/>
-          </w:tcPr>
-          <w:p>
-            <w:pPr>
-              <w:jc w:val="center"/>
+            <w:tcW w:w="1226" w:type="dxa"/>
+          </w:tcPr>
+          <w:p>
+            <w:pPr>
+              <w:cnfStyle w:val="000000100000" w:firstRow="0" w:lastRow="0" w:firstColumn="0" w:lastColumn="0" w:oddVBand="0" w:evenVBand="0" w:oddHBand="1" w:evenHBand="0" w:firstRowFirstColumn="0" w:firstRowLastColumn="0" w:lastRowFirstColumn="0" w:lastRowLastColumn="0"/>
             </w:pPr>
             <w:r>
               <w:rPr>
@@ -5013,12 +5088,11 @@
         </w:tc>
         <w:tc>
           <w:tcPr>
-            <w:tcW w:w="3135" w:type="dxa"/>
-            <w:shd w:val="clear" w:color="auto" w:fill="F2F2F2"/>
-          </w:tcPr>
-          <w:p>
-            <w:pPr>
-              <w:jc w:val="center"/>
+            <w:tcW w:w="5044" w:type="dxa"/>
+          </w:tcPr>
+          <w:p>
+            <w:pPr>
+              <w:cnfStyle w:val="000000100000" w:firstRow="0" w:lastRow="0" w:firstColumn="0" w:lastColumn="0" w:oddVBand="0" w:evenVBand="0" w:oddHBand="1" w:evenHBand="0" w:firstRowFirstColumn="0" w:firstRowLastColumn="0" w:lastRowFirstColumn="0" w:lastRowLastColumn="0"/>
             </w:pPr>
             <w:r>
               <w:rPr>
@@ -5034,14 +5108,13 @@
       <w:tr>
         <w:tc>
           <w:tcPr>
+            <w:cnfStyle w:val="001000000000" w:firstRow="0" w:lastRow="0" w:firstColumn="1" w:lastColumn="0" w:oddVBand="0" w:evenVBand="0" w:oddHBand="0" w:evenHBand="0" w:firstRowFirstColumn="0" w:firstRowLastColumn="0" w:lastRowFirstColumn="0" w:lastRowLastColumn="0"/>
             <w:tcW w:w="3135" w:type="dxa"/>
-            <w:shd w:val="clear" w:color="auto" w:fill="D9E1F2"/>
-          </w:tcPr>
-          <w:p>
-            <w:r>
-              <w:rPr>
-                <w:rFonts w:ascii="Calibri" w:hAnsi="Calibri"/>
-                <w:b/>
+          </w:tcPr>
+          <w:p>
+            <w:r>
+              <w:rPr>
+                <w:rFonts w:ascii="Calibri" w:hAnsi="Calibri"/>
                 <w:color w:val="000000"/>
                 <w:sz w:val="18"/>
               </w:rPr>
@@ -5051,12 +5124,11 @@
         </w:tc>
         <w:tc>
           <w:tcPr>
-            <w:tcW w:w="3135" w:type="dxa"/>
-            <w:shd w:val="clear" w:color="auto" w:fill="FFFFFF"/>
-          </w:tcPr>
-          <w:p>
-            <w:pPr>
-              <w:jc w:val="center"/>
+            <w:tcW w:w="1226" w:type="dxa"/>
+          </w:tcPr>
+          <w:p>
+            <w:pPr>
+              <w:cnfStyle w:val="000000000000" w:firstRow="0" w:lastRow="0" w:firstColumn="0" w:lastColumn="0" w:oddVBand="0" w:evenVBand="0" w:oddHBand="0" w:evenHBand="0" w:firstRowFirstColumn="0" w:firstRowLastColumn="0" w:lastRowFirstColumn="0" w:lastRowLastColumn="0"/>
             </w:pPr>
             <w:r>
               <w:rPr>
@@ -5070,12 +5142,11 @@
         </w:tc>
         <w:tc>
           <w:tcPr>
-            <w:tcW w:w="3135" w:type="dxa"/>
-            <w:shd w:val="clear" w:color="auto" w:fill="FFFFFF"/>
-          </w:tcPr>
-          <w:p>
-            <w:pPr>
-              <w:jc w:val="center"/>
+            <w:tcW w:w="5044" w:type="dxa"/>
+          </w:tcPr>
+          <w:p>
+            <w:pPr>
+              <w:cnfStyle w:val="000000000000" w:firstRow="0" w:lastRow="0" w:firstColumn="0" w:lastColumn="0" w:oddVBand="0" w:evenVBand="0" w:oddHBand="0" w:evenHBand="0" w:firstRowFirstColumn="0" w:firstRowLastColumn="0" w:lastRowFirstColumn="0" w:lastRowLastColumn="0"/>
             </w:pPr>
             <w:r>
               <w:rPr>
@@ -5092,6 +5163,9 @@
     <w:p>
       <w:pPr>
         <w:pStyle w:val="Ttulo1"/>
+        <w:rPr>
+          <w:rFonts w:ascii="Calibri" w:hAnsi="Calibri"/>
+        </w:rPr>
       </w:pPr>
       <w:r>
         <w:rPr>
@@ -5107,27 +5181,28 @@
         <w:tblLook w:val="04A0" w:firstRow="1" w:lastRow="0" w:firstColumn="1" w:lastColumn="0" w:noHBand="0" w:noVBand="1"/>
       </w:tblPr>
       <w:tblGrid>
-        <w:gridCol w:w="2351"/>
-        <w:gridCol w:w="2351"/>
-        <w:gridCol w:w="2351"/>
-        <w:gridCol w:w="2351"/>
+        <w:gridCol w:w="675"/>
+        <w:gridCol w:w="5387"/>
+        <w:gridCol w:w="1276"/>
+        <w:gridCol w:w="1335"/>
       </w:tblGrid>
       <w:tr>
         <w:tc>
           <w:tcPr>
-            <w:tcW w:w="2351" w:type="dxa"/>
+            <w:tcW w:w="675" w:type="dxa"/>
             <w:shd w:val="clear" w:color="auto" w:fill="1F3864"/>
           </w:tcPr>
           <w:p>
             <w:pPr>
-              <w:jc w:val="center"/>
-            </w:pPr>
-            <w:r>
-              <w:rPr>
-                <w:rFonts w:ascii="Calibri" w:hAnsi="Calibri"/>
+              <w:rPr>
+                <w:szCs w:val="28"/>
+              </w:rPr>
+            </w:pPr>
+            <w:r>
+              <w:rPr>
                 <w:b/>
                 <w:color w:val="FFFFFF"/>
-                <w:sz w:val="18"/>
+                <w:szCs w:val="28"/>
               </w:rPr>
               <w:t>ID</w:t>
             </w:r>
@@ -5135,19 +5210,20 @@
         </w:tc>
         <w:tc>
           <w:tcPr>
-            <w:tcW w:w="2351" w:type="dxa"/>
+            <w:tcW w:w="5387" w:type="dxa"/>
             <w:shd w:val="clear" w:color="auto" w:fill="1F3864"/>
           </w:tcPr>
           <w:p>
             <w:pPr>
-              <w:jc w:val="center"/>
-            </w:pPr>
-            <w:r>
-              <w:rPr>
-                <w:rFonts w:ascii="Calibri" w:hAnsi="Calibri"/>
+              <w:rPr>
+                <w:szCs w:val="28"/>
+              </w:rPr>
+            </w:pPr>
+            <w:r>
+              <w:rPr>
                 <w:b/>
                 <w:color w:val="FFFFFF"/>
-                <w:sz w:val="18"/>
+                <w:szCs w:val="28"/>
               </w:rPr>
               <w:t>Descripción</w:t>
             </w:r>
@@ -5155,19 +5231,20 @@
         </w:tc>
         <w:tc>
           <w:tcPr>
-            <w:tcW w:w="2351" w:type="dxa"/>
+            <w:tcW w:w="1276" w:type="dxa"/>
             <w:shd w:val="clear" w:color="auto" w:fill="1F3864"/>
           </w:tcPr>
           <w:p>
             <w:pPr>
-              <w:jc w:val="center"/>
-            </w:pPr>
-            <w:r>
-              <w:rPr>
-                <w:rFonts w:ascii="Calibri" w:hAnsi="Calibri"/>
+              <w:rPr>
+                <w:szCs w:val="28"/>
+              </w:rPr>
+            </w:pPr>
+            <w:r>
+              <w:rPr>
                 <w:b/>
                 <w:color w:val="FFFFFF"/>
-                <w:sz w:val="18"/>
+                <w:szCs w:val="28"/>
               </w:rPr>
               <w:t>Impacto</w:t>
             </w:r>
@@ -5175,19 +5252,20 @@
         </w:tc>
         <w:tc>
           <w:tcPr>
-            <w:tcW w:w="2351" w:type="dxa"/>
+            <w:tcW w:w="1335" w:type="dxa"/>
             <w:shd w:val="clear" w:color="auto" w:fill="1F3864"/>
           </w:tcPr>
           <w:p>
             <w:pPr>
-              <w:jc w:val="center"/>
-            </w:pPr>
-            <w:r>
-              <w:rPr>
-                <w:rFonts w:ascii="Calibri" w:hAnsi="Calibri"/>
+              <w:rPr>
+                <w:szCs w:val="28"/>
+              </w:rPr>
+            </w:pPr>
+            <w:r>
+              <w:rPr>
                 <w:b/>
                 <w:color w:val="FFFFFF"/>
-                <w:sz w:val="18"/>
+                <w:szCs w:val="28"/>
               </w:rPr>
               <w:t>Resolución</w:t>
             </w:r>
@@ -5197,15 +5275,19 @@
       <w:tr>
         <w:tc>
           <w:tcPr>
-            <w:tcW w:w="2351" w:type="dxa"/>
+            <w:tcW w:w="675" w:type="dxa"/>
             <w:shd w:val="clear" w:color="auto" w:fill="E2EFDA"/>
           </w:tcPr>
           <w:p>
-            <w:r>
-              <w:rPr>
-                <w:rFonts w:ascii="Calibri" w:hAnsi="Calibri"/>
+            <w:pPr>
+              <w:rPr>
+                <w:szCs w:val="28"/>
+              </w:rPr>
+            </w:pPr>
+            <w:r>
+              <w:rPr>
                 <w:color w:val="595959"/>
-                <w:sz w:val="18"/>
+                <w:szCs w:val="28"/>
               </w:rPr>
               <w:t>—</w:t>
             </w:r>
@@ -5213,47 +5295,62 @@
         </w:tc>
         <w:tc>
           <w:tcPr>
-            <w:tcW w:w="2351" w:type="dxa"/>
+            <w:tcW w:w="5387" w:type="dxa"/>
             <w:shd w:val="clear" w:color="auto" w:fill="E2EFDA"/>
           </w:tcPr>
           <w:p>
-            <w:r>
-              <w:rPr>
-                <w:rFonts w:ascii="Calibri" w:hAnsi="Calibri"/>
+            <w:pPr>
+              <w:rPr>
+                <w:color w:val="808080" w:themeColor="background1" w:themeShade="80"/>
+                <w:szCs w:val="28"/>
+              </w:rPr>
+            </w:pPr>
+            <w:r>
+              <w:rPr>
+                <w:rFonts w:ascii="Calibri" w:hAnsi="Calibri"/>
+                <w:i/>
+                <w:color w:val="808080" w:themeColor="background1" w:themeShade="80"/>
+                <w:szCs w:val="28"/>
+              </w:rPr>
+              <w:t>No se registraron impedimentos ni bloqueos en el Sprint 04.</w:t>
+            </w:r>
+          </w:p>
+        </w:tc>
+        <w:tc>
+          <w:tcPr>
+            <w:tcW w:w="1276" w:type="dxa"/>
+            <w:shd w:val="clear" w:color="auto" w:fill="E2EFDA"/>
+          </w:tcPr>
+          <w:p>
+            <w:pPr>
+              <w:rPr>
+                <w:szCs w:val="28"/>
+              </w:rPr>
+            </w:pPr>
+            <w:r>
+              <w:rPr>
                 <w:color w:val="595959"/>
-                <w:sz w:val="18"/>
-              </w:rPr>
-              <w:t>No se registraron impedimentos ni bloqueos en el Sprint 06.</w:t>
-            </w:r>
-          </w:p>
-        </w:tc>
-        <w:tc>
-          <w:tcPr>
-            <w:tcW w:w="2351" w:type="dxa"/>
+                <w:szCs w:val="28"/>
+              </w:rPr>
+              <w:t>—</w:t>
+            </w:r>
+          </w:p>
+        </w:tc>
+        <w:tc>
+          <w:tcPr>
+            <w:tcW w:w="1335" w:type="dxa"/>
             <w:shd w:val="clear" w:color="auto" w:fill="E2EFDA"/>
           </w:tcPr>
           <w:p>
-            <w:r>
-              <w:rPr>
-                <w:rFonts w:ascii="Calibri" w:hAnsi="Calibri"/>
+            <w:pPr>
+              <w:rPr>
+                <w:szCs w:val="28"/>
+              </w:rPr>
+            </w:pPr>
+            <w:r>
+              <w:rPr>
                 <w:color w:val="595959"/>
-                <w:sz w:val="18"/>
-              </w:rPr>
-              <w:t>—</w:t>
-            </w:r>
-          </w:p>
-        </w:tc>
-        <w:tc>
-          <w:tcPr>
-            <w:tcW w:w="2351" w:type="dxa"/>
-            <w:shd w:val="clear" w:color="auto" w:fill="E2EFDA"/>
-          </w:tcPr>
-          <w:p>
-            <w:r>
-              <w:rPr>
-                <w:rFonts w:ascii="Calibri" w:hAnsi="Calibri"/>
-                <w:color w:val="595959"/>
-                <w:sz w:val="18"/>
+                <w:szCs w:val="28"/>
               </w:rPr>
               <w:t>—</w:t>
             </w:r>
@@ -5261,6 +5358,7 @@
         </w:tc>
       </w:tr>
     </w:tbl>
+    <w:p/>
     <w:p>
       <w:pPr>
         <w:pStyle w:val="Ttulo1"/>
@@ -5274,31 +5372,43 @@
     </w:p>
     <w:tbl>
       <w:tblPr>
-        <w:tblStyle w:val="Tablaconcuadrcula"/>
+        <w:tblStyle w:val="Tabladelista4-nfasis1"/>
         <w:tblW w:w="0" w:type="auto"/>
+        <w:tblBorders>
+          <w:top w:val="single" w:sz="4" w:space="0" w:color="auto"/>
+          <w:left w:val="single" w:sz="4" w:space="0" w:color="auto"/>
+          <w:bottom w:val="single" w:sz="4" w:space="0" w:color="auto"/>
+          <w:right w:val="single" w:sz="4" w:space="0" w:color="auto"/>
+          <w:insideH w:val="single" w:sz="4" w:space="0" w:color="auto"/>
+          <w:insideV w:val="single" w:sz="4" w:space="0" w:color="auto"/>
+        </w:tblBorders>
         <w:tblLook w:val="04A0" w:firstRow="1" w:lastRow="0" w:firstColumn="1" w:lastColumn="0" w:noHBand="0" w:noVBand="1"/>
       </w:tblPr>
       <w:tblGrid>
-        <w:gridCol w:w="3135"/>
-        <w:gridCol w:w="3135"/>
-        <w:gridCol w:w="3135"/>
+        <w:gridCol w:w="437"/>
+        <w:gridCol w:w="5058"/>
+        <w:gridCol w:w="3914"/>
       </w:tblGrid>
       <w:tr>
-        <w:tc>
-          <w:tcPr>
-            <w:tcW w:w="3135" w:type="dxa"/>
-            <w:shd w:val="clear" w:color="auto" w:fill="1F3864"/>
-          </w:tcPr>
-          <w:p>
-            <w:pPr>
-              <w:jc w:val="center"/>
-            </w:pPr>
-            <w:r>
-              <w:rPr>
-                <w:rFonts w:ascii="Calibri" w:hAnsi="Calibri"/>
-                <w:b/>
+        <w:trPr>
+          <w:cnfStyle w:val="100000000000" w:firstRow="1" w:lastRow="0" w:firstColumn="0" w:lastColumn="0" w:oddVBand="0" w:evenVBand="0" w:oddHBand="0" w:evenHBand="0" w:firstRowFirstColumn="0" w:firstRowLastColumn="0" w:lastRowFirstColumn="0" w:lastRowLastColumn="0"/>
+        </w:trPr>
+        <w:tc>
+          <w:tcPr>
+            <w:cnfStyle w:val="001000000000" w:firstRow="0" w:lastRow="0" w:firstColumn="1" w:lastColumn="0" w:oddVBand="0" w:evenVBand="0" w:oddHBand="0" w:evenHBand="0" w:firstRowFirstColumn="0" w:firstRowLastColumn="0" w:lastRowFirstColumn="0" w:lastRowLastColumn="0"/>
+            <w:tcW w:w="437" w:type="dxa"/>
+            <w:tcBorders>
+              <w:top w:val="none" w:sz="0" w:space="0" w:color="auto"/>
+              <w:left w:val="none" w:sz="0" w:space="0" w:color="auto"/>
+              <w:bottom w:val="none" w:sz="0" w:space="0" w:color="auto"/>
+            </w:tcBorders>
+            <w:shd w:val="clear" w:color="auto" w:fill="17365D" w:themeFill="text2" w:themeFillShade="BF"/>
+          </w:tcPr>
+          <w:p>
+            <w:r>
+              <w:rPr>
+                <w:rFonts w:ascii="Calibri" w:hAnsi="Calibri"/>
                 <w:color w:val="FFFFFF"/>
-                <w:sz w:val="18"/>
               </w:rPr>
               <w:t>N°</w:t>
             </w:r>
@@ -5306,19 +5416,21 @@
         </w:tc>
         <w:tc>
           <w:tcPr>
-            <w:tcW w:w="3135" w:type="dxa"/>
-            <w:shd w:val="clear" w:color="auto" w:fill="1F3864"/>
-          </w:tcPr>
-          <w:p>
-            <w:pPr>
-              <w:jc w:val="center"/>
-            </w:pPr>
-            <w:r>
-              <w:rPr>
-                <w:rFonts w:ascii="Calibri" w:hAnsi="Calibri"/>
-                <w:b/>
+            <w:tcW w:w="5058" w:type="dxa"/>
+            <w:tcBorders>
+              <w:top w:val="none" w:sz="0" w:space="0" w:color="auto"/>
+              <w:bottom w:val="none" w:sz="0" w:space="0" w:color="auto"/>
+            </w:tcBorders>
+            <w:shd w:val="clear" w:color="auto" w:fill="17365D" w:themeFill="text2" w:themeFillShade="BF"/>
+          </w:tcPr>
+          <w:p>
+            <w:pPr>
+              <w:cnfStyle w:val="100000000000" w:firstRow="1" w:lastRow="0" w:firstColumn="0" w:lastColumn="0" w:oddVBand="0" w:evenVBand="0" w:oddHBand="0" w:evenHBand="0" w:firstRowFirstColumn="0" w:firstRowLastColumn="0" w:lastRowFirstColumn="0" w:lastRowLastColumn="0"/>
+            </w:pPr>
+            <w:r>
+              <w:rPr>
+                <w:rFonts w:ascii="Calibri" w:hAnsi="Calibri"/>
                 <w:color w:val="FFFFFF"/>
-                <w:sz w:val="18"/>
               </w:rPr>
               <w:t>Compromiso</w:t>
             </w:r>
@@ -5326,19 +5438,22 @@
         </w:tc>
         <w:tc>
           <w:tcPr>
-            <w:tcW w:w="3135" w:type="dxa"/>
-            <w:shd w:val="clear" w:color="auto" w:fill="1F3864"/>
-          </w:tcPr>
-          <w:p>
-            <w:pPr>
-              <w:jc w:val="center"/>
-            </w:pPr>
-            <w:r>
-              <w:rPr>
-                <w:rFonts w:ascii="Calibri" w:hAnsi="Calibri"/>
-                <w:b/>
+            <w:tcW w:w="3914" w:type="dxa"/>
+            <w:tcBorders>
+              <w:top w:val="none" w:sz="0" w:space="0" w:color="auto"/>
+              <w:bottom w:val="none" w:sz="0" w:space="0" w:color="auto"/>
+              <w:right w:val="none" w:sz="0" w:space="0" w:color="auto"/>
+            </w:tcBorders>
+            <w:shd w:val="clear" w:color="auto" w:fill="17365D" w:themeFill="text2" w:themeFillShade="BF"/>
+          </w:tcPr>
+          <w:p>
+            <w:pPr>
+              <w:cnfStyle w:val="100000000000" w:firstRow="1" w:lastRow="0" w:firstColumn="0" w:lastColumn="0" w:oddVBand="0" w:evenVBand="0" w:oddHBand="0" w:evenHBand="0" w:firstRowFirstColumn="0" w:firstRowLastColumn="0" w:lastRowFirstColumn="0" w:lastRowLastColumn="0"/>
+            </w:pPr>
+            <w:r>
+              <w:rPr>
+                <w:rFonts w:ascii="Calibri" w:hAnsi="Calibri"/>
                 <w:color w:val="FFFFFF"/>
-                <w:sz w:val="18"/>
               </w:rPr>
               <w:t>Responsable</w:t>
             </w:r>
@@ -5346,10 +5461,13 @@
         </w:tc>
       </w:tr>
       <w:tr>
-        <w:tc>
-          <w:tcPr>
-            <w:tcW w:w="3135" w:type="dxa"/>
-            <w:shd w:val="clear" w:color="auto" w:fill="F2F2F2"/>
+        <w:trPr>
+          <w:cnfStyle w:val="000000100000" w:firstRow="0" w:lastRow="0" w:firstColumn="0" w:lastColumn="0" w:oddVBand="0" w:evenVBand="0" w:oddHBand="1" w:evenHBand="0" w:firstRowFirstColumn="0" w:firstRowLastColumn="0" w:lastRowFirstColumn="0" w:lastRowLastColumn="0"/>
+        </w:trPr>
+        <w:tc>
+          <w:tcPr>
+            <w:cnfStyle w:val="001000000000" w:firstRow="0" w:lastRow="0" w:firstColumn="1" w:lastColumn="0" w:oddVBand="0" w:evenVBand="0" w:oddHBand="0" w:evenHBand="0" w:firstRowFirstColumn="0" w:firstRowLastColumn="0" w:lastRowFirstColumn="0" w:lastRowLastColumn="0"/>
+            <w:tcW w:w="437" w:type="dxa"/>
           </w:tcPr>
           <w:p>
             <w:pPr>
@@ -5359,7 +5477,6 @@
               <w:rPr>
                 <w:rFonts w:ascii="Calibri" w:hAnsi="Calibri"/>
                 <w:color w:val="000000"/>
-                <w:sz w:val="18"/>
               </w:rPr>
               <w:t>1</w:t>
             </w:r>
@@ -5367,15 +5484,16 @@
         </w:tc>
         <w:tc>
           <w:tcPr>
-            <w:tcW w:w="3135" w:type="dxa"/>
-            <w:shd w:val="clear" w:color="auto" w:fill="F2F2F2"/>
-          </w:tcPr>
-          <w:p>
-            <w:r>
-              <w:rPr>
-                <w:rFonts w:ascii="Calibri" w:hAnsi="Calibri"/>
-                <w:color w:val="000000"/>
-                <w:sz w:val="18"/>
+            <w:tcW w:w="5058" w:type="dxa"/>
+          </w:tcPr>
+          <w:p>
+            <w:pPr>
+              <w:cnfStyle w:val="000000100000" w:firstRow="0" w:lastRow="0" w:firstColumn="0" w:lastColumn="0" w:oddVBand="0" w:evenVBand="0" w:oddHBand="1" w:evenHBand="0" w:firstRowFirstColumn="0" w:firstRowLastColumn="0" w:lastRowFirstColumn="0" w:lastRowLastColumn="0"/>
+            </w:pPr>
+            <w:r>
+              <w:rPr>
+                <w:rFonts w:ascii="Calibri" w:hAnsi="Calibri"/>
+                <w:color w:val="000000"/>
               </w:rPr>
               <w:t>Implementar el módulo de Reportes y Dashboard consolidado.</w:t>
             </w:r>
@@ -5383,17 +5501,18 @@
         </w:tc>
         <w:tc>
           <w:tcPr>
-            <w:tcW w:w="3135" w:type="dxa"/>
-            <w:shd w:val="clear" w:color="auto" w:fill="F2F2F2"/>
-          </w:tcPr>
-          <w:p>
-            <w:r>
-              <w:rPr>
-                <w:rFonts w:ascii="Calibri" w:hAnsi="Calibri"/>
-                <w:color w:val="000000"/>
-                <w:sz w:val="18"/>
-              </w:rPr>
-              <w:t>Ivan Santiago Pulgar Leon</w:t>
+            <w:tcW w:w="3914" w:type="dxa"/>
+          </w:tcPr>
+          <w:p>
+            <w:pPr>
+              <w:cnfStyle w:val="000000100000" w:firstRow="0" w:lastRow="0" w:firstColumn="0" w:lastColumn="0" w:oddVBand="0" w:evenVBand="0" w:oddHBand="1" w:evenHBand="0" w:firstRowFirstColumn="0" w:firstRowLastColumn="0" w:lastRowFirstColumn="0" w:lastRowLastColumn="0"/>
+            </w:pPr>
+            <w:r>
+              <w:rPr>
+                <w:rFonts w:ascii="Calibri" w:hAnsi="Calibri"/>
+                <w:color w:val="000000"/>
+              </w:rPr>
+              <w:t>Isaac Sebastian Castro Muesmueran / Ivan Santiago Pulgar Leon</w:t>
             </w:r>
           </w:p>
         </w:tc>
@@ -5401,8 +5520,8 @@
       <w:tr>
         <w:tc>
           <w:tcPr>
-            <w:tcW w:w="3135" w:type="dxa"/>
-            <w:shd w:val="clear" w:color="auto" w:fill="FFFFFF"/>
+            <w:cnfStyle w:val="001000000000" w:firstRow="0" w:lastRow="0" w:firstColumn="1" w:lastColumn="0" w:oddVBand="0" w:evenVBand="0" w:oddHBand="0" w:evenHBand="0" w:firstRowFirstColumn="0" w:firstRowLastColumn="0" w:lastRowFirstColumn="0" w:lastRowLastColumn="0"/>
+            <w:tcW w:w="437" w:type="dxa"/>
           </w:tcPr>
           <w:p>
             <w:pPr>
@@ -5412,7 +5531,6 @@
               <w:rPr>
                 <w:rFonts w:ascii="Calibri" w:hAnsi="Calibri"/>
                 <w:color w:val="000000"/>
-                <w:sz w:val="18"/>
               </w:rPr>
               <w:t>2</w:t>
             </w:r>
@@ -5420,15 +5538,16 @@
         </w:tc>
         <w:tc>
           <w:tcPr>
-            <w:tcW w:w="3135" w:type="dxa"/>
-            <w:shd w:val="clear" w:color="auto" w:fill="FFFFFF"/>
-          </w:tcPr>
-          <w:p>
-            <w:r>
-              <w:rPr>
-                <w:rFonts w:ascii="Calibri" w:hAnsi="Calibri"/>
-                <w:color w:val="000000"/>
-                <w:sz w:val="18"/>
+            <w:tcW w:w="5058" w:type="dxa"/>
+          </w:tcPr>
+          <w:p>
+            <w:pPr>
+              <w:cnfStyle w:val="000000000000" w:firstRow="0" w:lastRow="0" w:firstColumn="0" w:lastColumn="0" w:oddVBand="0" w:evenVBand="0" w:oddHBand="0" w:evenHBand="0" w:firstRowFirstColumn="0" w:firstRowLastColumn="0" w:lastRowFirstColumn="0" w:lastRowLastColumn="0"/>
+            </w:pPr>
+            <w:r>
+              <w:rPr>
+                <w:rFonts w:ascii="Calibri" w:hAnsi="Calibri"/>
+                <w:color w:val="000000"/>
               </w:rPr>
               <w:t xml:space="preserve">Implementar BD de pruebas con </w:t>
             </w:r>
@@ -5437,7 +5556,6 @@
               <w:rPr>
                 <w:rFonts w:ascii="Calibri" w:hAnsi="Calibri"/>
                 <w:color w:val="000000"/>
-                <w:sz w:val="18"/>
               </w:rPr>
               <w:t>seed</w:t>
             </w:r>
@@ -5446,7 +5564,6 @@
               <w:rPr>
                 <w:rFonts w:ascii="Calibri" w:hAnsi="Calibri"/>
                 <w:color w:val="000000"/>
-                <w:sz w:val="18"/>
               </w:rPr>
               <w:t xml:space="preserve"> data para todos los roles.</w:t>
             </w:r>
@@ -5454,15 +5571,16 @@
         </w:tc>
         <w:tc>
           <w:tcPr>
-            <w:tcW w:w="3135" w:type="dxa"/>
-            <w:shd w:val="clear" w:color="auto" w:fill="FFFFFF"/>
-          </w:tcPr>
-          <w:p>
-            <w:r>
-              <w:rPr>
-                <w:rFonts w:ascii="Calibri" w:hAnsi="Calibri"/>
-                <w:color w:val="000000"/>
-                <w:sz w:val="18"/>
+            <w:tcW w:w="3914" w:type="dxa"/>
+          </w:tcPr>
+          <w:p>
+            <w:pPr>
+              <w:cnfStyle w:val="000000000000" w:firstRow="0" w:lastRow="0" w:firstColumn="0" w:lastColumn="0" w:oddVBand="0" w:evenVBand="0" w:oddHBand="0" w:evenHBand="0" w:firstRowFirstColumn="0" w:firstRowLastColumn="0" w:lastRowFirstColumn="0" w:lastRowLastColumn="0"/>
+            </w:pPr>
+            <w:r>
+              <w:rPr>
+                <w:rFonts w:ascii="Calibri" w:hAnsi="Calibri"/>
+                <w:color w:val="000000"/>
               </w:rPr>
               <w:t>Ivan Santiago Pulgar Leon</w:t>
             </w:r>
@@ -5470,10 +5588,13 @@
         </w:tc>
       </w:tr>
       <w:tr>
-        <w:tc>
-          <w:tcPr>
-            <w:tcW w:w="3135" w:type="dxa"/>
-            <w:shd w:val="clear" w:color="auto" w:fill="F2F2F2"/>
+        <w:trPr>
+          <w:cnfStyle w:val="000000100000" w:firstRow="0" w:lastRow="0" w:firstColumn="0" w:lastColumn="0" w:oddVBand="0" w:evenVBand="0" w:oddHBand="1" w:evenHBand="0" w:firstRowFirstColumn="0" w:firstRowLastColumn="0" w:lastRowFirstColumn="0" w:lastRowLastColumn="0"/>
+        </w:trPr>
+        <w:tc>
+          <w:tcPr>
+            <w:cnfStyle w:val="001000000000" w:firstRow="0" w:lastRow="0" w:firstColumn="1" w:lastColumn="0" w:oddVBand="0" w:evenVBand="0" w:oddHBand="0" w:evenHBand="0" w:firstRowFirstColumn="0" w:firstRowLastColumn="0" w:lastRowFirstColumn="0" w:lastRowLastColumn="0"/>
+            <w:tcW w:w="437" w:type="dxa"/>
           </w:tcPr>
           <w:p>
             <w:pPr>
@@ -5483,7 +5604,6 @@
               <w:rPr>
                 <w:rFonts w:ascii="Calibri" w:hAnsi="Calibri"/>
                 <w:color w:val="000000"/>
-                <w:sz w:val="18"/>
               </w:rPr>
               <w:t>3</w:t>
             </w:r>
@@ -5491,15 +5611,16 @@
         </w:tc>
         <w:tc>
           <w:tcPr>
-            <w:tcW w:w="3135" w:type="dxa"/>
-            <w:shd w:val="clear" w:color="auto" w:fill="F2F2F2"/>
-          </w:tcPr>
-          <w:p>
-            <w:r>
-              <w:rPr>
-                <w:rFonts w:ascii="Calibri" w:hAnsi="Calibri"/>
-                <w:color w:val="000000"/>
-                <w:sz w:val="18"/>
+            <w:tcW w:w="5058" w:type="dxa"/>
+          </w:tcPr>
+          <w:p>
+            <w:pPr>
+              <w:cnfStyle w:val="000000100000" w:firstRow="0" w:lastRow="0" w:firstColumn="0" w:lastColumn="0" w:oddVBand="0" w:evenVBand="0" w:oddHBand="1" w:evenHBand="0" w:firstRowFirstColumn="0" w:firstRowLastColumn="0" w:lastRowFirstColumn="0" w:lastRowLastColumn="0"/>
+            </w:pPr>
+            <w:r>
+              <w:rPr>
+                <w:rFonts w:ascii="Calibri" w:hAnsi="Calibri"/>
+                <w:color w:val="000000"/>
               </w:rPr>
               <w:t xml:space="preserve">Agregar persistencia de eventos en </w:t>
             </w:r>
@@ -5508,7 +5629,6 @@
               <w:rPr>
                 <w:rFonts w:ascii="Calibri" w:hAnsi="Calibri"/>
                 <w:color w:val="000000"/>
-                <w:sz w:val="18"/>
               </w:rPr>
               <w:t>audit_log</w:t>
             </w:r>
@@ -5517,7 +5637,6 @@
               <w:rPr>
                 <w:rFonts w:ascii="Calibri" w:hAnsi="Calibri"/>
                 <w:color w:val="000000"/>
-                <w:sz w:val="18"/>
               </w:rPr>
               <w:t xml:space="preserve"> del </w:t>
             </w:r>
@@ -5526,7 +5645,6 @@
               <w:rPr>
                 <w:rFonts w:ascii="Calibri" w:hAnsi="Calibri"/>
                 <w:color w:val="000000"/>
-                <w:sz w:val="18"/>
               </w:rPr>
               <w:t>NotificationService</w:t>
             </w:r>
@@ -5535,7 +5653,6 @@
               <w:rPr>
                 <w:rFonts w:ascii="Calibri" w:hAnsi="Calibri"/>
                 <w:color w:val="000000"/>
-                <w:sz w:val="18"/>
               </w:rPr>
               <w:t>.</w:t>
             </w:r>
@@ -5543,17 +5660,18 @@
         </w:tc>
         <w:tc>
           <w:tcPr>
-            <w:tcW w:w="3135" w:type="dxa"/>
-            <w:shd w:val="clear" w:color="auto" w:fill="F2F2F2"/>
-          </w:tcPr>
-          <w:p>
-            <w:r>
-              <w:rPr>
-                <w:rFonts w:ascii="Calibri" w:hAnsi="Calibri"/>
-                <w:color w:val="000000"/>
-                <w:sz w:val="18"/>
-              </w:rPr>
-              <w:t>Ivan Santiago Pulgar Leon</w:t>
+            <w:tcW w:w="3914" w:type="dxa"/>
+          </w:tcPr>
+          <w:p>
+            <w:pPr>
+              <w:cnfStyle w:val="000000100000" w:firstRow="0" w:lastRow="0" w:firstColumn="0" w:lastColumn="0" w:oddVBand="0" w:evenVBand="0" w:oddHBand="1" w:evenHBand="0" w:firstRowFirstColumn="0" w:firstRowLastColumn="0" w:lastRowFirstColumn="0" w:lastRowLastColumn="0"/>
+            </w:pPr>
+            <w:r>
+              <w:rPr>
+                <w:rFonts w:ascii="Calibri" w:hAnsi="Calibri"/>
+                <w:color w:val="000000"/>
+              </w:rPr>
+              <w:t>Isaac Sebastian Castro Muesmueran / Ivan Santiago Pulgar Leon</w:t>
             </w:r>
           </w:p>
         </w:tc>
@@ -5561,8 +5679,8 @@
       <w:tr>
         <w:tc>
           <w:tcPr>
-            <w:tcW w:w="3135" w:type="dxa"/>
-            <w:shd w:val="clear" w:color="auto" w:fill="FFFFFF"/>
+            <w:cnfStyle w:val="001000000000" w:firstRow="0" w:lastRow="0" w:firstColumn="1" w:lastColumn="0" w:oddVBand="0" w:evenVBand="0" w:oddHBand="0" w:evenHBand="0" w:firstRowFirstColumn="0" w:firstRowLastColumn="0" w:lastRowFirstColumn="0" w:lastRowLastColumn="0"/>
+            <w:tcW w:w="437" w:type="dxa"/>
           </w:tcPr>
           <w:p>
             <w:pPr>
@@ -5572,7 +5690,6 @@
               <w:rPr>
                 <w:rFonts w:ascii="Calibri" w:hAnsi="Calibri"/>
                 <w:color w:val="000000"/>
-                <w:sz w:val="18"/>
               </w:rPr>
               <w:t>4</w:t>
             </w:r>
@@ -5580,15 +5697,16 @@
         </w:tc>
         <w:tc>
           <w:tcPr>
-            <w:tcW w:w="3135" w:type="dxa"/>
-            <w:shd w:val="clear" w:color="auto" w:fill="FFFFFF"/>
-          </w:tcPr>
-          <w:p>
-            <w:r>
-              <w:rPr>
-                <w:rFonts w:ascii="Calibri" w:hAnsi="Calibri"/>
-                <w:color w:val="000000"/>
-                <w:sz w:val="18"/>
+            <w:tcW w:w="5058" w:type="dxa"/>
+          </w:tcPr>
+          <w:p>
+            <w:pPr>
+              <w:cnfStyle w:val="000000000000" w:firstRow="0" w:lastRow="0" w:firstColumn="0" w:lastColumn="0" w:oddVBand="0" w:evenVBand="0" w:oddHBand="0" w:evenHBand="0" w:firstRowFirstColumn="0" w:firstRowLastColumn="0" w:lastRowFirstColumn="0" w:lastRowLastColumn="0"/>
+            </w:pPr>
+            <w:r>
+              <w:rPr>
+                <w:rFonts w:ascii="Calibri" w:hAnsi="Calibri"/>
+                <w:color w:val="000000"/>
               </w:rPr>
               <w:t xml:space="preserve">Implementar prueba </w:t>
             </w:r>
@@ -5597,7 +5715,6 @@
               <w:rPr>
                 <w:rFonts w:ascii="Calibri" w:hAnsi="Calibri"/>
                 <w:color w:val="000000"/>
-                <w:sz w:val="18"/>
               </w:rPr>
               <w:t>end-to-end</w:t>
             </w:r>
@@ -5606,7 +5723,6 @@
               <w:rPr>
                 <w:rFonts w:ascii="Calibri" w:hAnsi="Calibri"/>
                 <w:color w:val="000000"/>
-                <w:sz w:val="18"/>
               </w:rPr>
               <w:t xml:space="preserve"> del flujo completo de requerimientos de compra.</w:t>
             </w:r>
@@ -5614,26 +5730,30 @@
         </w:tc>
         <w:tc>
           <w:tcPr>
-            <w:tcW w:w="3135" w:type="dxa"/>
-            <w:shd w:val="clear" w:color="auto" w:fill="FFFFFF"/>
-          </w:tcPr>
-          <w:p>
-            <w:r>
-              <w:rPr>
-                <w:rFonts w:ascii="Calibri" w:hAnsi="Calibri"/>
-                <w:color w:val="000000"/>
-                <w:sz w:val="18"/>
-              </w:rPr>
-              <w:t>Ivan Santiago Pulgar Leon</w:t>
+            <w:tcW w:w="3914" w:type="dxa"/>
+          </w:tcPr>
+          <w:p>
+            <w:pPr>
+              <w:cnfStyle w:val="000000000000" w:firstRow="0" w:lastRow="0" w:firstColumn="0" w:lastColumn="0" w:oddVBand="0" w:evenVBand="0" w:oddHBand="0" w:evenHBand="0" w:firstRowFirstColumn="0" w:firstRowLastColumn="0" w:lastRowFirstColumn="0" w:lastRowLastColumn="0"/>
+            </w:pPr>
+            <w:r>
+              <w:rPr>
+                <w:rFonts w:ascii="Calibri" w:hAnsi="Calibri"/>
+                <w:color w:val="000000"/>
+              </w:rPr>
+              <w:t>Isaac Sebastian Castro Muesmueran / Ivan Santiago Pulgar Leon</w:t>
             </w:r>
           </w:p>
         </w:tc>
       </w:tr>
       <w:tr>
-        <w:tc>
-          <w:tcPr>
-            <w:tcW w:w="3135" w:type="dxa"/>
-            <w:shd w:val="clear" w:color="auto" w:fill="F2F2F2"/>
+        <w:trPr>
+          <w:cnfStyle w:val="000000100000" w:firstRow="0" w:lastRow="0" w:firstColumn="0" w:lastColumn="0" w:oddVBand="0" w:evenVBand="0" w:oddHBand="1" w:evenHBand="0" w:firstRowFirstColumn="0" w:firstRowLastColumn="0" w:lastRowFirstColumn="0" w:lastRowLastColumn="0"/>
+        </w:trPr>
+        <w:tc>
+          <w:tcPr>
+            <w:cnfStyle w:val="001000000000" w:firstRow="0" w:lastRow="0" w:firstColumn="1" w:lastColumn="0" w:oddVBand="0" w:evenVBand="0" w:oddHBand="0" w:evenHBand="0" w:firstRowFirstColumn="0" w:firstRowLastColumn="0" w:lastRowFirstColumn="0" w:lastRowLastColumn="0"/>
+            <w:tcW w:w="437" w:type="dxa"/>
           </w:tcPr>
           <w:p>
             <w:pPr>
@@ -5643,7 +5763,6 @@
               <w:rPr>
                 <w:rFonts w:ascii="Calibri" w:hAnsi="Calibri"/>
                 <w:color w:val="000000"/>
-                <w:sz w:val="18"/>
               </w:rPr>
               <w:t>5</w:t>
             </w:r>
@@ -5651,15 +5770,16 @@
         </w:tc>
         <w:tc>
           <w:tcPr>
-            <w:tcW w:w="3135" w:type="dxa"/>
-            <w:shd w:val="clear" w:color="auto" w:fill="F2F2F2"/>
-          </w:tcPr>
-          <w:p>
-            <w:r>
-              <w:rPr>
-                <w:rFonts w:ascii="Calibri" w:hAnsi="Calibri"/>
-                <w:color w:val="000000"/>
-                <w:sz w:val="18"/>
+            <w:tcW w:w="5058" w:type="dxa"/>
+          </w:tcPr>
+          <w:p>
+            <w:pPr>
+              <w:cnfStyle w:val="000000100000" w:firstRow="0" w:lastRow="0" w:firstColumn="0" w:lastColumn="0" w:oddVBand="0" w:evenVBand="0" w:oddHBand="1" w:evenHBand="0" w:firstRowFirstColumn="0" w:firstRowLastColumn="0" w:lastRowFirstColumn="0" w:lastRowLastColumn="0"/>
+            </w:pPr>
+            <w:r>
+              <w:rPr>
+                <w:rFonts w:ascii="Calibri" w:hAnsi="Calibri"/>
+                <w:color w:val="000000"/>
               </w:rPr>
               <w:t>Implementar exportación de reportes en formato Excel (xlsx).</w:t>
             </w:r>
@@ -5667,17 +5787,18 @@
         </w:tc>
         <w:tc>
           <w:tcPr>
-            <w:tcW w:w="3135" w:type="dxa"/>
-            <w:shd w:val="clear" w:color="auto" w:fill="F2F2F2"/>
-          </w:tcPr>
-          <w:p>
-            <w:r>
-              <w:rPr>
-                <w:rFonts w:ascii="Calibri" w:hAnsi="Calibri"/>
-                <w:color w:val="000000"/>
-                <w:sz w:val="18"/>
-              </w:rPr>
-              <w:t>Ivan Santiago Pulgar Leon</w:t>
+            <w:tcW w:w="3914" w:type="dxa"/>
+          </w:tcPr>
+          <w:p>
+            <w:pPr>
+              <w:cnfStyle w:val="000000100000" w:firstRow="0" w:lastRow="0" w:firstColumn="0" w:lastColumn="0" w:oddVBand="0" w:evenVBand="0" w:oddHBand="1" w:evenHBand="0" w:firstRowFirstColumn="0" w:firstRowLastColumn="0" w:lastRowFirstColumn="0" w:lastRowLastColumn="0"/>
+            </w:pPr>
+            <w:r>
+              <w:rPr>
+                <w:rFonts w:ascii="Calibri" w:hAnsi="Calibri"/>
+                <w:color w:val="000000"/>
+              </w:rPr>
+              <w:t>Isaac Sebastian Castro Muesmueran / Ivan Santiago Pulgar Leon</w:t>
             </w:r>
           </w:p>
         </w:tc>
@@ -5685,8 +5806,8 @@
       <w:tr>
         <w:tc>
           <w:tcPr>
-            <w:tcW w:w="3135" w:type="dxa"/>
-            <w:shd w:val="clear" w:color="auto" w:fill="FFFFFF"/>
+            <w:cnfStyle w:val="001000000000" w:firstRow="0" w:lastRow="0" w:firstColumn="1" w:lastColumn="0" w:oddVBand="0" w:evenVBand="0" w:oddHBand="0" w:evenHBand="0" w:firstRowFirstColumn="0" w:firstRowLastColumn="0" w:lastRowFirstColumn="0" w:lastRowLastColumn="0"/>
+            <w:tcW w:w="437" w:type="dxa"/>
           </w:tcPr>
           <w:p>
             <w:pPr>
@@ -5696,7 +5817,6 @@
               <w:rPr>
                 <w:rFonts w:ascii="Calibri" w:hAnsi="Calibri"/>
                 <w:color w:val="000000"/>
-                <w:sz w:val="18"/>
               </w:rPr>
               <w:t>6</w:t>
             </w:r>
@@ -5704,32 +5824,51 @@
         </w:tc>
         <w:tc>
           <w:tcPr>
-            <w:tcW w:w="3135" w:type="dxa"/>
-            <w:shd w:val="clear" w:color="auto" w:fill="FFFFFF"/>
-          </w:tcPr>
-          <w:p>
-            <w:r>
-              <w:rPr>
-                <w:rFonts w:ascii="Calibri" w:hAnsi="Calibri"/>
-                <w:color w:val="000000"/>
-                <w:sz w:val="18"/>
-              </w:rPr>
-              <w:t>Mantener cobertura de pruebas automatizadas &gt;= 100% PASS acumulada.</w:t>
-            </w:r>
-          </w:p>
-        </w:tc>
-        <w:tc>
-          <w:tcPr>
-            <w:tcW w:w="3135" w:type="dxa"/>
-            <w:shd w:val="clear" w:color="auto" w:fill="FFFFFF"/>
-          </w:tcPr>
-          <w:p>
-            <w:r>
-              <w:rPr>
-                <w:rFonts w:ascii="Calibri" w:hAnsi="Calibri"/>
-                <w:color w:val="000000"/>
-                <w:sz w:val="18"/>
-              </w:rPr>
+            <w:tcW w:w="5058" w:type="dxa"/>
+          </w:tcPr>
+          <w:p>
+            <w:pPr>
+              <w:cnfStyle w:val="000000000000" w:firstRow="0" w:lastRow="0" w:firstColumn="0" w:lastColumn="0" w:oddVBand="0" w:evenVBand="0" w:oddHBand="0" w:evenHBand="0" w:firstRowFirstColumn="0" w:firstRowLastColumn="0" w:lastRowFirstColumn="0" w:lastRowLastColumn="0"/>
+            </w:pPr>
+            <w:r>
+              <w:rPr>
+                <w:rFonts w:ascii="Calibri" w:hAnsi="Calibri"/>
+                <w:color w:val="000000"/>
+              </w:rPr>
+              <w:t xml:space="preserve">Mantener cobertura de pruebas automatizadas &gt;= </w:t>
+            </w:r>
+            <w:r>
+              <w:rPr>
+                <w:rFonts w:ascii="Calibri" w:hAnsi="Calibri"/>
+                <w:color w:val="000000"/>
+              </w:rPr>
+              <w:lastRenderedPageBreak/>
+              <w:t>100% PASS acumulada.</w:t>
+            </w:r>
+          </w:p>
+        </w:tc>
+        <w:tc>
+          <w:tcPr>
+            <w:tcW w:w="3914" w:type="dxa"/>
+          </w:tcPr>
+          <w:p>
+            <w:pPr>
+              <w:cnfStyle w:val="000000000000" w:firstRow="0" w:lastRow="0" w:firstColumn="0" w:lastColumn="0" w:oddVBand="0" w:evenVBand="0" w:oddHBand="0" w:evenHBand="0" w:firstRowFirstColumn="0" w:firstRowLastColumn="0" w:lastRowFirstColumn="0" w:lastRowLastColumn="0"/>
+            </w:pPr>
+            <w:r>
+              <w:rPr>
+                <w:rFonts w:ascii="Calibri" w:hAnsi="Calibri"/>
+                <w:color w:val="000000"/>
+              </w:rPr>
+              <w:lastRenderedPageBreak/>
+              <w:t xml:space="preserve">Isaac Sebastian Castro Muesmueran / </w:t>
+            </w:r>
+            <w:r>
+              <w:rPr>
+                <w:rFonts w:ascii="Calibri" w:hAnsi="Calibri"/>
+                <w:color w:val="000000"/>
+              </w:rPr>
+              <w:lastRenderedPageBreak/>
               <w:t>Ivan Santiago Pulgar Leon</w:t>
             </w:r>
           </w:p>
@@ -5744,6 +5883,7 @@
         <w:rPr>
           <w:rFonts w:ascii="Calibri" w:hAnsi="Calibri"/>
         </w:rPr>
+        <w:lastRenderedPageBreak/>
         <w:t>12. Observaciones y conclusiones</w:t>
       </w:r>
     </w:p>
@@ -5754,13 +5894,13 @@
         <w:tblLook w:val="04A0" w:firstRow="1" w:lastRow="0" w:firstColumn="1" w:lastColumn="0" w:noHBand="0" w:noVBand="1"/>
       </w:tblPr>
       <w:tblGrid>
-        <w:gridCol w:w="4703"/>
-        <w:gridCol w:w="4703"/>
+        <w:gridCol w:w="2660"/>
+        <w:gridCol w:w="6746"/>
       </w:tblGrid>
       <w:tr>
         <w:tc>
           <w:tcPr>
-            <w:tcW w:w="4703" w:type="dxa"/>
+            <w:tcW w:w="2660" w:type="dxa"/>
             <w:shd w:val="clear" w:color="auto" w:fill="D9E1F2"/>
           </w:tcPr>
           <w:p>
@@ -5777,7 +5917,7 @@
         </w:tc>
         <w:tc>
           <w:tcPr>
-            <w:tcW w:w="4703" w:type="dxa"/>
+            <w:tcW w:w="6746" w:type="dxa"/>
           </w:tcPr>
           <w:p>
             <w:r>
@@ -5794,7 +5934,7 @@
       <w:tr>
         <w:tc>
           <w:tcPr>
-            <w:tcW w:w="4703" w:type="dxa"/>
+            <w:tcW w:w="2660" w:type="dxa"/>
             <w:shd w:val="clear" w:color="auto" w:fill="D9E1F2"/>
           </w:tcPr>
           <w:p>
@@ -5805,14 +5945,13 @@
                 <w:color w:val="000000"/>
                 <w:sz w:val="20"/>
               </w:rPr>
-              <w:lastRenderedPageBreak/>
               <w:t>Estado del producto al cierre</w:t>
             </w:r>
           </w:p>
         </w:tc>
         <w:tc>
           <w:tcPr>
-            <w:tcW w:w="4703" w:type="dxa"/>
+            <w:tcW w:w="6746" w:type="dxa"/>
           </w:tcPr>
           <w:p>
             <w:r>
@@ -5829,7 +5968,7 @@
       <w:tr>
         <w:tc>
           <w:tcPr>
-            <w:tcW w:w="4703" w:type="dxa"/>
+            <w:tcW w:w="2660" w:type="dxa"/>
             <w:shd w:val="clear" w:color="auto" w:fill="D9E1F2"/>
           </w:tcPr>
           <w:p>
@@ -5846,7 +5985,7 @@
         </w:tc>
         <w:tc>
           <w:tcPr>
-            <w:tcW w:w="4703" w:type="dxa"/>
+            <w:tcW w:w="6746" w:type="dxa"/>
           </w:tcPr>
           <w:p>
             <w:r>
@@ -5917,7 +6056,7 @@
       <w:tr>
         <w:tc>
           <w:tcPr>
-            <w:tcW w:w="4703" w:type="dxa"/>
+            <w:tcW w:w="2660" w:type="dxa"/>
             <w:shd w:val="clear" w:color="auto" w:fill="D9E1F2"/>
           </w:tcPr>
           <w:p>
@@ -5934,7 +6073,7 @@
         </w:tc>
         <w:tc>
           <w:tcPr>
-            <w:tcW w:w="4703" w:type="dxa"/>
+            <w:tcW w:w="6746" w:type="dxa"/>
           </w:tcPr>
           <w:p>
             <w:r>
@@ -5962,30 +6101,45 @@
     </w:p>
     <w:tbl>
       <w:tblPr>
-        <w:tblStyle w:val="Tablaconcuadrcula"/>
+        <w:tblStyle w:val="Tablaconcuadrcula4-nfasis1"/>
         <w:tblW w:w="0" w:type="auto"/>
+        <w:tblBorders>
+          <w:top w:val="single" w:sz="4" w:space="0" w:color="auto"/>
+          <w:left w:val="single" w:sz="4" w:space="0" w:color="auto"/>
+          <w:bottom w:val="single" w:sz="4" w:space="0" w:color="auto"/>
+          <w:right w:val="single" w:sz="4" w:space="0" w:color="auto"/>
+          <w:insideH w:val="single" w:sz="4" w:space="0" w:color="auto"/>
+          <w:insideV w:val="single" w:sz="4" w:space="0" w:color="auto"/>
+        </w:tblBorders>
+        <w:tblLayout w:type="fixed"/>
         <w:tblLook w:val="04A0" w:firstRow="1" w:lastRow="0" w:firstColumn="1" w:lastColumn="0" w:noHBand="0" w:noVBand="1"/>
       </w:tblPr>
       <w:tblGrid>
-        <w:gridCol w:w="3553"/>
-        <w:gridCol w:w="1910"/>
-        <w:gridCol w:w="2099"/>
+        <w:gridCol w:w="3369"/>
+        <w:gridCol w:w="1559"/>
+        <w:gridCol w:w="2634"/>
         <w:gridCol w:w="2060"/>
       </w:tblGrid>
       <w:tr>
-        <w:tc>
-          <w:tcPr>
-            <w:tcW w:w="2351" w:type="dxa"/>
-            <w:shd w:val="clear" w:color="auto" w:fill="1F3864"/>
-          </w:tcPr>
-          <w:p>
-            <w:pPr>
-              <w:jc w:val="center"/>
-            </w:pPr>
-            <w:r>
-              <w:rPr>
-                <w:rFonts w:ascii="Calibri" w:hAnsi="Calibri"/>
-                <w:b/>
+        <w:trPr>
+          <w:cnfStyle w:val="100000000000" w:firstRow="1" w:lastRow="0" w:firstColumn="0" w:lastColumn="0" w:oddVBand="0" w:evenVBand="0" w:oddHBand="0" w:evenHBand="0" w:firstRowFirstColumn="0" w:firstRowLastColumn="0" w:lastRowFirstColumn="0" w:lastRowLastColumn="0"/>
+        </w:trPr>
+        <w:tc>
+          <w:tcPr>
+            <w:cnfStyle w:val="001000000000" w:firstRow="0" w:lastRow="0" w:firstColumn="1" w:lastColumn="0" w:oddVBand="0" w:evenVBand="0" w:oddHBand="0" w:evenHBand="0" w:firstRowFirstColumn="0" w:firstRowLastColumn="0" w:lastRowFirstColumn="0" w:lastRowLastColumn="0"/>
+            <w:tcW w:w="3369" w:type="dxa"/>
+            <w:tcBorders>
+              <w:top w:val="none" w:sz="0" w:space="0" w:color="auto"/>
+              <w:left w:val="none" w:sz="0" w:space="0" w:color="auto"/>
+              <w:bottom w:val="none" w:sz="0" w:space="0" w:color="auto"/>
+              <w:right w:val="none" w:sz="0" w:space="0" w:color="auto"/>
+            </w:tcBorders>
+            <w:shd w:val="clear" w:color="auto" w:fill="17365D" w:themeFill="text2" w:themeFillShade="BF"/>
+          </w:tcPr>
+          <w:p>
+            <w:r>
+              <w:rPr>
+                <w:rFonts w:ascii="Calibri" w:hAnsi="Calibri"/>
                 <w:color w:val="FFFFFF"/>
                 <w:sz w:val="18"/>
               </w:rPr>
@@ -5995,17 +6149,22 @@
         </w:tc>
         <w:tc>
           <w:tcPr>
-            <w:tcW w:w="2351" w:type="dxa"/>
-            <w:shd w:val="clear" w:color="auto" w:fill="1F3864"/>
-          </w:tcPr>
-          <w:p>
-            <w:pPr>
-              <w:jc w:val="center"/>
-            </w:pPr>
-            <w:r>
-              <w:rPr>
-                <w:rFonts w:ascii="Calibri" w:hAnsi="Calibri"/>
-                <w:b/>
+            <w:tcW w:w="1559" w:type="dxa"/>
+            <w:tcBorders>
+              <w:top w:val="none" w:sz="0" w:space="0" w:color="auto"/>
+              <w:left w:val="none" w:sz="0" w:space="0" w:color="auto"/>
+              <w:bottom w:val="none" w:sz="0" w:space="0" w:color="auto"/>
+              <w:right w:val="none" w:sz="0" w:space="0" w:color="auto"/>
+            </w:tcBorders>
+            <w:shd w:val="clear" w:color="auto" w:fill="17365D" w:themeFill="text2" w:themeFillShade="BF"/>
+          </w:tcPr>
+          <w:p>
+            <w:pPr>
+              <w:cnfStyle w:val="100000000000" w:firstRow="1" w:lastRow="0" w:firstColumn="0" w:lastColumn="0" w:oddVBand="0" w:evenVBand="0" w:oddHBand="0" w:evenHBand="0" w:firstRowFirstColumn="0" w:firstRowLastColumn="0" w:lastRowFirstColumn="0" w:lastRowLastColumn="0"/>
+            </w:pPr>
+            <w:r>
+              <w:rPr>
+                <w:rFonts w:ascii="Calibri" w:hAnsi="Calibri"/>
                 <w:color w:val="FFFFFF"/>
                 <w:sz w:val="18"/>
               </w:rPr>
@@ -6015,17 +6174,22 @@
         </w:tc>
         <w:tc>
           <w:tcPr>
-            <w:tcW w:w="2351" w:type="dxa"/>
-            <w:shd w:val="clear" w:color="auto" w:fill="1F3864"/>
-          </w:tcPr>
-          <w:p>
-            <w:pPr>
-              <w:jc w:val="center"/>
-            </w:pPr>
-            <w:r>
-              <w:rPr>
-                <w:rFonts w:ascii="Calibri" w:hAnsi="Calibri"/>
-                <w:b/>
+            <w:tcW w:w="2634" w:type="dxa"/>
+            <w:tcBorders>
+              <w:top w:val="none" w:sz="0" w:space="0" w:color="auto"/>
+              <w:left w:val="none" w:sz="0" w:space="0" w:color="auto"/>
+              <w:bottom w:val="none" w:sz="0" w:space="0" w:color="auto"/>
+              <w:right w:val="none" w:sz="0" w:space="0" w:color="auto"/>
+            </w:tcBorders>
+            <w:shd w:val="clear" w:color="auto" w:fill="17365D" w:themeFill="text2" w:themeFillShade="BF"/>
+          </w:tcPr>
+          <w:p>
+            <w:pPr>
+              <w:cnfStyle w:val="100000000000" w:firstRow="1" w:lastRow="0" w:firstColumn="0" w:lastColumn="0" w:oddVBand="0" w:evenVBand="0" w:oddHBand="0" w:evenHBand="0" w:firstRowFirstColumn="0" w:firstRowLastColumn="0" w:lastRowFirstColumn="0" w:lastRowLastColumn="0"/>
+            </w:pPr>
+            <w:r>
+              <w:rPr>
+                <w:rFonts w:ascii="Calibri" w:hAnsi="Calibri"/>
                 <w:color w:val="FFFFFF"/>
                 <w:sz w:val="18"/>
               </w:rPr>
@@ -6035,17 +6199,22 @@
         </w:tc>
         <w:tc>
           <w:tcPr>
-            <w:tcW w:w="2351" w:type="dxa"/>
-            <w:shd w:val="clear" w:color="auto" w:fill="1F3864"/>
-          </w:tcPr>
-          <w:p>
-            <w:pPr>
-              <w:jc w:val="center"/>
-            </w:pPr>
-            <w:r>
-              <w:rPr>
-                <w:rFonts w:ascii="Calibri" w:hAnsi="Calibri"/>
-                <w:b/>
+            <w:tcW w:w="2060" w:type="dxa"/>
+            <w:tcBorders>
+              <w:top w:val="none" w:sz="0" w:space="0" w:color="auto"/>
+              <w:left w:val="none" w:sz="0" w:space="0" w:color="auto"/>
+              <w:bottom w:val="none" w:sz="0" w:space="0" w:color="auto"/>
+              <w:right w:val="none" w:sz="0" w:space="0" w:color="auto"/>
+            </w:tcBorders>
+            <w:shd w:val="clear" w:color="auto" w:fill="17365D" w:themeFill="text2" w:themeFillShade="BF"/>
+          </w:tcPr>
+          <w:p>
+            <w:pPr>
+              <w:cnfStyle w:val="100000000000" w:firstRow="1" w:lastRow="0" w:firstColumn="0" w:lastColumn="0" w:oddVBand="0" w:evenVBand="0" w:oddHBand="0" w:evenHBand="0" w:firstRowFirstColumn="0" w:firstRowLastColumn="0" w:lastRowFirstColumn="0" w:lastRowLastColumn="0"/>
+            </w:pPr>
+            <w:r>
+              <w:rPr>
+                <w:rFonts w:ascii="Calibri" w:hAnsi="Calibri"/>
                 <w:color w:val="FFFFFF"/>
                 <w:sz w:val="18"/>
               </w:rPr>
@@ -6055,10 +6224,13 @@
         </w:tc>
       </w:tr>
       <w:tr>
-        <w:tc>
-          <w:tcPr>
-            <w:tcW w:w="2351" w:type="dxa"/>
-            <w:shd w:val="clear" w:color="auto" w:fill="F2F2F2"/>
+        <w:trPr>
+          <w:cnfStyle w:val="000000100000" w:firstRow="0" w:lastRow="0" w:firstColumn="0" w:lastColumn="0" w:oddVBand="0" w:evenVBand="0" w:oddHBand="1" w:evenHBand="0" w:firstRowFirstColumn="0" w:firstRowLastColumn="0" w:lastRowFirstColumn="0" w:lastRowLastColumn="0"/>
+        </w:trPr>
+        <w:tc>
+          <w:tcPr>
+            <w:cnfStyle w:val="001000000000" w:firstRow="0" w:lastRow="0" w:firstColumn="1" w:lastColumn="0" w:oddVBand="0" w:evenVBand="0" w:oddHBand="0" w:evenHBand="0" w:firstRowFirstColumn="0" w:firstRowLastColumn="0" w:lastRowFirstColumn="0" w:lastRowLastColumn="0"/>
+            <w:tcW w:w="3369" w:type="dxa"/>
           </w:tcPr>
           <w:p>
             <w:r>
@@ -6073,10 +6245,12 @@
         </w:tc>
         <w:tc>
           <w:tcPr>
-            <w:tcW w:w="2351" w:type="dxa"/>
-            <w:shd w:val="clear" w:color="auto" w:fill="F2F2F2"/>
-          </w:tcPr>
-          <w:p>
+            <w:tcW w:w="1559" w:type="dxa"/>
+          </w:tcPr>
+          <w:p>
+            <w:pPr>
+              <w:cnfStyle w:val="000000100000" w:firstRow="0" w:lastRow="0" w:firstColumn="0" w:lastColumn="0" w:oddVBand="0" w:evenVBand="0" w:oddHBand="1" w:evenHBand="0" w:firstRowFirstColumn="0" w:firstRowLastColumn="0" w:lastRowFirstColumn="0" w:lastRowLastColumn="0"/>
+            </w:pPr>
             <w:r>
               <w:rPr>
                 <w:rFonts w:ascii="Calibri" w:hAnsi="Calibri"/>
@@ -6089,10 +6263,12 @@
         </w:tc>
         <w:tc>
           <w:tcPr>
-            <w:tcW w:w="2351" w:type="dxa"/>
-            <w:shd w:val="clear" w:color="auto" w:fill="F2F2F2"/>
-          </w:tcPr>
-          <w:p>
+            <w:tcW w:w="2634" w:type="dxa"/>
+          </w:tcPr>
+          <w:p>
+            <w:pPr>
+              <w:cnfStyle w:val="000000100000" w:firstRow="0" w:lastRow="0" w:firstColumn="0" w:lastColumn="0" w:oddVBand="0" w:evenVBand="0" w:oddHBand="1" w:evenHBand="0" w:firstRowFirstColumn="0" w:firstRowLastColumn="0" w:lastRowFirstColumn="0" w:lastRowLastColumn="0"/>
+            </w:pPr>
             <w:r>
               <w:rPr>
                 <w:rFonts w:ascii="Calibri" w:hAnsi="Calibri"/>
@@ -6105,10 +6281,12 @@
         </w:tc>
         <w:tc>
           <w:tcPr>
-            <w:tcW w:w="2351" w:type="dxa"/>
-            <w:shd w:val="clear" w:color="auto" w:fill="F2F2F2"/>
-          </w:tcPr>
-          <w:p>
+            <w:tcW w:w="2060" w:type="dxa"/>
+          </w:tcPr>
+          <w:p>
+            <w:pPr>
+              <w:cnfStyle w:val="000000100000" w:firstRow="0" w:lastRow="0" w:firstColumn="0" w:lastColumn="0" w:oddVBand="0" w:evenVBand="0" w:oddHBand="1" w:evenHBand="0" w:firstRowFirstColumn="0" w:firstRowLastColumn="0" w:lastRowFirstColumn="0" w:lastRowLastColumn="0"/>
+            </w:pPr>
             <w:r>
               <w:rPr>
                 <w:rFonts w:ascii="Calibri" w:hAnsi="Calibri"/>
@@ -6123,8 +6301,8 @@
       <w:tr>
         <w:tc>
           <w:tcPr>
-            <w:tcW w:w="2351" w:type="dxa"/>
-            <w:shd w:val="clear" w:color="auto" w:fill="FFFFFF"/>
+            <w:cnfStyle w:val="001000000000" w:firstRow="0" w:lastRow="0" w:firstColumn="1" w:lastColumn="0" w:oddVBand="0" w:evenVBand="0" w:oddHBand="0" w:evenHBand="0" w:firstRowFirstColumn="0" w:firstRowLastColumn="0" w:lastRowFirstColumn="0" w:lastRowLastColumn="0"/>
+            <w:tcW w:w="3369" w:type="dxa"/>
           </w:tcPr>
           <w:p>
             <w:r>
@@ -6139,10 +6317,12 @@
         </w:tc>
         <w:tc>
           <w:tcPr>
-            <w:tcW w:w="2351" w:type="dxa"/>
-            <w:shd w:val="clear" w:color="auto" w:fill="FFFFFF"/>
-          </w:tcPr>
-          <w:p>
+            <w:tcW w:w="1559" w:type="dxa"/>
+          </w:tcPr>
+          <w:p>
+            <w:pPr>
+              <w:cnfStyle w:val="000000000000" w:firstRow="0" w:lastRow="0" w:firstColumn="0" w:lastColumn="0" w:oddVBand="0" w:evenVBand="0" w:oddHBand="0" w:evenHBand="0" w:firstRowFirstColumn="0" w:firstRowLastColumn="0" w:lastRowFirstColumn="0" w:lastRowLastColumn="0"/>
+            </w:pPr>
             <w:r>
               <w:rPr>
                 <w:rFonts w:ascii="Calibri" w:hAnsi="Calibri"/>
@@ -6155,10 +6335,12 @@
         </w:tc>
         <w:tc>
           <w:tcPr>
-            <w:tcW w:w="2351" w:type="dxa"/>
-            <w:shd w:val="clear" w:color="auto" w:fill="FFFFFF"/>
-          </w:tcPr>
-          <w:p>
+            <w:tcW w:w="2634" w:type="dxa"/>
+          </w:tcPr>
+          <w:p>
+            <w:pPr>
+              <w:cnfStyle w:val="000000000000" w:firstRow="0" w:lastRow="0" w:firstColumn="0" w:lastColumn="0" w:oddVBand="0" w:evenVBand="0" w:oddHBand="0" w:evenHBand="0" w:firstRowFirstColumn="0" w:firstRowLastColumn="0" w:lastRowFirstColumn="0" w:lastRowLastColumn="0"/>
+            </w:pPr>
             <w:r>
               <w:rPr>
                 <w:rFonts w:ascii="Calibri" w:hAnsi="Calibri"/>
@@ -6171,10 +6353,12 @@
         </w:tc>
         <w:tc>
           <w:tcPr>
-            <w:tcW w:w="2351" w:type="dxa"/>
-            <w:shd w:val="clear" w:color="auto" w:fill="FFFFFF"/>
-          </w:tcPr>
-          <w:p>
+            <w:tcW w:w="2060" w:type="dxa"/>
+          </w:tcPr>
+          <w:p>
+            <w:pPr>
+              <w:cnfStyle w:val="000000000000" w:firstRow="0" w:lastRow="0" w:firstColumn="0" w:lastColumn="0" w:oddVBand="0" w:evenVBand="0" w:oddHBand="0" w:evenHBand="0" w:firstRowFirstColumn="0" w:firstRowLastColumn="0" w:lastRowFirstColumn="0" w:lastRowLastColumn="0"/>
+            </w:pPr>
             <w:r>
               <w:rPr>
                 <w:rFonts w:ascii="Calibri" w:hAnsi="Calibri"/>
@@ -6187,10 +6371,13 @@
         </w:tc>
       </w:tr>
       <w:tr>
-        <w:tc>
-          <w:tcPr>
-            <w:tcW w:w="2351" w:type="dxa"/>
-            <w:shd w:val="clear" w:color="auto" w:fill="F2F2F2"/>
+        <w:trPr>
+          <w:cnfStyle w:val="000000100000" w:firstRow="0" w:lastRow="0" w:firstColumn="0" w:lastColumn="0" w:oddVBand="0" w:evenVBand="0" w:oddHBand="1" w:evenHBand="0" w:firstRowFirstColumn="0" w:firstRowLastColumn="0" w:lastRowFirstColumn="0" w:lastRowLastColumn="0"/>
+        </w:trPr>
+        <w:tc>
+          <w:tcPr>
+            <w:cnfStyle w:val="001000000000" w:firstRow="0" w:lastRow="0" w:firstColumn="1" w:lastColumn="0" w:oddVBand="0" w:evenVBand="0" w:oddHBand="0" w:evenHBand="0" w:firstRowFirstColumn="0" w:firstRowLastColumn="0" w:lastRowFirstColumn="0" w:lastRowLastColumn="0"/>
+            <w:tcW w:w="3369" w:type="dxa"/>
           </w:tcPr>
           <w:p>
             <w:r>
@@ -6205,10 +6392,12 @@
         </w:tc>
         <w:tc>
           <w:tcPr>
-            <w:tcW w:w="2351" w:type="dxa"/>
-            <w:shd w:val="clear" w:color="auto" w:fill="F2F2F2"/>
-          </w:tcPr>
-          <w:p>
+            <w:tcW w:w="1559" w:type="dxa"/>
+          </w:tcPr>
+          <w:p>
+            <w:pPr>
+              <w:cnfStyle w:val="000000100000" w:firstRow="0" w:lastRow="0" w:firstColumn="0" w:lastColumn="0" w:oddVBand="0" w:evenVBand="0" w:oddHBand="1" w:evenHBand="0" w:firstRowFirstColumn="0" w:firstRowLastColumn="0" w:lastRowFirstColumn="0" w:lastRowLastColumn="0"/>
+            </w:pPr>
             <w:r>
               <w:rPr>
                 <w:rFonts w:ascii="Calibri" w:hAnsi="Calibri"/>
@@ -6221,10 +6410,12 @@
         </w:tc>
         <w:tc>
           <w:tcPr>
-            <w:tcW w:w="2351" w:type="dxa"/>
-            <w:shd w:val="clear" w:color="auto" w:fill="F2F2F2"/>
-          </w:tcPr>
-          <w:p>
+            <w:tcW w:w="2634" w:type="dxa"/>
+          </w:tcPr>
+          <w:p>
+            <w:pPr>
+              <w:cnfStyle w:val="000000100000" w:firstRow="0" w:lastRow="0" w:firstColumn="0" w:lastColumn="0" w:oddVBand="0" w:evenVBand="0" w:oddHBand="1" w:evenHBand="0" w:firstRowFirstColumn="0" w:firstRowLastColumn="0" w:lastRowFirstColumn="0" w:lastRowLastColumn="0"/>
+            </w:pPr>
             <w:r>
               <w:rPr>
                 <w:rFonts w:ascii="Calibri" w:hAnsi="Calibri"/>
@@ -6237,10 +6428,12 @@
         </w:tc>
         <w:tc>
           <w:tcPr>
-            <w:tcW w:w="2351" w:type="dxa"/>
-            <w:shd w:val="clear" w:color="auto" w:fill="F2F2F2"/>
-          </w:tcPr>
-          <w:p>
+            <w:tcW w:w="2060" w:type="dxa"/>
+          </w:tcPr>
+          <w:p>
+            <w:pPr>
+              <w:cnfStyle w:val="000000100000" w:firstRow="0" w:lastRow="0" w:firstColumn="0" w:lastColumn="0" w:oddVBand="0" w:evenVBand="0" w:oddHBand="1" w:evenHBand="0" w:firstRowFirstColumn="0" w:firstRowLastColumn="0" w:lastRowFirstColumn="0" w:lastRowLastColumn="0"/>
+            </w:pPr>
             <w:r>
               <w:rPr>
                 <w:rFonts w:ascii="Calibri" w:hAnsi="Calibri"/>
@@ -6271,26 +6464,26 @@
         <w:tblLook w:val="04A0" w:firstRow="1" w:lastRow="0" w:firstColumn="1" w:lastColumn="0" w:noHBand="0" w:noVBand="1"/>
       </w:tblPr>
       <w:tblGrid>
-        <w:gridCol w:w="3135"/>
-        <w:gridCol w:w="3135"/>
-        <w:gridCol w:w="3135"/>
+        <w:gridCol w:w="817"/>
+        <w:gridCol w:w="2835"/>
       </w:tblGrid>
       <w:tr>
         <w:tc>
           <w:tcPr>
-            <w:tcW w:w="3135" w:type="dxa"/>
+            <w:tcW w:w="817" w:type="dxa"/>
             <w:shd w:val="clear" w:color="auto" w:fill="1F3864"/>
           </w:tcPr>
           <w:p>
             <w:pPr>
-              <w:jc w:val="center"/>
-            </w:pPr>
-            <w:r>
-              <w:rPr>
-                <w:rFonts w:ascii="Calibri" w:hAnsi="Calibri"/>
+              <w:rPr>
+                <w:szCs w:val="28"/>
+              </w:rPr>
+            </w:pPr>
+            <w:r>
+              <w:rPr>
                 <w:b/>
                 <w:color w:val="FFFFFF"/>
-                <w:sz w:val="18"/>
+                <w:szCs w:val="28"/>
               </w:rPr>
               <w:t>Sigla</w:t>
             </w:r>
@@ -6298,41 +6491,22 @@
         </w:tc>
         <w:tc>
           <w:tcPr>
-            <w:tcW w:w="3135" w:type="dxa"/>
+            <w:tcW w:w="2835" w:type="dxa"/>
             <w:shd w:val="clear" w:color="auto" w:fill="1F3864"/>
           </w:tcPr>
           <w:p>
             <w:pPr>
-              <w:jc w:val="center"/>
-            </w:pPr>
-            <w:r>
-              <w:rPr>
-                <w:rFonts w:ascii="Calibri" w:hAnsi="Calibri"/>
+              <w:rPr>
+                <w:szCs w:val="28"/>
+              </w:rPr>
+            </w:pPr>
+            <w:r>
+              <w:rPr>
                 <w:b/>
                 <w:color w:val="FFFFFF"/>
-                <w:sz w:val="18"/>
+                <w:szCs w:val="28"/>
               </w:rPr>
               <w:t>Significado</w:t>
-            </w:r>
-          </w:p>
-        </w:tc>
-        <w:tc>
-          <w:tcPr>
-            <w:tcW w:w="3135" w:type="dxa"/>
-            <w:shd w:val="clear" w:color="auto" w:fill="1F3864"/>
-          </w:tcPr>
-          <w:p>
-            <w:pPr>
-              <w:jc w:val="center"/>
-            </w:pPr>
-            <w:r>
-              <w:rPr>
-                <w:rFonts w:ascii="Calibri" w:hAnsi="Calibri"/>
-                <w:b/>
-                <w:color w:val="FFFFFF"/>
-                <w:sz w:val="18"/>
-              </w:rPr>
-              <w:t>Contexto de uso</w:t>
             </w:r>
           </w:p>
         </w:tc>
@@ -6340,16 +6514,20 @@
       <w:tr>
         <w:tc>
           <w:tcPr>
-            <w:tcW w:w="3135" w:type="dxa"/>
+            <w:tcW w:w="817" w:type="dxa"/>
             <w:shd w:val="clear" w:color="auto" w:fill="D9E1F2"/>
           </w:tcPr>
           <w:p>
-            <w:r>
-              <w:rPr>
-                <w:rFonts w:ascii="Calibri" w:hAnsi="Calibri"/>
+            <w:pPr>
+              <w:rPr>
+                <w:szCs w:val="28"/>
+              </w:rPr>
+            </w:pPr>
+            <w:r>
+              <w:rPr>
                 <w:b/>
-                <w:color w:val="1F3864"/>
-                <w:sz w:val="18"/>
+                <w:color w:val="000000"/>
+                <w:szCs w:val="28"/>
               </w:rPr>
               <w:t>RET</w:t>
             </w:r>
@@ -6357,33 +6535,21 @@
         </w:tc>
         <w:tc>
           <w:tcPr>
-            <w:tcW w:w="3135" w:type="dxa"/>
-            <w:shd w:val="clear" w:color="auto" w:fill="F2F2F2"/>
-          </w:tcPr>
-          <w:p>
-            <w:r>
-              <w:rPr>
-                <w:rFonts w:ascii="Calibri" w:hAnsi="Calibri"/>
-                <w:color w:val="000000"/>
-                <w:sz w:val="18"/>
+            <w:tcW w:w="2835" w:type="dxa"/>
+            <w:shd w:val="clear" w:color="auto" w:fill="D9E1F2"/>
+          </w:tcPr>
+          <w:p>
+            <w:pPr>
+              <w:rPr>
+                <w:szCs w:val="28"/>
+              </w:rPr>
+            </w:pPr>
+            <w:r>
+              <w:rPr>
+                <w:color w:val="000000"/>
+                <w:szCs w:val="28"/>
               </w:rPr>
               <w:t>Retrospectiva</w:t>
-            </w:r>
-          </w:p>
-        </w:tc>
-        <w:tc>
-          <w:tcPr>
-            <w:tcW w:w="3135" w:type="dxa"/>
-            <w:shd w:val="clear" w:color="auto" w:fill="F2F2F2"/>
-          </w:tcPr>
-          <w:p>
-            <w:r>
-              <w:rPr>
-                <w:rFonts w:ascii="Calibri" w:hAnsi="Calibri"/>
-                <w:color w:val="000000"/>
-                <w:sz w:val="18"/>
-              </w:rPr>
-              <w:t>Prefijo del código de este documento</w:t>
             </w:r>
           </w:p>
         </w:tc>
@@ -6391,16 +6557,20 @@
       <w:tr>
         <w:tc>
           <w:tcPr>
-            <w:tcW w:w="3135" w:type="dxa"/>
-            <w:shd w:val="clear" w:color="auto" w:fill="D9E1F2"/>
-          </w:tcPr>
-          <w:p>
-            <w:r>
-              <w:rPr>
-                <w:rFonts w:ascii="Calibri" w:hAnsi="Calibri"/>
+            <w:tcW w:w="817" w:type="dxa"/>
+            <w:shd w:val="clear" w:color="auto" w:fill="FFFFFF"/>
+          </w:tcPr>
+          <w:p>
+            <w:pPr>
+              <w:rPr>
+                <w:szCs w:val="28"/>
+              </w:rPr>
+            </w:pPr>
+            <w:r>
+              <w:rPr>
                 <w:b/>
-                <w:color w:val="1F3864"/>
-                <w:sz w:val="18"/>
+                <w:color w:val="000000"/>
+                <w:szCs w:val="28"/>
               </w:rPr>
               <w:t>SPR</w:t>
             </w:r>
@@ -6408,33 +6578,21 @@
         </w:tc>
         <w:tc>
           <w:tcPr>
-            <w:tcW w:w="3135" w:type="dxa"/>
+            <w:tcW w:w="2835" w:type="dxa"/>
             <w:shd w:val="clear" w:color="auto" w:fill="FFFFFF"/>
           </w:tcPr>
           <w:p>
-            <w:r>
-              <w:rPr>
-                <w:rFonts w:ascii="Calibri" w:hAnsi="Calibri"/>
-                <w:color w:val="000000"/>
-                <w:sz w:val="18"/>
+            <w:pPr>
+              <w:rPr>
+                <w:szCs w:val="28"/>
+              </w:rPr>
+            </w:pPr>
+            <w:r>
+              <w:rPr>
+                <w:color w:val="000000"/>
+                <w:szCs w:val="28"/>
               </w:rPr>
               <w:t>Sprint</w:t>
-            </w:r>
-          </w:p>
-        </w:tc>
-        <w:tc>
-          <w:tcPr>
-            <w:tcW w:w="3135" w:type="dxa"/>
-            <w:shd w:val="clear" w:color="auto" w:fill="FFFFFF"/>
-          </w:tcPr>
-          <w:p>
-            <w:r>
-              <w:rPr>
-                <w:rFonts w:ascii="Calibri" w:hAnsi="Calibri"/>
-                <w:color w:val="000000"/>
-                <w:sz w:val="18"/>
-              </w:rPr>
-              <w:t>Iteración de desarrollo</w:t>
             </w:r>
           </w:p>
         </w:tc>
@@ -6442,16 +6600,20 @@
       <w:tr>
         <w:tc>
           <w:tcPr>
-            <w:tcW w:w="3135" w:type="dxa"/>
+            <w:tcW w:w="817" w:type="dxa"/>
             <w:shd w:val="clear" w:color="auto" w:fill="D9E1F2"/>
           </w:tcPr>
           <w:p>
-            <w:r>
-              <w:rPr>
-                <w:rFonts w:ascii="Calibri" w:hAnsi="Calibri"/>
+            <w:pPr>
+              <w:rPr>
+                <w:szCs w:val="28"/>
+              </w:rPr>
+            </w:pPr>
+            <w:r>
+              <w:rPr>
                 <w:b/>
-                <w:color w:val="1F3864"/>
-                <w:sz w:val="18"/>
+                <w:color w:val="000000"/>
+                <w:szCs w:val="28"/>
               </w:rPr>
               <w:t>DoD</w:t>
             </w:r>
@@ -6459,33 +6621,21 @@
         </w:tc>
         <w:tc>
           <w:tcPr>
-            <w:tcW w:w="3135" w:type="dxa"/>
-            <w:shd w:val="clear" w:color="auto" w:fill="F2F2F2"/>
-          </w:tcPr>
-          <w:p>
-            <w:r>
-              <w:rPr>
-                <w:rFonts w:ascii="Calibri" w:hAnsi="Calibri"/>
-                <w:color w:val="000000"/>
-                <w:sz w:val="18"/>
+            <w:tcW w:w="2835" w:type="dxa"/>
+            <w:shd w:val="clear" w:color="auto" w:fill="D9E1F2"/>
+          </w:tcPr>
+          <w:p>
+            <w:pPr>
+              <w:rPr>
+                <w:szCs w:val="28"/>
+              </w:rPr>
+            </w:pPr>
+            <w:r>
+              <w:rPr>
+                <w:color w:val="000000"/>
+                <w:szCs w:val="28"/>
               </w:rPr>
               <w:t>Definition of Done</w:t>
-            </w:r>
-          </w:p>
-        </w:tc>
-        <w:tc>
-          <w:tcPr>
-            <w:tcW w:w="3135" w:type="dxa"/>
-            <w:shd w:val="clear" w:color="auto" w:fill="F2F2F2"/>
-          </w:tcPr>
-          <w:p>
-            <w:r>
-              <w:rPr>
-                <w:rFonts w:ascii="Calibri" w:hAnsi="Calibri"/>
-                <w:color w:val="000000"/>
-                <w:sz w:val="18"/>
-              </w:rPr>
-              <w:t>Criterios de completitud del sprint</w:t>
             </w:r>
           </w:p>
         </w:tc>
@@ -6493,16 +6643,20 @@
       <w:tr>
         <w:tc>
           <w:tcPr>
-            <w:tcW w:w="3135" w:type="dxa"/>
-            <w:shd w:val="clear" w:color="auto" w:fill="D9E1F2"/>
-          </w:tcPr>
-          <w:p>
-            <w:r>
-              <w:rPr>
-                <w:rFonts w:ascii="Calibri" w:hAnsi="Calibri"/>
+            <w:tcW w:w="817" w:type="dxa"/>
+            <w:shd w:val="clear" w:color="auto" w:fill="FFFFFF"/>
+          </w:tcPr>
+          <w:p>
+            <w:pPr>
+              <w:rPr>
+                <w:szCs w:val="28"/>
+              </w:rPr>
+            </w:pPr>
+            <w:r>
+              <w:rPr>
                 <w:b/>
-                <w:color w:val="1F3864"/>
-                <w:sz w:val="18"/>
+                <w:color w:val="000000"/>
+                <w:szCs w:val="28"/>
               </w:rPr>
               <w:t>SP</w:t>
             </w:r>
@@ -6510,33 +6664,21 @@
         </w:tc>
         <w:tc>
           <w:tcPr>
-            <w:tcW w:w="3135" w:type="dxa"/>
+            <w:tcW w:w="2835" w:type="dxa"/>
             <w:shd w:val="clear" w:color="auto" w:fill="FFFFFF"/>
           </w:tcPr>
           <w:p>
-            <w:r>
-              <w:rPr>
-                <w:rFonts w:ascii="Calibri" w:hAnsi="Calibri"/>
-                <w:color w:val="000000"/>
-                <w:sz w:val="18"/>
+            <w:pPr>
+              <w:rPr>
+                <w:szCs w:val="28"/>
+              </w:rPr>
+            </w:pPr>
+            <w:r>
+              <w:rPr>
+                <w:color w:val="000000"/>
+                <w:szCs w:val="28"/>
               </w:rPr>
               <w:t>Story Point</w:t>
-            </w:r>
-          </w:p>
-        </w:tc>
-        <w:tc>
-          <w:tcPr>
-            <w:tcW w:w="3135" w:type="dxa"/>
-            <w:shd w:val="clear" w:color="auto" w:fill="FFFFFF"/>
-          </w:tcPr>
-          <w:p>
-            <w:r>
-              <w:rPr>
-                <w:rFonts w:ascii="Calibri" w:hAnsi="Calibri"/>
-                <w:color w:val="000000"/>
-                <w:sz w:val="18"/>
-              </w:rPr>
-              <w:t>Unidad de estimación de esfuerzo</w:t>
             </w:r>
           </w:p>
         </w:tc>
@@ -6544,16 +6686,20 @@
       <w:tr>
         <w:tc>
           <w:tcPr>
-            <w:tcW w:w="3135" w:type="dxa"/>
+            <w:tcW w:w="817" w:type="dxa"/>
             <w:shd w:val="clear" w:color="auto" w:fill="D9E1F2"/>
           </w:tcPr>
           <w:p>
-            <w:r>
-              <w:rPr>
-                <w:rFonts w:ascii="Calibri" w:hAnsi="Calibri"/>
+            <w:pPr>
+              <w:rPr>
+                <w:szCs w:val="28"/>
+              </w:rPr>
+            </w:pPr>
+            <w:r>
+              <w:rPr>
                 <w:b/>
-                <w:color w:val="1F3864"/>
-                <w:sz w:val="18"/>
+                <w:color w:val="000000"/>
+                <w:szCs w:val="28"/>
               </w:rPr>
               <w:t>HU</w:t>
             </w:r>
@@ -6561,33 +6707,21 @@
         </w:tc>
         <w:tc>
           <w:tcPr>
-            <w:tcW w:w="3135" w:type="dxa"/>
-            <w:shd w:val="clear" w:color="auto" w:fill="F2F2F2"/>
-          </w:tcPr>
-          <w:p>
-            <w:r>
-              <w:rPr>
-                <w:rFonts w:ascii="Calibri" w:hAnsi="Calibri"/>
-                <w:color w:val="000000"/>
-                <w:sz w:val="18"/>
+            <w:tcW w:w="2835" w:type="dxa"/>
+            <w:shd w:val="clear" w:color="auto" w:fill="D9E1F2"/>
+          </w:tcPr>
+          <w:p>
+            <w:pPr>
+              <w:rPr>
+                <w:szCs w:val="28"/>
+              </w:rPr>
+            </w:pPr>
+            <w:r>
+              <w:rPr>
+                <w:color w:val="000000"/>
+                <w:szCs w:val="28"/>
               </w:rPr>
               <w:t>Historia de Usuario</w:t>
-            </w:r>
-          </w:p>
-        </w:tc>
-        <w:tc>
-          <w:tcPr>
-            <w:tcW w:w="3135" w:type="dxa"/>
-            <w:shd w:val="clear" w:color="auto" w:fill="F2F2F2"/>
-          </w:tcPr>
-          <w:p>
-            <w:r>
-              <w:rPr>
-                <w:rFonts w:ascii="Calibri" w:hAnsi="Calibri"/>
-                <w:color w:val="000000"/>
-                <w:sz w:val="18"/>
-              </w:rPr>
-              <w:t>Tipo de ítem del backlog</w:t>
             </w:r>
           </w:p>
         </w:tc>
@@ -6595,16 +6729,20 @@
       <w:tr>
         <w:tc>
           <w:tcPr>
-            <w:tcW w:w="3135" w:type="dxa"/>
-            <w:shd w:val="clear" w:color="auto" w:fill="D9E1F2"/>
-          </w:tcPr>
-          <w:p>
-            <w:r>
-              <w:rPr>
-                <w:rFonts w:ascii="Calibri" w:hAnsi="Calibri"/>
+            <w:tcW w:w="817" w:type="dxa"/>
+            <w:shd w:val="clear" w:color="auto" w:fill="FFFFFF"/>
+          </w:tcPr>
+          <w:p>
+            <w:pPr>
+              <w:rPr>
+                <w:szCs w:val="28"/>
+              </w:rPr>
+            </w:pPr>
+            <w:r>
+              <w:rPr>
                 <w:b/>
-                <w:color w:val="1F3864"/>
-                <w:sz w:val="18"/>
+                <w:color w:val="000000"/>
+                <w:szCs w:val="28"/>
               </w:rPr>
               <w:t>HT</w:t>
             </w:r>
@@ -6612,33 +6750,21 @@
         </w:tc>
         <w:tc>
           <w:tcPr>
-            <w:tcW w:w="3135" w:type="dxa"/>
+            <w:tcW w:w="2835" w:type="dxa"/>
             <w:shd w:val="clear" w:color="auto" w:fill="FFFFFF"/>
           </w:tcPr>
           <w:p>
-            <w:r>
-              <w:rPr>
-                <w:rFonts w:ascii="Calibri" w:hAnsi="Calibri"/>
-                <w:color w:val="000000"/>
-                <w:sz w:val="18"/>
-              </w:rPr>
-              <w:t>Historia Técnica</w:t>
-            </w:r>
-          </w:p>
-        </w:tc>
-        <w:tc>
-          <w:tcPr>
-            <w:tcW w:w="3135" w:type="dxa"/>
-            <w:shd w:val="clear" w:color="auto" w:fill="FFFFFF"/>
-          </w:tcPr>
-          <w:p>
-            <w:r>
-              <w:rPr>
-                <w:rFonts w:ascii="Calibri" w:hAnsi="Calibri"/>
-                <w:color w:val="000000"/>
-                <w:sz w:val="18"/>
-              </w:rPr>
-              <w:t>Tarea técnica transversal</w:t>
+            <w:pPr>
+              <w:rPr>
+                <w:szCs w:val="28"/>
+              </w:rPr>
+            </w:pPr>
+            <w:r>
+              <w:rPr>
+                <w:color w:val="000000"/>
+                <w:szCs w:val="28"/>
+              </w:rPr>
+              <w:t>Historia técnica</w:t>
             </w:r>
           </w:p>
         </w:tc>
@@ -6646,16 +6772,20 @@
       <w:tr>
         <w:tc>
           <w:tcPr>
-            <w:tcW w:w="3135" w:type="dxa"/>
+            <w:tcW w:w="817" w:type="dxa"/>
             <w:shd w:val="clear" w:color="auto" w:fill="D9E1F2"/>
           </w:tcPr>
           <w:p>
-            <w:r>
-              <w:rPr>
-                <w:rFonts w:ascii="Calibri" w:hAnsi="Calibri"/>
+            <w:pPr>
+              <w:rPr>
+                <w:szCs w:val="28"/>
+              </w:rPr>
+            </w:pPr>
+            <w:r>
+              <w:rPr>
                 <w:b/>
-                <w:color w:val="1F3864"/>
-                <w:sz w:val="18"/>
+                <w:color w:val="000000"/>
+                <w:szCs w:val="28"/>
               </w:rPr>
               <w:t>RBAC</w:t>
             </w:r>
@@ -6663,33 +6793,21 @@
         </w:tc>
         <w:tc>
           <w:tcPr>
-            <w:tcW w:w="3135" w:type="dxa"/>
-            <w:shd w:val="clear" w:color="auto" w:fill="F2F2F2"/>
-          </w:tcPr>
-          <w:p>
-            <w:r>
-              <w:rPr>
-                <w:rFonts w:ascii="Calibri" w:hAnsi="Calibri"/>
-                <w:color w:val="000000"/>
-                <w:sz w:val="18"/>
+            <w:tcW w:w="2835" w:type="dxa"/>
+            <w:shd w:val="clear" w:color="auto" w:fill="D9E1F2"/>
+          </w:tcPr>
+          <w:p>
+            <w:pPr>
+              <w:rPr>
+                <w:szCs w:val="28"/>
+              </w:rPr>
+            </w:pPr>
+            <w:r>
+              <w:rPr>
+                <w:color w:val="000000"/>
+                <w:szCs w:val="28"/>
               </w:rPr>
               <w:t>Role-Based Access Control</w:t>
-            </w:r>
-          </w:p>
-        </w:tc>
-        <w:tc>
-          <w:tcPr>
-            <w:tcW w:w="3135" w:type="dxa"/>
-            <w:shd w:val="clear" w:color="auto" w:fill="F2F2F2"/>
-          </w:tcPr>
-          <w:p>
-            <w:r>
-              <w:rPr>
-                <w:rFonts w:ascii="Calibri" w:hAnsi="Calibri"/>
-                <w:color w:val="000000"/>
-                <w:sz w:val="18"/>
-              </w:rPr>
-              <w:t>Control de acceso por roles</w:t>
             </w:r>
           </w:p>
         </w:tc>
@@ -6697,16 +6815,20 @@
       <w:tr>
         <w:tc>
           <w:tcPr>
-            <w:tcW w:w="3135" w:type="dxa"/>
-            <w:shd w:val="clear" w:color="auto" w:fill="D9E1F2"/>
-          </w:tcPr>
-          <w:p>
-            <w:r>
-              <w:rPr>
-                <w:rFonts w:ascii="Calibri" w:hAnsi="Calibri"/>
+            <w:tcW w:w="817" w:type="dxa"/>
+            <w:shd w:val="clear" w:color="auto" w:fill="FFFFFF"/>
+          </w:tcPr>
+          <w:p>
+            <w:pPr>
+              <w:rPr>
+                <w:szCs w:val="28"/>
+              </w:rPr>
+            </w:pPr>
+            <w:r>
+              <w:rPr>
                 <w:b/>
-                <w:color w:val="1F3864"/>
-                <w:sz w:val="18"/>
+                <w:color w:val="000000"/>
+                <w:szCs w:val="28"/>
               </w:rPr>
               <w:t>JWT</w:t>
             </w:r>
@@ -6714,33 +6836,21 @@
         </w:tc>
         <w:tc>
           <w:tcPr>
-            <w:tcW w:w="3135" w:type="dxa"/>
+            <w:tcW w:w="2835" w:type="dxa"/>
             <w:shd w:val="clear" w:color="auto" w:fill="FFFFFF"/>
           </w:tcPr>
           <w:p>
-            <w:r>
-              <w:rPr>
-                <w:rFonts w:ascii="Calibri" w:hAnsi="Calibri"/>
-                <w:color w:val="000000"/>
-                <w:sz w:val="18"/>
+            <w:pPr>
+              <w:rPr>
+                <w:szCs w:val="28"/>
+              </w:rPr>
+            </w:pPr>
+            <w:r>
+              <w:rPr>
+                <w:color w:val="000000"/>
+                <w:szCs w:val="28"/>
               </w:rPr>
               <w:t>JSON Web Token</w:t>
-            </w:r>
-          </w:p>
-        </w:tc>
-        <w:tc>
-          <w:tcPr>
-            <w:tcW w:w="3135" w:type="dxa"/>
-            <w:shd w:val="clear" w:color="auto" w:fill="FFFFFF"/>
-          </w:tcPr>
-          <w:p>
-            <w:r>
-              <w:rPr>
-                <w:rFonts w:ascii="Calibri" w:hAnsi="Calibri"/>
-                <w:color w:val="000000"/>
-                <w:sz w:val="18"/>
-              </w:rPr>
-              <w:t>Mecanismo de autenticación implementado</w:t>
             </w:r>
           </w:p>
         </w:tc>
@@ -6748,16 +6858,20 @@
       <w:tr>
         <w:tc>
           <w:tcPr>
-            <w:tcW w:w="3135" w:type="dxa"/>
+            <w:tcW w:w="817" w:type="dxa"/>
             <w:shd w:val="clear" w:color="auto" w:fill="D9E1F2"/>
           </w:tcPr>
           <w:p>
-            <w:r>
-              <w:rPr>
-                <w:rFonts w:ascii="Calibri" w:hAnsi="Calibri"/>
+            <w:pPr>
+              <w:rPr>
+                <w:szCs w:val="28"/>
+              </w:rPr>
+            </w:pPr>
+            <w:r>
+              <w:rPr>
                 <w:b/>
-                <w:color w:val="1F3864"/>
-                <w:sz w:val="18"/>
+                <w:color w:val="000000"/>
+                <w:szCs w:val="28"/>
               </w:rPr>
               <w:t>API</w:t>
             </w:r>
@@ -6765,33 +6879,21 @@
         </w:tc>
         <w:tc>
           <w:tcPr>
-            <w:tcW w:w="3135" w:type="dxa"/>
-            <w:shd w:val="clear" w:color="auto" w:fill="F2F2F2"/>
-          </w:tcPr>
-          <w:p>
-            <w:r>
-              <w:rPr>
-                <w:rFonts w:ascii="Calibri" w:hAnsi="Calibri"/>
-                <w:color w:val="000000"/>
-                <w:sz w:val="18"/>
+            <w:tcW w:w="2835" w:type="dxa"/>
+            <w:shd w:val="clear" w:color="auto" w:fill="D9E1F2"/>
+          </w:tcPr>
+          <w:p>
+            <w:pPr>
+              <w:rPr>
+                <w:szCs w:val="28"/>
+              </w:rPr>
+            </w:pPr>
+            <w:r>
+              <w:rPr>
+                <w:color w:val="000000"/>
+                <w:szCs w:val="28"/>
               </w:rPr>
               <w:t>Application Programming Interface</w:t>
-            </w:r>
-          </w:p>
-        </w:tc>
-        <w:tc>
-          <w:tcPr>
-            <w:tcW w:w="3135" w:type="dxa"/>
-            <w:shd w:val="clear" w:color="auto" w:fill="F2F2F2"/>
-          </w:tcPr>
-          <w:p>
-            <w:r>
-              <w:rPr>
-                <w:rFonts w:ascii="Calibri" w:hAnsi="Calibri"/>
-                <w:color w:val="000000"/>
-                <w:sz w:val="18"/>
-              </w:rPr>
-              <w:t>Interfaz de programación</w:t>
             </w:r>
           </w:p>
         </w:tc>
@@ -6799,16 +6901,20 @@
       <w:tr>
         <w:tc>
           <w:tcPr>
-            <w:tcW w:w="3135" w:type="dxa"/>
-            <w:shd w:val="clear" w:color="auto" w:fill="D9E1F2"/>
-          </w:tcPr>
-          <w:p>
-            <w:r>
-              <w:rPr>
-                <w:rFonts w:ascii="Calibri" w:hAnsi="Calibri"/>
+            <w:tcW w:w="817" w:type="dxa"/>
+            <w:shd w:val="clear" w:color="auto" w:fill="FFFFFF"/>
+          </w:tcPr>
+          <w:p>
+            <w:pPr>
+              <w:rPr>
+                <w:szCs w:val="28"/>
+              </w:rPr>
+            </w:pPr>
+            <w:r>
+              <w:rPr>
                 <w:b/>
-                <w:color w:val="1F3864"/>
-                <w:sz w:val="18"/>
+                <w:color w:val="000000"/>
+                <w:szCs w:val="28"/>
               </w:rPr>
               <w:t>CRUD</w:t>
             </w:r>
@@ -6816,50 +6922,51 @@
         </w:tc>
         <w:tc>
           <w:tcPr>
-            <w:tcW w:w="3135" w:type="dxa"/>
+            <w:tcW w:w="2835" w:type="dxa"/>
             <w:shd w:val="clear" w:color="auto" w:fill="FFFFFF"/>
           </w:tcPr>
           <w:p>
-            <w:r>
-              <w:rPr>
-                <w:rFonts w:ascii="Calibri" w:hAnsi="Calibri"/>
-                <w:color w:val="000000"/>
-                <w:sz w:val="18"/>
-              </w:rPr>
-              <w:t>Create, Read, Update, Delete</w:t>
-            </w:r>
-          </w:p>
-        </w:tc>
-        <w:tc>
-          <w:tcPr>
-            <w:tcW w:w="3135" w:type="dxa"/>
-            <w:shd w:val="clear" w:color="auto" w:fill="FFFFFF"/>
-          </w:tcPr>
-          <w:p>
-            <w:r>
-              <w:rPr>
-                <w:rFonts w:ascii="Calibri" w:hAnsi="Calibri"/>
-                <w:color w:val="000000"/>
-                <w:sz w:val="18"/>
-              </w:rPr>
-              <w:t>Operaciones básicas de gestión</w:t>
-            </w:r>
+            <w:pPr>
+              <w:rPr>
+                <w:szCs w:val="28"/>
+              </w:rPr>
+            </w:pPr>
+            <w:r>
+              <w:rPr>
+                <w:color w:val="000000"/>
+                <w:szCs w:val="28"/>
+              </w:rPr>
+              <w:t xml:space="preserve">Create, Read, Update, </w:t>
+            </w:r>
+            <w:proofErr w:type="spellStart"/>
+            <w:r>
+              <w:rPr>
+                <w:color w:val="000000"/>
+                <w:szCs w:val="28"/>
+              </w:rPr>
+              <w:t>Delete</w:t>
+            </w:r>
+            <w:proofErr w:type="spellEnd"/>
           </w:p>
         </w:tc>
       </w:tr>
       <w:tr>
         <w:tc>
           <w:tcPr>
-            <w:tcW w:w="3135" w:type="dxa"/>
+            <w:tcW w:w="817" w:type="dxa"/>
             <w:shd w:val="clear" w:color="auto" w:fill="D9E1F2"/>
           </w:tcPr>
           <w:p>
-            <w:r>
-              <w:rPr>
-                <w:rFonts w:ascii="Calibri" w:hAnsi="Calibri"/>
+            <w:pPr>
+              <w:rPr>
+                <w:szCs w:val="28"/>
+              </w:rPr>
+            </w:pPr>
+            <w:r>
+              <w:rPr>
                 <w:b/>
-                <w:color w:val="1F3864"/>
-                <w:sz w:val="18"/>
+                <w:color w:val="000000"/>
+                <w:szCs w:val="28"/>
               </w:rPr>
               <w:t>BD</w:t>
             </w:r>
@@ -6867,33 +6974,21 @@
         </w:tc>
         <w:tc>
           <w:tcPr>
-            <w:tcW w:w="3135" w:type="dxa"/>
-            <w:shd w:val="clear" w:color="auto" w:fill="F2F2F2"/>
-          </w:tcPr>
-          <w:p>
-            <w:r>
-              <w:rPr>
-                <w:rFonts w:ascii="Calibri" w:hAnsi="Calibri"/>
-                <w:color w:val="000000"/>
-                <w:sz w:val="18"/>
+            <w:tcW w:w="2835" w:type="dxa"/>
+            <w:shd w:val="clear" w:color="auto" w:fill="D9E1F2"/>
+          </w:tcPr>
+          <w:p>
+            <w:pPr>
+              <w:rPr>
+                <w:szCs w:val="28"/>
+              </w:rPr>
+            </w:pPr>
+            <w:r>
+              <w:rPr>
+                <w:color w:val="000000"/>
+                <w:szCs w:val="28"/>
               </w:rPr>
               <w:t>Base de Datos</w:t>
-            </w:r>
-          </w:p>
-        </w:tc>
-        <w:tc>
-          <w:tcPr>
-            <w:tcW w:w="3135" w:type="dxa"/>
-            <w:shd w:val="clear" w:color="auto" w:fill="F2F2F2"/>
-          </w:tcPr>
-          <w:p>
-            <w:r>
-              <w:rPr>
-                <w:rFonts w:ascii="Calibri" w:hAnsi="Calibri"/>
-                <w:color w:val="000000"/>
-                <w:sz w:val="18"/>
-              </w:rPr>
-              <w:t>Repositorio de datos del sistema</w:t>
             </w:r>
           </w:p>
         </w:tc>
@@ -6901,16 +6996,20 @@
       <w:tr>
         <w:tc>
           <w:tcPr>
-            <w:tcW w:w="3135" w:type="dxa"/>
-            <w:shd w:val="clear" w:color="auto" w:fill="D9E1F2"/>
-          </w:tcPr>
-          <w:p>
-            <w:r>
-              <w:rPr>
-                <w:rFonts w:ascii="Calibri" w:hAnsi="Calibri"/>
+            <w:tcW w:w="817" w:type="dxa"/>
+            <w:shd w:val="clear" w:color="auto" w:fill="FFFFFF"/>
+          </w:tcPr>
+          <w:p>
+            <w:pPr>
+              <w:rPr>
+                <w:szCs w:val="28"/>
+              </w:rPr>
+            </w:pPr>
+            <w:r>
+              <w:rPr>
                 <w:b/>
-                <w:color w:val="1F3864"/>
-                <w:sz w:val="18"/>
+                <w:color w:val="000000"/>
+                <w:szCs w:val="28"/>
               </w:rPr>
               <w:t>BCK</w:t>
             </w:r>
@@ -6918,33 +7017,21 @@
         </w:tc>
         <w:tc>
           <w:tcPr>
-            <w:tcW w:w="3135" w:type="dxa"/>
+            <w:tcW w:w="2835" w:type="dxa"/>
             <w:shd w:val="clear" w:color="auto" w:fill="FFFFFF"/>
           </w:tcPr>
           <w:p>
-            <w:r>
-              <w:rPr>
-                <w:rFonts w:ascii="Calibri" w:hAnsi="Calibri"/>
-                <w:color w:val="000000"/>
-                <w:sz w:val="18"/>
+            <w:pPr>
+              <w:rPr>
+                <w:szCs w:val="28"/>
+              </w:rPr>
+            </w:pPr>
+            <w:r>
+              <w:rPr>
+                <w:color w:val="000000"/>
+                <w:szCs w:val="28"/>
               </w:rPr>
               <w:t>Backlog</w:t>
-            </w:r>
-          </w:p>
-        </w:tc>
-        <w:tc>
-          <w:tcPr>
-            <w:tcW w:w="3135" w:type="dxa"/>
-            <w:shd w:val="clear" w:color="auto" w:fill="FFFFFF"/>
-          </w:tcPr>
-          <w:p>
-            <w:r>
-              <w:rPr>
-                <w:rFonts w:ascii="Calibri" w:hAnsi="Calibri"/>
-                <w:color w:val="000000"/>
-                <w:sz w:val="18"/>
-              </w:rPr>
-              <w:t>Ref. al documento Sprint_06_Backlog_ICARO.xlsx</w:t>
             </w:r>
           </w:p>
         </w:tc>
@@ -6952,16 +7039,20 @@
       <w:tr>
         <w:tc>
           <w:tcPr>
-            <w:tcW w:w="3135" w:type="dxa"/>
+            <w:tcW w:w="817" w:type="dxa"/>
             <w:shd w:val="clear" w:color="auto" w:fill="D9E1F2"/>
           </w:tcPr>
           <w:p>
-            <w:r>
-              <w:rPr>
-                <w:rFonts w:ascii="Calibri" w:hAnsi="Calibri"/>
+            <w:pPr>
+              <w:rPr>
+                <w:szCs w:val="28"/>
+              </w:rPr>
+            </w:pPr>
+            <w:r>
+              <w:rPr>
                 <w:b/>
-                <w:color w:val="1F3864"/>
-                <w:sz w:val="18"/>
+                <w:color w:val="000000"/>
+                <w:szCs w:val="28"/>
               </w:rPr>
               <w:t>PLN-REA</w:t>
             </w:r>
@@ -6969,33 +7060,21 @@
         </w:tc>
         <w:tc>
           <w:tcPr>
-            <w:tcW w:w="3135" w:type="dxa"/>
-            <w:shd w:val="clear" w:color="auto" w:fill="F2F2F2"/>
-          </w:tcPr>
-          <w:p>
-            <w:r>
-              <w:rPr>
-                <w:rFonts w:ascii="Calibri" w:hAnsi="Calibri"/>
-                <w:color w:val="000000"/>
-                <w:sz w:val="18"/>
+            <w:tcW w:w="2835" w:type="dxa"/>
+            <w:shd w:val="clear" w:color="auto" w:fill="D9E1F2"/>
+          </w:tcPr>
+          <w:p>
+            <w:pPr>
+              <w:rPr>
+                <w:szCs w:val="28"/>
+              </w:rPr>
+            </w:pPr>
+            <w:r>
+              <w:rPr>
+                <w:color w:val="000000"/>
+                <w:szCs w:val="28"/>
               </w:rPr>
               <w:t>Planificado-Realizado</w:t>
-            </w:r>
-          </w:p>
-        </w:tc>
-        <w:tc>
-          <w:tcPr>
-            <w:tcW w:w="3135" w:type="dxa"/>
-            <w:shd w:val="clear" w:color="auto" w:fill="F2F2F2"/>
-          </w:tcPr>
-          <w:p>
-            <w:r>
-              <w:rPr>
-                <w:rFonts w:ascii="Calibri" w:hAnsi="Calibri"/>
-                <w:color w:val="000000"/>
-                <w:sz w:val="18"/>
-              </w:rPr>
-              <w:t>Ref. al documento de comparación</w:t>
             </w:r>
           </w:p>
         </w:tc>
@@ -7003,16 +7082,20 @@
       <w:tr>
         <w:tc>
           <w:tcPr>
-            <w:tcW w:w="3135" w:type="dxa"/>
-            <w:shd w:val="clear" w:color="auto" w:fill="D9E1F2"/>
-          </w:tcPr>
-          <w:p>
-            <w:r>
-              <w:rPr>
-                <w:rFonts w:ascii="Calibri" w:hAnsi="Calibri"/>
+            <w:tcW w:w="817" w:type="dxa"/>
+            <w:shd w:val="clear" w:color="auto" w:fill="FFFFFF"/>
+          </w:tcPr>
+          <w:p>
+            <w:pPr>
+              <w:rPr>
+                <w:szCs w:val="28"/>
+              </w:rPr>
+            </w:pPr>
+            <w:r>
+              <w:rPr>
                 <w:b/>
-                <w:color w:val="1F3864"/>
-                <w:sz w:val="18"/>
+                <w:color w:val="000000"/>
+                <w:szCs w:val="28"/>
               </w:rPr>
               <w:t>INF-PRU</w:t>
             </w:r>
@@ -7020,33 +7103,21 @@
         </w:tc>
         <w:tc>
           <w:tcPr>
-            <w:tcW w:w="3135" w:type="dxa"/>
+            <w:tcW w:w="2835" w:type="dxa"/>
             <w:shd w:val="clear" w:color="auto" w:fill="FFFFFF"/>
           </w:tcPr>
           <w:p>
-            <w:r>
-              <w:rPr>
-                <w:rFonts w:ascii="Calibri" w:hAnsi="Calibri"/>
-                <w:color w:val="000000"/>
-                <w:sz w:val="18"/>
+            <w:pPr>
+              <w:rPr>
+                <w:szCs w:val="28"/>
+              </w:rPr>
+            </w:pPr>
+            <w:r>
+              <w:rPr>
+                <w:color w:val="000000"/>
+                <w:szCs w:val="28"/>
               </w:rPr>
               <w:t>Informe de Pruebas</w:t>
-            </w:r>
-          </w:p>
-        </w:tc>
-        <w:tc>
-          <w:tcPr>
-            <w:tcW w:w="3135" w:type="dxa"/>
-            <w:shd w:val="clear" w:color="auto" w:fill="FFFFFF"/>
-          </w:tcPr>
-          <w:p>
-            <w:r>
-              <w:rPr>
-                <w:rFonts w:ascii="Calibri" w:hAnsi="Calibri"/>
-                <w:color w:val="000000"/>
-                <w:sz w:val="18"/>
-              </w:rPr>
-              <w:t>Ref. al documento de pruebas</w:t>
             </w:r>
           </w:p>
         </w:tc>
@@ -7054,70 +7125,42 @@
       <w:tr>
         <w:tc>
           <w:tcPr>
-            <w:tcW w:w="3135" w:type="dxa"/>
+            <w:tcW w:w="817" w:type="dxa"/>
             <w:shd w:val="clear" w:color="auto" w:fill="D9E1F2"/>
           </w:tcPr>
           <w:p>
-            <w:proofErr w:type="spellStart"/>
-            <w:r>
-              <w:rPr>
-                <w:rFonts w:ascii="Calibri" w:hAnsi="Calibri"/>
+            <w:pPr>
+              <w:rPr>
+                <w:szCs w:val="28"/>
+              </w:rPr>
+            </w:pPr>
+            <w:r>
+              <w:rPr>
                 <w:b/>
-                <w:color w:val="1F3864"/>
-                <w:sz w:val="18"/>
-              </w:rPr>
-              <w:t>EventEmitter</w:t>
-            </w:r>
-            <w:proofErr w:type="spellEnd"/>
-          </w:p>
-        </w:tc>
-        <w:tc>
-          <w:tcPr>
-            <w:tcW w:w="3135" w:type="dxa"/>
-            <w:shd w:val="clear" w:color="auto" w:fill="F2F2F2"/>
-          </w:tcPr>
-          <w:p>
-            <w:r>
-              <w:rPr>
-                <w:rFonts w:ascii="Calibri" w:hAnsi="Calibri"/>
-                <w:color w:val="000000"/>
-                <w:sz w:val="18"/>
-              </w:rPr>
-              <w:t>Emisor de eventos de Node.js</w:t>
-            </w:r>
-          </w:p>
-        </w:tc>
-        <w:tc>
-          <w:tcPr>
-            <w:tcW w:w="3135" w:type="dxa"/>
-            <w:shd w:val="clear" w:color="auto" w:fill="F2F2F2"/>
-          </w:tcPr>
-          <w:p>
-            <w:r>
-              <w:rPr>
-                <w:rFonts w:ascii="Calibri" w:hAnsi="Calibri"/>
-                <w:color w:val="000000"/>
-                <w:sz w:val="18"/>
-              </w:rPr>
-              <w:t xml:space="preserve">Base del </w:t>
-            </w:r>
-            <w:proofErr w:type="spellStart"/>
-            <w:r>
-              <w:rPr>
-                <w:rFonts w:ascii="Calibri" w:hAnsi="Calibri"/>
-                <w:color w:val="000000"/>
-                <w:sz w:val="18"/>
-              </w:rPr>
-              <w:t>NotificationService</w:t>
-            </w:r>
-            <w:proofErr w:type="spellEnd"/>
-            <w:r>
-              <w:rPr>
-                <w:rFonts w:ascii="Calibri" w:hAnsi="Calibri"/>
-                <w:color w:val="000000"/>
-                <w:sz w:val="18"/>
-              </w:rPr>
-              <w:t xml:space="preserve"> implementado en Sprint 06</w:t>
+                <w:color w:val="000000"/>
+                <w:szCs w:val="28"/>
+              </w:rPr>
+              <w:t>PDF</w:t>
+            </w:r>
+          </w:p>
+        </w:tc>
+        <w:tc>
+          <w:tcPr>
+            <w:tcW w:w="2835" w:type="dxa"/>
+            <w:shd w:val="clear" w:color="auto" w:fill="D9E1F2"/>
+          </w:tcPr>
+          <w:p>
+            <w:pPr>
+              <w:rPr>
+                <w:szCs w:val="28"/>
+              </w:rPr>
+            </w:pPr>
+            <w:r>
+              <w:rPr>
+                <w:color w:val="000000"/>
+                <w:szCs w:val="28"/>
+              </w:rPr>
+              <w:t>Portable Document Format</w:t>
             </w:r>
           </w:p>
         </w:tc>
@@ -7125,277 +7168,42 @@
       <w:tr>
         <w:tc>
           <w:tcPr>
-            <w:tcW w:w="3135" w:type="dxa"/>
-            <w:shd w:val="clear" w:color="auto" w:fill="D9E1F2"/>
-          </w:tcPr>
-          <w:p>
-            <w:proofErr w:type="spellStart"/>
-            <w:r>
-              <w:rPr>
-                <w:rFonts w:ascii="Calibri" w:hAnsi="Calibri"/>
+            <w:tcW w:w="817" w:type="dxa"/>
+            <w:shd w:val="clear" w:color="auto" w:fill="FFFFFF"/>
+          </w:tcPr>
+          <w:p>
+            <w:pPr>
+              <w:rPr>
+                <w:szCs w:val="28"/>
+              </w:rPr>
+            </w:pPr>
+            <w:r>
+              <w:rPr>
                 <w:b/>
-                <w:color w:val="1F3864"/>
-                <w:sz w:val="18"/>
-              </w:rPr>
-              <w:t>Fire</w:t>
-            </w:r>
-            <w:proofErr w:type="spellEnd"/>
-            <w:r>
-              <w:rPr>
-                <w:rFonts w:ascii="Calibri" w:hAnsi="Calibri"/>
-                <w:b/>
-                <w:color w:val="1F3864"/>
-                <w:sz w:val="18"/>
-              </w:rPr>
-              <w:t>-and-</w:t>
-            </w:r>
-            <w:proofErr w:type="spellStart"/>
-            <w:r>
-              <w:rPr>
-                <w:rFonts w:ascii="Calibri" w:hAnsi="Calibri"/>
-                <w:b/>
-                <w:color w:val="1F3864"/>
-                <w:sz w:val="18"/>
-              </w:rPr>
-              <w:t>forget</w:t>
-            </w:r>
-            <w:proofErr w:type="spellEnd"/>
-          </w:p>
-        </w:tc>
-        <w:tc>
-          <w:tcPr>
-            <w:tcW w:w="3135" w:type="dxa"/>
+                <w:color w:val="000000"/>
+                <w:szCs w:val="28"/>
+              </w:rPr>
+              <w:t>Git</w:t>
+            </w:r>
+          </w:p>
+        </w:tc>
+        <w:tc>
+          <w:tcPr>
+            <w:tcW w:w="2835" w:type="dxa"/>
             <w:shd w:val="clear" w:color="auto" w:fill="FFFFFF"/>
           </w:tcPr>
           <w:p>
-            <w:r>
-              <w:rPr>
-                <w:rFonts w:ascii="Calibri" w:hAnsi="Calibri"/>
-                <w:color w:val="000000"/>
-                <w:sz w:val="18"/>
-              </w:rPr>
-              <w:t>Patrón de disparo sin respuesta</w:t>
-            </w:r>
-          </w:p>
-        </w:tc>
-        <w:tc>
-          <w:tcPr>
-            <w:tcW w:w="3135" w:type="dxa"/>
-            <w:shd w:val="clear" w:color="auto" w:fill="FFFFFF"/>
-          </w:tcPr>
-          <w:p>
-            <w:r>
-              <w:rPr>
-                <w:rFonts w:ascii="Calibri" w:hAnsi="Calibri"/>
-                <w:color w:val="000000"/>
-                <w:sz w:val="18"/>
-              </w:rPr>
-              <w:t>Modo de envío de notificaciones no bloqueante</w:t>
-            </w:r>
-          </w:p>
-        </w:tc>
-      </w:tr>
-      <w:tr>
-        <w:tc>
-          <w:tcPr>
-            <w:tcW w:w="3135" w:type="dxa"/>
-            <w:shd w:val="clear" w:color="auto" w:fill="D9E1F2"/>
-          </w:tcPr>
-          <w:p>
-            <w:r>
-              <w:rPr>
-                <w:rFonts w:ascii="Calibri" w:hAnsi="Calibri"/>
-                <w:b/>
-                <w:color w:val="1F3864"/>
-                <w:sz w:val="18"/>
-              </w:rPr>
-              <w:t>EN_REVISION</w:t>
-            </w:r>
-          </w:p>
-        </w:tc>
-        <w:tc>
-          <w:tcPr>
-            <w:tcW w:w="3135" w:type="dxa"/>
-            <w:shd w:val="clear" w:color="auto" w:fill="F2F2F2"/>
-          </w:tcPr>
-          <w:p>
-            <w:r>
-              <w:rPr>
-                <w:rFonts w:ascii="Calibri" w:hAnsi="Calibri"/>
-                <w:color w:val="000000"/>
-                <w:sz w:val="18"/>
-              </w:rPr>
-              <w:t>Estado inicial de requerimiento</w:t>
-            </w:r>
-          </w:p>
-        </w:tc>
-        <w:tc>
-          <w:tcPr>
-            <w:tcW w:w="3135" w:type="dxa"/>
-            <w:shd w:val="clear" w:color="auto" w:fill="F2F2F2"/>
-          </w:tcPr>
-          <w:p>
-            <w:r>
-              <w:rPr>
-                <w:rFonts w:ascii="Calibri" w:hAnsi="Calibri"/>
-                <w:color w:val="000000"/>
-                <w:sz w:val="18"/>
-              </w:rPr>
-              <w:t>Estado asignado al crear un requerimiento de compra</w:t>
-            </w:r>
-          </w:p>
-        </w:tc>
-      </w:tr>
-      <w:tr>
-        <w:tc>
-          <w:tcPr>
-            <w:tcW w:w="3135" w:type="dxa"/>
-            <w:shd w:val="clear" w:color="auto" w:fill="D9E1F2"/>
-          </w:tcPr>
-          <w:p>
-            <w:r>
-              <w:rPr>
-                <w:rFonts w:ascii="Calibri" w:hAnsi="Calibri"/>
-                <w:b/>
-                <w:color w:val="1F3864"/>
-                <w:sz w:val="18"/>
-              </w:rPr>
-              <w:lastRenderedPageBreak/>
-              <w:t>Git</w:t>
-            </w:r>
-          </w:p>
-        </w:tc>
-        <w:tc>
-          <w:tcPr>
-            <w:tcW w:w="3135" w:type="dxa"/>
-            <w:shd w:val="clear" w:color="auto" w:fill="FFFFFF"/>
-          </w:tcPr>
-          <w:p>
-            <w:r>
-              <w:rPr>
-                <w:rFonts w:ascii="Calibri" w:hAnsi="Calibri"/>
-                <w:color w:val="000000"/>
-                <w:sz w:val="18"/>
+            <w:pPr>
+              <w:rPr>
+                <w:szCs w:val="28"/>
+              </w:rPr>
+            </w:pPr>
+            <w:r>
+              <w:rPr>
+                <w:color w:val="000000"/>
+                <w:szCs w:val="28"/>
               </w:rPr>
               <w:t>Sistema de control de versiones</w:t>
-            </w:r>
-          </w:p>
-        </w:tc>
-        <w:tc>
-          <w:tcPr>
-            <w:tcW w:w="3135" w:type="dxa"/>
-            <w:shd w:val="clear" w:color="auto" w:fill="FFFFFF"/>
-          </w:tcPr>
-          <w:p>
-            <w:r>
-              <w:rPr>
-                <w:rFonts w:ascii="Calibri" w:hAnsi="Calibri"/>
-                <w:color w:val="000000"/>
-                <w:sz w:val="18"/>
-              </w:rPr>
-              <w:t>Herramienta de gestión de código fuente</w:t>
-            </w:r>
-          </w:p>
-        </w:tc>
-      </w:tr>
-      <w:tr>
-        <w:tc>
-          <w:tcPr>
-            <w:tcW w:w="3135" w:type="dxa"/>
-            <w:shd w:val="clear" w:color="auto" w:fill="D9E1F2"/>
-          </w:tcPr>
-          <w:p>
-            <w:r>
-              <w:rPr>
-                <w:rFonts w:ascii="Calibri" w:hAnsi="Calibri"/>
-                <w:b/>
-                <w:color w:val="1F3864"/>
-                <w:sz w:val="18"/>
-              </w:rPr>
-              <w:t>CP</w:t>
-            </w:r>
-          </w:p>
-        </w:tc>
-        <w:tc>
-          <w:tcPr>
-            <w:tcW w:w="3135" w:type="dxa"/>
-            <w:shd w:val="clear" w:color="auto" w:fill="F2F2F2"/>
-          </w:tcPr>
-          <w:p>
-            <w:r>
-              <w:rPr>
-                <w:rFonts w:ascii="Calibri" w:hAnsi="Calibri"/>
-                <w:color w:val="000000"/>
-                <w:sz w:val="18"/>
-              </w:rPr>
-              <w:t>Caso de Prueba</w:t>
-            </w:r>
-          </w:p>
-        </w:tc>
-        <w:tc>
-          <w:tcPr>
-            <w:tcW w:w="3135" w:type="dxa"/>
-            <w:shd w:val="clear" w:color="auto" w:fill="F2F2F2"/>
-          </w:tcPr>
-          <w:p>
-            <w:r>
-              <w:rPr>
-                <w:rFonts w:ascii="Calibri" w:hAnsi="Calibri"/>
-                <w:color w:val="000000"/>
-                <w:sz w:val="18"/>
-              </w:rPr>
-              <w:t>Identificador de prueba automatizada</w:t>
-            </w:r>
-          </w:p>
-        </w:tc>
-      </w:tr>
-      <w:tr>
-        <w:tc>
-          <w:tcPr>
-            <w:tcW w:w="3135" w:type="dxa"/>
-            <w:shd w:val="clear" w:color="auto" w:fill="D9E1F2"/>
-          </w:tcPr>
-          <w:p>
-            <w:r>
-              <w:rPr>
-                <w:rFonts w:ascii="Calibri" w:hAnsi="Calibri"/>
-                <w:b/>
-                <w:color w:val="1F3864"/>
-                <w:sz w:val="18"/>
-              </w:rPr>
-              <w:t>PDF</w:t>
-            </w:r>
-          </w:p>
-        </w:tc>
-        <w:tc>
-          <w:tcPr>
-            <w:tcW w:w="3135" w:type="dxa"/>
-            <w:shd w:val="clear" w:color="auto" w:fill="FFFFFF"/>
-          </w:tcPr>
-          <w:p>
-            <w:r>
-              <w:rPr>
-                <w:rFonts w:ascii="Calibri" w:hAnsi="Calibri"/>
-                <w:color w:val="000000"/>
-                <w:sz w:val="18"/>
-              </w:rPr>
-              <w:t>Portable Document Format</w:t>
-            </w:r>
-          </w:p>
-        </w:tc>
-        <w:tc>
-          <w:tcPr>
-            <w:tcW w:w="3135" w:type="dxa"/>
-            <w:shd w:val="clear" w:color="auto" w:fill="FFFFFF"/>
-          </w:tcPr>
-          <w:p>
-            <w:r>
-              <w:rPr>
-                <w:rFonts w:ascii="Calibri" w:hAnsi="Calibri"/>
-                <w:color w:val="000000"/>
-                <w:sz w:val="18"/>
-              </w:rPr>
-              <w:t>Formato de salida de planilla mensual (Sprint 05)</w:t>
             </w:r>
           </w:p>
         </w:tc>
@@ -7585,6 +7393,345 @@
       </w:rPr>
     </w:lvl>
   </w:abstractNum>
+  <w:abstractNum w:abstractNumId="9" w15:restartNumberingAfterBreak="0">
+    <w:nsid w:val="2F9774AC"/>
+    <w:multiLevelType w:val="hybridMultilevel"/>
+    <w:tmpl w:val="97343EC8"/>
+    <w:lvl w:ilvl="0" w:tplc="300A0001">
+      <w:start w:val="1"/>
+      <w:numFmt w:val="bullet"/>
+      <w:lvlText w:val=""/>
+      <w:lvlJc w:val="left"/>
+      <w:pPr>
+        <w:ind w:left="720" w:hanging="360"/>
+      </w:pPr>
+      <w:rPr>
+        <w:rFonts w:ascii="Symbol" w:hAnsi="Symbol" w:hint="default"/>
+      </w:rPr>
+    </w:lvl>
+    <w:lvl w:ilvl="1" w:tplc="300A0003" w:tentative="1">
+      <w:start w:val="1"/>
+      <w:numFmt w:val="bullet"/>
+      <w:lvlText w:val="o"/>
+      <w:lvlJc w:val="left"/>
+      <w:pPr>
+        <w:ind w:left="1440" w:hanging="360"/>
+      </w:pPr>
+      <w:rPr>
+        <w:rFonts w:ascii="Courier New" w:hAnsi="Courier New" w:cs="Courier New" w:hint="default"/>
+      </w:rPr>
+    </w:lvl>
+    <w:lvl w:ilvl="2" w:tplc="300A0005" w:tentative="1">
+      <w:start w:val="1"/>
+      <w:numFmt w:val="bullet"/>
+      <w:lvlText w:val=""/>
+      <w:lvlJc w:val="left"/>
+      <w:pPr>
+        <w:ind w:left="2160" w:hanging="360"/>
+      </w:pPr>
+      <w:rPr>
+        <w:rFonts w:ascii="Wingdings" w:hAnsi="Wingdings" w:hint="default"/>
+      </w:rPr>
+    </w:lvl>
+    <w:lvl w:ilvl="3" w:tplc="300A0001" w:tentative="1">
+      <w:start w:val="1"/>
+      <w:numFmt w:val="bullet"/>
+      <w:lvlText w:val=""/>
+      <w:lvlJc w:val="left"/>
+      <w:pPr>
+        <w:ind w:left="2880" w:hanging="360"/>
+      </w:pPr>
+      <w:rPr>
+        <w:rFonts w:ascii="Symbol" w:hAnsi="Symbol" w:hint="default"/>
+      </w:rPr>
+    </w:lvl>
+    <w:lvl w:ilvl="4" w:tplc="300A0003" w:tentative="1">
+      <w:start w:val="1"/>
+      <w:numFmt w:val="bullet"/>
+      <w:lvlText w:val="o"/>
+      <w:lvlJc w:val="left"/>
+      <w:pPr>
+        <w:ind w:left="3600" w:hanging="360"/>
+      </w:pPr>
+      <w:rPr>
+        <w:rFonts w:ascii="Courier New" w:hAnsi="Courier New" w:cs="Courier New" w:hint="default"/>
+      </w:rPr>
+    </w:lvl>
+    <w:lvl w:ilvl="5" w:tplc="300A0005" w:tentative="1">
+      <w:start w:val="1"/>
+      <w:numFmt w:val="bullet"/>
+      <w:lvlText w:val=""/>
+      <w:lvlJc w:val="left"/>
+      <w:pPr>
+        <w:ind w:left="4320" w:hanging="360"/>
+      </w:pPr>
+      <w:rPr>
+        <w:rFonts w:ascii="Wingdings" w:hAnsi="Wingdings" w:hint="default"/>
+      </w:rPr>
+    </w:lvl>
+    <w:lvl w:ilvl="6" w:tplc="300A0001" w:tentative="1">
+      <w:start w:val="1"/>
+      <w:numFmt w:val="bullet"/>
+      <w:lvlText w:val=""/>
+      <w:lvlJc w:val="left"/>
+      <w:pPr>
+        <w:ind w:left="5040" w:hanging="360"/>
+      </w:pPr>
+      <w:rPr>
+        <w:rFonts w:ascii="Symbol" w:hAnsi="Symbol" w:hint="default"/>
+      </w:rPr>
+    </w:lvl>
+    <w:lvl w:ilvl="7" w:tplc="300A0003" w:tentative="1">
+      <w:start w:val="1"/>
+      <w:numFmt w:val="bullet"/>
+      <w:lvlText w:val="o"/>
+      <w:lvlJc w:val="left"/>
+      <w:pPr>
+        <w:ind w:left="5760" w:hanging="360"/>
+      </w:pPr>
+      <w:rPr>
+        <w:rFonts w:ascii="Courier New" w:hAnsi="Courier New" w:cs="Courier New" w:hint="default"/>
+      </w:rPr>
+    </w:lvl>
+    <w:lvl w:ilvl="8" w:tplc="300A0005" w:tentative="1">
+      <w:start w:val="1"/>
+      <w:numFmt w:val="bullet"/>
+      <w:lvlText w:val=""/>
+      <w:lvlJc w:val="left"/>
+      <w:pPr>
+        <w:ind w:left="6480" w:hanging="360"/>
+      </w:pPr>
+      <w:rPr>
+        <w:rFonts w:ascii="Wingdings" w:hAnsi="Wingdings" w:hint="default"/>
+      </w:rPr>
+    </w:lvl>
+  </w:abstractNum>
+  <w:abstractNum w:abstractNumId="10" w15:restartNumberingAfterBreak="0">
+    <w:nsid w:val="595318C1"/>
+    <w:multiLevelType w:val="hybridMultilevel"/>
+    <w:tmpl w:val="BDE8EC22"/>
+    <w:lvl w:ilvl="0" w:tplc="300A0001">
+      <w:start w:val="1"/>
+      <w:numFmt w:val="bullet"/>
+      <w:lvlText w:val=""/>
+      <w:lvlJc w:val="left"/>
+      <w:pPr>
+        <w:ind w:left="720" w:hanging="360"/>
+      </w:pPr>
+      <w:rPr>
+        <w:rFonts w:ascii="Symbol" w:hAnsi="Symbol" w:hint="default"/>
+      </w:rPr>
+    </w:lvl>
+    <w:lvl w:ilvl="1" w:tplc="300A0003" w:tentative="1">
+      <w:start w:val="1"/>
+      <w:numFmt w:val="bullet"/>
+      <w:lvlText w:val="o"/>
+      <w:lvlJc w:val="left"/>
+      <w:pPr>
+        <w:ind w:left="1440" w:hanging="360"/>
+      </w:pPr>
+      <w:rPr>
+        <w:rFonts w:ascii="Courier New" w:hAnsi="Courier New" w:cs="Courier New" w:hint="default"/>
+      </w:rPr>
+    </w:lvl>
+    <w:lvl w:ilvl="2" w:tplc="300A0005" w:tentative="1">
+      <w:start w:val="1"/>
+      <w:numFmt w:val="bullet"/>
+      <w:lvlText w:val=""/>
+      <w:lvlJc w:val="left"/>
+      <w:pPr>
+        <w:ind w:left="2160" w:hanging="360"/>
+      </w:pPr>
+      <w:rPr>
+        <w:rFonts w:ascii="Wingdings" w:hAnsi="Wingdings" w:hint="default"/>
+      </w:rPr>
+    </w:lvl>
+    <w:lvl w:ilvl="3" w:tplc="300A0001" w:tentative="1">
+      <w:start w:val="1"/>
+      <w:numFmt w:val="bullet"/>
+      <w:lvlText w:val=""/>
+      <w:lvlJc w:val="left"/>
+      <w:pPr>
+        <w:ind w:left="2880" w:hanging="360"/>
+      </w:pPr>
+      <w:rPr>
+        <w:rFonts w:ascii="Symbol" w:hAnsi="Symbol" w:hint="default"/>
+      </w:rPr>
+    </w:lvl>
+    <w:lvl w:ilvl="4" w:tplc="300A0003" w:tentative="1">
+      <w:start w:val="1"/>
+      <w:numFmt w:val="bullet"/>
+      <w:lvlText w:val="o"/>
+      <w:lvlJc w:val="left"/>
+      <w:pPr>
+        <w:ind w:left="3600" w:hanging="360"/>
+      </w:pPr>
+      <w:rPr>
+        <w:rFonts w:ascii="Courier New" w:hAnsi="Courier New" w:cs="Courier New" w:hint="default"/>
+      </w:rPr>
+    </w:lvl>
+    <w:lvl w:ilvl="5" w:tplc="300A0005" w:tentative="1">
+      <w:start w:val="1"/>
+      <w:numFmt w:val="bullet"/>
+      <w:lvlText w:val=""/>
+      <w:lvlJc w:val="left"/>
+      <w:pPr>
+        <w:ind w:left="4320" w:hanging="360"/>
+      </w:pPr>
+      <w:rPr>
+        <w:rFonts w:ascii="Wingdings" w:hAnsi="Wingdings" w:hint="default"/>
+      </w:rPr>
+    </w:lvl>
+    <w:lvl w:ilvl="6" w:tplc="300A0001" w:tentative="1">
+      <w:start w:val="1"/>
+      <w:numFmt w:val="bullet"/>
+      <w:lvlText w:val=""/>
+      <w:lvlJc w:val="left"/>
+      <w:pPr>
+        <w:ind w:left="5040" w:hanging="360"/>
+      </w:pPr>
+      <w:rPr>
+        <w:rFonts w:ascii="Symbol" w:hAnsi="Symbol" w:hint="default"/>
+      </w:rPr>
+    </w:lvl>
+    <w:lvl w:ilvl="7" w:tplc="300A0003" w:tentative="1">
+      <w:start w:val="1"/>
+      <w:numFmt w:val="bullet"/>
+      <w:lvlText w:val="o"/>
+      <w:lvlJc w:val="left"/>
+      <w:pPr>
+        <w:ind w:left="5760" w:hanging="360"/>
+      </w:pPr>
+      <w:rPr>
+        <w:rFonts w:ascii="Courier New" w:hAnsi="Courier New" w:cs="Courier New" w:hint="default"/>
+      </w:rPr>
+    </w:lvl>
+    <w:lvl w:ilvl="8" w:tplc="300A0005" w:tentative="1">
+      <w:start w:val="1"/>
+      <w:numFmt w:val="bullet"/>
+      <w:lvlText w:val=""/>
+      <w:lvlJc w:val="left"/>
+      <w:pPr>
+        <w:ind w:left="6480" w:hanging="360"/>
+      </w:pPr>
+      <w:rPr>
+        <w:rFonts w:ascii="Wingdings" w:hAnsi="Wingdings" w:hint="default"/>
+      </w:rPr>
+    </w:lvl>
+  </w:abstractNum>
+  <w:abstractNum w:abstractNumId="11" w15:restartNumberingAfterBreak="0">
+    <w:nsid w:val="657579EB"/>
+    <w:multiLevelType w:val="hybridMultilevel"/>
+    <w:tmpl w:val="F6D62C58"/>
+    <w:lvl w:ilvl="0" w:tplc="300A0001">
+      <w:start w:val="1"/>
+      <w:numFmt w:val="bullet"/>
+      <w:lvlText w:val=""/>
+      <w:lvlJc w:val="left"/>
+      <w:pPr>
+        <w:ind w:left="720" w:hanging="360"/>
+      </w:pPr>
+      <w:rPr>
+        <w:rFonts w:ascii="Symbol" w:hAnsi="Symbol" w:hint="default"/>
+      </w:rPr>
+    </w:lvl>
+    <w:lvl w:ilvl="1" w:tplc="300A0003" w:tentative="1">
+      <w:start w:val="1"/>
+      <w:numFmt w:val="bullet"/>
+      <w:lvlText w:val="o"/>
+      <w:lvlJc w:val="left"/>
+      <w:pPr>
+        <w:ind w:left="1440" w:hanging="360"/>
+      </w:pPr>
+      <w:rPr>
+        <w:rFonts w:ascii="Courier New" w:hAnsi="Courier New" w:cs="Courier New" w:hint="default"/>
+      </w:rPr>
+    </w:lvl>
+    <w:lvl w:ilvl="2" w:tplc="300A0005" w:tentative="1">
+      <w:start w:val="1"/>
+      <w:numFmt w:val="bullet"/>
+      <w:lvlText w:val=""/>
+      <w:lvlJc w:val="left"/>
+      <w:pPr>
+        <w:ind w:left="2160" w:hanging="360"/>
+      </w:pPr>
+      <w:rPr>
+        <w:rFonts w:ascii="Wingdings" w:hAnsi="Wingdings" w:hint="default"/>
+      </w:rPr>
+    </w:lvl>
+    <w:lvl w:ilvl="3" w:tplc="300A0001" w:tentative="1">
+      <w:start w:val="1"/>
+      <w:numFmt w:val="bullet"/>
+      <w:lvlText w:val=""/>
+      <w:lvlJc w:val="left"/>
+      <w:pPr>
+        <w:ind w:left="2880" w:hanging="360"/>
+      </w:pPr>
+      <w:rPr>
+        <w:rFonts w:ascii="Symbol" w:hAnsi="Symbol" w:hint="default"/>
+      </w:rPr>
+    </w:lvl>
+    <w:lvl w:ilvl="4" w:tplc="300A0003" w:tentative="1">
+      <w:start w:val="1"/>
+      <w:numFmt w:val="bullet"/>
+      <w:lvlText w:val="o"/>
+      <w:lvlJc w:val="left"/>
+      <w:pPr>
+        <w:ind w:left="3600" w:hanging="360"/>
+      </w:pPr>
+      <w:rPr>
+        <w:rFonts w:ascii="Courier New" w:hAnsi="Courier New" w:cs="Courier New" w:hint="default"/>
+      </w:rPr>
+    </w:lvl>
+    <w:lvl w:ilvl="5" w:tplc="300A0005" w:tentative="1">
+      <w:start w:val="1"/>
+      <w:numFmt w:val="bullet"/>
+      <w:lvlText w:val=""/>
+      <w:lvlJc w:val="left"/>
+      <w:pPr>
+        <w:ind w:left="4320" w:hanging="360"/>
+      </w:pPr>
+      <w:rPr>
+        <w:rFonts w:ascii="Wingdings" w:hAnsi="Wingdings" w:hint="default"/>
+      </w:rPr>
+    </w:lvl>
+    <w:lvl w:ilvl="6" w:tplc="300A0001" w:tentative="1">
+      <w:start w:val="1"/>
+      <w:numFmt w:val="bullet"/>
+      <w:lvlText w:val=""/>
+      <w:lvlJc w:val="left"/>
+      <w:pPr>
+        <w:ind w:left="5040" w:hanging="360"/>
+      </w:pPr>
+      <w:rPr>
+        <w:rFonts w:ascii="Symbol" w:hAnsi="Symbol" w:hint="default"/>
+      </w:rPr>
+    </w:lvl>
+    <w:lvl w:ilvl="7" w:tplc="300A0003" w:tentative="1">
+      <w:start w:val="1"/>
+      <w:numFmt w:val="bullet"/>
+      <w:lvlText w:val="o"/>
+      <w:lvlJc w:val="left"/>
+      <w:pPr>
+        <w:ind w:left="5760" w:hanging="360"/>
+      </w:pPr>
+      <w:rPr>
+        <w:rFonts w:ascii="Courier New" w:hAnsi="Courier New" w:cs="Courier New" w:hint="default"/>
+      </w:rPr>
+    </w:lvl>
+    <w:lvl w:ilvl="8" w:tplc="300A0005" w:tentative="1">
+      <w:start w:val="1"/>
+      <w:numFmt w:val="bullet"/>
+      <w:lvlText w:val=""/>
+      <w:lvlJc w:val="left"/>
+      <w:pPr>
+        <w:ind w:left="6480" w:hanging="360"/>
+      </w:pPr>
+      <w:rPr>
+        <w:rFonts w:ascii="Wingdings" w:hAnsi="Wingdings" w:hint="default"/>
+      </w:rPr>
+    </w:lvl>
+  </w:abstractNum>
   <w:num w:numId="1" w16cid:durableId="2137597451">
     <w:abstractNumId w:val="8"/>
   </w:num>
@@ -7611,6 +7758,15 @@
   </w:num>
   <w:num w:numId="9" w16cid:durableId="1295792687">
     <w:abstractNumId w:val="0"/>
+  </w:num>
+  <w:num w:numId="10" w16cid:durableId="272522500">
+    <w:abstractNumId w:val="9"/>
+  </w:num>
+  <w:num w:numId="11" w16cid:durableId="1775785401">
+    <w:abstractNumId w:val="10"/>
+  </w:num>
+  <w:num w:numId="12" w16cid:durableId="1118446986">
+    <w:abstractNumId w:val="11"/>
   </w:num>
 </w:numbering>
 </file>
@@ -8017,7 +8173,7 @@
     <w:link w:val="Ttulo1Car"/>
     <w:uiPriority w:val="9"/>
     <w:qFormat/>
-    <w:rsid w:val="00164E08"/>
+    <w:rsid w:val="00B20AC5"/>
     <w:pPr>
       <w:keepNext/>
       <w:keepLines/>
@@ -8028,7 +8184,6 @@
       <w:rFonts w:eastAsiaTheme="majorEastAsia" w:cstheme="majorBidi"/>
       <w:b/>
       <w:bCs/>
-      <w:sz w:val="28"/>
       <w:szCs w:val="28"/>
     </w:rPr>
   </w:style>
@@ -8040,19 +8195,17 @@
     <w:uiPriority w:val="9"/>
     <w:unhideWhenUsed/>
     <w:qFormat/>
-    <w:rsid w:val="00FC693F"/>
+    <w:rsid w:val="004B3A32"/>
     <w:pPr>
       <w:keepNext/>
       <w:keepLines/>
-      <w:spacing w:before="200" w:after="0"/>
+      <w:spacing w:before="80" w:after="0"/>
       <w:outlineLvl w:val="1"/>
     </w:pPr>
     <w:rPr>
-      <w:rFonts w:eastAsiaTheme="majorEastAsia" w:cstheme="majorBidi"/>
+      <w:rFonts w:ascii="Calibri" w:eastAsiaTheme="majorEastAsia" w:hAnsi="Calibri" w:cstheme="majorBidi"/>
       <w:b/>
       <w:bCs/>
-      <w:color w:val="4F81BD" w:themeColor="accent1"/>
-      <w:sz w:val="26"/>
       <w:szCs w:val="26"/>
     </w:rPr>
   </w:style>
@@ -8221,7 +8374,6 @@
   <w:style w:type="character" w:default="1" w:styleId="Fuentedeprrafopredeter">
     <w:name w:val="Default Paragraph Font"/>
     <w:uiPriority w:val="1"/>
-    <w:semiHidden/>
     <w:unhideWhenUsed/>
   </w:style>
   <w:style w:type="table" w:default="1" w:styleId="Tablanormal">
@@ -8303,13 +8455,13 @@
     <w:basedOn w:val="Fuentedeprrafopredeter"/>
     <w:link w:val="Ttulo1"/>
     <w:uiPriority w:val="9"/>
-    <w:rsid w:val="00164E08"/>
+    <w:rsid w:val="00B20AC5"/>
     <w:rPr>
       <w:rFonts w:asciiTheme="majorHAnsi" w:eastAsiaTheme="majorEastAsia" w:hAnsiTheme="majorHAnsi" w:cstheme="majorBidi"/>
       <w:b/>
       <w:bCs/>
-      <w:sz w:val="28"/>
       <w:szCs w:val="28"/>
+      <w:lang w:val="es-EC"/>
     </w:rPr>
   </w:style>
   <w:style w:type="character" w:customStyle="1" w:styleId="Ttulo2Car">
@@ -8317,14 +8469,13 @@
     <w:basedOn w:val="Fuentedeprrafopredeter"/>
     <w:link w:val="Ttulo2"/>
     <w:uiPriority w:val="9"/>
-    <w:rsid w:val="00FC693F"/>
+    <w:rsid w:val="004B3A32"/>
     <w:rPr>
-      <w:rFonts w:asciiTheme="majorHAnsi" w:eastAsiaTheme="majorEastAsia" w:hAnsiTheme="majorHAnsi" w:cstheme="majorBidi"/>
+      <w:rFonts w:ascii="Calibri" w:eastAsiaTheme="majorEastAsia" w:hAnsi="Calibri" w:cstheme="majorBidi"/>
       <w:b/>
       <w:bCs/>
-      <w:color w:val="4F81BD" w:themeColor="accent1"/>
-      <w:sz w:val="26"/>
       <w:szCs w:val="26"/>
+      <w:lang w:val="es-EC"/>
     </w:rPr>
   </w:style>
   <w:style w:type="character" w:customStyle="1" w:styleId="Ttulo3Car">
@@ -18997,6 +19148,169 @@
       </w:tcPr>
     </w:tblStylePr>
   </w:style>
+  <w:style w:type="character" w:styleId="CdigoHTML">
+    <w:name w:val="HTML Code"/>
+    <w:basedOn w:val="Fuentedeprrafopredeter"/>
+    <w:uiPriority w:val="99"/>
+    <w:semiHidden/>
+    <w:unhideWhenUsed/>
+    <w:rsid w:val="003168EF"/>
+    <w:rPr>
+      <w:rFonts w:ascii="Courier New" w:eastAsia="Times New Roman" w:hAnsi="Courier New" w:cs="Courier New"/>
+      <w:sz w:val="20"/>
+      <w:szCs w:val="20"/>
+    </w:rPr>
+  </w:style>
+  <w:style w:type="table" w:styleId="Tabladelista4-nfasis1">
+    <w:name w:val="List Table 4 Accent 1"/>
+    <w:basedOn w:val="Tablanormal"/>
+    <w:uiPriority w:val="49"/>
+    <w:rsid w:val="004663D8"/>
+    <w:pPr>
+      <w:spacing w:after="0" w:line="240" w:lineRule="auto"/>
+    </w:pPr>
+    <w:tblPr>
+      <w:tblStyleRowBandSize w:val="1"/>
+      <w:tblStyleColBandSize w:val="1"/>
+      <w:tblBorders>
+        <w:top w:val="single" w:sz="4" w:space="0" w:color="95B3D7" w:themeColor="accent1" w:themeTint="99"/>
+        <w:left w:val="single" w:sz="4" w:space="0" w:color="95B3D7" w:themeColor="accent1" w:themeTint="99"/>
+        <w:bottom w:val="single" w:sz="4" w:space="0" w:color="95B3D7" w:themeColor="accent1" w:themeTint="99"/>
+        <w:right w:val="single" w:sz="4" w:space="0" w:color="95B3D7" w:themeColor="accent1" w:themeTint="99"/>
+        <w:insideH w:val="single" w:sz="4" w:space="0" w:color="95B3D7" w:themeColor="accent1" w:themeTint="99"/>
+      </w:tblBorders>
+    </w:tblPr>
+    <w:tblStylePr w:type="firstRow">
+      <w:rPr>
+        <w:b/>
+        <w:bCs/>
+        <w:color w:val="FFFFFF" w:themeColor="background1"/>
+      </w:rPr>
+      <w:tblPr/>
+      <w:tcPr>
+        <w:tcBorders>
+          <w:top w:val="single" w:sz="4" w:space="0" w:color="4F81BD" w:themeColor="accent1"/>
+          <w:left w:val="single" w:sz="4" w:space="0" w:color="4F81BD" w:themeColor="accent1"/>
+          <w:bottom w:val="single" w:sz="4" w:space="0" w:color="4F81BD" w:themeColor="accent1"/>
+          <w:right w:val="single" w:sz="4" w:space="0" w:color="4F81BD" w:themeColor="accent1"/>
+          <w:insideH w:val="nil"/>
+        </w:tcBorders>
+        <w:shd w:val="clear" w:color="auto" w:fill="4F81BD" w:themeFill="accent1"/>
+      </w:tcPr>
+    </w:tblStylePr>
+    <w:tblStylePr w:type="lastRow">
+      <w:rPr>
+        <w:b/>
+        <w:bCs/>
+      </w:rPr>
+      <w:tblPr/>
+      <w:tcPr>
+        <w:tcBorders>
+          <w:top w:val="double" w:sz="4" w:space="0" w:color="95B3D7" w:themeColor="accent1" w:themeTint="99"/>
+        </w:tcBorders>
+      </w:tcPr>
+    </w:tblStylePr>
+    <w:tblStylePr w:type="firstCol">
+      <w:rPr>
+        <w:b/>
+        <w:bCs/>
+      </w:rPr>
+    </w:tblStylePr>
+    <w:tblStylePr w:type="lastCol">
+      <w:rPr>
+        <w:b/>
+        <w:bCs/>
+      </w:rPr>
+    </w:tblStylePr>
+    <w:tblStylePr w:type="band1Vert">
+      <w:tblPr/>
+      <w:tcPr>
+        <w:shd w:val="clear" w:color="auto" w:fill="DBE5F1" w:themeFill="accent1" w:themeFillTint="33"/>
+      </w:tcPr>
+    </w:tblStylePr>
+    <w:tblStylePr w:type="band1Horz">
+      <w:tblPr/>
+      <w:tcPr>
+        <w:shd w:val="clear" w:color="auto" w:fill="DBE5F1" w:themeFill="accent1" w:themeFillTint="33"/>
+      </w:tcPr>
+    </w:tblStylePr>
+  </w:style>
+  <w:style w:type="table" w:styleId="Tablaconcuadrcula4-nfasis1">
+    <w:name w:val="Grid Table 4 Accent 1"/>
+    <w:basedOn w:val="Tablanormal"/>
+    <w:uiPriority w:val="49"/>
+    <w:rsid w:val="00581C46"/>
+    <w:pPr>
+      <w:spacing w:after="0" w:line="240" w:lineRule="auto"/>
+    </w:pPr>
+    <w:tblPr>
+      <w:tblStyleRowBandSize w:val="1"/>
+      <w:tblStyleColBandSize w:val="1"/>
+      <w:tblBorders>
+        <w:top w:val="single" w:sz="4" w:space="0" w:color="95B3D7" w:themeColor="accent1" w:themeTint="99"/>
+        <w:left w:val="single" w:sz="4" w:space="0" w:color="95B3D7" w:themeColor="accent1" w:themeTint="99"/>
+        <w:bottom w:val="single" w:sz="4" w:space="0" w:color="95B3D7" w:themeColor="accent1" w:themeTint="99"/>
+        <w:right w:val="single" w:sz="4" w:space="0" w:color="95B3D7" w:themeColor="accent1" w:themeTint="99"/>
+        <w:insideH w:val="single" w:sz="4" w:space="0" w:color="95B3D7" w:themeColor="accent1" w:themeTint="99"/>
+        <w:insideV w:val="single" w:sz="4" w:space="0" w:color="95B3D7" w:themeColor="accent1" w:themeTint="99"/>
+      </w:tblBorders>
+    </w:tblPr>
+    <w:tblStylePr w:type="firstRow">
+      <w:rPr>
+        <w:b/>
+        <w:bCs/>
+        <w:color w:val="FFFFFF" w:themeColor="background1"/>
+      </w:rPr>
+      <w:tblPr/>
+      <w:tcPr>
+        <w:tcBorders>
+          <w:top w:val="single" w:sz="4" w:space="0" w:color="4F81BD" w:themeColor="accent1"/>
+          <w:left w:val="single" w:sz="4" w:space="0" w:color="4F81BD" w:themeColor="accent1"/>
+          <w:bottom w:val="single" w:sz="4" w:space="0" w:color="4F81BD" w:themeColor="accent1"/>
+          <w:right w:val="single" w:sz="4" w:space="0" w:color="4F81BD" w:themeColor="accent1"/>
+          <w:insideH w:val="nil"/>
+          <w:insideV w:val="nil"/>
+        </w:tcBorders>
+        <w:shd w:val="clear" w:color="auto" w:fill="4F81BD" w:themeFill="accent1"/>
+      </w:tcPr>
+    </w:tblStylePr>
+    <w:tblStylePr w:type="lastRow">
+      <w:rPr>
+        <w:b/>
+        <w:bCs/>
+      </w:rPr>
+      <w:tblPr/>
+      <w:tcPr>
+        <w:tcBorders>
+          <w:top w:val="double" w:sz="4" w:space="0" w:color="4F81BD" w:themeColor="accent1"/>
+        </w:tcBorders>
+      </w:tcPr>
+    </w:tblStylePr>
+    <w:tblStylePr w:type="firstCol">
+      <w:rPr>
+        <w:b/>
+        <w:bCs/>
+      </w:rPr>
+    </w:tblStylePr>
+    <w:tblStylePr w:type="lastCol">
+      <w:rPr>
+        <w:b/>
+        <w:bCs/>
+      </w:rPr>
+    </w:tblStylePr>
+    <w:tblStylePr w:type="band1Vert">
+      <w:tblPr/>
+      <w:tcPr>
+        <w:shd w:val="clear" w:color="auto" w:fill="DBE5F1" w:themeFill="accent1" w:themeFillTint="33"/>
+      </w:tcPr>
+    </w:tblStylePr>
+    <w:tblStylePr w:type="band1Horz">
+      <w:tblPr/>
+      <w:tcPr>
+        <w:shd w:val="clear" w:color="auto" w:fill="DBE5F1" w:themeFill="accent1" w:themeFillTint="33"/>
+      </w:tcPr>
+    </w:tblStylePr>
+  </w:style>
 </w:styles>
 </file>
 

--- a/Documentos Base/Sprint 6 documentacion/Sprint_06_Retrospectiva_ICARO_V2.docx
+++ b/Documentos Base/Sprint 6 documentacion/Sprint_06_Retrospectiva_ICARO_V2.docx
@@ -3574,16 +3574,14 @@
                 <w:numId w:val="10"/>
               </w:numPr>
               <w:rPr>
-                <w:sz w:val="24"/>
-                <w:szCs w:val="32"/>
-              </w:rPr>
-            </w:pPr>
-            <w:r>
-              <w:rPr>
-                <w:rFonts w:ascii="Calibri" w:hAnsi="Calibri"/>
-                <w:color w:val="000000"/>
-                <w:sz w:val="24"/>
-                <w:szCs w:val="32"/>
+                <w:szCs w:val="28"/>
+              </w:rPr>
+            </w:pPr>
+            <w:r>
+              <w:rPr>
+                <w:rFonts w:ascii="Calibri" w:hAnsi="Calibri"/>
+                <w:color w:val="000000"/>
+                <w:szCs w:val="28"/>
               </w:rPr>
               <w:t xml:space="preserve">La integración de </w:t>
             </w:r>
@@ -3592,8 +3590,7 @@
               <w:rPr>
                 <w:rFonts w:ascii="Calibri" w:hAnsi="Calibri"/>
                 <w:color w:val="000000"/>
-                <w:sz w:val="24"/>
-                <w:szCs w:val="32"/>
+                <w:szCs w:val="28"/>
               </w:rPr>
               <w:t>NotificationService</w:t>
             </w:r>
@@ -3602,8 +3599,7 @@
               <w:rPr>
                 <w:rFonts w:ascii="Calibri" w:hAnsi="Calibri"/>
                 <w:color w:val="000000"/>
-                <w:sz w:val="24"/>
-                <w:szCs w:val="32"/>
+                <w:szCs w:val="28"/>
               </w:rPr>
               <w:t xml:space="preserve"> con </w:t>
             </w:r>
@@ -3612,8 +3608,7 @@
               <w:rPr>
                 <w:rFonts w:ascii="Calibri" w:hAnsi="Calibri"/>
                 <w:color w:val="000000"/>
-                <w:sz w:val="24"/>
-                <w:szCs w:val="32"/>
+                <w:szCs w:val="28"/>
               </w:rPr>
               <w:t>EventEmitter</w:t>
             </w:r>
@@ -3622,8 +3617,7 @@
               <w:rPr>
                 <w:rFonts w:ascii="Calibri" w:hAnsi="Calibri"/>
                 <w:color w:val="000000"/>
-                <w:sz w:val="24"/>
-                <w:szCs w:val="32"/>
+                <w:szCs w:val="28"/>
               </w:rPr>
               <w:t xml:space="preserve"> siguió la arquitectura de servicios establecida en sprints anteriores sin fricción ni </w:t>
             </w:r>
@@ -3632,8 +3626,7 @@
               <w:rPr>
                 <w:rFonts w:ascii="Calibri" w:hAnsi="Calibri"/>
                 <w:color w:val="000000"/>
-                <w:sz w:val="24"/>
-                <w:szCs w:val="32"/>
+                <w:szCs w:val="28"/>
               </w:rPr>
               <w:t>re-trabajo</w:t>
             </w:r>
@@ -3642,8 +3635,7 @@
               <w:rPr>
                 <w:rFonts w:ascii="Calibri" w:hAnsi="Calibri"/>
                 <w:color w:val="000000"/>
-                <w:sz w:val="24"/>
-                <w:szCs w:val="32"/>
+                <w:szCs w:val="28"/>
               </w:rPr>
               <w:t>.</w:t>
             </w:r>
@@ -3664,16 +3656,14 @@
                 <w:numId w:val="10"/>
               </w:numPr>
               <w:rPr>
-                <w:sz w:val="24"/>
-                <w:szCs w:val="32"/>
-              </w:rPr>
-            </w:pPr>
-            <w:r>
-              <w:rPr>
-                <w:rFonts w:ascii="Calibri" w:hAnsi="Calibri"/>
-                <w:color w:val="000000"/>
-                <w:sz w:val="24"/>
-                <w:szCs w:val="32"/>
+                <w:szCs w:val="28"/>
+              </w:rPr>
+            </w:pPr>
+            <w:r>
+              <w:rPr>
+                <w:rFonts w:ascii="Calibri" w:hAnsi="Calibri"/>
+                <w:color w:val="000000"/>
+                <w:szCs w:val="28"/>
               </w:rPr>
               <w:t>Las validaciones estrictas de requerimientos de compra reutilizaron el patrón de middlewares de validación, reduciendo el tiempo de desarrollo.</w:t>
             </w:r>
@@ -3694,16 +3684,14 @@
                 <w:numId w:val="10"/>
               </w:numPr>
               <w:rPr>
-                <w:sz w:val="24"/>
-                <w:szCs w:val="32"/>
-              </w:rPr>
-            </w:pPr>
-            <w:r>
-              <w:rPr>
-                <w:rFonts w:ascii="Calibri" w:hAnsi="Calibri"/>
-                <w:color w:val="000000"/>
-                <w:sz w:val="24"/>
-                <w:szCs w:val="32"/>
+                <w:szCs w:val="28"/>
+              </w:rPr>
+            </w:pPr>
+            <w:r>
+              <w:rPr>
+                <w:rFonts w:ascii="Calibri" w:hAnsi="Calibri"/>
+                <w:color w:val="000000"/>
+                <w:szCs w:val="28"/>
               </w:rPr>
               <w:t>Las pruebas cubrieron todos los flujos RBAC, validaciones de negocio y el servicio de notificaciones. Es el sprint con mayor número de casos de prueba del proyecto.</w:t>
             </w:r>
@@ -3724,16 +3712,14 @@
                 <w:numId w:val="10"/>
               </w:numPr>
               <w:rPr>
-                <w:sz w:val="24"/>
-                <w:szCs w:val="32"/>
-              </w:rPr>
-            </w:pPr>
-            <w:r>
-              <w:rPr>
-                <w:rFonts w:ascii="Calibri" w:hAnsi="Calibri"/>
-                <w:color w:val="000000"/>
-                <w:sz w:val="24"/>
-                <w:szCs w:val="32"/>
+                <w:szCs w:val="28"/>
+              </w:rPr>
+            </w:pPr>
+            <w:r>
+              <w:rPr>
+                <w:rFonts w:ascii="Calibri" w:hAnsi="Calibri"/>
+                <w:color w:val="000000"/>
+                <w:szCs w:val="28"/>
               </w:rPr>
               <w:t>El equipo implementó el ciclo completo en una sola iteración, sin deuda técnica adicional.</w:t>
             </w:r>
@@ -3754,16 +3740,14 @@
                 <w:numId w:val="10"/>
               </w:numPr>
               <w:rPr>
-                <w:sz w:val="24"/>
-                <w:szCs w:val="32"/>
-              </w:rPr>
-            </w:pPr>
-            <w:r>
-              <w:rPr>
-                <w:rFonts w:ascii="Calibri" w:hAnsi="Calibri"/>
-                <w:color w:val="000000"/>
-                <w:sz w:val="24"/>
-                <w:szCs w:val="32"/>
+                <w:szCs w:val="28"/>
+              </w:rPr>
+            </w:pPr>
+            <w:r>
+              <w:rPr>
+                <w:rFonts w:ascii="Calibri" w:hAnsi="Calibri"/>
+                <w:color w:val="000000"/>
+                <w:szCs w:val="28"/>
               </w:rPr>
               <w:t>La velocidad del equipo se mantuvo consistente con el objetivo planificado, completando los 42 SP sin desvíos ni impedimentos.</w:t>
             </w:r>
@@ -3802,16 +3786,14 @@
                 <w:numId w:val="11"/>
               </w:numPr>
               <w:rPr>
-                <w:sz w:val="24"/>
-                <w:szCs w:val="32"/>
-              </w:rPr>
-            </w:pPr>
-            <w:r>
-              <w:rPr>
-                <w:rFonts w:ascii="Calibri" w:hAnsi="Calibri"/>
-                <w:color w:val="000000"/>
-                <w:sz w:val="24"/>
-                <w:szCs w:val="32"/>
+                <w:szCs w:val="28"/>
+              </w:rPr>
+            </w:pPr>
+            <w:r>
+              <w:rPr>
+                <w:rFonts w:ascii="Calibri" w:hAnsi="Calibri"/>
+                <w:color w:val="000000"/>
+                <w:szCs w:val="28"/>
               </w:rPr>
               <w:t xml:space="preserve">Las pruebas de los Grupos 3-5 requieren BD de prueba con datos </w:t>
             </w:r>
@@ -3820,8 +3802,7 @@
               <w:rPr>
                 <w:rFonts w:ascii="Calibri" w:hAnsi="Calibri"/>
                 <w:color w:val="000000"/>
-                <w:sz w:val="24"/>
-                <w:szCs w:val="32"/>
+                <w:szCs w:val="28"/>
               </w:rPr>
               <w:t>seeded</w:t>
             </w:r>
@@ -3830,8 +3811,7 @@
               <w:rPr>
                 <w:rFonts w:ascii="Calibri" w:hAnsi="Calibri"/>
                 <w:color w:val="000000"/>
-                <w:sz w:val="24"/>
-                <w:szCs w:val="32"/>
+                <w:szCs w:val="28"/>
               </w:rPr>
               <w:t>; sin ella retornan 401 en vez de 403/201, lo que puede confundir en entornos CI sin BD activa.</w:t>
             </w:r>
@@ -3852,16 +3832,14 @@
                 <w:numId w:val="11"/>
               </w:numPr>
               <w:rPr>
-                <w:sz w:val="24"/>
-                <w:szCs w:val="32"/>
-              </w:rPr>
-            </w:pPr>
-            <w:r>
-              <w:rPr>
-                <w:rFonts w:ascii="Calibri" w:hAnsi="Calibri"/>
-                <w:color w:val="000000"/>
-                <w:sz w:val="24"/>
-                <w:szCs w:val="32"/>
+                <w:szCs w:val="28"/>
+              </w:rPr>
+            </w:pPr>
+            <w:r>
+              <w:rPr>
+                <w:rFonts w:ascii="Calibri" w:hAnsi="Calibri"/>
+                <w:color w:val="000000"/>
+                <w:szCs w:val="28"/>
               </w:rPr>
               <w:t xml:space="preserve">El </w:t>
             </w:r>
@@ -3870,8 +3848,7 @@
               <w:rPr>
                 <w:rFonts w:ascii="Calibri" w:hAnsi="Calibri"/>
                 <w:color w:val="000000"/>
-                <w:sz w:val="24"/>
-                <w:szCs w:val="32"/>
+                <w:szCs w:val="28"/>
               </w:rPr>
               <w:t>NotificationService</w:t>
             </w:r>
@@ -3880,8 +3857,7 @@
               <w:rPr>
                 <w:rFonts w:ascii="Calibri" w:hAnsi="Calibri"/>
                 <w:color w:val="000000"/>
-                <w:sz w:val="24"/>
-                <w:szCs w:val="32"/>
+                <w:szCs w:val="28"/>
               </w:rPr>
               <w:t xml:space="preserve"> solo emite eventos en memoria sin persistencia en </w:t>
             </w:r>
@@ -3890,8 +3866,7 @@
               <w:rPr>
                 <w:rFonts w:ascii="Calibri" w:hAnsi="Calibri"/>
                 <w:color w:val="000000"/>
-                <w:sz w:val="24"/>
-                <w:szCs w:val="32"/>
+                <w:szCs w:val="28"/>
               </w:rPr>
               <w:t>audit_log</w:t>
             </w:r>
@@ -3900,8 +3875,7 @@
               <w:rPr>
                 <w:rFonts w:ascii="Calibri" w:hAnsi="Calibri"/>
                 <w:color w:val="000000"/>
-                <w:sz w:val="24"/>
-                <w:szCs w:val="32"/>
+                <w:szCs w:val="28"/>
               </w:rPr>
               <w:t>; en producción no hay trazabilidad de las notificaciones emitidas.</w:t>
             </w:r>
@@ -3922,16 +3896,14 @@
                 <w:numId w:val="11"/>
               </w:numPr>
               <w:rPr>
-                <w:sz w:val="24"/>
-                <w:szCs w:val="32"/>
-              </w:rPr>
-            </w:pPr>
-            <w:r>
-              <w:rPr>
-                <w:rFonts w:ascii="Calibri" w:hAnsi="Calibri"/>
-                <w:color w:val="000000"/>
-                <w:sz w:val="24"/>
-                <w:szCs w:val="32"/>
+                <w:szCs w:val="28"/>
+              </w:rPr>
+            </w:pPr>
+            <w:r>
+              <w:rPr>
+                <w:rFonts w:ascii="Calibri" w:hAnsi="Calibri"/>
+                <w:color w:val="000000"/>
+                <w:szCs w:val="28"/>
               </w:rPr>
               <w:t xml:space="preserve">No se implementó una prueba </w:t>
             </w:r>
@@ -3940,8 +3912,7 @@
               <w:rPr>
                 <w:rFonts w:ascii="Calibri" w:hAnsi="Calibri"/>
                 <w:color w:val="000000"/>
-                <w:sz w:val="24"/>
-                <w:szCs w:val="32"/>
+                <w:szCs w:val="28"/>
               </w:rPr>
               <w:t>end-to-end</w:t>
             </w:r>
@@ -3950,20 +3921,41 @@
               <w:rPr>
                 <w:rFonts w:ascii="Calibri" w:hAnsi="Calibri"/>
                 <w:color w:val="000000"/>
-                <w:sz w:val="24"/>
-                <w:szCs w:val="32"/>
-              </w:rPr>
-              <w:t xml:space="preserve"> que cubra el flujo completo: crear </w:t>
-            </w:r>
-            <w:r>
-              <w:rPr>
-                <w:rFonts w:ascii="Calibri" w:hAnsi="Calibri"/>
-                <w:color w:val="000000"/>
-                <w:sz w:val="24"/>
-                <w:szCs w:val="32"/>
-              </w:rPr>
-              <w:lastRenderedPageBreak/>
-              <w:t>requerimiento → notificar → aprobar/rechazar en una única secuencia con datos reales de BD.</w:t>
+                <w:szCs w:val="28"/>
+              </w:rPr>
+              <w:t xml:space="preserve"> que cubra el flujo completo: crear requerimiento </w:t>
+            </w:r>
+            <w:r>
+              <w:rPr>
+                <w:rFonts w:ascii="Calibri" w:hAnsi="Calibri"/>
+                <w:color w:val="000000"/>
+                <w:szCs w:val="28"/>
+              </w:rPr>
+              <w:t>,</w:t>
+            </w:r>
+            <w:r>
+              <w:rPr>
+                <w:rFonts w:ascii="Calibri" w:hAnsi="Calibri"/>
+                <w:color w:val="000000"/>
+                <w:szCs w:val="28"/>
+              </w:rPr>
+              <w:t xml:space="preserve"> notificar </w:t>
+            </w:r>
+            <w:r>
+              <w:rPr>
+                <w:rFonts w:ascii="Calibri" w:hAnsi="Calibri"/>
+                <w:color w:val="000000"/>
+                <w:szCs w:val="28"/>
+              </w:rPr>
+              <w:t>,</w:t>
+            </w:r>
+            <w:r>
+              <w:rPr>
+                <w:rFonts w:ascii="Calibri" w:hAnsi="Calibri"/>
+                <w:color w:val="000000"/>
+                <w:szCs w:val="28"/>
+              </w:rPr>
+              <w:t xml:space="preserve"> aprobar/rechazar en una única secuencia con datos reales de BD.</w:t>
             </w:r>
           </w:p>
         </w:tc>
@@ -3982,19 +3974,25 @@
                 <w:numId w:val="11"/>
               </w:numPr>
               <w:rPr>
-                <w:sz w:val="24"/>
-                <w:szCs w:val="32"/>
-              </w:rPr>
-            </w:pPr>
-            <w:r>
-              <w:rPr>
-                <w:rFonts w:ascii="Calibri" w:hAnsi="Calibri"/>
-                <w:color w:val="000000"/>
-                <w:sz w:val="24"/>
-                <w:szCs w:val="32"/>
+                <w:szCs w:val="28"/>
+              </w:rPr>
+            </w:pPr>
+            <w:r>
+              <w:rPr>
+                <w:rFonts w:ascii="Calibri" w:hAnsi="Calibri"/>
+                <w:color w:val="000000"/>
+                <w:szCs w:val="28"/>
+              </w:rPr>
+              <w:t xml:space="preserve">Dos compromisos del Sprint 05 fueron diferidos al Sprint 07 por cambio de prioridad. Se debe </w:t>
+            </w:r>
+            <w:r>
+              <w:rPr>
+                <w:rFonts w:ascii="Calibri" w:hAnsi="Calibri"/>
+                <w:color w:val="000000"/>
+                <w:szCs w:val="28"/>
               </w:rPr>
               <w:lastRenderedPageBreak/>
-              <w:t>Dos compromisos del Sprint 05 fueron diferidos al Sprint 07 por cambio de prioridad. Se debe revisar el proceso de priorización entre sprints para reducir la tasa de diferimiento.</w:t>
+              <w:t>revisar el proceso de priorización entre sprints para reducir la tasa de diferimiento.</w:t>
             </w:r>
           </w:p>
         </w:tc>
@@ -4005,6 +4003,7 @@
         <w:pStyle w:val="Ttulo2"/>
       </w:pPr>
       <w:r>
+        <w:lastRenderedPageBreak/>
         <w:t>8.3 Acciones concretas para el siguiente sprint (IMPLEMENTAR)</w:t>
       </w:r>
     </w:p>
@@ -4031,16 +4030,14 @@
                 <w:numId w:val="12"/>
               </w:numPr>
               <w:rPr>
-                <w:sz w:val="24"/>
-                <w:szCs w:val="32"/>
-              </w:rPr>
-            </w:pPr>
-            <w:r>
-              <w:rPr>
-                <w:rFonts w:ascii="Calibri" w:hAnsi="Calibri"/>
-                <w:color w:val="000000"/>
-                <w:sz w:val="24"/>
-                <w:szCs w:val="32"/>
+                <w:szCs w:val="28"/>
+              </w:rPr>
+            </w:pPr>
+            <w:r>
+              <w:rPr>
+                <w:rFonts w:ascii="Calibri" w:hAnsi="Calibri"/>
+                <w:color w:val="000000"/>
+                <w:szCs w:val="28"/>
               </w:rPr>
               <w:t>Implementar el módulo de Reportes y Dashboard consolidado (Sprint 07).</w:t>
             </w:r>
@@ -4061,16 +4058,14 @@
                 <w:numId w:val="12"/>
               </w:numPr>
               <w:rPr>
-                <w:sz w:val="24"/>
-                <w:szCs w:val="32"/>
-              </w:rPr>
-            </w:pPr>
-            <w:r>
-              <w:rPr>
-                <w:rFonts w:ascii="Calibri" w:hAnsi="Calibri"/>
-                <w:color w:val="000000"/>
-                <w:sz w:val="24"/>
-                <w:szCs w:val="32"/>
+                <w:szCs w:val="28"/>
+              </w:rPr>
+            </w:pPr>
+            <w:r>
+              <w:rPr>
+                <w:rFonts w:ascii="Calibri" w:hAnsi="Calibri"/>
+                <w:color w:val="000000"/>
+                <w:szCs w:val="28"/>
               </w:rPr>
               <w:t xml:space="preserve">Implementar BD de pruebas con </w:t>
             </w:r>
@@ -4079,8 +4074,7 @@
               <w:rPr>
                 <w:rFonts w:ascii="Calibri" w:hAnsi="Calibri"/>
                 <w:color w:val="000000"/>
-                <w:sz w:val="24"/>
-                <w:szCs w:val="32"/>
+                <w:szCs w:val="28"/>
               </w:rPr>
               <w:t>seed</w:t>
             </w:r>
@@ -4089,8 +4083,7 @@
               <w:rPr>
                 <w:rFonts w:ascii="Calibri" w:hAnsi="Calibri"/>
                 <w:color w:val="000000"/>
-                <w:sz w:val="24"/>
-                <w:szCs w:val="32"/>
+                <w:szCs w:val="28"/>
               </w:rPr>
               <w:t xml:space="preserve"> data para todos los roles, ejecutable en Docker Compose de entorno test.</w:t>
             </w:r>
@@ -4111,16 +4104,14 @@
                 <w:numId w:val="12"/>
               </w:numPr>
               <w:rPr>
-                <w:sz w:val="24"/>
-                <w:szCs w:val="32"/>
-              </w:rPr>
-            </w:pPr>
-            <w:r>
-              <w:rPr>
-                <w:rFonts w:ascii="Calibri" w:hAnsi="Calibri"/>
-                <w:color w:val="000000"/>
-                <w:sz w:val="24"/>
-                <w:szCs w:val="32"/>
+                <w:szCs w:val="28"/>
+              </w:rPr>
+            </w:pPr>
+            <w:r>
+              <w:rPr>
+                <w:rFonts w:ascii="Calibri" w:hAnsi="Calibri"/>
+                <w:color w:val="000000"/>
+                <w:szCs w:val="28"/>
               </w:rPr>
               <w:t xml:space="preserve">Agregar persistencia de eventos en tabla </w:t>
             </w:r>
@@ -4129,8 +4120,7 @@
               <w:rPr>
                 <w:rFonts w:ascii="Calibri" w:hAnsi="Calibri"/>
                 <w:color w:val="000000"/>
-                <w:sz w:val="24"/>
-                <w:szCs w:val="32"/>
+                <w:szCs w:val="28"/>
               </w:rPr>
               <w:t>audit_log</w:t>
             </w:r>
@@ -4139,8 +4129,7 @@
               <w:rPr>
                 <w:rFonts w:ascii="Calibri" w:hAnsi="Calibri"/>
                 <w:color w:val="000000"/>
-                <w:sz w:val="24"/>
-                <w:szCs w:val="32"/>
+                <w:szCs w:val="28"/>
               </w:rPr>
               <w:t xml:space="preserve"> del </w:t>
             </w:r>
@@ -4149,8 +4138,7 @@
               <w:rPr>
                 <w:rFonts w:ascii="Calibri" w:hAnsi="Calibri"/>
                 <w:color w:val="000000"/>
-                <w:sz w:val="24"/>
-                <w:szCs w:val="32"/>
+                <w:szCs w:val="28"/>
               </w:rPr>
               <w:t>NotificationService</w:t>
             </w:r>
@@ -4159,8 +4147,7 @@
               <w:rPr>
                 <w:rFonts w:ascii="Calibri" w:hAnsi="Calibri"/>
                 <w:color w:val="000000"/>
-                <w:sz w:val="24"/>
-                <w:szCs w:val="32"/>
+                <w:szCs w:val="28"/>
               </w:rPr>
               <w:t>.</w:t>
             </w:r>
@@ -4181,16 +4168,14 @@
                 <w:numId w:val="12"/>
               </w:numPr>
               <w:rPr>
-                <w:sz w:val="24"/>
-                <w:szCs w:val="32"/>
-              </w:rPr>
-            </w:pPr>
-            <w:r>
-              <w:rPr>
-                <w:rFonts w:ascii="Calibri" w:hAnsi="Calibri"/>
-                <w:color w:val="000000"/>
-                <w:sz w:val="24"/>
-                <w:szCs w:val="32"/>
+                <w:szCs w:val="28"/>
+              </w:rPr>
+            </w:pPr>
+            <w:r>
+              <w:rPr>
+                <w:rFonts w:ascii="Calibri" w:hAnsi="Calibri"/>
+                <w:color w:val="000000"/>
+                <w:szCs w:val="28"/>
               </w:rPr>
               <w:t xml:space="preserve">Implementar prueba </w:t>
             </w:r>
@@ -4199,8 +4184,7 @@
               <w:rPr>
                 <w:rFonts w:ascii="Calibri" w:hAnsi="Calibri"/>
                 <w:color w:val="000000"/>
-                <w:sz w:val="24"/>
-                <w:szCs w:val="32"/>
+                <w:szCs w:val="28"/>
               </w:rPr>
               <w:t>end-to-end</w:t>
             </w:r>
@@ -4209,8 +4193,7 @@
               <w:rPr>
                 <w:rFonts w:ascii="Calibri" w:hAnsi="Calibri"/>
                 <w:color w:val="000000"/>
-                <w:sz w:val="24"/>
-                <w:szCs w:val="32"/>
+                <w:szCs w:val="28"/>
               </w:rPr>
               <w:t xml:space="preserve"> del flujo completo de requerimientos de compra.</w:t>
             </w:r>
@@ -4231,16 +4214,14 @@
                 <w:numId w:val="12"/>
               </w:numPr>
               <w:rPr>
-                <w:sz w:val="24"/>
-                <w:szCs w:val="32"/>
-              </w:rPr>
-            </w:pPr>
-            <w:r>
-              <w:rPr>
-                <w:rFonts w:ascii="Calibri" w:hAnsi="Calibri"/>
-                <w:color w:val="000000"/>
-                <w:sz w:val="24"/>
-                <w:szCs w:val="32"/>
+                <w:szCs w:val="28"/>
+              </w:rPr>
+            </w:pPr>
+            <w:r>
+              <w:rPr>
+                <w:rFonts w:ascii="Calibri" w:hAnsi="Calibri"/>
+                <w:color w:val="000000"/>
+                <w:szCs w:val="28"/>
               </w:rPr>
               <w:t>Implementar exportación de reportes en formato Excel (xlsx).</w:t>
             </w:r>
@@ -4261,16 +4242,14 @@
                 <w:numId w:val="12"/>
               </w:numPr>
               <w:rPr>
-                <w:sz w:val="24"/>
-                <w:szCs w:val="32"/>
-              </w:rPr>
-            </w:pPr>
-            <w:r>
-              <w:rPr>
-                <w:rFonts w:ascii="Calibri" w:hAnsi="Calibri"/>
-                <w:color w:val="000000"/>
-                <w:sz w:val="24"/>
-                <w:szCs w:val="32"/>
+                <w:szCs w:val="28"/>
+              </w:rPr>
+            </w:pPr>
+            <w:r>
+              <w:rPr>
+                <w:rFonts w:ascii="Calibri" w:hAnsi="Calibri"/>
+                <w:color w:val="000000"/>
+                <w:szCs w:val="28"/>
               </w:rPr>
               <w:t>Mantener cobertura de pruebas automatizadas &gt;= 100% PASS en suite acumulada.</w:t>
             </w:r>
@@ -4324,11 +4303,18 @@
             <w:shd w:val="clear" w:color="auto" w:fill="17365D" w:themeFill="text2" w:themeFillShade="BF"/>
           </w:tcPr>
           <w:p>
+            <w:pPr>
+              <w:rPr>
+                <w:sz w:val="20"/>
+                <w:szCs w:val="24"/>
+              </w:rPr>
+            </w:pPr>
             <w:r>
               <w:rPr>
                 <w:rFonts w:ascii="Calibri" w:hAnsi="Calibri"/>
                 <w:color w:val="FFFFFF"/>
-                <w:sz w:val="18"/>
+                <w:sz w:val="20"/>
+                <w:szCs w:val="24"/>
               </w:rPr>
               <w:t>Métrica</w:t>
             </w:r>
@@ -4346,12 +4332,17 @@
           <w:p>
             <w:pPr>
               <w:cnfStyle w:val="100000000000" w:firstRow="1" w:lastRow="0" w:firstColumn="0" w:lastColumn="0" w:oddVBand="0" w:evenVBand="0" w:oddHBand="0" w:evenHBand="0" w:firstRowFirstColumn="0" w:firstRowLastColumn="0" w:lastRowFirstColumn="0" w:lastRowLastColumn="0"/>
+              <w:rPr>
+                <w:sz w:val="20"/>
+                <w:szCs w:val="24"/>
+              </w:rPr>
             </w:pPr>
             <w:r>
               <w:rPr>
                 <w:rFonts w:ascii="Calibri" w:hAnsi="Calibri"/>
                 <w:color w:val="FFFFFF"/>
-                <w:sz w:val="18"/>
+                <w:sz w:val="20"/>
+                <w:szCs w:val="24"/>
               </w:rPr>
               <w:t>Valor planificado</w:t>
             </w:r>
@@ -4370,12 +4361,17 @@
           <w:p>
             <w:pPr>
               <w:cnfStyle w:val="100000000000" w:firstRow="1" w:lastRow="0" w:firstColumn="0" w:lastColumn="0" w:oddVBand="0" w:evenVBand="0" w:oddHBand="0" w:evenHBand="0" w:firstRowFirstColumn="0" w:firstRowLastColumn="0" w:lastRowFirstColumn="0" w:lastRowLastColumn="0"/>
+              <w:rPr>
+                <w:sz w:val="20"/>
+                <w:szCs w:val="24"/>
+              </w:rPr>
             </w:pPr>
             <w:r>
               <w:rPr>
                 <w:rFonts w:ascii="Calibri" w:hAnsi="Calibri"/>
                 <w:color w:val="FFFFFF"/>
-                <w:sz w:val="18"/>
+                <w:sz w:val="20"/>
+                <w:szCs w:val="24"/>
               </w:rPr>
               <w:t>Valor real</w:t>
             </w:r>
@@ -4392,11 +4388,18 @@
             <w:tcW w:w="3135" w:type="dxa"/>
           </w:tcPr>
           <w:p>
-            <w:r>
-              <w:rPr>
-                <w:rFonts w:ascii="Calibri" w:hAnsi="Calibri"/>
-                <w:color w:val="000000"/>
-                <w:sz w:val="18"/>
+            <w:pPr>
+              <w:rPr>
+                <w:sz w:val="20"/>
+                <w:szCs w:val="24"/>
+              </w:rPr>
+            </w:pPr>
+            <w:r>
+              <w:rPr>
+                <w:rFonts w:ascii="Calibri" w:hAnsi="Calibri"/>
+                <w:color w:val="000000"/>
+                <w:sz w:val="20"/>
+                <w:szCs w:val="24"/>
               </w:rPr>
               <w:t>Story Points del sprint</w:t>
             </w:r>
@@ -4409,12 +4412,17 @@
           <w:p>
             <w:pPr>
               <w:cnfStyle w:val="000000100000" w:firstRow="0" w:lastRow="0" w:firstColumn="0" w:lastColumn="0" w:oddVBand="0" w:evenVBand="0" w:oddHBand="1" w:evenHBand="0" w:firstRowFirstColumn="0" w:firstRowLastColumn="0" w:lastRowFirstColumn="0" w:lastRowLastColumn="0"/>
-            </w:pPr>
-            <w:r>
-              <w:rPr>
-                <w:rFonts w:ascii="Calibri" w:hAnsi="Calibri"/>
-                <w:color w:val="000000"/>
-                <w:sz w:val="18"/>
+              <w:rPr>
+                <w:sz w:val="20"/>
+                <w:szCs w:val="24"/>
+              </w:rPr>
+            </w:pPr>
+            <w:r>
+              <w:rPr>
+                <w:rFonts w:ascii="Calibri" w:hAnsi="Calibri"/>
+                <w:color w:val="000000"/>
+                <w:sz w:val="20"/>
+                <w:szCs w:val="24"/>
               </w:rPr>
               <w:t>42 SP</w:t>
             </w:r>
@@ -4427,12 +4435,17 @@
           <w:p>
             <w:pPr>
               <w:cnfStyle w:val="000000100000" w:firstRow="0" w:lastRow="0" w:firstColumn="0" w:lastColumn="0" w:oddVBand="0" w:evenVBand="0" w:oddHBand="1" w:evenHBand="0" w:firstRowFirstColumn="0" w:firstRowLastColumn="0" w:lastRowFirstColumn="0" w:lastRowLastColumn="0"/>
-            </w:pPr>
-            <w:r>
-              <w:rPr>
-                <w:rFonts w:ascii="Calibri" w:hAnsi="Calibri"/>
-                <w:color w:val="000000"/>
-                <w:sz w:val="18"/>
+              <w:rPr>
+                <w:sz w:val="20"/>
+                <w:szCs w:val="24"/>
+              </w:rPr>
+            </w:pPr>
+            <w:r>
+              <w:rPr>
+                <w:rFonts w:ascii="Calibri" w:hAnsi="Calibri"/>
+                <w:color w:val="000000"/>
+                <w:sz w:val="20"/>
+                <w:szCs w:val="24"/>
               </w:rPr>
               <w:t>42 SP</w:t>
             </w:r>
@@ -4446,11 +4459,18 @@
             <w:tcW w:w="3135" w:type="dxa"/>
           </w:tcPr>
           <w:p>
-            <w:r>
-              <w:rPr>
-                <w:rFonts w:ascii="Calibri" w:hAnsi="Calibri"/>
-                <w:color w:val="000000"/>
-                <w:sz w:val="18"/>
+            <w:pPr>
+              <w:rPr>
+                <w:sz w:val="20"/>
+                <w:szCs w:val="24"/>
+              </w:rPr>
+            </w:pPr>
+            <w:r>
+              <w:rPr>
+                <w:rFonts w:ascii="Calibri" w:hAnsi="Calibri"/>
+                <w:color w:val="000000"/>
+                <w:sz w:val="20"/>
+                <w:szCs w:val="24"/>
               </w:rPr>
               <w:t>N° historias de usuario (HU)</w:t>
             </w:r>
@@ -4463,12 +4483,17 @@
           <w:p>
             <w:pPr>
               <w:cnfStyle w:val="000000000000" w:firstRow="0" w:lastRow="0" w:firstColumn="0" w:lastColumn="0" w:oddVBand="0" w:evenVBand="0" w:oddHBand="0" w:evenHBand="0" w:firstRowFirstColumn="0" w:firstRowLastColumn="0" w:lastRowFirstColumn="0" w:lastRowLastColumn="0"/>
-            </w:pPr>
-            <w:r>
-              <w:rPr>
-                <w:rFonts w:ascii="Calibri" w:hAnsi="Calibri"/>
-                <w:color w:val="000000"/>
-                <w:sz w:val="18"/>
+              <w:rPr>
+                <w:sz w:val="20"/>
+                <w:szCs w:val="24"/>
+              </w:rPr>
+            </w:pPr>
+            <w:r>
+              <w:rPr>
+                <w:rFonts w:ascii="Calibri" w:hAnsi="Calibri"/>
+                <w:color w:val="000000"/>
+                <w:sz w:val="20"/>
+                <w:szCs w:val="24"/>
               </w:rPr>
               <w:t>5</w:t>
             </w:r>
@@ -4481,12 +4506,17 @@
           <w:p>
             <w:pPr>
               <w:cnfStyle w:val="000000000000" w:firstRow="0" w:lastRow="0" w:firstColumn="0" w:lastColumn="0" w:oddVBand="0" w:evenVBand="0" w:oddHBand="0" w:evenHBand="0" w:firstRowFirstColumn="0" w:firstRowLastColumn="0" w:lastRowFirstColumn="0" w:lastRowLastColumn="0"/>
-            </w:pPr>
-            <w:r>
-              <w:rPr>
-                <w:rFonts w:ascii="Calibri" w:hAnsi="Calibri"/>
-                <w:color w:val="000000"/>
-                <w:sz w:val="18"/>
+              <w:rPr>
+                <w:sz w:val="20"/>
+                <w:szCs w:val="24"/>
+              </w:rPr>
+            </w:pPr>
+            <w:r>
+              <w:rPr>
+                <w:rFonts w:ascii="Calibri" w:hAnsi="Calibri"/>
+                <w:color w:val="000000"/>
+                <w:sz w:val="20"/>
+                <w:szCs w:val="24"/>
               </w:rPr>
               <w:t>5</w:t>
             </w:r>
@@ -4503,11 +4533,18 @@
             <w:tcW w:w="3135" w:type="dxa"/>
           </w:tcPr>
           <w:p>
-            <w:r>
-              <w:rPr>
-                <w:rFonts w:ascii="Calibri" w:hAnsi="Calibri"/>
-                <w:color w:val="000000"/>
-                <w:sz w:val="18"/>
+            <w:pPr>
+              <w:rPr>
+                <w:sz w:val="20"/>
+                <w:szCs w:val="24"/>
+              </w:rPr>
+            </w:pPr>
+            <w:r>
+              <w:rPr>
+                <w:rFonts w:ascii="Calibri" w:hAnsi="Calibri"/>
+                <w:color w:val="000000"/>
+                <w:sz w:val="20"/>
+                <w:szCs w:val="24"/>
               </w:rPr>
               <w:t>N° historias técnicas (HT)</w:t>
             </w:r>
@@ -4520,12 +4557,17 @@
           <w:p>
             <w:pPr>
               <w:cnfStyle w:val="000000100000" w:firstRow="0" w:lastRow="0" w:firstColumn="0" w:lastColumn="0" w:oddVBand="0" w:evenVBand="0" w:oddHBand="1" w:evenHBand="0" w:firstRowFirstColumn="0" w:firstRowLastColumn="0" w:lastRowFirstColumn="0" w:lastRowLastColumn="0"/>
-            </w:pPr>
-            <w:r>
-              <w:rPr>
-                <w:rFonts w:ascii="Calibri" w:hAnsi="Calibri"/>
-                <w:color w:val="000000"/>
-                <w:sz w:val="18"/>
+              <w:rPr>
+                <w:sz w:val="20"/>
+                <w:szCs w:val="24"/>
+              </w:rPr>
+            </w:pPr>
+            <w:r>
+              <w:rPr>
+                <w:rFonts w:ascii="Calibri" w:hAnsi="Calibri"/>
+                <w:color w:val="000000"/>
+                <w:sz w:val="20"/>
+                <w:szCs w:val="24"/>
               </w:rPr>
               <w:t>0</w:t>
             </w:r>
@@ -4538,12 +4580,17 @@
           <w:p>
             <w:pPr>
               <w:cnfStyle w:val="000000100000" w:firstRow="0" w:lastRow="0" w:firstColumn="0" w:lastColumn="0" w:oddVBand="0" w:evenVBand="0" w:oddHBand="1" w:evenHBand="0" w:firstRowFirstColumn="0" w:firstRowLastColumn="0" w:lastRowFirstColumn="0" w:lastRowLastColumn="0"/>
-            </w:pPr>
-            <w:r>
-              <w:rPr>
-                <w:rFonts w:ascii="Calibri" w:hAnsi="Calibri"/>
-                <w:color w:val="000000"/>
-                <w:sz w:val="18"/>
+              <w:rPr>
+                <w:sz w:val="20"/>
+                <w:szCs w:val="24"/>
+              </w:rPr>
+            </w:pPr>
+            <w:r>
+              <w:rPr>
+                <w:rFonts w:ascii="Calibri" w:hAnsi="Calibri"/>
+                <w:color w:val="000000"/>
+                <w:sz w:val="20"/>
+                <w:szCs w:val="24"/>
               </w:rPr>
               <w:t>0</w:t>
             </w:r>
@@ -4557,11 +4604,18 @@
             <w:tcW w:w="3135" w:type="dxa"/>
           </w:tcPr>
           <w:p>
-            <w:r>
-              <w:rPr>
-                <w:rFonts w:ascii="Calibri" w:hAnsi="Calibri"/>
-                <w:color w:val="000000"/>
-                <w:sz w:val="18"/>
+            <w:pPr>
+              <w:rPr>
+                <w:sz w:val="20"/>
+                <w:szCs w:val="24"/>
+              </w:rPr>
+            </w:pPr>
+            <w:r>
+              <w:rPr>
+                <w:rFonts w:ascii="Calibri" w:hAnsi="Calibri"/>
+                <w:color w:val="000000"/>
+                <w:sz w:val="20"/>
+                <w:szCs w:val="24"/>
               </w:rPr>
               <w:t>N° ítems completados</w:t>
             </w:r>
@@ -4574,12 +4628,17 @@
           <w:p>
             <w:pPr>
               <w:cnfStyle w:val="000000000000" w:firstRow="0" w:lastRow="0" w:firstColumn="0" w:lastColumn="0" w:oddVBand="0" w:evenVBand="0" w:oddHBand="0" w:evenHBand="0" w:firstRowFirstColumn="0" w:firstRowLastColumn="0" w:lastRowFirstColumn="0" w:lastRowLastColumn="0"/>
-            </w:pPr>
-            <w:r>
-              <w:rPr>
-                <w:rFonts w:ascii="Calibri" w:hAnsi="Calibri"/>
-                <w:color w:val="000000"/>
-                <w:sz w:val="18"/>
+              <w:rPr>
+                <w:sz w:val="20"/>
+                <w:szCs w:val="24"/>
+              </w:rPr>
+            </w:pPr>
+            <w:r>
+              <w:rPr>
+                <w:rFonts w:ascii="Calibri" w:hAnsi="Calibri"/>
+                <w:color w:val="000000"/>
+                <w:sz w:val="20"/>
+                <w:szCs w:val="24"/>
               </w:rPr>
               <w:t>5</w:t>
             </w:r>
@@ -4592,12 +4651,17 @@
           <w:p>
             <w:pPr>
               <w:cnfStyle w:val="000000000000" w:firstRow="0" w:lastRow="0" w:firstColumn="0" w:lastColumn="0" w:oddVBand="0" w:evenVBand="0" w:oddHBand="0" w:evenHBand="0" w:firstRowFirstColumn="0" w:firstRowLastColumn="0" w:lastRowFirstColumn="0" w:lastRowLastColumn="0"/>
-            </w:pPr>
-            <w:r>
-              <w:rPr>
-                <w:rFonts w:ascii="Calibri" w:hAnsi="Calibri"/>
-                <w:color w:val="000000"/>
-                <w:sz w:val="18"/>
+              <w:rPr>
+                <w:sz w:val="20"/>
+                <w:szCs w:val="24"/>
+              </w:rPr>
+            </w:pPr>
+            <w:r>
+              <w:rPr>
+                <w:rFonts w:ascii="Calibri" w:hAnsi="Calibri"/>
+                <w:color w:val="000000"/>
+                <w:sz w:val="20"/>
+                <w:szCs w:val="24"/>
               </w:rPr>
               <w:t>5 (100%)</w:t>
             </w:r>
@@ -4614,11 +4678,18 @@
             <w:tcW w:w="3135" w:type="dxa"/>
           </w:tcPr>
           <w:p>
-            <w:r>
-              <w:rPr>
-                <w:rFonts w:ascii="Calibri" w:hAnsi="Calibri"/>
-                <w:color w:val="000000"/>
-                <w:sz w:val="18"/>
+            <w:pPr>
+              <w:rPr>
+                <w:sz w:val="20"/>
+                <w:szCs w:val="24"/>
+              </w:rPr>
+            </w:pPr>
+            <w:r>
+              <w:rPr>
+                <w:rFonts w:ascii="Calibri" w:hAnsi="Calibri"/>
+                <w:color w:val="000000"/>
+                <w:sz w:val="20"/>
+                <w:szCs w:val="24"/>
               </w:rPr>
               <w:t>N° ítems bloqueados</w:t>
             </w:r>
@@ -4631,12 +4702,17 @@
           <w:p>
             <w:pPr>
               <w:cnfStyle w:val="000000100000" w:firstRow="0" w:lastRow="0" w:firstColumn="0" w:lastColumn="0" w:oddVBand="0" w:evenVBand="0" w:oddHBand="1" w:evenHBand="0" w:firstRowFirstColumn="0" w:firstRowLastColumn="0" w:lastRowFirstColumn="0" w:lastRowLastColumn="0"/>
-            </w:pPr>
-            <w:r>
-              <w:rPr>
-                <w:rFonts w:ascii="Calibri" w:hAnsi="Calibri"/>
-                <w:color w:val="000000"/>
-                <w:sz w:val="18"/>
+              <w:rPr>
+                <w:sz w:val="20"/>
+                <w:szCs w:val="24"/>
+              </w:rPr>
+            </w:pPr>
+            <w:r>
+              <w:rPr>
+                <w:rFonts w:ascii="Calibri" w:hAnsi="Calibri"/>
+                <w:color w:val="000000"/>
+                <w:sz w:val="20"/>
+                <w:szCs w:val="24"/>
               </w:rPr>
               <w:t>0</w:t>
             </w:r>
@@ -4649,12 +4725,17 @@
           <w:p>
             <w:pPr>
               <w:cnfStyle w:val="000000100000" w:firstRow="0" w:lastRow="0" w:firstColumn="0" w:lastColumn="0" w:oddVBand="0" w:evenVBand="0" w:oddHBand="1" w:evenHBand="0" w:firstRowFirstColumn="0" w:firstRowLastColumn="0" w:lastRowFirstColumn="0" w:lastRowLastColumn="0"/>
-            </w:pPr>
-            <w:r>
-              <w:rPr>
-                <w:rFonts w:ascii="Calibri" w:hAnsi="Calibri"/>
-                <w:color w:val="000000"/>
-                <w:sz w:val="18"/>
+              <w:rPr>
+                <w:sz w:val="20"/>
+                <w:szCs w:val="24"/>
+              </w:rPr>
+            </w:pPr>
+            <w:r>
+              <w:rPr>
+                <w:rFonts w:ascii="Calibri" w:hAnsi="Calibri"/>
+                <w:color w:val="000000"/>
+                <w:sz w:val="20"/>
+                <w:szCs w:val="24"/>
               </w:rPr>
               <w:t>0</w:t>
             </w:r>
@@ -4668,11 +4749,18 @@
             <w:tcW w:w="3135" w:type="dxa"/>
           </w:tcPr>
           <w:p>
-            <w:r>
-              <w:rPr>
-                <w:rFonts w:ascii="Calibri" w:hAnsi="Calibri"/>
-                <w:color w:val="000000"/>
-                <w:sz w:val="18"/>
+            <w:pPr>
+              <w:rPr>
+                <w:sz w:val="20"/>
+                <w:szCs w:val="24"/>
+              </w:rPr>
+            </w:pPr>
+            <w:r>
+              <w:rPr>
+                <w:rFonts w:ascii="Calibri" w:hAnsi="Calibri"/>
+                <w:color w:val="000000"/>
+                <w:sz w:val="20"/>
+                <w:szCs w:val="24"/>
               </w:rPr>
               <w:t>Velocidad (SP/semana)</w:t>
             </w:r>
@@ -4685,12 +4773,17 @@
           <w:p>
             <w:pPr>
               <w:cnfStyle w:val="000000000000" w:firstRow="0" w:lastRow="0" w:firstColumn="0" w:lastColumn="0" w:oddVBand="0" w:evenVBand="0" w:oddHBand="0" w:evenHBand="0" w:firstRowFirstColumn="0" w:firstRowLastColumn="0" w:lastRowFirstColumn="0" w:lastRowLastColumn="0"/>
-            </w:pPr>
-            <w:r>
-              <w:rPr>
-                <w:rFonts w:ascii="Calibri" w:hAnsi="Calibri"/>
-                <w:color w:val="000000"/>
-                <w:sz w:val="18"/>
+              <w:rPr>
+                <w:sz w:val="20"/>
+                <w:szCs w:val="24"/>
+              </w:rPr>
+            </w:pPr>
+            <w:r>
+              <w:rPr>
+                <w:rFonts w:ascii="Calibri" w:hAnsi="Calibri"/>
+                <w:color w:val="000000"/>
+                <w:sz w:val="20"/>
+                <w:szCs w:val="24"/>
               </w:rPr>
               <w:t>42</w:t>
             </w:r>
@@ -4703,12 +4796,17 @@
           <w:p>
             <w:pPr>
               <w:cnfStyle w:val="000000000000" w:firstRow="0" w:lastRow="0" w:firstColumn="0" w:lastColumn="0" w:oddVBand="0" w:evenVBand="0" w:oddHBand="0" w:evenHBand="0" w:firstRowFirstColumn="0" w:firstRowLastColumn="0" w:lastRowFirstColumn="0" w:lastRowLastColumn="0"/>
-            </w:pPr>
-            <w:r>
-              <w:rPr>
-                <w:rFonts w:ascii="Calibri" w:hAnsi="Calibri"/>
-                <w:color w:val="000000"/>
-                <w:sz w:val="18"/>
+              <w:rPr>
+                <w:sz w:val="20"/>
+                <w:szCs w:val="24"/>
+              </w:rPr>
+            </w:pPr>
+            <w:r>
+              <w:rPr>
+                <w:rFonts w:ascii="Calibri" w:hAnsi="Calibri"/>
+                <w:color w:val="000000"/>
+                <w:sz w:val="20"/>
+                <w:szCs w:val="24"/>
               </w:rPr>
               <w:t>42</w:t>
             </w:r>
@@ -4725,11 +4823,18 @@
             <w:tcW w:w="3135" w:type="dxa"/>
           </w:tcPr>
           <w:p>
-            <w:r>
-              <w:rPr>
-                <w:rFonts w:ascii="Calibri" w:hAnsi="Calibri"/>
-                <w:color w:val="000000"/>
-                <w:sz w:val="18"/>
+            <w:pPr>
+              <w:rPr>
+                <w:sz w:val="20"/>
+                <w:szCs w:val="24"/>
+              </w:rPr>
+            </w:pPr>
+            <w:r>
+              <w:rPr>
+                <w:rFonts w:ascii="Calibri" w:hAnsi="Calibri"/>
+                <w:color w:val="000000"/>
+                <w:sz w:val="20"/>
+                <w:szCs w:val="24"/>
               </w:rPr>
               <w:t>% Cumplimiento del backlog</w:t>
             </w:r>
@@ -4742,12 +4847,17 @@
           <w:p>
             <w:pPr>
               <w:cnfStyle w:val="000000100000" w:firstRow="0" w:lastRow="0" w:firstColumn="0" w:lastColumn="0" w:oddVBand="0" w:evenVBand="0" w:oddHBand="1" w:evenHBand="0" w:firstRowFirstColumn="0" w:firstRowLastColumn="0" w:lastRowFirstColumn="0" w:lastRowLastColumn="0"/>
-            </w:pPr>
-            <w:r>
-              <w:rPr>
-                <w:rFonts w:ascii="Calibri" w:hAnsi="Calibri"/>
-                <w:color w:val="000000"/>
-                <w:sz w:val="18"/>
+              <w:rPr>
+                <w:sz w:val="20"/>
+                <w:szCs w:val="24"/>
+              </w:rPr>
+            </w:pPr>
+            <w:r>
+              <w:rPr>
+                <w:rFonts w:ascii="Calibri" w:hAnsi="Calibri"/>
+                <w:color w:val="000000"/>
+                <w:sz w:val="20"/>
+                <w:szCs w:val="24"/>
               </w:rPr>
               <w:t>100%</w:t>
             </w:r>
@@ -4760,12 +4870,17 @@
           <w:p>
             <w:pPr>
               <w:cnfStyle w:val="000000100000" w:firstRow="0" w:lastRow="0" w:firstColumn="0" w:lastColumn="0" w:oddVBand="0" w:evenVBand="0" w:oddHBand="1" w:evenHBand="0" w:firstRowFirstColumn="0" w:firstRowLastColumn="0" w:lastRowFirstColumn="0" w:lastRowLastColumn="0"/>
-            </w:pPr>
-            <w:r>
-              <w:rPr>
-                <w:rFonts w:ascii="Calibri" w:hAnsi="Calibri"/>
-                <w:color w:val="000000"/>
-                <w:sz w:val="18"/>
+              <w:rPr>
+                <w:sz w:val="20"/>
+                <w:szCs w:val="24"/>
+              </w:rPr>
+            </w:pPr>
+            <w:r>
+              <w:rPr>
+                <w:rFonts w:ascii="Calibri" w:hAnsi="Calibri"/>
+                <w:color w:val="000000"/>
+                <w:sz w:val="20"/>
+                <w:szCs w:val="24"/>
               </w:rPr>
               <w:t>100%</w:t>
             </w:r>
@@ -4779,11 +4894,18 @@
             <w:tcW w:w="3135" w:type="dxa"/>
           </w:tcPr>
           <w:p>
-            <w:r>
-              <w:rPr>
-                <w:rFonts w:ascii="Calibri" w:hAnsi="Calibri"/>
-                <w:color w:val="000000"/>
-                <w:sz w:val="18"/>
+            <w:pPr>
+              <w:rPr>
+                <w:sz w:val="20"/>
+                <w:szCs w:val="24"/>
+              </w:rPr>
+            </w:pPr>
+            <w:r>
+              <w:rPr>
+                <w:rFonts w:ascii="Calibri" w:hAnsi="Calibri"/>
+                <w:color w:val="000000"/>
+                <w:sz w:val="20"/>
+                <w:szCs w:val="24"/>
               </w:rPr>
               <w:t>N° pruebas automatizadas</w:t>
             </w:r>
@@ -4796,12 +4918,17 @@
           <w:p>
             <w:pPr>
               <w:cnfStyle w:val="000000000000" w:firstRow="0" w:lastRow="0" w:firstColumn="0" w:lastColumn="0" w:oddVBand="0" w:evenVBand="0" w:oddHBand="0" w:evenHBand="0" w:firstRowFirstColumn="0" w:firstRowLastColumn="0" w:lastRowFirstColumn="0" w:lastRowLastColumn="0"/>
-            </w:pPr>
-            <w:r>
-              <w:rPr>
-                <w:rFonts w:ascii="Calibri" w:hAnsi="Calibri"/>
-                <w:color w:val="000000"/>
-                <w:sz w:val="18"/>
+              <w:rPr>
+                <w:sz w:val="20"/>
+                <w:szCs w:val="24"/>
+              </w:rPr>
+            </w:pPr>
+            <w:r>
+              <w:rPr>
+                <w:rFonts w:ascii="Calibri" w:hAnsi="Calibri"/>
+                <w:color w:val="000000"/>
+                <w:sz w:val="20"/>
+                <w:szCs w:val="24"/>
               </w:rPr>
               <w:t>36</w:t>
             </w:r>
@@ -4814,12 +4941,17 @@
           <w:p>
             <w:pPr>
               <w:cnfStyle w:val="000000000000" w:firstRow="0" w:lastRow="0" w:firstColumn="0" w:lastColumn="0" w:oddVBand="0" w:evenVBand="0" w:oddHBand="0" w:evenHBand="0" w:firstRowFirstColumn="0" w:firstRowLastColumn="0" w:lastRowFirstColumn="0" w:lastRowLastColumn="0"/>
-            </w:pPr>
-            <w:r>
-              <w:rPr>
-                <w:rFonts w:ascii="Calibri" w:hAnsi="Calibri"/>
-                <w:color w:val="000000"/>
-                <w:sz w:val="18"/>
+              <w:rPr>
+                <w:sz w:val="20"/>
+                <w:szCs w:val="24"/>
+              </w:rPr>
+            </w:pPr>
+            <w:r>
+              <w:rPr>
+                <w:rFonts w:ascii="Calibri" w:hAnsi="Calibri"/>
+                <w:color w:val="000000"/>
+                <w:sz w:val="20"/>
+                <w:szCs w:val="24"/>
               </w:rPr>
               <w:t>36 (100% PASS)</w:t>
             </w:r>
@@ -4836,11 +4968,18 @@
             <w:tcW w:w="3135" w:type="dxa"/>
           </w:tcPr>
           <w:p>
-            <w:r>
-              <w:rPr>
-                <w:rFonts w:ascii="Calibri" w:hAnsi="Calibri"/>
-                <w:color w:val="000000"/>
-                <w:sz w:val="18"/>
+            <w:pPr>
+              <w:rPr>
+                <w:sz w:val="20"/>
+                <w:szCs w:val="24"/>
+              </w:rPr>
+            </w:pPr>
+            <w:r>
+              <w:rPr>
+                <w:rFonts w:ascii="Calibri" w:hAnsi="Calibri"/>
+                <w:color w:val="000000"/>
+                <w:sz w:val="20"/>
+                <w:szCs w:val="24"/>
               </w:rPr>
               <w:t>N° módulos con cobertura &gt;= 80%</w:t>
             </w:r>
@@ -4853,12 +4992,17 @@
           <w:p>
             <w:pPr>
               <w:cnfStyle w:val="000000100000" w:firstRow="0" w:lastRow="0" w:firstColumn="0" w:lastColumn="0" w:oddVBand="0" w:evenVBand="0" w:oddHBand="1" w:evenHBand="0" w:firstRowFirstColumn="0" w:firstRowLastColumn="0" w:lastRowFirstColumn="0" w:lastRowLastColumn="0"/>
-            </w:pPr>
-            <w:r>
-              <w:rPr>
-                <w:rFonts w:ascii="Calibri" w:hAnsi="Calibri"/>
-                <w:color w:val="000000"/>
-                <w:sz w:val="18"/>
+              <w:rPr>
+                <w:sz w:val="20"/>
+                <w:szCs w:val="24"/>
+              </w:rPr>
+            </w:pPr>
+            <w:r>
+              <w:rPr>
+                <w:rFonts w:ascii="Calibri" w:hAnsi="Calibri"/>
+                <w:color w:val="000000"/>
+                <w:sz w:val="20"/>
+                <w:szCs w:val="24"/>
               </w:rPr>
               <w:t>5</w:t>
             </w:r>
@@ -4871,12 +5015,17 @@
           <w:p>
             <w:pPr>
               <w:cnfStyle w:val="000000100000" w:firstRow="0" w:lastRow="0" w:firstColumn="0" w:lastColumn="0" w:oddVBand="0" w:evenVBand="0" w:oddHBand="1" w:evenHBand="0" w:firstRowFirstColumn="0" w:firstRowLastColumn="0" w:lastRowFirstColumn="0" w:lastRowLastColumn="0"/>
-            </w:pPr>
-            <w:r>
-              <w:rPr>
-                <w:rFonts w:ascii="Calibri" w:hAnsi="Calibri"/>
-                <w:color w:val="000000"/>
-                <w:sz w:val="18"/>
+              <w:rPr>
+                <w:sz w:val="20"/>
+                <w:szCs w:val="24"/>
+              </w:rPr>
+            </w:pPr>
+            <w:r>
+              <w:rPr>
+                <w:rFonts w:ascii="Calibri" w:hAnsi="Calibri"/>
+                <w:color w:val="000000"/>
+                <w:sz w:val="20"/>
+                <w:szCs w:val="24"/>
               </w:rPr>
               <w:t>5 (Catálogo, Proyectos, Requerimientos, Notificaciones, Bandeja)</w:t>
             </w:r>
@@ -4890,11 +5039,18 @@
             <w:tcW w:w="3135" w:type="dxa"/>
           </w:tcPr>
           <w:p>
-            <w:r>
-              <w:rPr>
-                <w:rFonts w:ascii="Calibri" w:hAnsi="Calibri"/>
-                <w:color w:val="000000"/>
-                <w:sz w:val="18"/>
+            <w:pPr>
+              <w:rPr>
+                <w:sz w:val="20"/>
+                <w:szCs w:val="24"/>
+              </w:rPr>
+            </w:pPr>
+            <w:r>
+              <w:rPr>
+                <w:rFonts w:ascii="Calibri" w:hAnsi="Calibri"/>
+                <w:color w:val="000000"/>
+                <w:sz w:val="20"/>
+                <w:szCs w:val="24"/>
               </w:rPr>
               <w:t>N° defectos registrados</w:t>
             </w:r>
@@ -4907,12 +5063,17 @@
           <w:p>
             <w:pPr>
               <w:cnfStyle w:val="000000000000" w:firstRow="0" w:lastRow="0" w:firstColumn="0" w:lastColumn="0" w:oddVBand="0" w:evenVBand="0" w:oddHBand="0" w:evenHBand="0" w:firstRowFirstColumn="0" w:firstRowLastColumn="0" w:lastRowFirstColumn="0" w:lastRowLastColumn="0"/>
-            </w:pPr>
-            <w:r>
-              <w:rPr>
-                <w:rFonts w:ascii="Calibri" w:hAnsi="Calibri"/>
-                <w:color w:val="000000"/>
-                <w:sz w:val="18"/>
+              <w:rPr>
+                <w:sz w:val="20"/>
+                <w:szCs w:val="24"/>
+              </w:rPr>
+            </w:pPr>
+            <w:r>
+              <w:rPr>
+                <w:rFonts w:ascii="Calibri" w:hAnsi="Calibri"/>
+                <w:color w:val="000000"/>
+                <w:sz w:val="20"/>
+                <w:szCs w:val="24"/>
               </w:rPr>
               <w:t>0</w:t>
             </w:r>
@@ -4925,12 +5086,17 @@
           <w:p>
             <w:pPr>
               <w:cnfStyle w:val="000000000000" w:firstRow="0" w:lastRow="0" w:firstColumn="0" w:lastColumn="0" w:oddVBand="0" w:evenVBand="0" w:oddHBand="0" w:evenHBand="0" w:firstRowFirstColumn="0" w:firstRowLastColumn="0" w:lastRowFirstColumn="0" w:lastRowLastColumn="0"/>
-            </w:pPr>
-            <w:r>
-              <w:rPr>
-                <w:rFonts w:ascii="Calibri" w:hAnsi="Calibri"/>
-                <w:color w:val="000000"/>
-                <w:sz w:val="18"/>
+              <w:rPr>
+                <w:sz w:val="20"/>
+                <w:szCs w:val="24"/>
+              </w:rPr>
+            </w:pPr>
+            <w:r>
+              <w:rPr>
+                <w:rFonts w:ascii="Calibri" w:hAnsi="Calibri"/>
+                <w:color w:val="000000"/>
+                <w:sz w:val="20"/>
+                <w:szCs w:val="24"/>
               </w:rPr>
               <w:t>0</w:t>
             </w:r>
@@ -4947,11 +5113,18 @@
             <w:tcW w:w="3135" w:type="dxa"/>
           </w:tcPr>
           <w:p>
-            <w:r>
-              <w:rPr>
-                <w:rFonts w:ascii="Calibri" w:hAnsi="Calibri"/>
-                <w:color w:val="000000"/>
-                <w:sz w:val="18"/>
+            <w:pPr>
+              <w:rPr>
+                <w:sz w:val="20"/>
+                <w:szCs w:val="24"/>
+              </w:rPr>
+            </w:pPr>
+            <w:r>
+              <w:rPr>
+                <w:rFonts w:ascii="Calibri" w:hAnsi="Calibri"/>
+                <w:color w:val="000000"/>
+                <w:sz w:val="20"/>
+                <w:szCs w:val="24"/>
               </w:rPr>
               <w:t>Compromisos Sprint 05 §8.3 cumplidos</w:t>
             </w:r>
@@ -4964,12 +5137,17 @@
           <w:p>
             <w:pPr>
               <w:cnfStyle w:val="000000100000" w:firstRow="0" w:lastRow="0" w:firstColumn="0" w:lastColumn="0" w:oddVBand="0" w:evenVBand="0" w:oddHBand="1" w:evenHBand="0" w:firstRowFirstColumn="0" w:firstRowLastColumn="0" w:lastRowFirstColumn="0" w:lastRowLastColumn="0"/>
-            </w:pPr>
-            <w:r>
-              <w:rPr>
-                <w:rFonts w:ascii="Calibri" w:hAnsi="Calibri"/>
-                <w:color w:val="000000"/>
-                <w:sz w:val="18"/>
+              <w:rPr>
+                <w:sz w:val="20"/>
+                <w:szCs w:val="24"/>
+              </w:rPr>
+            </w:pPr>
+            <w:r>
+              <w:rPr>
+                <w:rFonts w:ascii="Calibri" w:hAnsi="Calibri"/>
+                <w:color w:val="000000"/>
+                <w:sz w:val="20"/>
+                <w:szCs w:val="24"/>
               </w:rPr>
               <w:t>5/5</w:t>
             </w:r>
@@ -4982,12 +5160,17 @@
           <w:p>
             <w:pPr>
               <w:cnfStyle w:val="000000100000" w:firstRow="0" w:lastRow="0" w:firstColumn="0" w:lastColumn="0" w:oddVBand="0" w:evenVBand="0" w:oddHBand="1" w:evenHBand="0" w:firstRowFirstColumn="0" w:firstRowLastColumn="0" w:lastRowFirstColumn="0" w:lastRowLastColumn="0"/>
-            </w:pPr>
-            <w:r>
-              <w:rPr>
-                <w:rFonts w:ascii="Calibri" w:hAnsi="Calibri"/>
-                <w:color w:val="000000"/>
-                <w:sz w:val="18"/>
+              <w:rPr>
+                <w:sz w:val="20"/>
+                <w:szCs w:val="24"/>
+              </w:rPr>
+            </w:pPr>
+            <w:r>
+              <w:rPr>
+                <w:rFonts w:ascii="Calibri" w:hAnsi="Calibri"/>
+                <w:color w:val="000000"/>
+                <w:sz w:val="20"/>
+                <w:szCs w:val="24"/>
               </w:rPr>
               <w:t>2 cumplidos + 1 parcial + 2 diferidos</w:t>
             </w:r>
@@ -5001,11 +5184,18 @@
             <w:tcW w:w="3135" w:type="dxa"/>
           </w:tcPr>
           <w:p>
-            <w:r>
-              <w:rPr>
-                <w:rFonts w:ascii="Calibri" w:hAnsi="Calibri"/>
-                <w:color w:val="000000"/>
-                <w:sz w:val="18"/>
+            <w:pPr>
+              <w:rPr>
+                <w:sz w:val="20"/>
+                <w:szCs w:val="24"/>
+              </w:rPr>
+            </w:pPr>
+            <w:r>
+              <w:rPr>
+                <w:rFonts w:ascii="Calibri" w:hAnsi="Calibri"/>
+                <w:color w:val="000000"/>
+                <w:sz w:val="20"/>
+                <w:szCs w:val="24"/>
               </w:rPr>
               <w:t>Deudas técnicas cerradas</w:t>
             </w:r>
@@ -5018,12 +5208,17 @@
           <w:p>
             <w:pPr>
               <w:cnfStyle w:val="000000000000" w:firstRow="0" w:lastRow="0" w:firstColumn="0" w:lastColumn="0" w:oddVBand="0" w:evenVBand="0" w:oddHBand="0" w:evenHBand="0" w:firstRowFirstColumn="0" w:firstRowLastColumn="0" w:lastRowFirstColumn="0" w:lastRowLastColumn="0"/>
-            </w:pPr>
-            <w:r>
-              <w:rPr>
-                <w:rFonts w:ascii="Calibri" w:hAnsi="Calibri"/>
-                <w:color w:val="000000"/>
-                <w:sz w:val="18"/>
+              <w:rPr>
+                <w:sz w:val="20"/>
+                <w:szCs w:val="24"/>
+              </w:rPr>
+            </w:pPr>
+            <w:r>
+              <w:rPr>
+                <w:rFonts w:ascii="Calibri" w:hAnsi="Calibri"/>
+                <w:color w:val="000000"/>
+                <w:sz w:val="20"/>
+                <w:szCs w:val="24"/>
               </w:rPr>
               <w:t>0</w:t>
             </w:r>
@@ -5036,12 +5231,17 @@
           <w:p>
             <w:pPr>
               <w:cnfStyle w:val="000000000000" w:firstRow="0" w:lastRow="0" w:firstColumn="0" w:lastColumn="0" w:oddVBand="0" w:evenVBand="0" w:oddHBand="0" w:evenHBand="0" w:firstRowFirstColumn="0" w:firstRowLastColumn="0" w:lastRowFirstColumn="0" w:lastRowLastColumn="0"/>
-            </w:pPr>
-            <w:r>
-              <w:rPr>
-                <w:rFonts w:ascii="Calibri" w:hAnsi="Calibri"/>
-                <w:color w:val="000000"/>
-                <w:sz w:val="18"/>
+              <w:rPr>
+                <w:sz w:val="20"/>
+                <w:szCs w:val="24"/>
+              </w:rPr>
+            </w:pPr>
+            <w:r>
+              <w:rPr>
+                <w:rFonts w:ascii="Calibri" w:hAnsi="Calibri"/>
+                <w:color w:val="000000"/>
+                <w:sz w:val="20"/>
+                <w:szCs w:val="24"/>
               </w:rPr>
               <w:t>0</w:t>
             </w:r>
@@ -5058,11 +5258,18 @@
             <w:tcW w:w="3135" w:type="dxa"/>
           </w:tcPr>
           <w:p>
-            <w:r>
-              <w:rPr>
-                <w:rFonts w:ascii="Calibri" w:hAnsi="Calibri"/>
-                <w:color w:val="000000"/>
-                <w:sz w:val="18"/>
+            <w:pPr>
+              <w:rPr>
+                <w:sz w:val="20"/>
+                <w:szCs w:val="24"/>
+              </w:rPr>
+            </w:pPr>
+            <w:r>
+              <w:rPr>
+                <w:rFonts w:ascii="Calibri" w:hAnsi="Calibri"/>
+                <w:color w:val="000000"/>
+                <w:sz w:val="20"/>
+                <w:szCs w:val="24"/>
               </w:rPr>
               <w:t>N° pruebas acumuladas del proyecto</w:t>
             </w:r>
@@ -5075,12 +5282,17 @@
           <w:p>
             <w:pPr>
               <w:cnfStyle w:val="000000100000" w:firstRow="0" w:lastRow="0" w:firstColumn="0" w:lastColumn="0" w:oddVBand="0" w:evenVBand="0" w:oddHBand="1" w:evenHBand="0" w:firstRowFirstColumn="0" w:firstRowLastColumn="0" w:lastRowFirstColumn="0" w:lastRowLastColumn="0"/>
-            </w:pPr>
-            <w:r>
-              <w:rPr>
-                <w:rFonts w:ascii="Calibri" w:hAnsi="Calibri"/>
-                <w:color w:val="000000"/>
-                <w:sz w:val="18"/>
+              <w:rPr>
+                <w:sz w:val="20"/>
+                <w:szCs w:val="24"/>
+              </w:rPr>
+            </w:pPr>
+            <w:r>
+              <w:rPr>
+                <w:rFonts w:ascii="Calibri" w:hAnsi="Calibri"/>
+                <w:color w:val="000000"/>
+                <w:sz w:val="20"/>
+                <w:szCs w:val="24"/>
               </w:rPr>
               <w:t>122</w:t>
             </w:r>
@@ -5093,12 +5305,17 @@
           <w:p>
             <w:pPr>
               <w:cnfStyle w:val="000000100000" w:firstRow="0" w:lastRow="0" w:firstColumn="0" w:lastColumn="0" w:oddVBand="0" w:evenVBand="0" w:oddHBand="1" w:evenHBand="0" w:firstRowFirstColumn="0" w:firstRowLastColumn="0" w:lastRowFirstColumn="0" w:lastRowLastColumn="0"/>
-            </w:pPr>
-            <w:r>
-              <w:rPr>
-                <w:rFonts w:ascii="Calibri" w:hAnsi="Calibri"/>
-                <w:color w:val="000000"/>
-                <w:sz w:val="18"/>
+              <w:rPr>
+                <w:sz w:val="20"/>
+                <w:szCs w:val="24"/>
+              </w:rPr>
+            </w:pPr>
+            <w:r>
+              <w:rPr>
+                <w:rFonts w:ascii="Calibri" w:hAnsi="Calibri"/>
+                <w:color w:val="000000"/>
+                <w:sz w:val="20"/>
+                <w:szCs w:val="24"/>
               </w:rPr>
               <w:t>122 (100% PASS)</w:t>
             </w:r>
@@ -5112,11 +5329,18 @@
             <w:tcW w:w="3135" w:type="dxa"/>
           </w:tcPr>
           <w:p>
-            <w:r>
-              <w:rPr>
-                <w:rFonts w:ascii="Calibri" w:hAnsi="Calibri"/>
-                <w:color w:val="000000"/>
-                <w:sz w:val="18"/>
+            <w:pPr>
+              <w:rPr>
+                <w:sz w:val="20"/>
+                <w:szCs w:val="24"/>
+              </w:rPr>
+            </w:pPr>
+            <w:r>
+              <w:rPr>
+                <w:rFonts w:ascii="Calibri" w:hAnsi="Calibri"/>
+                <w:color w:val="000000"/>
+                <w:sz w:val="20"/>
+                <w:szCs w:val="24"/>
               </w:rPr>
               <w:t>Calidad general del sprint</w:t>
             </w:r>
@@ -5129,12 +5353,17 @@
           <w:p>
             <w:pPr>
               <w:cnfStyle w:val="000000000000" w:firstRow="0" w:lastRow="0" w:firstColumn="0" w:lastColumn="0" w:oddVBand="0" w:evenVBand="0" w:oddHBand="0" w:evenHBand="0" w:firstRowFirstColumn="0" w:firstRowLastColumn="0" w:lastRowFirstColumn="0" w:lastRowLastColumn="0"/>
-            </w:pPr>
-            <w:r>
-              <w:rPr>
-                <w:rFonts w:ascii="Calibri" w:hAnsi="Calibri"/>
-                <w:color w:val="000000"/>
-                <w:sz w:val="18"/>
+              <w:rPr>
+                <w:sz w:val="20"/>
+                <w:szCs w:val="24"/>
+              </w:rPr>
+            </w:pPr>
+            <w:r>
+              <w:rPr>
+                <w:rFonts w:ascii="Calibri" w:hAnsi="Calibri"/>
+                <w:color w:val="000000"/>
+                <w:sz w:val="20"/>
+                <w:szCs w:val="24"/>
               </w:rPr>
               <w:t>Alta</w:t>
             </w:r>
@@ -5147,12 +5376,17 @@
           <w:p>
             <w:pPr>
               <w:cnfStyle w:val="000000000000" w:firstRow="0" w:lastRow="0" w:firstColumn="0" w:lastColumn="0" w:oddVBand="0" w:evenVBand="0" w:oddHBand="0" w:evenHBand="0" w:firstRowFirstColumn="0" w:firstRowLastColumn="0" w:lastRowFirstColumn="0" w:lastRowLastColumn="0"/>
-            </w:pPr>
-            <w:r>
-              <w:rPr>
-                <w:rFonts w:ascii="Calibri" w:hAnsi="Calibri"/>
-                <w:color w:val="000000"/>
-                <w:sz w:val="18"/>
+              <w:rPr>
+                <w:sz w:val="20"/>
+                <w:szCs w:val="24"/>
+              </w:rPr>
+            </w:pPr>
+            <w:r>
+              <w:rPr>
+                <w:rFonts w:ascii="Calibri" w:hAnsi="Calibri"/>
+                <w:color w:val="000000"/>
+                <w:sz w:val="20"/>
+                <w:szCs w:val="24"/>
               </w:rPr>
               <w:t>Alta</w:t>
             </w:r>
@@ -5835,15 +6069,7 @@
                 <w:rFonts w:ascii="Calibri" w:hAnsi="Calibri"/>
                 <w:color w:val="000000"/>
               </w:rPr>
-              <w:t xml:space="preserve">Mantener cobertura de pruebas automatizadas &gt;= </w:t>
-            </w:r>
-            <w:r>
-              <w:rPr>
-                <w:rFonts w:ascii="Calibri" w:hAnsi="Calibri"/>
-                <w:color w:val="000000"/>
-              </w:rPr>
-              <w:lastRenderedPageBreak/>
-              <w:t>100% PASS acumulada.</w:t>
+              <w:t>Mantener cobertura de pruebas automatizadas &gt;= 100% PASS acumulada.</w:t>
             </w:r>
           </w:p>
         </w:tc>
@@ -5860,16 +6086,7 @@
                 <w:rFonts w:ascii="Calibri" w:hAnsi="Calibri"/>
                 <w:color w:val="000000"/>
               </w:rPr>
-              <w:lastRenderedPageBreak/>
-              <w:t xml:space="preserve">Isaac Sebastian Castro Muesmueran / </w:t>
-            </w:r>
-            <w:r>
-              <w:rPr>
-                <w:rFonts w:ascii="Calibri" w:hAnsi="Calibri"/>
-                <w:color w:val="000000"/>
-              </w:rPr>
-              <w:lastRenderedPageBreak/>
-              <w:t>Ivan Santiago Pulgar Leon</w:t>
+              <w:t>Isaac Sebastian Castro Muesmueran / Ivan Santiago Pulgar Leon</w:t>
             </w:r>
           </w:p>
         </w:tc>
@@ -8374,6 +8591,7 @@
   <w:style w:type="character" w:default="1" w:styleId="Fuentedeprrafopredeter">
     <w:name w:val="Default Paragraph Font"/>
     <w:uiPriority w:val="1"/>
+    <w:semiHidden/>
     <w:unhideWhenUsed/>
   </w:style>
   <w:style w:type="table" w:default="1" w:styleId="Tablanormal">
